--- a/estimate_template.docx
+++ b/estimate_template.docx
@@ -42,7 +42,7 @@
                     </pic:cNvPicPr>
                   </pic:nvPicPr>
                   <pic:blipFill>
-                    <a:blip r:embed="rId6"/>
+                    <a:blip r:embed="rId8"/>
                     <a:stretch>
                       <a:fillRect/>
                     </a:stretch>
@@ -202,336 +202,9 @@
             <w:tcW w:w="3330" w:type="dxa"/>
           </w:tcPr>
           <w:p>
-            <w:r>
-              <w:rPr>
-                <w:noProof/>
-              </w:rPr>
-              <w:lastRenderedPageBreak/>
-              <w:drawing>
-                <wp:anchor distT="0" distB="0" distL="0" distR="0" simplePos="0" relativeHeight="251661312" behindDoc="0" locked="0" layoutInCell="0" allowOverlap="1" wp14:anchorId="1EB35D64" wp14:editId="2D4F7D51">
-                  <wp:simplePos x="0" y="0"/>
-                  <wp:positionH relativeFrom="column">
-                    <wp:posOffset>-37465</wp:posOffset>
-                  </wp:positionH>
-                  <wp:positionV relativeFrom="paragraph">
-                    <wp:posOffset>-447040</wp:posOffset>
-                  </wp:positionV>
-                  <wp:extent cx="2397760" cy="1035685"/>
-                  <wp:effectExtent l="0" t="0" r="0" b="0"/>
-                  <wp:wrapTopAndBottom/>
-                  <wp:docPr id="2" name="Image2"/>
-                  <wp:cNvGraphicFramePr>
-                    <a:graphicFrameLocks xmlns:a="http://schemas.openxmlformats.org/drawingml/2006/main" noChangeAspect="1"/>
-                  </wp:cNvGraphicFramePr>
-                  <a:graphic xmlns:a="http://schemas.openxmlformats.org/drawingml/2006/main">
-                    <a:graphicData uri="http://schemas.openxmlformats.org/drawingml/2006/picture">
-                      <pic:pic xmlns:pic="http://schemas.openxmlformats.org/drawingml/2006/picture">
-                        <pic:nvPicPr>
-                          <pic:cNvPr id="2" name="Image2"/>
-                          <pic:cNvPicPr>
-                            <a:picLocks noChangeAspect="1" noChangeArrowheads="1"/>
-                          </pic:cNvPicPr>
-                        </pic:nvPicPr>
-                        <pic:blipFill>
-                          <a:blip r:embed="rId7"/>
-                          <a:stretch>
-                            <a:fillRect/>
-                          </a:stretch>
-                        </pic:blipFill>
-                        <pic:spPr bwMode="auto">
-                          <a:xfrm>
-                            <a:off x="0" y="0"/>
-                            <a:ext cx="2397760" cy="1035685"/>
-                          </a:xfrm>
-                          <a:prstGeom prst="rect">
-                            <a:avLst/>
-                          </a:prstGeom>
-                          <a:noFill/>
-                        </pic:spPr>
-                      </pic:pic>
-                    </a:graphicData>
-                  </a:graphic>
-                </wp:anchor>
-              </w:drawing>
-            </w:r>
-            <w:r>
-              <w:rPr>
-                <w:b/>
-                <w:i/>
-                <w:color w:val="612D4B"/>
-                <w:sz w:val="26"/>
-              </w:rPr>
-              <w:t>We create everlasting moments</w:t>
-            </w:r>
-          </w:p>
-          <w:p/>
-          <w:p>
-            <w:r>
-              <w:rPr>
-                <w:b/>
-                <w:color w:val="612D4B"/>
-                <w:sz w:val="24"/>
-              </w:rPr>
-              <w:t>Client</w:t>
-            </w:r>
-          </w:p>
-          <w:p>
-            <w:pPr>
-              <w:spacing w:after="40"/>
-              <w:rPr>
-                <w:rFonts w:ascii="Cambria" w:hAnsi="Cambria"/>
-                <w:color w:val="000000"/>
-                <w:sz w:val="18"/>
-              </w:rPr>
-            </w:pPr>
-            <w:r>
-              <w:rPr>
-                <w:rFonts w:ascii="Cambria" w:hAnsi="Cambria"/>
-                <w:color w:val="000000"/>
-                <w:sz w:val="18"/>
-              </w:rPr>
-              <w:t>{{CLIENT_NAME}}</w:t>
-            </w:r>
-          </w:p>
-          <w:p>
             <w:pPr>
               <w:spacing w:after="40"/>
             </w:pPr>
-            <w:r>
-              <w:rPr>
-                <w:sz w:val="20"/>
-              </w:rPr>
-              <w:t>{{CLIENT_ADDRESS}}</w:t>
-            </w:r>
-          </w:p>
-          <w:p>
-            <w:pPr>
-              <w:spacing w:after="40"/>
-            </w:pPr>
-            <w:r>
-              <w:rPr>
-                <w:sz w:val="20"/>
-              </w:rPr>
-              <w:t>{{CLIENT_EMAIL}}</w:t>
-            </w:r>
-          </w:p>
-          <w:p/>
-          <w:p>
-            <w:r>
-              <w:rPr>
-                <w:b/>
-                <w:color w:val="612D4B"/>
-                <w:sz w:val="24"/>
-              </w:rPr>
-              <w:t>Client Representative</w:t>
-            </w:r>
-          </w:p>
-          <w:p>
-            <w:pPr>
-              <w:spacing w:after="40"/>
-            </w:pPr>
-            <w:r>
-              <w:rPr>
-                <w:sz w:val="20"/>
-              </w:rPr>
-              <w:t>{{REPRESENTATIVE_NAME}}</w:t>
-            </w:r>
-          </w:p>
-          <w:p>
-            <w:pPr>
-              <w:spacing w:after="40"/>
-            </w:pPr>
-            <w:r>
-              <w:rPr>
-                <w:sz w:val="20"/>
-              </w:rPr>
-              <w:t>{{REPRESENTATIVE_EMAIL}}</w:t>
-            </w:r>
-          </w:p>
-          <w:p>
-            <w:pPr>
-              <w:spacing w:after="40"/>
-            </w:pPr>
-            <w:r>
-              <w:rPr>
-                <w:sz w:val="20"/>
-              </w:rPr>
-              <w:t>Ph: {{REPRESENTATIVE_PHONE}}</w:t>
-            </w:r>
-          </w:p>
-          <w:p/>
-          <w:p>
-            <w:r>
-              <w:rPr>
-                <w:b/>
-                <w:color w:val="612D4B"/>
-                <w:sz w:val="24"/>
-              </w:rPr>
-              <w:t>Event Details</w:t>
-            </w:r>
-          </w:p>
-          <w:p>
-            <w:pPr>
-              <w:spacing w:after="40"/>
-            </w:pPr>
-            <w:r>
-              <w:rPr>
-                <w:sz w:val="20"/>
-              </w:rPr>
-              <w:t>{{EVENT_ADDRESS}}</w:t>
-            </w:r>
-          </w:p>
-          <w:p>
-            <w:pPr>
-              <w:spacing w:after="40"/>
-            </w:pPr>
-            <w:r>
-              <w:rPr>
-                <w:sz w:val="20"/>
-              </w:rPr>
-              <w:t>Event Code: {{EVENT_CODE}}</w:t>
-            </w:r>
-          </w:p>
-          <w:p>
-            <w:pPr>
-              <w:spacing w:after="40"/>
-            </w:pPr>
-            <w:r>
-              <w:rPr>
-                <w:sz w:val="20"/>
-              </w:rPr>
-              <w:t>Start: {{EVENT_START}}</w:t>
-            </w:r>
-          </w:p>
-          <w:p>
-            <w:pPr>
-              <w:spacing w:after="40"/>
-            </w:pPr>
-            <w:r>
-              <w:rPr>
-                <w:sz w:val="20"/>
-              </w:rPr>
-              <w:t>End: {{EVENT_END}}</w:t>
-            </w:r>
-          </w:p>
-          <w:p>
-            <w:pPr>
-              <w:spacing w:after="40"/>
-            </w:pPr>
-            <w:r>
-              <w:rPr>
-                <w:noProof/>
-              </w:rPr>
-              <w:drawing>
-                <wp:anchor distT="0" distB="0" distL="0" distR="0" simplePos="0" relativeHeight="251663360" behindDoc="1" locked="0" layoutInCell="0" allowOverlap="1" wp14:anchorId="4E78B577" wp14:editId="12AF6007">
-                  <wp:simplePos x="0" y="0"/>
-                  <wp:positionH relativeFrom="column">
-                    <wp:posOffset>150495</wp:posOffset>
-                  </wp:positionH>
-                  <wp:positionV relativeFrom="paragraph">
-                    <wp:posOffset>452755</wp:posOffset>
-                  </wp:positionV>
-                  <wp:extent cx="1169035" cy="962025"/>
-                  <wp:effectExtent l="0" t="0" r="0" b="9525"/>
-                  <wp:wrapTopAndBottom/>
-                  <wp:docPr id="1769595650" name="Image1"/>
-                  <wp:cNvGraphicFramePr>
-                    <a:graphicFrameLocks xmlns:a="http://schemas.openxmlformats.org/drawingml/2006/main" noChangeAspect="1"/>
-                  </wp:cNvGraphicFramePr>
-                  <a:graphic xmlns:a="http://schemas.openxmlformats.org/drawingml/2006/main">
-                    <a:graphicData uri="http://schemas.openxmlformats.org/drawingml/2006/picture">
-                      <pic:pic xmlns:pic="http://schemas.openxmlformats.org/drawingml/2006/picture">
-                        <pic:nvPicPr>
-                          <pic:cNvPr id="1" name="Image1"/>
-                          <pic:cNvPicPr>
-                            <a:picLocks noChangeAspect="1" noChangeArrowheads="1"/>
-                          </pic:cNvPicPr>
-                        </pic:nvPicPr>
-                        <pic:blipFill>
-                          <a:blip r:embed="rId6"/>
-                          <a:stretch>
-                            <a:fillRect/>
-                          </a:stretch>
-                        </pic:blipFill>
-                        <pic:spPr bwMode="auto">
-                          <a:xfrm>
-                            <a:off x="0" y="0"/>
-                            <a:ext cx="1169035" cy="962025"/>
-                          </a:xfrm>
-                          <a:prstGeom prst="rect">
-                            <a:avLst/>
-                          </a:prstGeom>
-                          <a:noFill/>
-                        </pic:spPr>
-                      </pic:pic>
-                    </a:graphicData>
-                  </a:graphic>
-                  <wp14:sizeRelH relativeFrom="margin">
-                    <wp14:pctWidth>0</wp14:pctWidth>
-                  </wp14:sizeRelH>
-                  <wp14:sizeRelV relativeFrom="margin">
-                    <wp14:pctHeight>0</wp14:pctHeight>
-                  </wp14:sizeRelV>
-                </wp:anchor>
-              </w:drawing>
-            </w:r>
-            <w:r>
-              <w:rPr>
-                <w:noProof/>
-              </w:rPr>
-              <w:drawing>
-                <wp:anchor distT="0" distB="0" distL="0" distR="0" simplePos="0" relativeHeight="251657216" behindDoc="0" locked="0" layoutInCell="0" allowOverlap="1" wp14:anchorId="7977CB17" wp14:editId="419B1597">
-                  <wp:simplePos x="0" y="0"/>
-                  <wp:positionH relativeFrom="column">
-                    <wp:posOffset>-58908</wp:posOffset>
-                  </wp:positionH>
-                  <wp:positionV relativeFrom="paragraph">
-                    <wp:posOffset>7260723</wp:posOffset>
-                  </wp:positionV>
-                  <wp:extent cx="1532890" cy="1261110"/>
-                  <wp:effectExtent l="0" t="0" r="0" b="0"/>
-                  <wp:wrapNone/>
-                  <wp:docPr id="3" name="Image1 Copy 1"/>
-                  <wp:cNvGraphicFramePr>
-                    <a:graphicFrameLocks xmlns:a="http://schemas.openxmlformats.org/drawingml/2006/main" noChangeAspect="1"/>
-                  </wp:cNvGraphicFramePr>
-                  <a:graphic xmlns:a="http://schemas.openxmlformats.org/drawingml/2006/main">
-                    <a:graphicData uri="http://schemas.openxmlformats.org/drawingml/2006/picture">
-                      <pic:pic xmlns:pic="http://schemas.openxmlformats.org/drawingml/2006/picture">
-                        <pic:nvPicPr>
-                          <pic:cNvPr id="3" name="Image1 Copy 1"/>
-                          <pic:cNvPicPr>
-                            <a:picLocks noChangeAspect="1" noChangeArrowheads="1"/>
-                          </pic:cNvPicPr>
-                        </pic:nvPicPr>
-                        <pic:blipFill>
-                          <a:blip r:embed="rId6"/>
-                          <a:stretch>
-                            <a:fillRect/>
-                          </a:stretch>
-                        </pic:blipFill>
-                        <pic:spPr bwMode="auto">
-                          <a:xfrm>
-                            <a:off x="0" y="0"/>
-                            <a:ext cx="1532890" cy="1261110"/>
-                          </a:xfrm>
-                          <a:prstGeom prst="rect">
-                            <a:avLst/>
-                          </a:prstGeom>
-                          <a:noFill/>
-                        </pic:spPr>
-                      </pic:pic>
-                    </a:graphicData>
-                  </a:graphic>
-                </wp:anchor>
-              </w:drawing>
-            </w:r>
-            <w:r>
-              <w:rPr>
-                <w:sz w:val="20"/>
-              </w:rPr>
-              <w:t>{{EVENT_GUESTS}} Guests</w:t>
-            </w:r>
           </w:p>
         </w:tc>
         <w:tc>
@@ -804,45 +477,11 @@
       </w:tr>
     </w:tbl>
     <w:p>
-      <w:pPr>
-        <w:pStyle w:val="Ttulo1"/>
-        <w:spacing w:before="0"/>
-      </w:pPr>
       <w:r>
         <w:lastRenderedPageBreak/>
         <w:t>[DYNAMIC_CONTENT_START]</w:t>
       </w:r>
-      <w:r>
-        <w:br/>
-      </w:r>
-      <w:r>
-        <w:br/>
-      </w:r>
     </w:p>
-    <w:p/>
-    <w:p/>
-    <w:p/>
-    <w:p/>
-    <w:p/>
-    <w:p/>
-    <w:p/>
-    <w:p/>
-    <w:p/>
-    <w:p/>
-    <w:p/>
-    <w:p/>
-    <w:p/>
-    <w:p/>
-    <w:p/>
-    <w:p/>
-    <w:p/>
-    <w:p/>
-    <w:p/>
-    <w:p/>
-    <w:p/>
-    <w:p/>
-    <w:p/>
-    <w:p/>
     <w:tbl>
       <w:tblPr>
         <w:tblW w:w="9803" w:type="dxa"/>
@@ -863,336 +502,9 @@
             <w:tcW w:w="3672" w:type="dxa"/>
           </w:tcPr>
           <w:p>
-            <w:r>
-              <w:rPr>
-                <w:noProof/>
-              </w:rPr>
-              <w:lastRenderedPageBreak/>
-              <w:drawing>
-                <wp:anchor distT="0" distB="0" distL="0" distR="0" simplePos="0" relativeHeight="251666432" behindDoc="0" locked="0" layoutInCell="0" allowOverlap="1" wp14:anchorId="3F341AD9" wp14:editId="4CF6BD57">
-                  <wp:simplePos x="0" y="0"/>
-                  <wp:positionH relativeFrom="column">
-                    <wp:posOffset>-37465</wp:posOffset>
-                  </wp:positionH>
-                  <wp:positionV relativeFrom="paragraph">
-                    <wp:posOffset>-447040</wp:posOffset>
-                  </wp:positionV>
-                  <wp:extent cx="2397760" cy="1035685"/>
-                  <wp:effectExtent l="0" t="0" r="0" b="0"/>
-                  <wp:wrapTopAndBottom/>
-                  <wp:docPr id="2084747445" name="Image2"/>
-                  <wp:cNvGraphicFramePr>
-                    <a:graphicFrameLocks xmlns:a="http://schemas.openxmlformats.org/drawingml/2006/main" noChangeAspect="1"/>
-                  </wp:cNvGraphicFramePr>
-                  <a:graphic xmlns:a="http://schemas.openxmlformats.org/drawingml/2006/main">
-                    <a:graphicData uri="http://schemas.openxmlformats.org/drawingml/2006/picture">
-                      <pic:pic xmlns:pic="http://schemas.openxmlformats.org/drawingml/2006/picture">
-                        <pic:nvPicPr>
-                          <pic:cNvPr id="2" name="Image2"/>
-                          <pic:cNvPicPr>
-                            <a:picLocks noChangeAspect="1" noChangeArrowheads="1"/>
-                          </pic:cNvPicPr>
-                        </pic:nvPicPr>
-                        <pic:blipFill>
-                          <a:blip r:embed="rId7"/>
-                          <a:stretch>
-                            <a:fillRect/>
-                          </a:stretch>
-                        </pic:blipFill>
-                        <pic:spPr bwMode="auto">
-                          <a:xfrm>
-                            <a:off x="0" y="0"/>
-                            <a:ext cx="2397760" cy="1035685"/>
-                          </a:xfrm>
-                          <a:prstGeom prst="rect">
-                            <a:avLst/>
-                          </a:prstGeom>
-                          <a:noFill/>
-                        </pic:spPr>
-                      </pic:pic>
-                    </a:graphicData>
-                  </a:graphic>
-                </wp:anchor>
-              </w:drawing>
-            </w:r>
-            <w:r>
-              <w:rPr>
-                <w:b/>
-                <w:i/>
-                <w:color w:val="612D4B"/>
-                <w:sz w:val="26"/>
-              </w:rPr>
-              <w:t>We create everlasting moments</w:t>
-            </w:r>
-          </w:p>
-          <w:p/>
-          <w:p>
-            <w:r>
-              <w:rPr>
-                <w:b/>
-                <w:color w:val="612D4B"/>
-                <w:sz w:val="24"/>
-              </w:rPr>
-              <w:t>Client</w:t>
-            </w:r>
-          </w:p>
-          <w:p>
-            <w:pPr>
-              <w:spacing w:after="40"/>
-              <w:rPr>
-                <w:rFonts w:ascii="Cambria" w:hAnsi="Cambria"/>
-                <w:color w:val="000000"/>
-                <w:sz w:val="18"/>
-              </w:rPr>
-            </w:pPr>
-            <w:r>
-              <w:rPr>
-                <w:rFonts w:ascii="Cambria" w:hAnsi="Cambria"/>
-                <w:color w:val="000000"/>
-                <w:sz w:val="18"/>
-              </w:rPr>
-              <w:t>{{CLIENT_NAME}}</w:t>
-            </w:r>
-          </w:p>
-          <w:p>
             <w:pPr>
               <w:spacing w:after="40"/>
             </w:pPr>
-            <w:r>
-              <w:rPr>
-                <w:sz w:val="20"/>
-              </w:rPr>
-              <w:t>{{CLIENT_ADDRESS}}</w:t>
-            </w:r>
-          </w:p>
-          <w:p>
-            <w:pPr>
-              <w:spacing w:after="40"/>
-            </w:pPr>
-            <w:r>
-              <w:rPr>
-                <w:sz w:val="20"/>
-              </w:rPr>
-              <w:t>{{CLIENT_EMAIL}}</w:t>
-            </w:r>
-          </w:p>
-          <w:p/>
-          <w:p>
-            <w:r>
-              <w:rPr>
-                <w:b/>
-                <w:color w:val="612D4B"/>
-                <w:sz w:val="24"/>
-              </w:rPr>
-              <w:t>Client Representative</w:t>
-            </w:r>
-          </w:p>
-          <w:p>
-            <w:pPr>
-              <w:spacing w:after="40"/>
-            </w:pPr>
-            <w:r>
-              <w:rPr>
-                <w:sz w:val="20"/>
-              </w:rPr>
-              <w:t>{{REPRESENTATIVE_NAME}}</w:t>
-            </w:r>
-          </w:p>
-          <w:p>
-            <w:pPr>
-              <w:spacing w:after="40"/>
-            </w:pPr>
-            <w:r>
-              <w:rPr>
-                <w:sz w:val="20"/>
-              </w:rPr>
-              <w:t>{{REPRESENTATIVE_EMAIL}}</w:t>
-            </w:r>
-          </w:p>
-          <w:p>
-            <w:pPr>
-              <w:spacing w:after="40"/>
-            </w:pPr>
-            <w:r>
-              <w:rPr>
-                <w:sz w:val="20"/>
-              </w:rPr>
-              <w:t>Ph: {{REPRESENTATIVE_PHONE}}</w:t>
-            </w:r>
-          </w:p>
-          <w:p/>
-          <w:p>
-            <w:r>
-              <w:rPr>
-                <w:b/>
-                <w:color w:val="612D4B"/>
-                <w:sz w:val="24"/>
-              </w:rPr>
-              <w:t>Event Details</w:t>
-            </w:r>
-          </w:p>
-          <w:p>
-            <w:pPr>
-              <w:spacing w:after="40"/>
-            </w:pPr>
-            <w:r>
-              <w:rPr>
-                <w:sz w:val="20"/>
-              </w:rPr>
-              <w:t>{{EVENT_ADDRESS}}</w:t>
-            </w:r>
-          </w:p>
-          <w:p>
-            <w:pPr>
-              <w:spacing w:after="40"/>
-            </w:pPr>
-            <w:r>
-              <w:rPr>
-                <w:sz w:val="20"/>
-              </w:rPr>
-              <w:t>Event Code: {{EVENT_CODE}}</w:t>
-            </w:r>
-          </w:p>
-          <w:p>
-            <w:pPr>
-              <w:spacing w:after="40"/>
-            </w:pPr>
-            <w:r>
-              <w:rPr>
-                <w:sz w:val="20"/>
-              </w:rPr>
-              <w:t>Start: {{EVENT_START}}</w:t>
-            </w:r>
-          </w:p>
-          <w:p>
-            <w:pPr>
-              <w:spacing w:after="40"/>
-            </w:pPr>
-            <w:r>
-              <w:rPr>
-                <w:sz w:val="20"/>
-              </w:rPr>
-              <w:t>End: {{EVENT_END}}</w:t>
-            </w:r>
-          </w:p>
-          <w:p>
-            <w:pPr>
-              <w:spacing w:after="40"/>
-            </w:pPr>
-            <w:r>
-              <w:rPr>
-                <w:noProof/>
-              </w:rPr>
-              <w:drawing>
-                <wp:anchor distT="0" distB="0" distL="0" distR="0" simplePos="0" relativeHeight="251667456" behindDoc="1" locked="0" layoutInCell="0" allowOverlap="1" wp14:anchorId="30CA8986" wp14:editId="650AA821">
-                  <wp:simplePos x="0" y="0"/>
-                  <wp:positionH relativeFrom="column">
-                    <wp:posOffset>150495</wp:posOffset>
-                  </wp:positionH>
-                  <wp:positionV relativeFrom="paragraph">
-                    <wp:posOffset>452755</wp:posOffset>
-                  </wp:positionV>
-                  <wp:extent cx="1169035" cy="962025"/>
-                  <wp:effectExtent l="0" t="0" r="0" b="9525"/>
-                  <wp:wrapTopAndBottom/>
-                  <wp:docPr id="666251544" name="Image1"/>
-                  <wp:cNvGraphicFramePr>
-                    <a:graphicFrameLocks xmlns:a="http://schemas.openxmlformats.org/drawingml/2006/main" noChangeAspect="1"/>
-                  </wp:cNvGraphicFramePr>
-                  <a:graphic xmlns:a="http://schemas.openxmlformats.org/drawingml/2006/main">
-                    <a:graphicData uri="http://schemas.openxmlformats.org/drawingml/2006/picture">
-                      <pic:pic xmlns:pic="http://schemas.openxmlformats.org/drawingml/2006/picture">
-                        <pic:nvPicPr>
-                          <pic:cNvPr id="1" name="Image1"/>
-                          <pic:cNvPicPr>
-                            <a:picLocks noChangeAspect="1" noChangeArrowheads="1"/>
-                          </pic:cNvPicPr>
-                        </pic:nvPicPr>
-                        <pic:blipFill>
-                          <a:blip r:embed="rId6"/>
-                          <a:stretch>
-                            <a:fillRect/>
-                          </a:stretch>
-                        </pic:blipFill>
-                        <pic:spPr bwMode="auto">
-                          <a:xfrm>
-                            <a:off x="0" y="0"/>
-                            <a:ext cx="1169035" cy="962025"/>
-                          </a:xfrm>
-                          <a:prstGeom prst="rect">
-                            <a:avLst/>
-                          </a:prstGeom>
-                          <a:noFill/>
-                        </pic:spPr>
-                      </pic:pic>
-                    </a:graphicData>
-                  </a:graphic>
-                  <wp14:sizeRelH relativeFrom="margin">
-                    <wp14:pctWidth>0</wp14:pctWidth>
-                  </wp14:sizeRelH>
-                  <wp14:sizeRelV relativeFrom="margin">
-                    <wp14:pctHeight>0</wp14:pctHeight>
-                  </wp14:sizeRelV>
-                </wp:anchor>
-              </w:drawing>
-            </w:r>
-            <w:r>
-              <w:rPr>
-                <w:noProof/>
-              </w:rPr>
-              <w:drawing>
-                <wp:anchor distT="0" distB="0" distL="0" distR="0" simplePos="0" relativeHeight="251665408" behindDoc="0" locked="0" layoutInCell="0" allowOverlap="1" wp14:anchorId="64E0DAA5" wp14:editId="2130D1EC">
-                  <wp:simplePos x="0" y="0"/>
-                  <wp:positionH relativeFrom="column">
-                    <wp:posOffset>-58908</wp:posOffset>
-                  </wp:positionH>
-                  <wp:positionV relativeFrom="paragraph">
-                    <wp:posOffset>7260723</wp:posOffset>
-                  </wp:positionV>
-                  <wp:extent cx="1532890" cy="1261110"/>
-                  <wp:effectExtent l="0" t="0" r="0" b="0"/>
-                  <wp:wrapNone/>
-                  <wp:docPr id="1833367390" name="Image1 Copy 1"/>
-                  <wp:cNvGraphicFramePr>
-                    <a:graphicFrameLocks xmlns:a="http://schemas.openxmlformats.org/drawingml/2006/main" noChangeAspect="1"/>
-                  </wp:cNvGraphicFramePr>
-                  <a:graphic xmlns:a="http://schemas.openxmlformats.org/drawingml/2006/main">
-                    <a:graphicData uri="http://schemas.openxmlformats.org/drawingml/2006/picture">
-                      <pic:pic xmlns:pic="http://schemas.openxmlformats.org/drawingml/2006/picture">
-                        <pic:nvPicPr>
-                          <pic:cNvPr id="3" name="Image1 Copy 1"/>
-                          <pic:cNvPicPr>
-                            <a:picLocks noChangeAspect="1" noChangeArrowheads="1"/>
-                          </pic:cNvPicPr>
-                        </pic:nvPicPr>
-                        <pic:blipFill>
-                          <a:blip r:embed="rId6"/>
-                          <a:stretch>
-                            <a:fillRect/>
-                          </a:stretch>
-                        </pic:blipFill>
-                        <pic:spPr bwMode="auto">
-                          <a:xfrm>
-                            <a:off x="0" y="0"/>
-                            <a:ext cx="1532890" cy="1261110"/>
-                          </a:xfrm>
-                          <a:prstGeom prst="rect">
-                            <a:avLst/>
-                          </a:prstGeom>
-                          <a:noFill/>
-                        </pic:spPr>
-                      </pic:pic>
-                    </a:graphicData>
-                  </a:graphic>
-                </wp:anchor>
-              </w:drawing>
-            </w:r>
-            <w:r>
-              <w:rPr>
-                <w:sz w:val="20"/>
-              </w:rPr>
-              <w:t>{{EVENT_GUESTS}} Guests</w:t>
-            </w:r>
           </w:p>
         </w:tc>
         <w:tc>
@@ -1280,63 +592,7 @@
                 <w:sz w:val="20"/>
                 <w:szCs w:val="20"/>
               </w:rPr>
-              <w:t xml:space="preserve"> the venue rental &amp; décor,</w:t>
-            </w:r>
-            <w:r>
-              <w:rPr>
-                <w:sz w:val="20"/>
-                <w:szCs w:val="20"/>
-              </w:rPr>
-              <w:t xml:space="preserve"> </w:t>
-            </w:r>
-            <w:r>
-              <w:rPr>
-                <w:sz w:val="20"/>
-                <w:szCs w:val="20"/>
-              </w:rPr>
-              <w:t>entertainment, photography, valet parking, flower arranging, or other aspects of</w:t>
-            </w:r>
-            <w:r>
-              <w:rPr>
-                <w:sz w:val="20"/>
-                <w:szCs w:val="20"/>
-              </w:rPr>
-              <w:t xml:space="preserve"> </w:t>
-            </w:r>
-            <w:r>
-              <w:rPr>
-                <w:sz w:val="20"/>
-                <w:szCs w:val="20"/>
-              </w:rPr>
-              <w:t>planning the event, there will be a small fee charged for this service to account for</w:t>
-            </w:r>
-            <w:r>
-              <w:rPr>
-                <w:sz w:val="20"/>
-                <w:szCs w:val="20"/>
-              </w:rPr>
-              <w:t xml:space="preserve"> </w:t>
-            </w:r>
-            <w:r>
-              <w:rPr>
-                <w:sz w:val="20"/>
-                <w:szCs w:val="20"/>
-              </w:rPr>
-              <w:t>the labor needed to plan the event as agreed upon in writing by the parties at the</w:t>
-            </w:r>
-            <w:r>
-              <w:rPr>
-                <w:sz w:val="20"/>
-                <w:szCs w:val="20"/>
-              </w:rPr>
-              <w:t xml:space="preserve"> </w:t>
-            </w:r>
-            <w:r>
-              <w:rPr>
-                <w:sz w:val="20"/>
-                <w:szCs w:val="20"/>
-              </w:rPr>
-              <w:t>time of such request.</w:t>
+              <w:t xml:space="preserve"> the venue rental &amp; décor, entertainment, photography, valet parking, flower arranging, or other aspects of planning the event, there will be a small fee charged for this service to account for the labor needed to plan the event as agreed upon in writing by the parties at the time of such request.</w:t>
             </w:r>
           </w:p>
           <w:p>
@@ -1414,49 +670,12 @@
               </w:rPr>
               <w:t xml:space="preserve"> </w:t>
             </w:r>
-            <w:proofErr w:type="gramStart"/>
             <w:r>
               <w:rPr>
                 <w:sz w:val="20"/>
                 <w:szCs w:val="20"/>
               </w:rPr>
-              <w:t>This</w:t>
-            </w:r>
-            <w:proofErr w:type="gramEnd"/>
-            <w:r>
-              <w:rPr>
-                <w:sz w:val="20"/>
-                <w:szCs w:val="20"/>
-              </w:rPr>
-              <w:t xml:space="preserve"> fee</w:t>
-            </w:r>
-            <w:r>
-              <w:rPr>
-                <w:sz w:val="20"/>
-                <w:szCs w:val="20"/>
-              </w:rPr>
-              <w:t xml:space="preserve"> </w:t>
-            </w:r>
-            <w:r>
-              <w:rPr>
-                <w:sz w:val="20"/>
-                <w:szCs w:val="20"/>
-              </w:rPr>
-              <w:t>covers all administration, insurance fees, transportation, site visits, trucking, &amp;</w:t>
-            </w:r>
-            <w:r>
-              <w:rPr>
-                <w:sz w:val="20"/>
-                <w:szCs w:val="20"/>
-              </w:rPr>
-              <w:t xml:space="preserve"> </w:t>
-            </w:r>
-            <w:r>
-              <w:rPr>
-                <w:sz w:val="20"/>
-                <w:szCs w:val="20"/>
-              </w:rPr>
-              <w:t>supplemental costs associated with the event planning.</w:t>
+              <w:t>This fee covers all administration, insurance fees, transportation, site visits, trucking, &amp; supplemental costs associated with the event planning.</w:t>
             </w:r>
           </w:p>
           <w:p>
@@ -1491,21 +710,7 @@
                 <w:sz w:val="20"/>
                 <w:szCs w:val="20"/>
               </w:rPr>
-              <w:t>Gratuities are not included in the proposal and are at the sole discretion of the</w:t>
-            </w:r>
-            <w:r>
-              <w:rPr>
-                <w:sz w:val="20"/>
-                <w:szCs w:val="20"/>
-              </w:rPr>
-              <w:t xml:space="preserve"> </w:t>
-            </w:r>
-            <w:r>
-              <w:rPr>
-                <w:sz w:val="20"/>
-                <w:szCs w:val="20"/>
-              </w:rPr>
-              <w:t>client.</w:t>
+              <w:t>Gratuities are not included in the proposal and are at the sole discretion of the client.</w:t>
             </w:r>
           </w:p>
           <w:p>
@@ -1539,14 +744,7 @@
                 <w:sz w:val="20"/>
                 <w:szCs w:val="20"/>
               </w:rPr>
-              <w:t xml:space="preserve">All prices are subject to a 18,00 % service </w:t>
-            </w:r>
-            <w:r>
-              <w:rPr>
-                <w:sz w:val="20"/>
-                <w:szCs w:val="20"/>
-              </w:rPr>
-              <w:t>and</w:t>
+              <w:t>All prices are subject to a 18,00 % service and</w:t>
             </w:r>
           </w:p>
           <w:p>
@@ -1590,49 +788,7 @@
                 <w:sz w:val="20"/>
                 <w:szCs w:val="20"/>
               </w:rPr>
-              <w:t xml:space="preserve"> Conceptual Events and the Client</w:t>
-            </w:r>
-            <w:r>
-              <w:rPr>
-                <w:sz w:val="20"/>
-                <w:szCs w:val="20"/>
-              </w:rPr>
-              <w:t xml:space="preserve"> </w:t>
-            </w:r>
-            <w:r>
-              <w:rPr>
-                <w:sz w:val="20"/>
-                <w:szCs w:val="20"/>
-              </w:rPr>
-              <w:t>acknowledge and agree that this</w:t>
-            </w:r>
-            <w:r>
-              <w:rPr>
-                <w:sz w:val="20"/>
-                <w:szCs w:val="20"/>
-              </w:rPr>
-              <w:t xml:space="preserve"> </w:t>
-            </w:r>
-            <w:r>
-              <w:rPr>
-                <w:sz w:val="20"/>
-                <w:szCs w:val="20"/>
-              </w:rPr>
-              <w:t>proposal is governed by the Master Caterer Agreement executed between the</w:t>
-            </w:r>
-            <w:r>
-              <w:rPr>
-                <w:sz w:val="20"/>
-                <w:szCs w:val="20"/>
-              </w:rPr>
-              <w:t xml:space="preserve"> </w:t>
-            </w:r>
-            <w:r>
-              <w:rPr>
-                <w:sz w:val="20"/>
-                <w:szCs w:val="20"/>
-              </w:rPr>
-              <w:t>parties.</w:t>
+              <w:t xml:space="preserve"> Conceptual Events and the Client acknowledge and agree that this proposal is governed by the Master Caterer Agreement executed between the parties.</w:t>
             </w:r>
           </w:p>
           <w:p>
@@ -1667,35 +823,7 @@
                 <w:sz w:val="20"/>
                 <w:szCs w:val="20"/>
               </w:rPr>
-              <w:t>The undersigned, as a duly authorized representative of the Client, Math for</w:t>
-            </w:r>
-            <w:r>
-              <w:rPr>
-                <w:sz w:val="20"/>
-                <w:szCs w:val="20"/>
-              </w:rPr>
-              <w:t xml:space="preserve"> </w:t>
-            </w:r>
-            <w:r>
-              <w:rPr>
-                <w:sz w:val="20"/>
-                <w:szCs w:val="20"/>
-              </w:rPr>
-              <w:t>America, hereby contract the</w:t>
-            </w:r>
-            <w:r>
-              <w:rPr>
-                <w:sz w:val="20"/>
-                <w:szCs w:val="20"/>
-              </w:rPr>
-              <w:t xml:space="preserve"> </w:t>
-            </w:r>
-            <w:r>
-              <w:rPr>
-                <w:sz w:val="20"/>
-                <w:szCs w:val="20"/>
-              </w:rPr>
-              <w:t xml:space="preserve">services of </w:t>
+              <w:t xml:space="preserve">The undersigned, as a duly authorized representative of the Client, Math for America, hereby contract the services of </w:t>
             </w:r>
             <w:proofErr w:type="spellStart"/>
             <w:r>
@@ -1711,35 +839,7 @@
                 <w:sz w:val="20"/>
                 <w:szCs w:val="20"/>
               </w:rPr>
-              <w:t xml:space="preserve"> Conceptual Events as listed</w:t>
-            </w:r>
-            <w:r>
-              <w:rPr>
-                <w:sz w:val="20"/>
-                <w:szCs w:val="20"/>
-              </w:rPr>
-              <w:t xml:space="preserve"> </w:t>
-            </w:r>
-            <w:r>
-              <w:rPr>
-                <w:sz w:val="20"/>
-                <w:szCs w:val="20"/>
-              </w:rPr>
-              <w:t>and quoted in this proposal on behalf of the Client according to the terms and</w:t>
-            </w:r>
-            <w:r>
-              <w:rPr>
-                <w:sz w:val="20"/>
-                <w:szCs w:val="20"/>
-              </w:rPr>
-              <w:t xml:space="preserve"> </w:t>
-            </w:r>
-            <w:r>
-              <w:rPr>
-                <w:sz w:val="20"/>
-                <w:szCs w:val="20"/>
-              </w:rPr>
-              <w:t>conditions herein.</w:t>
+              <w:t xml:space="preserve"> Conceptual Events as listed and quoted in this proposal on behalf of the Client according to the terms and conditions herein.</w:t>
             </w:r>
           </w:p>
           <w:p>
@@ -1812,6 +912,7 @@
       </w:pPr>
     </w:p>
     <w:sectPr>
+      <w:headerReference w:type="default" r:id="rId9"/>
       <w:pgSz w:w="12240" w:h="15840"/>
       <w:pgMar w:top="1440" w:right="1800" w:bottom="1440" w:left="1800" w:header="0" w:footer="0" w:gutter="0"/>
       <w:cols w:space="720"/>
@@ -1821,6 +922,740 @@
     </w:sectPr>
   </w:body>
 </w:document>
+</file>
+
+<file path=word/endnotes.xml><?xml version="1.0" encoding="utf-8"?>
+<w:endnotes xmlns:wpc="http://schemas.microsoft.com/office/word/2010/wordprocessingCanvas" xmlns:cx="http://schemas.microsoft.com/office/drawing/2014/chartex" xmlns:cx1="http://schemas.microsoft.com/office/drawing/2015/9/8/chartex" xmlns:cx2="http://schemas.microsoft.com/office/drawing/2015/10/21/chartex" xmlns:cx3="http://schemas.microsoft.com/office/drawing/2016/5/9/chartex" xmlns:cx4="http://schemas.microsoft.com/office/drawing/2016/5/10/chartex" xmlns:cx5="http://schemas.microsoft.com/office/drawing/2016/5/11/chartex" xmlns:cx6="http://schemas.microsoft.com/office/drawing/2016/5/12/chartex" xmlns:cx7="http://schemas.microsoft.com/office/drawing/2016/5/13/chartex" xmlns:cx8="http://schemas.microsoft.com/office/drawing/2016/5/14/chartex" xmlns:mc="http://schemas.openxmlformats.org/markup-compatibility/2006" xmlns:aink="http://schemas.microsoft.com/office/drawing/2016/ink" xmlns:am3d="http://schemas.microsoft.com/office/drawing/2017/model3d" xmlns:o="urn:schemas-microsoft-com:office:office" xmlns:oel="http://schemas.microsoft.com/office/2019/extlst" xmlns:r="http://schemas.openxmlformats.org/officeDocument/2006/relationships" xmlns:m="http://schemas.openxmlformats.org/officeDocument/2006/math" xmlns:v="urn:schemas-microsoft-com:vml" xmlns:wp14="http://schemas.microsoft.com/office/word/2010/wordprocessingDrawing" xmlns:wp="http://schemas.openxmlformats.org/drawingml/2006/wordprocessingDrawing" xmlns:w10="urn:schemas-microsoft-com:office:word" xmlns:w="http://schemas.openxmlformats.org/wordprocessingml/2006/main" xmlns:w14="http://schemas.microsoft.com/office/word/2010/wordml" xmlns:w15="http://schemas.microsoft.com/office/word/2012/wordml" xmlns:w16cex="http://schemas.microsoft.com/office/word/2018/wordml/cex" xmlns:w16cid="http://schemas.microsoft.com/office/word/2016/wordml/cid" xmlns:w16="http://schemas.microsoft.com/office/word/2018/wordml" xmlns:w16du="http://schemas.microsoft.com/office/word/2023/wordml/word16du" xmlns:w16sdtdh="http://schemas.microsoft.com/office/word/2020/wordml/sdtdatahash" xmlns:w16sdtfl="http://schemas.microsoft.com/office/word/2024/wordml/sdtformatlock" xmlns:w16se="http://schemas.microsoft.com/office/word/2015/wordml/symex" xmlns:wpg="http://schemas.microsoft.com/office/word/2010/wordprocessingGroup" xmlns:wpi="http://schemas.microsoft.com/office/word/2010/wordprocessingInk" xmlns:wne="http://schemas.microsoft.com/office/word/2006/wordml" xmlns:wps="http://schemas.microsoft.com/office/word/2010/wordprocessingShape" mc:Ignorable="w14 w15 w16se w16cid w16 w16cex w16sdtdh w16sdtfl w16du wp14">
+  <w:endnote w:type="separator" w:id="-1">
+    <w:p>
+      <w:pPr>
+        <w:spacing w:after="0" w:line="240" w:lineRule="auto"/>
+      </w:pPr>
+      <w:r>
+        <w:separator/>
+      </w:r>
+    </w:p>
+  </w:endnote>
+  <w:endnote w:type="continuationSeparator" w:id="0">
+    <w:p>
+      <w:pPr>
+        <w:spacing w:after="0" w:line="240" w:lineRule="auto"/>
+      </w:pPr>
+      <w:r>
+        <w:continuationSeparator/>
+      </w:r>
+    </w:p>
+  </w:endnote>
+</w:endnotes>
+</file>
+
+<file path=word/footnotes.xml><?xml version="1.0" encoding="utf-8"?>
+<w:footnotes xmlns:wpc="http://schemas.microsoft.com/office/word/2010/wordprocessingCanvas" xmlns:cx="http://schemas.microsoft.com/office/drawing/2014/chartex" xmlns:cx1="http://schemas.microsoft.com/office/drawing/2015/9/8/chartex" xmlns:cx2="http://schemas.microsoft.com/office/drawing/2015/10/21/chartex" xmlns:cx3="http://schemas.microsoft.com/office/drawing/2016/5/9/chartex" xmlns:cx4="http://schemas.microsoft.com/office/drawing/2016/5/10/chartex" xmlns:cx5="http://schemas.microsoft.com/office/drawing/2016/5/11/chartex" xmlns:cx6="http://schemas.microsoft.com/office/drawing/2016/5/12/chartex" xmlns:cx7="http://schemas.microsoft.com/office/drawing/2016/5/13/chartex" xmlns:cx8="http://schemas.microsoft.com/office/drawing/2016/5/14/chartex" xmlns:mc="http://schemas.openxmlformats.org/markup-compatibility/2006" xmlns:aink="http://schemas.microsoft.com/office/drawing/2016/ink" xmlns:am3d="http://schemas.microsoft.com/office/drawing/2017/model3d" xmlns:o="urn:schemas-microsoft-com:office:office" xmlns:oel="http://schemas.microsoft.com/office/2019/extlst" xmlns:r="http://schemas.openxmlformats.org/officeDocument/2006/relationships" xmlns:m="http://schemas.openxmlformats.org/officeDocument/2006/math" xmlns:v="urn:schemas-microsoft-com:vml" xmlns:wp14="http://schemas.microsoft.com/office/word/2010/wordprocessingDrawing" xmlns:wp="http://schemas.openxmlformats.org/drawingml/2006/wordprocessingDrawing" xmlns:w10="urn:schemas-microsoft-com:office:word" xmlns:w="http://schemas.openxmlformats.org/wordprocessingml/2006/main" xmlns:w14="http://schemas.microsoft.com/office/word/2010/wordml" xmlns:w15="http://schemas.microsoft.com/office/word/2012/wordml" xmlns:w16cex="http://schemas.microsoft.com/office/word/2018/wordml/cex" xmlns:w16cid="http://schemas.microsoft.com/office/word/2016/wordml/cid" xmlns:w16="http://schemas.microsoft.com/office/word/2018/wordml" xmlns:w16du="http://schemas.microsoft.com/office/word/2023/wordml/word16du" xmlns:w16sdtdh="http://schemas.microsoft.com/office/word/2020/wordml/sdtdatahash" xmlns:w16sdtfl="http://schemas.microsoft.com/office/word/2024/wordml/sdtformatlock" xmlns:w16se="http://schemas.microsoft.com/office/word/2015/wordml/symex" xmlns:wpg="http://schemas.microsoft.com/office/word/2010/wordprocessingGroup" xmlns:wpi="http://schemas.microsoft.com/office/word/2010/wordprocessingInk" xmlns:wne="http://schemas.microsoft.com/office/word/2006/wordml" xmlns:wps="http://schemas.microsoft.com/office/word/2010/wordprocessingShape" mc:Ignorable="w14 w15 w16se w16cid w16 w16cex w16sdtdh w16sdtfl w16du wp14">
+  <w:footnote w:type="separator" w:id="-1">
+    <w:p>
+      <w:pPr>
+        <w:spacing w:after="0" w:line="240" w:lineRule="auto"/>
+      </w:pPr>
+      <w:r>
+        <w:separator/>
+      </w:r>
+    </w:p>
+  </w:footnote>
+  <w:footnote w:type="continuationSeparator" w:id="0">
+    <w:p>
+      <w:pPr>
+        <w:spacing w:after="0" w:line="240" w:lineRule="auto"/>
+      </w:pPr>
+      <w:r>
+        <w:continuationSeparator/>
+      </w:r>
+    </w:p>
+  </w:footnote>
+</w:footnotes>
+</file>
+
+<file path=word/header1.xml><?xml version="1.0" encoding="utf-8"?>
+<w:hdr xmlns:wpc="http://schemas.microsoft.com/office/word/2010/wordprocessingCanvas" xmlns:cx="http://schemas.microsoft.com/office/drawing/2014/chartex" xmlns:cx1="http://schemas.microsoft.com/office/drawing/2015/9/8/chartex" xmlns:cx2="http://schemas.microsoft.com/office/drawing/2015/10/21/chartex" xmlns:cx3="http://schemas.microsoft.com/office/drawing/2016/5/9/chartex" xmlns:cx4="http://schemas.microsoft.com/office/drawing/2016/5/10/chartex" xmlns:cx5="http://schemas.microsoft.com/office/drawing/2016/5/11/chartex" xmlns:cx6="http://schemas.microsoft.com/office/drawing/2016/5/12/chartex" xmlns:cx7="http://schemas.microsoft.com/office/drawing/2016/5/13/chartex" xmlns:cx8="http://schemas.microsoft.com/office/drawing/2016/5/14/chartex" xmlns:mc="http://schemas.openxmlformats.org/markup-compatibility/2006" xmlns:aink="http://schemas.microsoft.com/office/drawing/2016/ink" xmlns:am3d="http://schemas.microsoft.com/office/drawing/2017/model3d" xmlns:o="urn:schemas-microsoft-com:office:office" xmlns:oel="http://schemas.microsoft.com/office/2019/extlst" xmlns:r="http://schemas.openxmlformats.org/officeDocument/2006/relationships" xmlns:m="http://schemas.openxmlformats.org/officeDocument/2006/math" xmlns:v="urn:schemas-microsoft-com:vml" xmlns:wp14="http://schemas.microsoft.com/office/word/2010/wordprocessingDrawing" xmlns:wp="http://schemas.openxmlformats.org/drawingml/2006/wordprocessingDrawing" xmlns:w10="urn:schemas-microsoft-com:office:word" xmlns:w="http://schemas.openxmlformats.org/wordprocessingml/2006/main" xmlns:w14="http://schemas.microsoft.com/office/word/2010/wordml" xmlns:w15="http://schemas.microsoft.com/office/word/2012/wordml" xmlns:w16cex="http://schemas.microsoft.com/office/word/2018/wordml/cex" xmlns:w16cid="http://schemas.microsoft.com/office/word/2016/wordml/cid" xmlns:w16="http://schemas.microsoft.com/office/word/2018/wordml" xmlns:w16du="http://schemas.microsoft.com/office/word/2023/wordml/word16du" xmlns:w16sdtdh="http://schemas.microsoft.com/office/word/2020/wordml/sdtdatahash" xmlns:w16sdtfl="http://schemas.microsoft.com/office/word/2024/wordml/sdtformatlock" xmlns:w16se="http://schemas.microsoft.com/office/word/2015/wordml/symex" xmlns:wpg="http://schemas.microsoft.com/office/word/2010/wordprocessingGroup" xmlns:wpi="http://schemas.microsoft.com/office/word/2010/wordprocessingInk" xmlns:wne="http://schemas.microsoft.com/office/word/2006/wordml" xmlns:wps="http://schemas.microsoft.com/office/word/2010/wordprocessingShape" mc:Ignorable="w14 w15 w16se w16cid w16 w16cex w16sdtdh w16sdtfl w16du wp14">
+  <w:p>
+    <w:pPr>
+      <w:pStyle w:val="Encabezado"/>
+    </w:pPr>
+    <w:r>
+      <w:rPr>
+        <w:noProof/>
+      </w:rPr>
+      <mc:AlternateContent>
+        <mc:Choice Requires="wps">
+          <w:drawing>
+            <wp:anchor distT="0" distB="0" distL="114300" distR="114300" simplePos="0" relativeHeight="251659264" behindDoc="1" locked="0" layoutInCell="1" allowOverlap="1" wp14:anchorId="33E41B47" wp14:editId="28A2B0BF">
+              <wp:simplePos x="0" y="0"/>
+              <wp:positionH relativeFrom="column">
+                <wp:posOffset>-38100</wp:posOffset>
+              </wp:positionH>
+              <wp:positionV relativeFrom="paragraph">
+                <wp:posOffset>228600</wp:posOffset>
+              </wp:positionV>
+              <wp:extent cx="2095500" cy="8705850"/>
+              <wp:effectExtent l="0" t="0" r="0" b="0"/>
+              <wp:wrapNone/>
+              <wp:docPr id="73020014" name="Rectángulo 1"/>
+              <wp:cNvGraphicFramePr/>
+              <a:graphic xmlns:a="http://schemas.openxmlformats.org/drawingml/2006/main">
+                <a:graphicData uri="http://schemas.microsoft.com/office/word/2010/wordprocessingShape">
+                  <wps:wsp>
+                    <wps:cNvSpPr/>
+                    <wps:spPr>
+                      <a:xfrm>
+                        <a:off x="0" y="0"/>
+                        <a:ext cx="2095500" cy="8705850"/>
+                      </a:xfrm>
+                      <a:prstGeom prst="rect">
+                        <a:avLst/>
+                      </a:prstGeom>
+                    </wps:spPr>
+                    <wps:style>
+                      <a:lnRef idx="2">
+                        <a:schemeClr val="accent6"/>
+                      </a:lnRef>
+                      <a:fillRef idx="1">
+                        <a:schemeClr val="lt1"/>
+                      </a:fillRef>
+                      <a:effectRef idx="0">
+                        <a:schemeClr val="accent6"/>
+                      </a:effectRef>
+                      <a:fontRef idx="minor">
+                        <a:schemeClr val="dk1"/>
+                      </a:fontRef>
+                    </wps:style>
+                    <wps:txbx>
+                      <w:txbxContent>
+                        <w:p>
+                          <w:pPr>
+                            <w:jc w:val="center"/>
+                          </w:pPr>
+                          <w:r>
+                            <w:rPr>
+                              <w:noProof/>
+                            </w:rPr>
+                            <w:drawing>
+                              <wp:inline distT="0" distB="0" distL="0" distR="0" wp14:anchorId="76F10CED" wp14:editId="1889C52E">
+                                <wp:extent cx="2397760" cy="1035685"/>
+                                <wp:effectExtent l="0" t="0" r="0" b="0"/>
+                                <wp:docPr id="2071678277" name="Imagen 2071678277"/>
+                                <wp:cNvGraphicFramePr>
+                                  <a:graphicFrameLocks xmlns:a="http://schemas.openxmlformats.org/drawingml/2006/main" noChangeAspect="1"/>
+                                </wp:cNvGraphicFramePr>
+                                <a:graphic xmlns:a="http://schemas.openxmlformats.org/drawingml/2006/main">
+                                  <a:graphicData uri="http://schemas.openxmlformats.org/drawingml/2006/picture">
+                                    <pic:pic xmlns:pic="http://schemas.openxmlformats.org/drawingml/2006/picture">
+                                      <pic:nvPicPr>
+                                        <pic:cNvPr id="2" name="Image2"/>
+                                        <pic:cNvPicPr>
+                                          <a:picLocks noChangeAspect="1" noChangeArrowheads="1"/>
+                                        </pic:cNvPicPr>
+                                      </pic:nvPicPr>
+                                      <pic:blipFill>
+                                        <a:blip r:embed="rId1"/>
+                                        <a:stretch>
+                                          <a:fillRect/>
+                                        </a:stretch>
+                                      </pic:blipFill>
+                                      <pic:spPr bwMode="auto">
+                                        <a:xfrm>
+                                          <a:off x="0" y="0"/>
+                                          <a:ext cx="2397760" cy="1035685"/>
+                                        </a:xfrm>
+                                        <a:prstGeom prst="rect">
+                                          <a:avLst/>
+                                        </a:prstGeom>
+                                        <a:noFill/>
+                                      </pic:spPr>
+                                    </pic:pic>
+                                  </a:graphicData>
+                                </a:graphic>
+                              </wp:inline>
+                            </w:drawing>
+                          </w:r>
+                          <w:r>
+                            <w:rPr>
+                              <w:b/>
+                              <w:i/>
+                              <w:color w:val="612D4B"/>
+                              <w:sz w:val="26"/>
+                            </w:rPr>
+                            <w:t>We create everlasting moments</w:t>
+                          </w:r>
+                        </w:p>
+                        <w:p>
+                          <w:pPr>
+                            <w:jc w:val="center"/>
+                          </w:pPr>
+                        </w:p>
+                        <w:p>
+                          <w:pPr>
+                            <w:jc w:val="center"/>
+                          </w:pPr>
+                          <w:r>
+                            <w:rPr>
+                              <w:b/>
+                              <w:color w:val="612D4B"/>
+                              <w:sz w:val="24"/>
+                            </w:rPr>
+                            <w:t>Client</w:t>
+                          </w:r>
+                        </w:p>
+                        <w:p>
+                          <w:pPr>
+                            <w:spacing w:after="40"/>
+                            <w:jc w:val="center"/>
+                            <w:rPr>
+                              <w:rFonts w:ascii="Cambria" w:hAnsi="Cambria"/>
+                              <w:color w:val="000000"/>
+                              <w:sz w:val="18"/>
+                            </w:rPr>
+                          </w:pPr>
+                          <w:r>
+                            <w:rPr>
+                              <w:rFonts w:ascii="Cambria" w:hAnsi="Cambria"/>
+                              <w:color w:val="000000"/>
+                              <w:sz w:val="18"/>
+                            </w:rPr>
+                            <w:t>{{CLIENT_NAME}}</w:t>
+                          </w:r>
+                        </w:p>
+                        <w:p>
+                          <w:pPr>
+                            <w:spacing w:after="40"/>
+                            <w:jc w:val="center"/>
+                          </w:pPr>
+                          <w:r>
+                            <w:rPr>
+                              <w:sz w:val="20"/>
+                            </w:rPr>
+                            <w:t>{{CLIENT_ADDRESS}}</w:t>
+                          </w:r>
+                        </w:p>
+                        <w:p>
+                          <w:pPr>
+                            <w:spacing w:after="40"/>
+                            <w:jc w:val="center"/>
+                          </w:pPr>
+                          <w:r>
+                            <w:rPr>
+                              <w:sz w:val="20"/>
+                            </w:rPr>
+                            <w:t>{{CLIENT_EMAIL}}</w:t>
+                          </w:r>
+                        </w:p>
+                        <w:p>
+                          <w:pPr>
+                            <w:jc w:val="center"/>
+                          </w:pPr>
+                        </w:p>
+                        <w:p>
+                          <w:pPr>
+                            <w:jc w:val="center"/>
+                          </w:pPr>
+                          <w:r>
+                            <w:rPr>
+                              <w:b/>
+                              <w:color w:val="612D4B"/>
+                              <w:sz w:val="24"/>
+                            </w:rPr>
+                            <w:t>Client Representative</w:t>
+                          </w:r>
+                        </w:p>
+                        <w:p>
+                          <w:pPr>
+                            <w:spacing w:after="40"/>
+                            <w:jc w:val="center"/>
+                          </w:pPr>
+                          <w:r>
+                            <w:rPr>
+                              <w:sz w:val="20"/>
+                            </w:rPr>
+                            <w:t>{{REPRESENTATIVE_NAME}}</w:t>
+                          </w:r>
+                        </w:p>
+                        <w:p>
+                          <w:pPr>
+                            <w:spacing w:after="40"/>
+                            <w:jc w:val="center"/>
+                          </w:pPr>
+                          <w:r>
+                            <w:rPr>
+                              <w:sz w:val="20"/>
+                            </w:rPr>
+                            <w:t>{{REPRESENTATIVE_EMAIL}}</w:t>
+                          </w:r>
+                        </w:p>
+                        <w:p>
+                          <w:pPr>
+                            <w:spacing w:after="40"/>
+                            <w:jc w:val="center"/>
+                          </w:pPr>
+                          <w:r>
+                            <w:rPr>
+                              <w:sz w:val="20"/>
+                            </w:rPr>
+                            <w:t>Ph: {{REPRESENTATIVE_PHONE}}</w:t>
+                          </w:r>
+                        </w:p>
+                        <w:p>
+                          <w:pPr>
+                            <w:jc w:val="center"/>
+                          </w:pPr>
+                        </w:p>
+                        <w:p>
+                          <w:pPr>
+                            <w:jc w:val="center"/>
+                          </w:pPr>
+                          <w:r>
+                            <w:rPr>
+                              <w:b/>
+                              <w:color w:val="612D4B"/>
+                              <w:sz w:val="24"/>
+                            </w:rPr>
+                            <w:t>Event Details</w:t>
+                          </w:r>
+                        </w:p>
+                        <w:p>
+                          <w:pPr>
+                            <w:spacing w:after="40"/>
+                            <w:jc w:val="center"/>
+                          </w:pPr>
+                          <w:r>
+                            <w:rPr>
+                              <w:sz w:val="20"/>
+                            </w:rPr>
+                            <w:t>{{EVENT_ADDRESS}}</w:t>
+                          </w:r>
+                        </w:p>
+                        <w:p>
+                          <w:pPr>
+                            <w:spacing w:after="40"/>
+                            <w:jc w:val="center"/>
+                          </w:pPr>
+                          <w:r>
+                            <w:rPr>
+                              <w:sz w:val="20"/>
+                            </w:rPr>
+                            <w:t>Event Code: {{EVENT_CODE}}</w:t>
+                          </w:r>
+                        </w:p>
+                        <w:p>
+                          <w:pPr>
+                            <w:spacing w:after="40"/>
+                            <w:jc w:val="center"/>
+                          </w:pPr>
+                          <w:r>
+                            <w:rPr>
+                              <w:sz w:val="20"/>
+                            </w:rPr>
+                            <w:t>Start: {{EVENT_START}}</w:t>
+                          </w:r>
+                        </w:p>
+                        <w:p>
+                          <w:pPr>
+                            <w:spacing w:after="40"/>
+                            <w:jc w:val="center"/>
+                          </w:pPr>
+                          <w:r>
+                            <w:rPr>
+                              <w:sz w:val="20"/>
+                            </w:rPr>
+                            <w:t>End: {{EVENT_END}}</w:t>
+                          </w:r>
+                          <w:r>
+                            <w:rPr>
+                              <w:sz w:val="20"/>
+                            </w:rPr>
+                            <w:br/>
+                          </w:r>
+                          <w:r>
+                            <w:rPr>
+                              <w:sz w:val="20"/>
+                            </w:rPr>
+                            <w:t>{{EVENT_GUESTS}} Guests</w:t>
+                          </w:r>
+                        </w:p>
+                        <w:p>
+                          <w:pPr>
+                            <w:jc w:val="center"/>
+                          </w:pPr>
+                          <w:r>
+                            <w:rPr>
+                              <w:noProof/>
+                            </w:rPr>
+                            <w:drawing>
+                              <wp:inline distT="0" distB="0" distL="0" distR="0" wp14:anchorId="47EEC598" wp14:editId="61D17697">
+                                <wp:extent cx="1532890" cy="1261110"/>
+                                <wp:effectExtent l="0" t="0" r="0" b="0"/>
+                                <wp:docPr id="1001976319" name="Imagen 1001976319"/>
+                                <wp:cNvGraphicFramePr>
+                                  <a:graphicFrameLocks xmlns:a="http://schemas.openxmlformats.org/drawingml/2006/main" noChangeAspect="1"/>
+                                </wp:cNvGraphicFramePr>
+                                <a:graphic xmlns:a="http://schemas.openxmlformats.org/drawingml/2006/main">
+                                  <a:graphicData uri="http://schemas.openxmlformats.org/drawingml/2006/picture">
+                                    <pic:pic xmlns:pic="http://schemas.openxmlformats.org/drawingml/2006/picture">
+                                      <pic:nvPicPr>
+                                        <pic:cNvPr id="3" name="Image1 Copy 1"/>
+                                        <pic:cNvPicPr>
+                                          <a:picLocks noChangeAspect="1" noChangeArrowheads="1"/>
+                                        </pic:cNvPicPr>
+                                      </pic:nvPicPr>
+                                      <pic:blipFill>
+                                        <a:blip r:embed="rId2"/>
+                                        <a:stretch>
+                                          <a:fillRect/>
+                                        </a:stretch>
+                                      </pic:blipFill>
+                                      <pic:spPr bwMode="auto">
+                                        <a:xfrm>
+                                          <a:off x="0" y="0"/>
+                                          <a:ext cx="1532890" cy="1261110"/>
+                                        </a:xfrm>
+                                        <a:prstGeom prst="rect">
+                                          <a:avLst/>
+                                        </a:prstGeom>
+                                        <a:noFill/>
+                                      </pic:spPr>
+                                    </pic:pic>
+                                  </a:graphicData>
+                                </a:graphic>
+                              </wp:inline>
+                            </w:drawing>
+                          </w:r>
+                        </w:p>
+                      </w:txbxContent>
+                    </wps:txbx>
+                    <wps:bodyPr rot="0" spcFirstLastPara="0" vertOverflow="overflow" horzOverflow="overflow" vert="horz" wrap="square" lIns="91440" tIns="45720" rIns="91440" bIns="45720" numCol="1" spcCol="0" rtlCol="0" fromWordArt="0" anchor="ctr" anchorCtr="0" forceAA="0" compatLnSpc="1">
+                      <a:prstTxWarp prst="textNoShape">
+                        <a:avLst/>
+                      </a:prstTxWarp>
+                      <a:noAutofit/>
+                    </wps:bodyPr>
+                  </wps:wsp>
+                </a:graphicData>
+              </a:graphic>
+              <wp14:sizeRelV relativeFrom="margin">
+                <wp14:pctHeight>0</wp14:pctHeight>
+              </wp14:sizeRelV>
+            </wp:anchor>
+          </w:drawing>
+        </mc:Choice>
+        <mc:Fallback>
+          <w:pict>
+            <v:rect w14:anchorId="33E41B47" id="Rectángulo 1" o:spid="_x0000_s1026" style="position:absolute;margin-left:-3pt;margin-top:18pt;width:165pt;height:685.5pt;z-index:-251657216;visibility:visible;mso-wrap-style:square;mso-height-percent:0;mso-wrap-distance-left:9pt;mso-wrap-distance-top:0;mso-wrap-distance-right:9pt;mso-wrap-distance-bottom:0;mso-position-horizontal:absolute;mso-position-horizontal-relative:text;mso-position-vertical:absolute;mso-position-vertical-relative:text;mso-height-percent:0;mso-height-relative:margin;v-text-anchor:middle" o:gfxdata="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" fillcolor="white [3201]" stroked="f" strokeweight="2pt">
+              <v:textbox>
+                <w:txbxContent>
+                  <w:p>
+                    <w:pPr>
+                      <w:jc w:val="center"/>
+                    </w:pPr>
+                    <w:r>
+                      <w:rPr>
+                        <w:noProof/>
+                      </w:rPr>
+                      <w:drawing>
+                        <wp:inline distT="0" distB="0" distL="0" distR="0" wp14:anchorId="76F10CED" wp14:editId="1889C52E">
+                          <wp:extent cx="2397760" cy="1035685"/>
+                          <wp:effectExtent l="0" t="0" r="0" b="0"/>
+                          <wp:docPr id="2071678277" name="Imagen 2071678277"/>
+                          <wp:cNvGraphicFramePr>
+                            <a:graphicFrameLocks xmlns:a="http://schemas.openxmlformats.org/drawingml/2006/main" noChangeAspect="1"/>
+                          </wp:cNvGraphicFramePr>
+                          <a:graphic xmlns:a="http://schemas.openxmlformats.org/drawingml/2006/main">
+                            <a:graphicData uri="http://schemas.openxmlformats.org/drawingml/2006/picture">
+                              <pic:pic xmlns:pic="http://schemas.openxmlformats.org/drawingml/2006/picture">
+                                <pic:nvPicPr>
+                                  <pic:cNvPr id="2" name="Image2"/>
+                                  <pic:cNvPicPr>
+                                    <a:picLocks noChangeAspect="1" noChangeArrowheads="1"/>
+                                  </pic:cNvPicPr>
+                                </pic:nvPicPr>
+                                <pic:blipFill>
+                                  <a:blip r:embed="rId1"/>
+                                  <a:stretch>
+                                    <a:fillRect/>
+                                  </a:stretch>
+                                </pic:blipFill>
+                                <pic:spPr bwMode="auto">
+                                  <a:xfrm>
+                                    <a:off x="0" y="0"/>
+                                    <a:ext cx="2397760" cy="1035685"/>
+                                  </a:xfrm>
+                                  <a:prstGeom prst="rect">
+                                    <a:avLst/>
+                                  </a:prstGeom>
+                                  <a:noFill/>
+                                </pic:spPr>
+                              </pic:pic>
+                            </a:graphicData>
+                          </a:graphic>
+                        </wp:inline>
+                      </w:drawing>
+                    </w:r>
+                    <w:r>
+                      <w:rPr>
+                        <w:b/>
+                        <w:i/>
+                        <w:color w:val="612D4B"/>
+                        <w:sz w:val="26"/>
+                      </w:rPr>
+                      <w:t>We create everlasting moments</w:t>
+                    </w:r>
+                  </w:p>
+                  <w:p>
+                    <w:pPr>
+                      <w:jc w:val="center"/>
+                    </w:pPr>
+                  </w:p>
+                  <w:p>
+                    <w:pPr>
+                      <w:jc w:val="center"/>
+                    </w:pPr>
+                    <w:r>
+                      <w:rPr>
+                        <w:b/>
+                        <w:color w:val="612D4B"/>
+                        <w:sz w:val="24"/>
+                      </w:rPr>
+                      <w:t>Client</w:t>
+                    </w:r>
+                  </w:p>
+                  <w:p>
+                    <w:pPr>
+                      <w:spacing w:after="40"/>
+                      <w:jc w:val="center"/>
+                      <w:rPr>
+                        <w:rFonts w:ascii="Cambria" w:hAnsi="Cambria"/>
+                        <w:color w:val="000000"/>
+                        <w:sz w:val="18"/>
+                      </w:rPr>
+                    </w:pPr>
+                    <w:r>
+                      <w:rPr>
+                        <w:rFonts w:ascii="Cambria" w:hAnsi="Cambria"/>
+                        <w:color w:val="000000"/>
+                        <w:sz w:val="18"/>
+                      </w:rPr>
+                      <w:t>{{CLIENT_NAME}}</w:t>
+                    </w:r>
+                  </w:p>
+                  <w:p>
+                    <w:pPr>
+                      <w:spacing w:after="40"/>
+                      <w:jc w:val="center"/>
+                    </w:pPr>
+                    <w:r>
+                      <w:rPr>
+                        <w:sz w:val="20"/>
+                      </w:rPr>
+                      <w:t>{{CLIENT_ADDRESS}}</w:t>
+                    </w:r>
+                  </w:p>
+                  <w:p>
+                    <w:pPr>
+                      <w:spacing w:after="40"/>
+                      <w:jc w:val="center"/>
+                    </w:pPr>
+                    <w:r>
+                      <w:rPr>
+                        <w:sz w:val="20"/>
+                      </w:rPr>
+                      <w:t>{{CLIENT_EMAIL}}</w:t>
+                    </w:r>
+                  </w:p>
+                  <w:p>
+                    <w:pPr>
+                      <w:jc w:val="center"/>
+                    </w:pPr>
+                  </w:p>
+                  <w:p>
+                    <w:pPr>
+                      <w:jc w:val="center"/>
+                    </w:pPr>
+                    <w:r>
+                      <w:rPr>
+                        <w:b/>
+                        <w:color w:val="612D4B"/>
+                        <w:sz w:val="24"/>
+                      </w:rPr>
+                      <w:t>Client Representative</w:t>
+                    </w:r>
+                  </w:p>
+                  <w:p>
+                    <w:pPr>
+                      <w:spacing w:after="40"/>
+                      <w:jc w:val="center"/>
+                    </w:pPr>
+                    <w:r>
+                      <w:rPr>
+                        <w:sz w:val="20"/>
+                      </w:rPr>
+                      <w:t>{{REPRESENTATIVE_NAME}}</w:t>
+                    </w:r>
+                  </w:p>
+                  <w:p>
+                    <w:pPr>
+                      <w:spacing w:after="40"/>
+                      <w:jc w:val="center"/>
+                    </w:pPr>
+                    <w:r>
+                      <w:rPr>
+                        <w:sz w:val="20"/>
+                      </w:rPr>
+                      <w:t>{{REPRESENTATIVE_EMAIL}}</w:t>
+                    </w:r>
+                  </w:p>
+                  <w:p>
+                    <w:pPr>
+                      <w:spacing w:after="40"/>
+                      <w:jc w:val="center"/>
+                    </w:pPr>
+                    <w:r>
+                      <w:rPr>
+                        <w:sz w:val="20"/>
+                      </w:rPr>
+                      <w:t>Ph: {{REPRESENTATIVE_PHONE}}</w:t>
+                    </w:r>
+                  </w:p>
+                  <w:p>
+                    <w:pPr>
+                      <w:jc w:val="center"/>
+                    </w:pPr>
+                  </w:p>
+                  <w:p>
+                    <w:pPr>
+                      <w:jc w:val="center"/>
+                    </w:pPr>
+                    <w:r>
+                      <w:rPr>
+                        <w:b/>
+                        <w:color w:val="612D4B"/>
+                        <w:sz w:val="24"/>
+                      </w:rPr>
+                      <w:t>Event Details</w:t>
+                    </w:r>
+                  </w:p>
+                  <w:p>
+                    <w:pPr>
+                      <w:spacing w:after="40"/>
+                      <w:jc w:val="center"/>
+                    </w:pPr>
+                    <w:r>
+                      <w:rPr>
+                        <w:sz w:val="20"/>
+                      </w:rPr>
+                      <w:t>{{EVENT_ADDRESS}}</w:t>
+                    </w:r>
+                  </w:p>
+                  <w:p>
+                    <w:pPr>
+                      <w:spacing w:after="40"/>
+                      <w:jc w:val="center"/>
+                    </w:pPr>
+                    <w:r>
+                      <w:rPr>
+                        <w:sz w:val="20"/>
+                      </w:rPr>
+                      <w:t>Event Code: {{EVENT_CODE}}</w:t>
+                    </w:r>
+                  </w:p>
+                  <w:p>
+                    <w:pPr>
+                      <w:spacing w:after="40"/>
+                      <w:jc w:val="center"/>
+                    </w:pPr>
+                    <w:r>
+                      <w:rPr>
+                        <w:sz w:val="20"/>
+                      </w:rPr>
+                      <w:t>Start: {{EVENT_START}}</w:t>
+                    </w:r>
+                  </w:p>
+                  <w:p>
+                    <w:pPr>
+                      <w:spacing w:after="40"/>
+                      <w:jc w:val="center"/>
+                    </w:pPr>
+                    <w:r>
+                      <w:rPr>
+                        <w:sz w:val="20"/>
+                      </w:rPr>
+                      <w:t>End: {{EVENT_END}}</w:t>
+                    </w:r>
+                    <w:r>
+                      <w:rPr>
+                        <w:sz w:val="20"/>
+                      </w:rPr>
+                      <w:br/>
+                    </w:r>
+                    <w:r>
+                      <w:rPr>
+                        <w:sz w:val="20"/>
+                      </w:rPr>
+                      <w:t>{{EVENT_GUESTS}} Guests</w:t>
+                    </w:r>
+                  </w:p>
+                  <w:p>
+                    <w:pPr>
+                      <w:jc w:val="center"/>
+                    </w:pPr>
+                    <w:r>
+                      <w:rPr>
+                        <w:noProof/>
+                      </w:rPr>
+                      <w:drawing>
+                        <wp:inline distT="0" distB="0" distL="0" distR="0" wp14:anchorId="47EEC598" wp14:editId="61D17697">
+                          <wp:extent cx="1532890" cy="1261110"/>
+                          <wp:effectExtent l="0" t="0" r="0" b="0"/>
+                          <wp:docPr id="1001976319" name="Imagen 1001976319"/>
+                          <wp:cNvGraphicFramePr>
+                            <a:graphicFrameLocks xmlns:a="http://schemas.openxmlformats.org/drawingml/2006/main" noChangeAspect="1"/>
+                          </wp:cNvGraphicFramePr>
+                          <a:graphic xmlns:a="http://schemas.openxmlformats.org/drawingml/2006/main">
+                            <a:graphicData uri="http://schemas.openxmlformats.org/drawingml/2006/picture">
+                              <pic:pic xmlns:pic="http://schemas.openxmlformats.org/drawingml/2006/picture">
+                                <pic:nvPicPr>
+                                  <pic:cNvPr id="3" name="Image1 Copy 1"/>
+                                  <pic:cNvPicPr>
+                                    <a:picLocks noChangeAspect="1" noChangeArrowheads="1"/>
+                                  </pic:cNvPicPr>
+                                </pic:nvPicPr>
+                                <pic:blipFill>
+                                  <a:blip r:embed="rId2"/>
+                                  <a:stretch>
+                                    <a:fillRect/>
+                                  </a:stretch>
+                                </pic:blipFill>
+                                <pic:spPr bwMode="auto">
+                                  <a:xfrm>
+                                    <a:off x="0" y="0"/>
+                                    <a:ext cx="1532890" cy="1261110"/>
+                                  </a:xfrm>
+                                  <a:prstGeom prst="rect">
+                                    <a:avLst/>
+                                  </a:prstGeom>
+                                  <a:noFill/>
+                                </pic:spPr>
+                              </pic:pic>
+                            </a:graphicData>
+                          </a:graphic>
+                        </wp:inline>
+                      </w:drawing>
+                    </w:r>
+                  </w:p>
+                </w:txbxContent>
+              </v:textbox>
+            </v:rect>
+          </w:pict>
+        </mc:Fallback>
+      </mc:AlternateContent>
+    </w:r>
+  </w:p>
+</w:hdr>
 </file>
 
 <file path=word/numbering.xml><?xml version="1.0" encoding="utf-8"?>

--- a/estimate_template.docx
+++ b/estimate_template.docx
@@ -912,7 +912,12 @@
       </w:pPr>
     </w:p>
     <w:sectPr>
-      <w:headerReference w:type="default" r:id="rId9"/>
+      <w:headerReference w:type="even" r:id="rId9"/>
+      <w:headerReference w:type="default" r:id="rId10"/>
+      <w:footerReference w:type="even" r:id="rId11"/>
+      <w:footerReference w:type="default" r:id="rId12"/>
+      <w:headerReference w:type="first" r:id="rId13"/>
+      <w:footerReference w:type="first" r:id="rId14"/>
       <w:pgSz w:w="12240" w:h="15840"/>
       <w:pgMar w:top="1440" w:right="1800" w:bottom="1440" w:left="1800" w:header="0" w:footer="0" w:gutter="0"/>
       <w:cols w:space="720"/>
@@ -949,6 +954,36 @@
 </w:endnotes>
 </file>
 
+<file path=word/footer1.xml><?xml version="1.0" encoding="utf-8"?>
+<w:ftr xmlns:wpc="http://schemas.microsoft.com/office/word/2010/wordprocessingCanvas" xmlns:cx="http://schemas.microsoft.com/office/drawing/2014/chartex" xmlns:cx1="http://schemas.microsoft.com/office/drawing/2015/9/8/chartex" xmlns:cx2="http://schemas.microsoft.com/office/drawing/2015/10/21/chartex" xmlns:cx3="http://schemas.microsoft.com/office/drawing/2016/5/9/chartex" xmlns:cx4="http://schemas.microsoft.com/office/drawing/2016/5/10/chartex" xmlns:cx5="http://schemas.microsoft.com/office/drawing/2016/5/11/chartex" xmlns:cx6="http://schemas.microsoft.com/office/drawing/2016/5/12/chartex" xmlns:cx7="http://schemas.microsoft.com/office/drawing/2016/5/13/chartex" xmlns:cx8="http://schemas.microsoft.com/office/drawing/2016/5/14/chartex" xmlns:mc="http://schemas.openxmlformats.org/markup-compatibility/2006" xmlns:aink="http://schemas.microsoft.com/office/drawing/2016/ink" xmlns:am3d="http://schemas.microsoft.com/office/drawing/2017/model3d" xmlns:o="urn:schemas-microsoft-com:office:office" xmlns:oel="http://schemas.microsoft.com/office/2019/extlst" xmlns:r="http://schemas.openxmlformats.org/officeDocument/2006/relationships" xmlns:m="http://schemas.openxmlformats.org/officeDocument/2006/math" xmlns:v="urn:schemas-microsoft-com:vml" xmlns:wp14="http://schemas.microsoft.com/office/word/2010/wordprocessingDrawing" xmlns:wp="http://schemas.openxmlformats.org/drawingml/2006/wordprocessingDrawing" xmlns:w10="urn:schemas-microsoft-com:office:word" xmlns:w="http://schemas.openxmlformats.org/wordprocessingml/2006/main" xmlns:w14="http://schemas.microsoft.com/office/word/2010/wordml" xmlns:w15="http://schemas.microsoft.com/office/word/2012/wordml" xmlns:w16cex="http://schemas.microsoft.com/office/word/2018/wordml/cex" xmlns:w16cid="http://schemas.microsoft.com/office/word/2016/wordml/cid" xmlns:w16="http://schemas.microsoft.com/office/word/2018/wordml" xmlns:w16du="http://schemas.microsoft.com/office/word/2023/wordml/word16du" xmlns:w16sdtdh="http://schemas.microsoft.com/office/word/2020/wordml/sdtdatahash" xmlns:w16sdtfl="http://schemas.microsoft.com/office/word/2024/wordml/sdtformatlock" xmlns:w16se="http://schemas.microsoft.com/office/word/2015/wordml/symex" xmlns:wpg="http://schemas.microsoft.com/office/word/2010/wordprocessingGroup" xmlns:wpi="http://schemas.microsoft.com/office/word/2010/wordprocessingInk" xmlns:wne="http://schemas.microsoft.com/office/word/2006/wordml" xmlns:wps="http://schemas.microsoft.com/office/word/2010/wordprocessingShape" mc:Ignorable="w14 w15 w16se w16cid w16 w16cex w16sdtdh w16sdtfl w16du wp14">
+  <w:p>
+    <w:pPr>
+      <w:pStyle w:val="Piedepgina"/>
+    </w:pPr>
+  </w:p>
+</w:ftr>
+</file>
+
+<file path=word/footer2.xml><?xml version="1.0" encoding="utf-8"?>
+<w:ftr xmlns:wpc="http://schemas.microsoft.com/office/word/2010/wordprocessingCanvas" xmlns:cx="http://schemas.microsoft.com/office/drawing/2014/chartex" xmlns:cx1="http://schemas.microsoft.com/office/drawing/2015/9/8/chartex" xmlns:cx2="http://schemas.microsoft.com/office/drawing/2015/10/21/chartex" xmlns:cx3="http://schemas.microsoft.com/office/drawing/2016/5/9/chartex" xmlns:cx4="http://schemas.microsoft.com/office/drawing/2016/5/10/chartex" xmlns:cx5="http://schemas.microsoft.com/office/drawing/2016/5/11/chartex" xmlns:cx6="http://schemas.microsoft.com/office/drawing/2016/5/12/chartex" xmlns:cx7="http://schemas.microsoft.com/office/drawing/2016/5/13/chartex" xmlns:cx8="http://schemas.microsoft.com/office/drawing/2016/5/14/chartex" xmlns:mc="http://schemas.openxmlformats.org/markup-compatibility/2006" xmlns:aink="http://schemas.microsoft.com/office/drawing/2016/ink" xmlns:am3d="http://schemas.microsoft.com/office/drawing/2017/model3d" xmlns:o="urn:schemas-microsoft-com:office:office" xmlns:oel="http://schemas.microsoft.com/office/2019/extlst" xmlns:r="http://schemas.openxmlformats.org/officeDocument/2006/relationships" xmlns:m="http://schemas.openxmlformats.org/officeDocument/2006/math" xmlns:v="urn:schemas-microsoft-com:vml" xmlns:wp14="http://schemas.microsoft.com/office/word/2010/wordprocessingDrawing" xmlns:wp="http://schemas.openxmlformats.org/drawingml/2006/wordprocessingDrawing" xmlns:w10="urn:schemas-microsoft-com:office:word" xmlns:w="http://schemas.openxmlformats.org/wordprocessingml/2006/main" xmlns:w14="http://schemas.microsoft.com/office/word/2010/wordml" xmlns:w15="http://schemas.microsoft.com/office/word/2012/wordml" xmlns:w16cex="http://schemas.microsoft.com/office/word/2018/wordml/cex" xmlns:w16cid="http://schemas.microsoft.com/office/word/2016/wordml/cid" xmlns:w16="http://schemas.microsoft.com/office/word/2018/wordml" xmlns:w16du="http://schemas.microsoft.com/office/word/2023/wordml/word16du" xmlns:w16sdtdh="http://schemas.microsoft.com/office/word/2020/wordml/sdtdatahash" xmlns:w16sdtfl="http://schemas.microsoft.com/office/word/2024/wordml/sdtformatlock" xmlns:w16se="http://schemas.microsoft.com/office/word/2015/wordml/symex" xmlns:wpg="http://schemas.microsoft.com/office/word/2010/wordprocessingGroup" xmlns:wpi="http://schemas.microsoft.com/office/word/2010/wordprocessingInk" xmlns:wne="http://schemas.microsoft.com/office/word/2006/wordml" xmlns:wps="http://schemas.microsoft.com/office/word/2010/wordprocessingShape" mc:Ignorable="w14 w15 w16se w16cid w16 w16cex w16sdtdh w16sdtfl w16du wp14">
+  <w:p>
+    <w:pPr>
+      <w:pStyle w:val="Piedepgina"/>
+    </w:pPr>
+  </w:p>
+</w:ftr>
+</file>
+
+<file path=word/footer3.xml><?xml version="1.0" encoding="utf-8"?>
+<w:ftr xmlns:wpc="http://schemas.microsoft.com/office/word/2010/wordprocessingCanvas" xmlns:cx="http://schemas.microsoft.com/office/drawing/2014/chartex" xmlns:cx1="http://schemas.microsoft.com/office/drawing/2015/9/8/chartex" xmlns:cx2="http://schemas.microsoft.com/office/drawing/2015/10/21/chartex" xmlns:cx3="http://schemas.microsoft.com/office/drawing/2016/5/9/chartex" xmlns:cx4="http://schemas.microsoft.com/office/drawing/2016/5/10/chartex" xmlns:cx5="http://schemas.microsoft.com/office/drawing/2016/5/11/chartex" xmlns:cx6="http://schemas.microsoft.com/office/drawing/2016/5/12/chartex" xmlns:cx7="http://schemas.microsoft.com/office/drawing/2016/5/13/chartex" xmlns:cx8="http://schemas.microsoft.com/office/drawing/2016/5/14/chartex" xmlns:mc="http://schemas.openxmlformats.org/markup-compatibility/2006" xmlns:aink="http://schemas.microsoft.com/office/drawing/2016/ink" xmlns:am3d="http://schemas.microsoft.com/office/drawing/2017/model3d" xmlns:o="urn:schemas-microsoft-com:office:office" xmlns:oel="http://schemas.microsoft.com/office/2019/extlst" xmlns:r="http://schemas.openxmlformats.org/officeDocument/2006/relationships" xmlns:m="http://schemas.openxmlformats.org/officeDocument/2006/math" xmlns:v="urn:schemas-microsoft-com:vml" xmlns:wp14="http://schemas.microsoft.com/office/word/2010/wordprocessingDrawing" xmlns:wp="http://schemas.openxmlformats.org/drawingml/2006/wordprocessingDrawing" xmlns:w10="urn:schemas-microsoft-com:office:word" xmlns:w="http://schemas.openxmlformats.org/wordprocessingml/2006/main" xmlns:w14="http://schemas.microsoft.com/office/word/2010/wordml" xmlns:w15="http://schemas.microsoft.com/office/word/2012/wordml" xmlns:w16cex="http://schemas.microsoft.com/office/word/2018/wordml/cex" xmlns:w16cid="http://schemas.microsoft.com/office/word/2016/wordml/cid" xmlns:w16="http://schemas.microsoft.com/office/word/2018/wordml" xmlns:w16du="http://schemas.microsoft.com/office/word/2023/wordml/word16du" xmlns:w16sdtdh="http://schemas.microsoft.com/office/word/2020/wordml/sdtdatahash" xmlns:w16sdtfl="http://schemas.microsoft.com/office/word/2024/wordml/sdtformatlock" xmlns:w16se="http://schemas.microsoft.com/office/word/2015/wordml/symex" xmlns:wpg="http://schemas.microsoft.com/office/word/2010/wordprocessingGroup" xmlns:wpi="http://schemas.microsoft.com/office/word/2010/wordprocessingInk" xmlns:wne="http://schemas.microsoft.com/office/word/2006/wordml" xmlns:wps="http://schemas.microsoft.com/office/word/2010/wordprocessingShape" mc:Ignorable="w14 w15 w16se w16cid w16 w16cex w16sdtdh w16sdtfl w16du wp14">
+  <w:p>
+    <w:pPr>
+      <w:pStyle w:val="Piedepgina"/>
+    </w:pPr>
+  </w:p>
+</w:ftr>
+</file>
+
 <file path=word/footnotes.xml><?xml version="1.0" encoding="utf-8"?>
 <w:footnotes xmlns:wpc="http://schemas.microsoft.com/office/word/2010/wordprocessingCanvas" xmlns:cx="http://schemas.microsoft.com/office/drawing/2014/chartex" xmlns:cx1="http://schemas.microsoft.com/office/drawing/2015/9/8/chartex" xmlns:cx2="http://schemas.microsoft.com/office/drawing/2015/10/21/chartex" xmlns:cx3="http://schemas.microsoft.com/office/drawing/2016/5/9/chartex" xmlns:cx4="http://schemas.microsoft.com/office/drawing/2016/5/10/chartex" xmlns:cx5="http://schemas.microsoft.com/office/drawing/2016/5/11/chartex" xmlns:cx6="http://schemas.microsoft.com/office/drawing/2016/5/12/chartex" xmlns:cx7="http://schemas.microsoft.com/office/drawing/2016/5/13/chartex" xmlns:cx8="http://schemas.microsoft.com/office/drawing/2016/5/14/chartex" xmlns:mc="http://schemas.openxmlformats.org/markup-compatibility/2006" xmlns:aink="http://schemas.microsoft.com/office/drawing/2016/ink" xmlns:am3d="http://schemas.microsoft.com/office/drawing/2017/model3d" xmlns:o="urn:schemas-microsoft-com:office:office" xmlns:oel="http://schemas.microsoft.com/office/2019/extlst" xmlns:r="http://schemas.openxmlformats.org/officeDocument/2006/relationships" xmlns:m="http://schemas.openxmlformats.org/officeDocument/2006/math" xmlns:v="urn:schemas-microsoft-com:vml" xmlns:wp14="http://schemas.microsoft.com/office/word/2010/wordprocessingDrawing" xmlns:wp="http://schemas.openxmlformats.org/drawingml/2006/wordprocessingDrawing" xmlns:w10="urn:schemas-microsoft-com:office:word" xmlns:w="http://schemas.openxmlformats.org/wordprocessingml/2006/main" xmlns:w14="http://schemas.microsoft.com/office/word/2010/wordml" xmlns:w15="http://schemas.microsoft.com/office/word/2012/wordml" xmlns:w16cex="http://schemas.microsoft.com/office/word/2018/wordml/cex" xmlns:w16cid="http://schemas.microsoft.com/office/word/2016/wordml/cid" xmlns:w16="http://schemas.microsoft.com/office/word/2018/wordml" xmlns:w16du="http://schemas.microsoft.com/office/word/2023/wordml/word16du" xmlns:w16sdtdh="http://schemas.microsoft.com/office/word/2020/wordml/sdtdatahash" xmlns:w16sdtfl="http://schemas.microsoft.com/office/word/2024/wordml/sdtformatlock" xmlns:w16se="http://schemas.microsoft.com/office/word/2015/wordml/symex" xmlns:wpg="http://schemas.microsoft.com/office/word/2010/wordprocessingGroup" xmlns:wpi="http://schemas.microsoft.com/office/word/2010/wordprocessingInk" xmlns:wne="http://schemas.microsoft.com/office/word/2006/wordml" xmlns:wps="http://schemas.microsoft.com/office/word/2010/wordprocessingShape" mc:Ignorable="w14 w15 w16se w16cid w16 w16cex w16sdtdh w16sdtfl w16du wp14">
   <w:footnote w:type="separator" w:id="-1">
@@ -975,6 +1010,16 @@
 </file>
 
 <file path=word/header1.xml><?xml version="1.0" encoding="utf-8"?>
+<w:hdr xmlns:wpc="http://schemas.microsoft.com/office/word/2010/wordprocessingCanvas" xmlns:cx="http://schemas.microsoft.com/office/drawing/2014/chartex" xmlns:cx1="http://schemas.microsoft.com/office/drawing/2015/9/8/chartex" xmlns:cx2="http://schemas.microsoft.com/office/drawing/2015/10/21/chartex" xmlns:cx3="http://schemas.microsoft.com/office/drawing/2016/5/9/chartex" xmlns:cx4="http://schemas.microsoft.com/office/drawing/2016/5/10/chartex" xmlns:cx5="http://schemas.microsoft.com/office/drawing/2016/5/11/chartex" xmlns:cx6="http://schemas.microsoft.com/office/drawing/2016/5/12/chartex" xmlns:cx7="http://schemas.microsoft.com/office/drawing/2016/5/13/chartex" xmlns:cx8="http://schemas.microsoft.com/office/drawing/2016/5/14/chartex" xmlns:mc="http://schemas.openxmlformats.org/markup-compatibility/2006" xmlns:aink="http://schemas.microsoft.com/office/drawing/2016/ink" xmlns:am3d="http://schemas.microsoft.com/office/drawing/2017/model3d" xmlns:o="urn:schemas-microsoft-com:office:office" xmlns:oel="http://schemas.microsoft.com/office/2019/extlst" xmlns:r="http://schemas.openxmlformats.org/officeDocument/2006/relationships" xmlns:m="http://schemas.openxmlformats.org/officeDocument/2006/math" xmlns:v="urn:schemas-microsoft-com:vml" xmlns:wp14="http://schemas.microsoft.com/office/word/2010/wordprocessingDrawing" xmlns:wp="http://schemas.openxmlformats.org/drawingml/2006/wordprocessingDrawing" xmlns:w10="urn:schemas-microsoft-com:office:word" xmlns:w="http://schemas.openxmlformats.org/wordprocessingml/2006/main" xmlns:w14="http://schemas.microsoft.com/office/word/2010/wordml" xmlns:w15="http://schemas.microsoft.com/office/word/2012/wordml" xmlns:w16cex="http://schemas.microsoft.com/office/word/2018/wordml/cex" xmlns:w16cid="http://schemas.microsoft.com/office/word/2016/wordml/cid" xmlns:w16="http://schemas.microsoft.com/office/word/2018/wordml" xmlns:w16du="http://schemas.microsoft.com/office/word/2023/wordml/word16du" xmlns:w16sdtdh="http://schemas.microsoft.com/office/word/2020/wordml/sdtdatahash" xmlns:w16sdtfl="http://schemas.microsoft.com/office/word/2024/wordml/sdtformatlock" xmlns:w16se="http://schemas.microsoft.com/office/word/2015/wordml/symex" xmlns:wpg="http://schemas.microsoft.com/office/word/2010/wordprocessingGroup" xmlns:wpi="http://schemas.microsoft.com/office/word/2010/wordprocessingInk" xmlns:wne="http://schemas.microsoft.com/office/word/2006/wordml" xmlns:wps="http://schemas.microsoft.com/office/word/2010/wordprocessingShape" mc:Ignorable="w14 w15 w16se w16cid w16 w16cex w16sdtdh w16sdtfl w16du wp14">
+  <w:p>
+    <w:pPr>
+      <w:pStyle w:val="Encabezado"/>
+    </w:pPr>
+  </w:p>
+</w:hdr>
+</file>
+
+<file path=word/header2.xml><?xml version="1.0" encoding="utf-8"?>
 <w:hdr xmlns:wpc="http://schemas.microsoft.com/office/word/2010/wordprocessingCanvas" xmlns:cx="http://schemas.microsoft.com/office/drawing/2014/chartex" xmlns:cx1="http://schemas.microsoft.com/office/drawing/2015/9/8/chartex" xmlns:cx2="http://schemas.microsoft.com/office/drawing/2015/10/21/chartex" xmlns:cx3="http://schemas.microsoft.com/office/drawing/2016/5/9/chartex" xmlns:cx4="http://schemas.microsoft.com/office/drawing/2016/5/10/chartex" xmlns:cx5="http://schemas.microsoft.com/office/drawing/2016/5/11/chartex" xmlns:cx6="http://schemas.microsoft.com/office/drawing/2016/5/12/chartex" xmlns:cx7="http://schemas.microsoft.com/office/drawing/2016/5/13/chartex" xmlns:cx8="http://schemas.microsoft.com/office/drawing/2016/5/14/chartex" xmlns:mc="http://schemas.openxmlformats.org/markup-compatibility/2006" xmlns:aink="http://schemas.microsoft.com/office/drawing/2016/ink" xmlns:am3d="http://schemas.microsoft.com/office/drawing/2017/model3d" xmlns:o="urn:schemas-microsoft-com:office:office" xmlns:oel="http://schemas.microsoft.com/office/2019/extlst" xmlns:r="http://schemas.openxmlformats.org/officeDocument/2006/relationships" xmlns:m="http://schemas.openxmlformats.org/officeDocument/2006/math" xmlns:v="urn:schemas-microsoft-com:vml" xmlns:wp14="http://schemas.microsoft.com/office/word/2010/wordprocessingDrawing" xmlns:wp="http://schemas.openxmlformats.org/drawingml/2006/wordprocessingDrawing" xmlns:w10="urn:schemas-microsoft-com:office:word" xmlns:w="http://schemas.openxmlformats.org/wordprocessingml/2006/main" xmlns:w14="http://schemas.microsoft.com/office/word/2010/wordml" xmlns:w15="http://schemas.microsoft.com/office/word/2012/wordml" xmlns:w16cex="http://schemas.microsoft.com/office/word/2018/wordml/cex" xmlns:w16cid="http://schemas.microsoft.com/office/word/2016/wordml/cid" xmlns:w16="http://schemas.microsoft.com/office/word/2018/wordml" xmlns:w16du="http://schemas.microsoft.com/office/word/2023/wordml/word16du" xmlns:w16sdtdh="http://schemas.microsoft.com/office/word/2020/wordml/sdtdatahash" xmlns:w16sdtfl="http://schemas.microsoft.com/office/word/2024/wordml/sdtformatlock" xmlns:w16se="http://schemas.microsoft.com/office/word/2015/wordml/symex" xmlns:wpg="http://schemas.microsoft.com/office/word/2010/wordprocessingGroup" xmlns:wpi="http://schemas.microsoft.com/office/word/2010/wordprocessingInk" xmlns:wne="http://schemas.microsoft.com/office/word/2006/wordml" xmlns:wps="http://schemas.microsoft.com/office/word/2010/wordprocessingShape" mc:Ignorable="w14 w15 w16se w16cid w16 w16cex w16sdtdh w16sdtfl w16du wp14">
   <w:p>
     <w:pPr>
@@ -1030,9 +1075,6 @@
                     <wps:txbx>
                       <w:txbxContent>
                         <w:p>
-                          <w:pPr>
-                            <w:jc w:val="center"/>
-                          </w:pPr>
                           <w:r>
                             <w:rPr>
                               <w:noProof/>
@@ -1086,15 +1128,8 @@
                             <w:t>We create everlasting moments</w:t>
                           </w:r>
                         </w:p>
+                        <w:p/>
                         <w:p>
-                          <w:pPr>
-                            <w:jc w:val="center"/>
-                          </w:pPr>
-                        </w:p>
-                        <w:p>
-                          <w:pPr>
-                            <w:jc w:val="center"/>
-                          </w:pPr>
                           <w:r>
                             <w:rPr>
                               <w:b/>
@@ -1107,7 +1142,6 @@
                         <w:p>
                           <w:pPr>
                             <w:spacing w:after="40"/>
-                            <w:jc w:val="center"/>
                             <w:rPr>
                               <w:rFonts w:ascii="Cambria" w:hAnsi="Cambria"/>
                               <w:color w:val="000000"/>
@@ -1126,7 +1160,6 @@
                         <w:p>
                           <w:pPr>
                             <w:spacing w:after="40"/>
-                            <w:jc w:val="center"/>
                           </w:pPr>
                           <w:r>
                             <w:rPr>
@@ -1138,7 +1171,6 @@
                         <w:p>
                           <w:pPr>
                             <w:spacing w:after="40"/>
-                            <w:jc w:val="center"/>
                           </w:pPr>
                           <w:r>
                             <w:rPr>
@@ -1147,15 +1179,8 @@
                             <w:t>{{CLIENT_EMAIL}}</w:t>
                           </w:r>
                         </w:p>
+                        <w:p/>
                         <w:p>
-                          <w:pPr>
-                            <w:jc w:val="center"/>
-                          </w:pPr>
-                        </w:p>
-                        <w:p>
-                          <w:pPr>
-                            <w:jc w:val="center"/>
-                          </w:pPr>
                           <w:r>
                             <w:rPr>
                               <w:b/>
@@ -1168,7 +1193,6 @@
                         <w:p>
                           <w:pPr>
                             <w:spacing w:after="40"/>
-                            <w:jc w:val="center"/>
                           </w:pPr>
                           <w:r>
                             <w:rPr>
@@ -1180,7 +1204,6 @@
                         <w:p>
                           <w:pPr>
                             <w:spacing w:after="40"/>
-                            <w:jc w:val="center"/>
                           </w:pPr>
                           <w:r>
                             <w:rPr>
@@ -1192,7 +1215,6 @@
                         <w:p>
                           <w:pPr>
                             <w:spacing w:after="40"/>
-                            <w:jc w:val="center"/>
                           </w:pPr>
                           <w:r>
                             <w:rPr>
@@ -1201,15 +1223,8 @@
                             <w:t>Ph: {{REPRESENTATIVE_PHONE}}</w:t>
                           </w:r>
                         </w:p>
+                        <w:p/>
                         <w:p>
-                          <w:pPr>
-                            <w:jc w:val="center"/>
-                          </w:pPr>
-                        </w:p>
-                        <w:p>
-                          <w:pPr>
-                            <w:jc w:val="center"/>
-                          </w:pPr>
                           <w:r>
                             <w:rPr>
                               <w:b/>
@@ -1222,7 +1237,6 @@
                         <w:p>
                           <w:pPr>
                             <w:spacing w:after="40"/>
-                            <w:jc w:val="center"/>
                           </w:pPr>
                           <w:r>
                             <w:rPr>
@@ -1234,7 +1248,6 @@
                         <w:p>
                           <w:pPr>
                             <w:spacing w:after="40"/>
-                            <w:jc w:val="center"/>
                           </w:pPr>
                           <w:r>
                             <w:rPr>
@@ -1246,7 +1259,6 @@
                         <w:p>
                           <w:pPr>
                             <w:spacing w:after="40"/>
-                            <w:jc w:val="center"/>
                           </w:pPr>
                           <w:r>
                             <w:rPr>
@@ -1258,7 +1270,6 @@
                         <w:p>
                           <w:pPr>
                             <w:spacing w:after="40"/>
-                            <w:jc w:val="center"/>
                           </w:pPr>
                           <w:r>
                             <w:rPr>
@@ -1350,9 +1361,6 @@
               <v:textbox>
                 <w:txbxContent>
                   <w:p>
-                    <w:pPr>
-                      <w:jc w:val="center"/>
-                    </w:pPr>
                     <w:r>
                       <w:rPr>
                         <w:noProof/>
@@ -1406,15 +1414,8 @@
                       <w:t>We create everlasting moments</w:t>
                     </w:r>
                   </w:p>
+                  <w:p/>
                   <w:p>
-                    <w:pPr>
-                      <w:jc w:val="center"/>
-                    </w:pPr>
-                  </w:p>
-                  <w:p>
-                    <w:pPr>
-                      <w:jc w:val="center"/>
-                    </w:pPr>
                     <w:r>
                       <w:rPr>
                         <w:b/>
@@ -1427,7 +1428,6 @@
                   <w:p>
                     <w:pPr>
                       <w:spacing w:after="40"/>
-                      <w:jc w:val="center"/>
                       <w:rPr>
                         <w:rFonts w:ascii="Cambria" w:hAnsi="Cambria"/>
                         <w:color w:val="000000"/>
@@ -1446,7 +1446,6 @@
                   <w:p>
                     <w:pPr>
                       <w:spacing w:after="40"/>
-                      <w:jc w:val="center"/>
                     </w:pPr>
                     <w:r>
                       <w:rPr>
@@ -1458,7 +1457,6 @@
                   <w:p>
                     <w:pPr>
                       <w:spacing w:after="40"/>
-                      <w:jc w:val="center"/>
                     </w:pPr>
                     <w:r>
                       <w:rPr>
@@ -1467,15 +1465,8 @@
                       <w:t>{{CLIENT_EMAIL}}</w:t>
                     </w:r>
                   </w:p>
+                  <w:p/>
                   <w:p>
-                    <w:pPr>
-                      <w:jc w:val="center"/>
-                    </w:pPr>
-                  </w:p>
-                  <w:p>
-                    <w:pPr>
-                      <w:jc w:val="center"/>
-                    </w:pPr>
                     <w:r>
                       <w:rPr>
                         <w:b/>
@@ -1488,7 +1479,6 @@
                   <w:p>
                     <w:pPr>
                       <w:spacing w:after="40"/>
-                      <w:jc w:val="center"/>
                     </w:pPr>
                     <w:r>
                       <w:rPr>
@@ -1500,7 +1490,6 @@
                   <w:p>
                     <w:pPr>
                       <w:spacing w:after="40"/>
-                      <w:jc w:val="center"/>
                     </w:pPr>
                     <w:r>
                       <w:rPr>
@@ -1512,7 +1501,6 @@
                   <w:p>
                     <w:pPr>
                       <w:spacing w:after="40"/>
-                      <w:jc w:val="center"/>
                     </w:pPr>
                     <w:r>
                       <w:rPr>
@@ -1521,15 +1509,8 @@
                       <w:t>Ph: {{REPRESENTATIVE_PHONE}}</w:t>
                     </w:r>
                   </w:p>
+                  <w:p/>
                   <w:p>
-                    <w:pPr>
-                      <w:jc w:val="center"/>
-                    </w:pPr>
-                  </w:p>
-                  <w:p>
-                    <w:pPr>
-                      <w:jc w:val="center"/>
-                    </w:pPr>
                     <w:r>
                       <w:rPr>
                         <w:b/>
@@ -1542,7 +1523,6 @@
                   <w:p>
                     <w:pPr>
                       <w:spacing w:after="40"/>
-                      <w:jc w:val="center"/>
                     </w:pPr>
                     <w:r>
                       <w:rPr>
@@ -1554,7 +1534,6 @@
                   <w:p>
                     <w:pPr>
                       <w:spacing w:after="40"/>
-                      <w:jc w:val="center"/>
                     </w:pPr>
                     <w:r>
                       <w:rPr>
@@ -1566,7 +1545,6 @@
                   <w:p>
                     <w:pPr>
                       <w:spacing w:after="40"/>
-                      <w:jc w:val="center"/>
                     </w:pPr>
                     <w:r>
                       <w:rPr>
@@ -1578,7 +1556,6 @@
                   <w:p>
                     <w:pPr>
                       <w:spacing w:after="40"/>
-                      <w:jc w:val="center"/>
                     </w:pPr>
                     <w:r>
                       <w:rPr>
@@ -1654,6 +1631,16 @@
         </mc:Fallback>
       </mc:AlternateContent>
     </w:r>
+  </w:p>
+</w:hdr>
+</file>
+
+<file path=word/header3.xml><?xml version="1.0" encoding="utf-8"?>
+<w:hdr xmlns:wpc="http://schemas.microsoft.com/office/word/2010/wordprocessingCanvas" xmlns:cx="http://schemas.microsoft.com/office/drawing/2014/chartex" xmlns:cx1="http://schemas.microsoft.com/office/drawing/2015/9/8/chartex" xmlns:cx2="http://schemas.microsoft.com/office/drawing/2015/10/21/chartex" xmlns:cx3="http://schemas.microsoft.com/office/drawing/2016/5/9/chartex" xmlns:cx4="http://schemas.microsoft.com/office/drawing/2016/5/10/chartex" xmlns:cx5="http://schemas.microsoft.com/office/drawing/2016/5/11/chartex" xmlns:cx6="http://schemas.microsoft.com/office/drawing/2016/5/12/chartex" xmlns:cx7="http://schemas.microsoft.com/office/drawing/2016/5/13/chartex" xmlns:cx8="http://schemas.microsoft.com/office/drawing/2016/5/14/chartex" xmlns:mc="http://schemas.openxmlformats.org/markup-compatibility/2006" xmlns:aink="http://schemas.microsoft.com/office/drawing/2016/ink" xmlns:am3d="http://schemas.microsoft.com/office/drawing/2017/model3d" xmlns:o="urn:schemas-microsoft-com:office:office" xmlns:oel="http://schemas.microsoft.com/office/2019/extlst" xmlns:r="http://schemas.openxmlformats.org/officeDocument/2006/relationships" xmlns:m="http://schemas.openxmlformats.org/officeDocument/2006/math" xmlns:v="urn:schemas-microsoft-com:vml" xmlns:wp14="http://schemas.microsoft.com/office/word/2010/wordprocessingDrawing" xmlns:wp="http://schemas.openxmlformats.org/drawingml/2006/wordprocessingDrawing" xmlns:w10="urn:schemas-microsoft-com:office:word" xmlns:w="http://schemas.openxmlformats.org/wordprocessingml/2006/main" xmlns:w14="http://schemas.microsoft.com/office/word/2010/wordml" xmlns:w15="http://schemas.microsoft.com/office/word/2012/wordml" xmlns:w16cex="http://schemas.microsoft.com/office/word/2018/wordml/cex" xmlns:w16cid="http://schemas.microsoft.com/office/word/2016/wordml/cid" xmlns:w16="http://schemas.microsoft.com/office/word/2018/wordml" xmlns:w16du="http://schemas.microsoft.com/office/word/2023/wordml/word16du" xmlns:w16sdtdh="http://schemas.microsoft.com/office/word/2020/wordml/sdtdatahash" xmlns:w16sdtfl="http://schemas.microsoft.com/office/word/2024/wordml/sdtformatlock" xmlns:w16se="http://schemas.microsoft.com/office/word/2015/wordml/symex" xmlns:wpg="http://schemas.microsoft.com/office/word/2010/wordprocessingGroup" xmlns:wpi="http://schemas.microsoft.com/office/word/2010/wordprocessingInk" xmlns:wne="http://schemas.microsoft.com/office/word/2006/wordml" xmlns:wps="http://schemas.microsoft.com/office/word/2010/wordprocessingShape" mc:Ignorable="w14 w15 w16se w16cid w16 w16cex w16sdtdh w16sdtfl w16du wp14">
+  <w:p>
+    <w:pPr>
+      <w:pStyle w:val="Encabezado"/>
+    </w:pPr>
   </w:p>
 </w:hdr>
 </file>

--- a/estimate_template.docx
+++ b/estimate_template.docx
@@ -124,8 +124,14 @@
     <w:p>
       <w:pPr>
         <w:pStyle w:val="Default"/>
+        <w:rPr>
+          <w:rFonts w:ascii="Open Sans Medium" w:hAnsi="Open Sans Medium" w:cs="Open Sans Medium"/>
+        </w:rPr>
       </w:pPr>
       <w:r>
+        <w:rPr>
+          <w:rFonts w:ascii="Open Sans Medium" w:hAnsi="Open Sans Medium" w:cs="Open Sans Medium"/>
+        </w:rPr>
         <w:t xml:space="preserve"> </w:t>
       </w:r>
     </w:p>
@@ -133,6 +139,7 @@
       <w:pPr>
         <w:pStyle w:val="Default"/>
         <w:rPr>
+          <w:rFonts w:ascii="Open Sans Medium" w:hAnsi="Open Sans Medium" w:cs="Open Sans Medium"/>
           <w:color w:val="612D4A"/>
           <w:sz w:val="57"/>
         </w:rPr>
@@ -140,6 +147,7 @@
       <w:proofErr w:type="spellStart"/>
       <w:r>
         <w:rPr>
+          <w:rFonts w:ascii="Open Sans Medium" w:hAnsi="Open Sans Medium" w:cs="Open Sans Medium"/>
           <w:b/>
           <w:color w:val="612D4A"/>
           <w:sz w:val="57"/>
@@ -149,6 +157,7 @@
       <w:proofErr w:type="spellEnd"/>
       <w:r>
         <w:rPr>
+          <w:rFonts w:ascii="Open Sans Medium" w:hAnsi="Open Sans Medium" w:cs="Open Sans Medium"/>
           <w:b/>
           <w:color w:val="612D4A"/>
           <w:sz w:val="57"/>
@@ -158,6 +167,7 @@
       <w:proofErr w:type="spellStart"/>
       <w:r>
         <w:rPr>
+          <w:rFonts w:ascii="Open Sans Medium" w:hAnsi="Open Sans Medium" w:cs="Open Sans Medium"/>
           <w:b/>
           <w:color w:val="612D4A"/>
           <w:sz w:val="57"/>
@@ -169,23 +179,25 @@
     <w:p>
       <w:pPr>
         <w:rPr>
-          <w:rFonts w:ascii="Georgia" w:hAnsi="Georgia"/>
+          <w:rFonts w:ascii="Open Sans Medium" w:hAnsi="Open Sans Medium" w:cs="Open Sans Medium"/>
           <w:b/>
           <w:sz w:val="56"/>
         </w:rPr>
       </w:pPr>
       <w:r>
         <w:rPr>
-          <w:rFonts w:ascii="Georgia" w:hAnsi="Georgia"/>
+          <w:rFonts w:ascii="Open Sans Medium" w:hAnsi="Open Sans Medium" w:cs="Open Sans Medium"/>
           <w:b/>
           <w:sz w:val="56"/>
         </w:rPr>
+        <w:lastRenderedPageBreak/>
         <w:br/>
       </w:r>
     </w:p>
     <w:p>
       <w:pPr>
         <w:rPr>
+          <w:rFonts w:ascii="Open Sans Medium" w:hAnsi="Open Sans Medium" w:cs="Open Sans Medium"/>
           <w:color w:val="323232"/>
           <w:sz w:val="24"/>
           <w:szCs w:val="24"/>
@@ -202,34 +214,47 @@
       </w:pPr>
     </w:p>
     <w:p>
+      <w:pPr>
+        <w:rPr>
+          <w:rFonts w:ascii="Open Sans Medium" w:hAnsi="Open Sans Medium" w:cs="Open Sans Medium"/>
+          <w:sz w:val="20"/>
+          <w:szCs w:val="20"/>
+        </w:rPr>
+      </w:pPr>
       <w:r>
         <w:rPr>
+          <w:rFonts w:ascii="Open Sans Medium" w:hAnsi="Open Sans Medium" w:cs="Open Sans Medium"/>
           <w:color w:val="323232"/>
-          <w:sz w:val="24"/>
-          <w:szCs w:val="24"/>
+          <w:sz w:val="20"/>
+          <w:szCs w:val="20"/>
         </w:rPr>
         <w:lastRenderedPageBreak/>
         <w:t>Dear {{CLIENT_NAME}},</w:t>
       </w:r>
       <w:r>
         <w:rPr>
-          <w:sz w:val="24"/>
+          <w:rFonts w:ascii="Open Sans Medium" w:hAnsi="Open Sans Medium" w:cs="Open Sans Medium"/>
+          <w:sz w:val="20"/>
+          <w:szCs w:val="20"/>
         </w:rPr>
         <w:br/>
       </w:r>
       <w:r>
         <w:rPr>
+          <w:rFonts w:ascii="Open Sans Medium" w:hAnsi="Open Sans Medium" w:cs="Open Sans Medium"/>
           <w:b/>
           <w:color w:val="612D4B"/>
-          <w:sz w:val="28"/>
+          <w:sz w:val="20"/>
+          <w:szCs w:val="20"/>
         </w:rPr>
         <w:br/>
       </w:r>
       <w:r>
         <w:rPr>
+          <w:rFonts w:ascii="Open Sans Medium" w:hAnsi="Open Sans Medium" w:cs="Open Sans Medium"/>
           <w:color w:val="323232"/>
-          <w:sz w:val="24"/>
-          <w:szCs w:val="24"/>
+          <w:sz w:val="20"/>
+          <w:szCs w:val="20"/>
         </w:rPr>
         <w:t>Thank you for the opportunity, to provide our services for your events. We look forward to sharing our services with you and your guests. Booking staff, planning and directing an event can be stressful. Therefore, we promise to do everything we can to ease the burden on you.</w:t>
       </w:r>
@@ -238,34 +263,40 @@
       <w:pPr>
         <w:pStyle w:val="Default"/>
         <w:rPr>
-          <w:rFonts w:asciiTheme="minorHAnsi" w:eastAsiaTheme="minorEastAsia" w:hAnsiTheme="minorHAnsi"/>
+          <w:rFonts w:ascii="Open Sans Medium" w:eastAsiaTheme="minorEastAsia" w:hAnsi="Open Sans Medium" w:cs="Open Sans Medium"/>
           <w:color w:val="323232"/>
-          <w:szCs w:val="24"/>
+          <w:sz w:val="20"/>
+          <w:szCs w:val="20"/>
         </w:rPr>
       </w:pPr>
       <w:r>
         <w:rPr>
-          <w:rFonts w:asciiTheme="minorHAnsi" w:eastAsiaTheme="minorEastAsia" w:hAnsiTheme="minorHAnsi"/>
+          <w:rFonts w:ascii="Open Sans Medium" w:eastAsiaTheme="minorEastAsia" w:hAnsi="Open Sans Medium" w:cs="Open Sans Medium"/>
           <w:color w:val="323232"/>
-          <w:szCs w:val="24"/>
+          <w:sz w:val="20"/>
+          <w:szCs w:val="20"/>
         </w:rPr>
         <w:t xml:space="preserve">We have taken all of your concerns and requests into consideration as we developed this proposal and quote. We would like to assure you that our wait </w:t>
       </w:r>
       <w:proofErr w:type="spellStart"/>
+      <w:proofErr w:type="gramStart"/>
       <w:r>
         <w:rPr>
-          <w:rFonts w:asciiTheme="minorHAnsi" w:eastAsiaTheme="minorEastAsia" w:hAnsiTheme="minorHAnsi"/>
+          <w:rFonts w:ascii="Open Sans Medium" w:eastAsiaTheme="minorEastAsia" w:hAnsi="Open Sans Medium" w:cs="Open Sans Medium"/>
           <w:color w:val="323232"/>
-          <w:szCs w:val="24"/>
+          <w:sz w:val="20"/>
+          <w:szCs w:val="20"/>
         </w:rPr>
         <w:t>staff,catering</w:t>
       </w:r>
       <w:proofErr w:type="spellEnd"/>
+      <w:proofErr w:type="gramEnd"/>
       <w:r>
         <w:rPr>
-          <w:rFonts w:asciiTheme="minorHAnsi" w:eastAsiaTheme="minorEastAsia" w:hAnsiTheme="minorHAnsi"/>
+          <w:rFonts w:ascii="Open Sans Medium" w:eastAsiaTheme="minorEastAsia" w:hAnsi="Open Sans Medium" w:cs="Open Sans Medium"/>
           <w:color w:val="323232"/>
-          <w:szCs w:val="24"/>
+          <w:sz w:val="20"/>
+          <w:szCs w:val="20"/>
         </w:rPr>
         <w:t xml:space="preserve"> and event services will meet your high food standards and suit your personal tastes.</w:t>
       </w:r>
@@ -274,70 +305,82 @@
       <w:pPr>
         <w:pStyle w:val="Default"/>
         <w:rPr>
-          <w:rFonts w:asciiTheme="minorHAnsi" w:eastAsiaTheme="minorEastAsia" w:hAnsiTheme="minorHAnsi"/>
+          <w:rFonts w:ascii="Open Sans Medium" w:eastAsiaTheme="minorEastAsia" w:hAnsi="Open Sans Medium" w:cs="Open Sans Medium"/>
           <w:color w:val="323232"/>
-          <w:szCs w:val="24"/>
+          <w:sz w:val="20"/>
+          <w:szCs w:val="20"/>
         </w:rPr>
       </w:pPr>
       <w:r>
         <w:rPr>
-          <w:rFonts w:asciiTheme="minorHAnsi" w:eastAsiaTheme="minorEastAsia" w:hAnsiTheme="minorHAnsi"/>
+          <w:rFonts w:ascii="Open Sans Medium" w:eastAsiaTheme="minorEastAsia" w:hAnsi="Open Sans Medium" w:cs="Open Sans Medium"/>
           <w:color w:val="323232"/>
-          <w:szCs w:val="24"/>
+          <w:sz w:val="20"/>
+          <w:szCs w:val="20"/>
         </w:rPr>
         <w:t xml:space="preserve">In this proposal, we have only included the services that you have </w:t>
       </w:r>
       <w:proofErr w:type="spellStart"/>
+      <w:proofErr w:type="gramStart"/>
       <w:r>
         <w:rPr>
-          <w:rFonts w:asciiTheme="minorHAnsi" w:eastAsiaTheme="minorEastAsia" w:hAnsiTheme="minorHAnsi"/>
+          <w:rFonts w:ascii="Open Sans Medium" w:eastAsiaTheme="minorEastAsia" w:hAnsi="Open Sans Medium" w:cs="Open Sans Medium"/>
           <w:color w:val="323232"/>
-          <w:szCs w:val="24"/>
+          <w:sz w:val="20"/>
+          <w:szCs w:val="20"/>
         </w:rPr>
         <w:t>selected.Please</w:t>
       </w:r>
       <w:proofErr w:type="spellEnd"/>
+      <w:proofErr w:type="gramEnd"/>
       <w:r>
         <w:rPr>
-          <w:rFonts w:asciiTheme="minorHAnsi" w:eastAsiaTheme="minorEastAsia" w:hAnsiTheme="minorHAnsi"/>
+          <w:rFonts w:ascii="Open Sans Medium" w:eastAsiaTheme="minorEastAsia" w:hAnsi="Open Sans Medium" w:cs="Open Sans Medium"/>
           <w:color w:val="323232"/>
-          <w:szCs w:val="24"/>
+          <w:sz w:val="20"/>
+          <w:szCs w:val="20"/>
         </w:rPr>
         <w:t xml:space="preserve"> feel free to notify us if you have any concerns or additional services </w:t>
       </w:r>
       <w:proofErr w:type="spellStart"/>
       <w:r>
         <w:rPr>
-          <w:rFonts w:asciiTheme="minorHAnsi" w:eastAsiaTheme="minorEastAsia" w:hAnsiTheme="minorHAnsi"/>
+          <w:rFonts w:ascii="Open Sans Medium" w:eastAsiaTheme="minorEastAsia" w:hAnsi="Open Sans Medium" w:cs="Open Sans Medium"/>
           <w:color w:val="323232"/>
-          <w:szCs w:val="24"/>
+          <w:sz w:val="20"/>
+          <w:szCs w:val="20"/>
         </w:rPr>
         <w:t>thatyou</w:t>
       </w:r>
       <w:proofErr w:type="spellEnd"/>
       <w:r>
         <w:rPr>
-          <w:rFonts w:asciiTheme="minorHAnsi" w:eastAsiaTheme="minorEastAsia" w:hAnsiTheme="minorHAnsi"/>
+          <w:rFonts w:ascii="Open Sans Medium" w:eastAsiaTheme="minorEastAsia" w:hAnsi="Open Sans Medium" w:cs="Open Sans Medium"/>
           <w:color w:val="323232"/>
-          <w:szCs w:val="24"/>
+          <w:sz w:val="20"/>
+          <w:szCs w:val="20"/>
         </w:rPr>
         <w:t xml:space="preserve"> would like to request. We hope that you will find this proposal to your </w:t>
       </w:r>
       <w:proofErr w:type="spellStart"/>
+      <w:proofErr w:type="gramStart"/>
       <w:r>
         <w:rPr>
-          <w:rFonts w:asciiTheme="minorHAnsi" w:eastAsiaTheme="minorEastAsia" w:hAnsiTheme="minorHAnsi"/>
+          <w:rFonts w:ascii="Open Sans Medium" w:eastAsiaTheme="minorEastAsia" w:hAnsi="Open Sans Medium" w:cs="Open Sans Medium"/>
           <w:color w:val="323232"/>
-          <w:szCs w:val="24"/>
+          <w:sz w:val="20"/>
+          <w:szCs w:val="20"/>
         </w:rPr>
         <w:t>liking.We</w:t>
       </w:r>
       <w:proofErr w:type="spellEnd"/>
+      <w:proofErr w:type="gramEnd"/>
       <w:r>
         <w:rPr>
-          <w:rFonts w:asciiTheme="minorHAnsi" w:eastAsiaTheme="minorEastAsia" w:hAnsiTheme="minorHAnsi"/>
+          <w:rFonts w:ascii="Open Sans Medium" w:eastAsiaTheme="minorEastAsia" w:hAnsi="Open Sans Medium" w:cs="Open Sans Medium"/>
           <w:color w:val="323232"/>
-          <w:szCs w:val="24"/>
+          <w:sz w:val="20"/>
+          <w:szCs w:val="20"/>
         </w:rPr>
         <w:t xml:space="preserve"> are looking forward to helping provide all your guests with an enjoyable and unforgettable experience.</w:t>
       </w:r>
@@ -346,112 +389,167 @@
       <w:pPr>
         <w:pStyle w:val="Default"/>
         <w:rPr>
-          <w:rFonts w:asciiTheme="minorHAnsi" w:eastAsiaTheme="minorEastAsia" w:hAnsiTheme="minorHAnsi"/>
+          <w:rFonts w:ascii="Open Sans Medium" w:eastAsiaTheme="minorEastAsia" w:hAnsi="Open Sans Medium" w:cs="Open Sans Medium"/>
           <w:color w:val="323232"/>
-          <w:szCs w:val="24"/>
+          <w:sz w:val="20"/>
+          <w:szCs w:val="20"/>
         </w:rPr>
       </w:pPr>
       <w:r>
         <w:rPr>
-          <w:rFonts w:asciiTheme="minorHAnsi" w:eastAsiaTheme="minorEastAsia" w:hAnsiTheme="minorHAnsi"/>
+          <w:rFonts w:ascii="Open Sans Medium" w:eastAsiaTheme="minorEastAsia" w:hAnsi="Open Sans Medium" w:cs="Open Sans Medium"/>
           <w:color w:val="323232"/>
-          <w:szCs w:val="24"/>
+          <w:sz w:val="20"/>
+          <w:szCs w:val="20"/>
         </w:rPr>
-        <w:t>Sincerely</w:t>
-      </w:r>
-      <w:r>
-        <w:rPr>
-          <w:rFonts w:asciiTheme="minorHAnsi" w:eastAsiaTheme="minorEastAsia" w:hAnsiTheme="minorHAnsi"/>
-          <w:color w:val="323232"/>
-          <w:szCs w:val="24"/>
-        </w:rPr>
-        <w:t>.</w:t>
+        <w:t>Sincerely.</w:t>
       </w:r>
     </w:p>
     <w:p>
       <w:pPr>
         <w:pStyle w:val="Default"/>
         <w:rPr>
-          <w:rFonts w:asciiTheme="minorHAnsi" w:eastAsiaTheme="minorEastAsia" w:hAnsiTheme="minorHAnsi"/>
+          <w:rFonts w:ascii="Open Sans Medium" w:eastAsiaTheme="minorEastAsia" w:hAnsi="Open Sans Medium" w:cs="Open Sans Medium"/>
           <w:color w:val="323232"/>
-          <w:szCs w:val="24"/>
+          <w:sz w:val="20"/>
+          <w:szCs w:val="20"/>
         </w:rPr>
       </w:pPr>
       <w:r>
         <w:rPr>
-          <w:rFonts w:asciiTheme="minorHAnsi" w:eastAsiaTheme="minorEastAsia" w:hAnsiTheme="minorHAnsi"/>
+          <w:rFonts w:ascii="Open Sans Medium" w:eastAsiaTheme="minorEastAsia" w:hAnsi="Open Sans Medium" w:cs="Open Sans Medium"/>
           <w:color w:val="323232"/>
-          <w:szCs w:val="24"/>
+          <w:sz w:val="20"/>
+          <w:szCs w:val="20"/>
         </w:rPr>
-        <w:t>_______________________</w:t>
-      </w:r>
-      <w:r>
-        <w:rPr>
-          <w:rFonts w:asciiTheme="minorHAnsi" w:eastAsiaTheme="minorEastAsia" w:hAnsiTheme="minorHAnsi"/>
-          <w:color w:val="323232"/>
-          <w:szCs w:val="24"/>
-        </w:rPr>
-        <w:t>_____________</w:t>
+        <w:t>____________________________________</w:t>
       </w:r>
     </w:p>
     <w:p>
       <w:pPr>
         <w:pStyle w:val="Default"/>
         <w:rPr>
-          <w:rFonts w:asciiTheme="minorHAnsi" w:eastAsiaTheme="minorEastAsia" w:hAnsiTheme="minorHAnsi"/>
+          <w:rFonts w:ascii="Open Sans Medium" w:eastAsiaTheme="minorEastAsia" w:hAnsi="Open Sans Medium" w:cs="Open Sans Medium"/>
           <w:color w:val="323232"/>
-          <w:szCs w:val="24"/>
+          <w:sz w:val="20"/>
+          <w:szCs w:val="20"/>
         </w:rPr>
       </w:pPr>
       <w:r>
         <w:rPr>
-          <w:rFonts w:asciiTheme="minorHAnsi" w:eastAsiaTheme="minorEastAsia" w:hAnsiTheme="minorHAnsi"/>
+          <w:rFonts w:ascii="Open Sans Medium" w:eastAsiaTheme="minorEastAsia" w:hAnsi="Open Sans Medium" w:cs="Open Sans Medium"/>
           <w:color w:val="323232"/>
-          <w:szCs w:val="24"/>
+          <w:sz w:val="20"/>
+          <w:szCs w:val="20"/>
         </w:rPr>
         <w:t>{{REPRESENTATIVE_NAME}}</w:t>
       </w:r>
     </w:p>
-    <w:p/>
-    <w:p/>
-    <w:p/>
-    <w:p/>
-    <w:p/>
-    <w:p/>
-    <w:p/>
-    <w:p/>
-    <w:p/>
-    <w:p/>
-    <w:p/>
-    <w:p/>
-    <w:p/>
-    <w:p/>
     <w:p>
+      <w:pPr>
+        <w:rPr>
+          <w:rFonts w:ascii="Open Sans Medium" w:hAnsi="Open Sans Medium" w:cs="Open Sans Medium"/>
+        </w:rPr>
+      </w:pPr>
+    </w:p>
+    <w:p>
+      <w:pPr>
+        <w:rPr>
+          <w:rFonts w:ascii="Open Sans Medium" w:hAnsi="Open Sans Medium" w:cs="Open Sans Medium"/>
+        </w:rPr>
+      </w:pPr>
+    </w:p>
+    <w:p>
+      <w:pPr>
+        <w:rPr>
+          <w:rFonts w:ascii="Open Sans Medium" w:hAnsi="Open Sans Medium" w:cs="Open Sans Medium"/>
+        </w:rPr>
+      </w:pPr>
+    </w:p>
+    <w:p>
+      <w:pPr>
+        <w:rPr>
+          <w:rFonts w:ascii="Open Sans Medium" w:hAnsi="Open Sans Medium" w:cs="Open Sans Medium"/>
+        </w:rPr>
+      </w:pPr>
+    </w:p>
+    <w:p>
+      <w:pPr>
+        <w:rPr>
+          <w:rFonts w:ascii="Open Sans Medium" w:hAnsi="Open Sans Medium" w:cs="Open Sans Medium"/>
+        </w:rPr>
+      </w:pPr>
+    </w:p>
+    <w:p>
+      <w:pPr>
+        <w:rPr>
+          <w:rFonts w:ascii="Open Sans Medium" w:hAnsi="Open Sans Medium" w:cs="Open Sans Medium"/>
+        </w:rPr>
+      </w:pPr>
+    </w:p>
+    <w:p>
+      <w:pPr>
+        <w:rPr>
+          <w:rFonts w:ascii="Open Sans Medium" w:hAnsi="Open Sans Medium" w:cs="Open Sans Medium"/>
+        </w:rPr>
+      </w:pPr>
+    </w:p>
+    <w:p>
+      <w:pPr>
+        <w:rPr>
+          <w:rFonts w:ascii="Open Sans Medium" w:hAnsi="Open Sans Medium" w:cs="Open Sans Medium"/>
+        </w:rPr>
+      </w:pPr>
+    </w:p>
+    <w:p>
+      <w:pPr>
+        <w:rPr>
+          <w:rFonts w:ascii="Open Sans Medium" w:hAnsi="Open Sans Medium" w:cs="Open Sans Medium"/>
+          <w:sz w:val="20"/>
+          <w:szCs w:val="20"/>
+        </w:rPr>
+      </w:pPr>
       <w:r>
+        <w:rPr>
+          <w:rFonts w:ascii="Open Sans Medium" w:hAnsi="Open Sans Medium" w:cs="Open Sans Medium"/>
+          <w:sz w:val="20"/>
+          <w:szCs w:val="20"/>
+        </w:rPr>
+        <w:lastRenderedPageBreak/>
         <w:t>[DYNAMIC_CONTENT_START]</w:t>
       </w:r>
     </w:p>
     <w:p>
       <w:pPr>
         <w:spacing w:after="0" w:line="240" w:lineRule="auto"/>
+        <w:rPr>
+          <w:rFonts w:ascii="Open Sans Medium" w:hAnsi="Open Sans Medium" w:cs="Open Sans Medium"/>
+        </w:rPr>
       </w:pPr>
       <w:r>
+        <w:rPr>
+          <w:rFonts w:ascii="Open Sans Medium" w:hAnsi="Open Sans Medium" w:cs="Open Sans Medium"/>
+        </w:rPr>
         <w:br w:type="page"/>
       </w:r>
     </w:p>
     <w:p>
       <w:pPr>
         <w:rPr>
+          <w:rFonts w:ascii="Open Sans Medium" w:hAnsi="Open Sans Medium" w:cs="Open Sans Medium"/>
           <w:b/>
           <w:color w:val="612D4B"/>
           <w:sz w:val="24"/>
+          <w:szCs w:val="24"/>
         </w:rPr>
       </w:pPr>
       <w:r>
         <w:rPr>
+          <w:rFonts w:ascii="Open Sans Medium" w:hAnsi="Open Sans Medium" w:cs="Open Sans Medium"/>
           <w:b/>
           <w:color w:val="612D4B"/>
           <w:sz w:val="24"/>
+          <w:szCs w:val="24"/>
         </w:rPr>
         <w:lastRenderedPageBreak/>
         <w:t>Explanation of Fees</w:t>
@@ -460,18 +558,20 @@
     <w:p>
       <w:pPr>
         <w:rPr>
+          <w:rFonts w:ascii="Open Sans Medium" w:hAnsi="Open Sans Medium" w:cs="Open Sans Medium"/>
           <w:b/>
           <w:bCs/>
-          <w:sz w:val="20"/>
-          <w:szCs w:val="20"/>
+          <w:sz w:val="18"/>
+          <w:szCs w:val="18"/>
         </w:rPr>
       </w:pPr>
       <w:r>
         <w:rPr>
+          <w:rFonts w:ascii="Open Sans Medium" w:hAnsi="Open Sans Medium" w:cs="Open Sans Medium"/>
           <w:b/>
           <w:bCs/>
-          <w:sz w:val="20"/>
-          <w:szCs w:val="20"/>
+          <w:sz w:val="18"/>
+          <w:szCs w:val="18"/>
         </w:rPr>
         <w:t>Event Planning Service</w:t>
       </w:r>
@@ -480,49 +580,73 @@
       <w:pPr>
         <w:jc w:val="both"/>
         <w:rPr>
-          <w:sz w:val="20"/>
-          <w:szCs w:val="20"/>
+          <w:rFonts w:ascii="Open Sans Medium" w:hAnsi="Open Sans Medium" w:cs="Open Sans Medium"/>
+          <w:sz w:val="18"/>
+          <w:szCs w:val="18"/>
         </w:rPr>
       </w:pPr>
       <w:r>
         <w:rPr>
-          <w:sz w:val="20"/>
-          <w:szCs w:val="20"/>
+          <w:rFonts w:ascii="Open Sans Medium" w:hAnsi="Open Sans Medium" w:cs="Open Sans Medium"/>
+          <w:sz w:val="18"/>
+          <w:szCs w:val="18"/>
         </w:rPr>
         <w:t xml:space="preserve">If a client </w:t>
       </w:r>
       <w:proofErr w:type="spellStart"/>
       <w:r>
         <w:rPr>
-          <w:sz w:val="20"/>
-          <w:szCs w:val="20"/>
+          <w:rFonts w:ascii="Open Sans Medium" w:hAnsi="Open Sans Medium" w:cs="Open Sans Medium"/>
+          <w:sz w:val="18"/>
+          <w:szCs w:val="18"/>
         </w:rPr>
         <w:t>resquets</w:t>
       </w:r>
       <w:proofErr w:type="spellEnd"/>
       <w:r>
         <w:rPr>
-          <w:sz w:val="20"/>
-          <w:szCs w:val="20"/>
+          <w:rFonts w:ascii="Open Sans Medium" w:hAnsi="Open Sans Medium" w:cs="Open Sans Medium"/>
+          <w:sz w:val="18"/>
+          <w:szCs w:val="18"/>
         </w:rPr>
-        <w:t xml:space="preserve"> that the caterer coordinate the venue rental &amp; décor, entertainment, photography, valet parking, flower arranging, or other aspects of planning the event, there will be a small fee charged for this service to account for the labor needed to plan the event as agreed upon in writing by the parties at the time of such request.</w:t>
+        <w:t xml:space="preserve"> that the caterer </w:t>
+      </w:r>
+      <w:proofErr w:type="gramStart"/>
+      <w:r>
+        <w:rPr>
+          <w:rFonts w:ascii="Open Sans Medium" w:hAnsi="Open Sans Medium" w:cs="Open Sans Medium"/>
+          <w:sz w:val="18"/>
+          <w:szCs w:val="18"/>
+        </w:rPr>
+        <w:t>coordinate</w:t>
+      </w:r>
+      <w:proofErr w:type="gramEnd"/>
+      <w:r>
+        <w:rPr>
+          <w:rFonts w:ascii="Open Sans Medium" w:hAnsi="Open Sans Medium" w:cs="Open Sans Medium"/>
+          <w:sz w:val="18"/>
+          <w:szCs w:val="18"/>
+        </w:rPr>
+        <w:t xml:space="preserve"> the venue rental &amp; décor, entertainment, photography, valet parking, flower arranging, or other aspects of planning the event, there will be a small fee charged for this service to account for the labor needed to plan the event as agreed upon in writing by the parties at the time of such request.</w:t>
       </w:r>
     </w:p>
     <w:p>
       <w:pPr>
         <w:rPr>
+          <w:rFonts w:ascii="Open Sans Medium" w:hAnsi="Open Sans Medium" w:cs="Open Sans Medium"/>
           <w:b/>
           <w:bCs/>
-          <w:sz w:val="20"/>
-          <w:szCs w:val="20"/>
+          <w:sz w:val="18"/>
+          <w:szCs w:val="18"/>
         </w:rPr>
       </w:pPr>
       <w:r>
         <w:rPr>
+          <w:rFonts w:ascii="Open Sans Medium" w:hAnsi="Open Sans Medium" w:cs="Open Sans Medium"/>
           <w:b/>
           <w:bCs/>
-          <w:sz w:val="20"/>
-          <w:szCs w:val="20"/>
+          <w:sz w:val="18"/>
+          <w:szCs w:val="18"/>
         </w:rPr>
         <w:t>Delivery Fee</w:t>
       </w:r>
@@ -530,14 +654,16 @@
     <w:p>
       <w:pPr>
         <w:rPr>
-          <w:sz w:val="20"/>
-          <w:szCs w:val="20"/>
+          <w:rFonts w:ascii="Open Sans Medium" w:hAnsi="Open Sans Medium" w:cs="Open Sans Medium"/>
+          <w:sz w:val="18"/>
+          <w:szCs w:val="18"/>
         </w:rPr>
       </w:pPr>
       <w:r>
         <w:rPr>
-          <w:sz w:val="20"/>
-          <w:szCs w:val="20"/>
+          <w:rFonts w:ascii="Open Sans Medium" w:hAnsi="Open Sans Medium" w:cs="Open Sans Medium"/>
+          <w:sz w:val="18"/>
+          <w:szCs w:val="18"/>
         </w:rPr>
         <w:t>Not Applicable</w:t>
       </w:r>
@@ -545,18 +671,20 @@
     <w:p>
       <w:pPr>
         <w:rPr>
+          <w:rFonts w:ascii="Open Sans Medium" w:hAnsi="Open Sans Medium" w:cs="Open Sans Medium"/>
           <w:b/>
           <w:bCs/>
-          <w:sz w:val="20"/>
-          <w:szCs w:val="20"/>
+          <w:sz w:val="18"/>
+          <w:szCs w:val="18"/>
         </w:rPr>
       </w:pPr>
       <w:r>
         <w:rPr>
+          <w:rFonts w:ascii="Open Sans Medium" w:hAnsi="Open Sans Medium" w:cs="Open Sans Medium"/>
           <w:b/>
           <w:bCs/>
-          <w:sz w:val="20"/>
-          <w:szCs w:val="20"/>
+          <w:sz w:val="18"/>
+          <w:szCs w:val="18"/>
         </w:rPr>
         <w:t>Service Charge</w:t>
       </w:r>
@@ -565,47 +693,37 @@
       <w:pPr>
         <w:jc w:val="both"/>
         <w:rPr>
-          <w:sz w:val="20"/>
-          <w:szCs w:val="20"/>
+          <w:rFonts w:ascii="Open Sans Medium" w:hAnsi="Open Sans Medium" w:cs="Open Sans Medium"/>
+          <w:sz w:val="18"/>
+          <w:szCs w:val="18"/>
         </w:rPr>
       </w:pPr>
       <w:r>
         <w:rPr>
-          <w:sz w:val="20"/>
-          <w:szCs w:val="20"/>
+          <w:rFonts w:ascii="Open Sans Medium" w:hAnsi="Open Sans Medium" w:cs="Open Sans Medium"/>
+          <w:sz w:val="18"/>
+          <w:szCs w:val="18"/>
         </w:rPr>
-        <w:t>A service charge of 18,00 % is Indicated in your proposal of service.</w:t>
-      </w:r>
-      <w:r>
-        <w:rPr>
-          <w:sz w:val="20"/>
-          <w:szCs w:val="20"/>
-        </w:rPr>
-        <w:t xml:space="preserve"> </w:t>
-      </w:r>
-      <w:r>
-        <w:rPr>
-          <w:sz w:val="20"/>
-          <w:szCs w:val="20"/>
-        </w:rPr>
-        <w:t>This fee covers all administration, insurance fees, transportation, site visits, trucking, &amp; supplemental costs associated with the event planning.</w:t>
+        <w:t>A service charge of 18,00 % is Indicated in your proposal of service. This fee covers all administration, insurance fees, transportation, site visits, trucking, &amp; supplemental costs associated with the event planning.</w:t>
       </w:r>
     </w:p>
     <w:p>
       <w:pPr>
         <w:rPr>
+          <w:rFonts w:ascii="Open Sans Medium" w:hAnsi="Open Sans Medium" w:cs="Open Sans Medium"/>
           <w:b/>
           <w:bCs/>
-          <w:sz w:val="20"/>
-          <w:szCs w:val="20"/>
+          <w:sz w:val="18"/>
+          <w:szCs w:val="18"/>
         </w:rPr>
       </w:pPr>
       <w:r>
         <w:rPr>
+          <w:rFonts w:ascii="Open Sans Medium" w:hAnsi="Open Sans Medium" w:cs="Open Sans Medium"/>
           <w:b/>
           <w:bCs/>
-          <w:sz w:val="20"/>
-          <w:szCs w:val="20"/>
+          <w:sz w:val="18"/>
+          <w:szCs w:val="18"/>
         </w:rPr>
         <w:t>Gratuities</w:t>
       </w:r>
@@ -614,14 +732,16 @@
       <w:pPr>
         <w:jc w:val="both"/>
         <w:rPr>
-          <w:sz w:val="20"/>
-          <w:szCs w:val="20"/>
+          <w:rFonts w:ascii="Open Sans Medium" w:hAnsi="Open Sans Medium" w:cs="Open Sans Medium"/>
+          <w:sz w:val="18"/>
+          <w:szCs w:val="18"/>
         </w:rPr>
       </w:pPr>
       <w:r>
         <w:rPr>
-          <w:sz w:val="20"/>
-          <w:szCs w:val="20"/>
+          <w:rFonts w:ascii="Open Sans Medium" w:hAnsi="Open Sans Medium" w:cs="Open Sans Medium"/>
+          <w:sz w:val="18"/>
+          <w:szCs w:val="18"/>
         </w:rPr>
         <w:t>Gratuities are not included in the proposal and are at the sole discretion of the client.</w:t>
       </w:r>
@@ -629,18 +749,20 @@
     <w:p>
       <w:pPr>
         <w:rPr>
+          <w:rFonts w:ascii="Open Sans Medium" w:hAnsi="Open Sans Medium" w:cs="Open Sans Medium"/>
           <w:b/>
           <w:bCs/>
-          <w:sz w:val="20"/>
-          <w:szCs w:val="20"/>
+          <w:sz w:val="18"/>
+          <w:szCs w:val="18"/>
         </w:rPr>
       </w:pPr>
       <w:r>
         <w:rPr>
+          <w:rFonts w:ascii="Open Sans Medium" w:hAnsi="Open Sans Medium" w:cs="Open Sans Medium"/>
           <w:b/>
           <w:bCs/>
-          <w:sz w:val="20"/>
-          <w:szCs w:val="20"/>
+          <w:sz w:val="18"/>
+          <w:szCs w:val="18"/>
         </w:rPr>
         <w:t>Taxes and Insurance</w:t>
       </w:r>
@@ -648,14 +770,16 @@
     <w:p>
       <w:pPr>
         <w:rPr>
-          <w:sz w:val="20"/>
-          <w:szCs w:val="20"/>
+          <w:rFonts w:ascii="Open Sans Medium" w:hAnsi="Open Sans Medium" w:cs="Open Sans Medium"/>
+          <w:sz w:val="18"/>
+          <w:szCs w:val="18"/>
         </w:rPr>
       </w:pPr>
       <w:r>
         <w:rPr>
-          <w:sz w:val="20"/>
-          <w:szCs w:val="20"/>
+          <w:rFonts w:ascii="Open Sans Medium" w:hAnsi="Open Sans Medium" w:cs="Open Sans Medium"/>
+          <w:sz w:val="18"/>
+          <w:szCs w:val="18"/>
         </w:rPr>
         <w:t>All prices are subject to a 18,00 % service and</w:t>
       </w:r>
@@ -663,18 +787,20 @@
     <w:p>
       <w:pPr>
         <w:rPr>
+          <w:rFonts w:ascii="Open Sans Medium" w:hAnsi="Open Sans Medium" w:cs="Open Sans Medium"/>
           <w:b/>
           <w:bCs/>
-          <w:sz w:val="20"/>
-          <w:szCs w:val="20"/>
+          <w:sz w:val="18"/>
+          <w:szCs w:val="18"/>
         </w:rPr>
       </w:pPr>
       <w:r>
         <w:rPr>
+          <w:rFonts w:ascii="Open Sans Medium" w:hAnsi="Open Sans Medium" w:cs="Open Sans Medium"/>
           <w:b/>
           <w:bCs/>
-          <w:sz w:val="20"/>
-          <w:szCs w:val="20"/>
+          <w:sz w:val="18"/>
+          <w:szCs w:val="18"/>
         </w:rPr>
         <w:t>Governing Terms</w:t>
       </w:r>
@@ -683,23 +809,26 @@
       <w:pPr>
         <w:jc w:val="both"/>
         <w:rPr>
-          <w:sz w:val="20"/>
-          <w:szCs w:val="20"/>
+          <w:rFonts w:ascii="Open Sans Medium" w:hAnsi="Open Sans Medium" w:cs="Open Sans Medium"/>
+          <w:sz w:val="18"/>
+          <w:szCs w:val="18"/>
         </w:rPr>
       </w:pPr>
       <w:proofErr w:type="spellStart"/>
       <w:r>
         <w:rPr>
-          <w:sz w:val="20"/>
-          <w:szCs w:val="20"/>
+          <w:rFonts w:ascii="Open Sans Medium" w:hAnsi="Open Sans Medium" w:cs="Open Sans Medium"/>
+          <w:sz w:val="18"/>
+          <w:szCs w:val="18"/>
         </w:rPr>
         <w:t>Foodesign</w:t>
       </w:r>
       <w:proofErr w:type="spellEnd"/>
       <w:r>
         <w:rPr>
-          <w:sz w:val="20"/>
-          <w:szCs w:val="20"/>
+          <w:rFonts w:ascii="Open Sans Medium" w:hAnsi="Open Sans Medium" w:cs="Open Sans Medium"/>
+          <w:sz w:val="18"/>
+          <w:szCs w:val="18"/>
         </w:rPr>
         <w:t xml:space="preserve"> Conceptual Events and the Client acknowledge and agree that this proposal is governed by the Master Caterer Agreement executed between the parties.</w:t>
       </w:r>
@@ -707,18 +836,20 @@
     <w:p>
       <w:pPr>
         <w:rPr>
+          <w:rFonts w:ascii="Open Sans Medium" w:hAnsi="Open Sans Medium" w:cs="Open Sans Medium"/>
           <w:b/>
           <w:bCs/>
-          <w:sz w:val="20"/>
-          <w:szCs w:val="20"/>
+          <w:sz w:val="18"/>
+          <w:szCs w:val="18"/>
         </w:rPr>
       </w:pPr>
       <w:r>
         <w:rPr>
+          <w:rFonts w:ascii="Open Sans Medium" w:hAnsi="Open Sans Medium" w:cs="Open Sans Medium"/>
           <w:b/>
           <w:bCs/>
-          <w:sz w:val="20"/>
-          <w:szCs w:val="20"/>
+          <w:sz w:val="18"/>
+          <w:szCs w:val="18"/>
         </w:rPr>
         <w:t>Acceptance By Client</w:t>
       </w:r>
@@ -727,30 +858,34 @@
       <w:pPr>
         <w:jc w:val="both"/>
         <w:rPr>
-          <w:sz w:val="20"/>
-          <w:szCs w:val="20"/>
+          <w:rFonts w:ascii="Open Sans Medium" w:hAnsi="Open Sans Medium" w:cs="Open Sans Medium"/>
+          <w:sz w:val="18"/>
+          <w:szCs w:val="18"/>
         </w:rPr>
       </w:pPr>
       <w:r>
         <w:rPr>
-          <w:sz w:val="20"/>
-          <w:szCs w:val="20"/>
+          <w:rFonts w:ascii="Open Sans Medium" w:hAnsi="Open Sans Medium" w:cs="Open Sans Medium"/>
+          <w:sz w:val="18"/>
+          <w:szCs w:val="18"/>
         </w:rPr>
         <w:t xml:space="preserve">The undersigned, as a duly authorized representative of the Client, Math for America, hereby contract the services of </w:t>
       </w:r>
       <w:proofErr w:type="spellStart"/>
       <w:r>
         <w:rPr>
-          <w:sz w:val="20"/>
-          <w:szCs w:val="20"/>
+          <w:rFonts w:ascii="Open Sans Medium" w:hAnsi="Open Sans Medium" w:cs="Open Sans Medium"/>
+          <w:sz w:val="18"/>
+          <w:szCs w:val="18"/>
         </w:rPr>
         <w:t>Foodesign</w:t>
       </w:r>
       <w:proofErr w:type="spellEnd"/>
       <w:r>
         <w:rPr>
-          <w:sz w:val="20"/>
-          <w:szCs w:val="20"/>
+          <w:rFonts w:ascii="Open Sans Medium" w:hAnsi="Open Sans Medium" w:cs="Open Sans Medium"/>
+          <w:sz w:val="18"/>
+          <w:szCs w:val="18"/>
         </w:rPr>
         <w:t xml:space="preserve"> Conceptual Events as listed and quoted in this proposal on behalf of the Client according to the terms and conditions herein.</w:t>
       </w:r>
@@ -759,18 +894,20 @@
       <w:pPr>
         <w:jc w:val="both"/>
         <w:rPr>
+          <w:rFonts w:ascii="Open Sans Medium" w:hAnsi="Open Sans Medium" w:cs="Open Sans Medium"/>
           <w:b/>
           <w:bCs/>
-          <w:sz w:val="28"/>
-          <w:szCs w:val="28"/>
+          <w:sz w:val="20"/>
+          <w:szCs w:val="20"/>
         </w:rPr>
       </w:pPr>
       <w:r>
         <w:rPr>
+          <w:rFonts w:ascii="Open Sans Medium" w:hAnsi="Open Sans Medium" w:cs="Open Sans Medium"/>
           <w:b/>
           <w:bCs/>
-          <w:sz w:val="28"/>
-          <w:szCs w:val="28"/>
+          <w:sz w:val="20"/>
+          <w:szCs w:val="20"/>
         </w:rPr>
         <w:t>Signed: _______________________________</w:t>
       </w:r>
@@ -779,18 +916,20 @@
       <w:pPr>
         <w:jc w:val="both"/>
         <w:rPr>
+          <w:rFonts w:ascii="Open Sans Medium" w:hAnsi="Open Sans Medium" w:cs="Open Sans Medium"/>
           <w:b/>
           <w:bCs/>
-          <w:sz w:val="28"/>
-          <w:szCs w:val="28"/>
+          <w:sz w:val="20"/>
+          <w:szCs w:val="20"/>
         </w:rPr>
       </w:pPr>
       <w:r>
         <w:rPr>
+          <w:rFonts w:ascii="Open Sans Medium" w:hAnsi="Open Sans Medium" w:cs="Open Sans Medium"/>
           <w:b/>
           <w:bCs/>
-          <w:sz w:val="28"/>
-          <w:szCs w:val="28"/>
+          <w:sz w:val="20"/>
+          <w:szCs w:val="20"/>
         </w:rPr>
         <w:t>Name: ________________________________</w:t>
       </w:r>
@@ -799,12 +938,28 @@
       <w:pPr>
         <w:pStyle w:val="Ttulo1"/>
         <w:spacing w:before="0"/>
+        <w:rPr>
+          <w:rFonts w:ascii="Open Sans Medium" w:hAnsi="Open Sans Medium" w:cs="Open Sans Medium"/>
+          <w:sz w:val="20"/>
+          <w:szCs w:val="20"/>
+        </w:rPr>
       </w:pPr>
       <w:r>
+        <w:rPr>
+          <w:rFonts w:ascii="Open Sans Medium" w:hAnsi="Open Sans Medium" w:cs="Open Sans Medium"/>
+          <w:sz w:val="20"/>
+          <w:szCs w:val="20"/>
+        </w:rPr>
         <w:t>Data: _________________________________</w:t>
       </w:r>
     </w:p>
-    <w:p/>
+    <w:p>
+      <w:pPr>
+        <w:rPr>
+          <w:rFonts w:ascii="Open Sans Medium" w:hAnsi="Open Sans Medium" w:cs="Open Sans Medium"/>
+        </w:rPr>
+      </w:pPr>
+    </w:p>
     <w:sectPr>
       <w:pgSz w:w="12240" w:h="15840"/>
       <w:pgMar w:top="1440" w:right="1800" w:bottom="1440" w:left="4608" w:header="0" w:footer="0" w:gutter="0"/>
@@ -1129,11 +1284,6 @@
                               <w:sz w:val="20"/>
                             </w:rPr>
                             <w:br/>
-                          </w:r>
-                          <w:r>
-                            <w:rPr>
-                              <w:sz w:val="20"/>
-                            </w:rPr>
                             <w:t>{{EVENT_GUESTS}} Guests</w:t>
                           </w:r>
                         </w:p>
@@ -1418,11 +1568,6 @@
                         <w:sz w:val="20"/>
                       </w:rPr>
                       <w:br/>
-                    </w:r>
-                    <w:r>
-                      <w:rPr>
-                        <w:sz w:val="20"/>
-                      </w:rPr>
                       <w:t>{{EVENT_GUESTS}} Guests</w:t>
                     </w:r>
                   </w:p>
@@ -2933,6 +3078,7 @@
   <w:style w:type="character" w:default="1" w:styleId="Fuentedeprrafopredeter">
     <w:name w:val="Default Paragraph Font"/>
     <w:uiPriority w:val="1"/>
+    <w:semiHidden/>
     <w:unhideWhenUsed/>
   </w:style>
   <w:style w:type="table" w:default="1" w:styleId="Tablanormal">
@@ -3710,11 +3856,12 @@
   <w:style w:type="paragraph" w:customStyle="1" w:styleId="Default">
     <w:name w:val="Default"/>
     <w:qFormat/>
+    <w:rsid w:val="00FB2E22"/>
     <w:pPr>
-      <w:spacing w:after="200" w:line="276" w:lineRule="auto"/>
+      <w:spacing w:after="200" w:line="336" w:lineRule="auto"/>
     </w:pPr>
     <w:rPr>
-      <w:rFonts w:ascii="Arial" w:eastAsia="MS Mincho" w:hAnsi="Arial"/>
+      <w:rFonts w:ascii="Open Sans Condensed Medium" w:eastAsia="MS Mincho" w:hAnsi="Open Sans Condensed Medium"/>
       <w:color w:val="000000"/>
       <w:sz w:val="24"/>
     </w:rPr>

--- a/estimate_template.docx
+++ b/estimate_template.docx
@@ -300,6 +300,14 @@
       <w:tblPr>
         <w:tblStyle w:val="Tablaconcuadrcula"/>
         <w:tblW w:w="0" w:type="auto"/>
+        <w:tblBorders>
+          <w:top w:val="none" w:sz="0" w:space="0" w:color="auto"/>
+          <w:left w:val="none" w:sz="0" w:space="0" w:color="auto"/>
+          <w:bottom w:val="none" w:sz="0" w:space="0" w:color="auto"/>
+          <w:right w:val="none" w:sz="0" w:space="0" w:color="auto"/>
+          <w:insideH w:val="none" w:sz="0" w:space="0" w:color="auto"/>
+          <w:insideV w:val="none" w:sz="0" w:space="0" w:color="auto"/>
+        </w:tblBorders>
         <w:tblLook w:val="04A0" w:firstRow="1" w:lastRow="0" w:firstColumn="1" w:lastColumn="0" w:noHBand="0" w:noVBand="1"/>
       </w:tblPr>
       <w:tblGrid>
@@ -1009,7 +1017,7 @@
           <w:lang w:val="en-US"/>
         </w:rPr>
         <w:lastRenderedPageBreak/>
-        <w:t xml:space="preserve">SIMONS SOCIETY OF FELLOWS DINNER </w:t>
+        <w:t>{{CLIENT_NAME}}</w:t>
       </w:r>
     </w:p>
     <w:p>
@@ -1027,7 +1035,7 @@
           <w:szCs w:val="20"/>
           <w:lang w:val="en-US"/>
         </w:rPr>
-        <w:t xml:space="preserve">160 5th Ave #2nd, New York, NY 10010, USA </w:t>
+        <w:t>{{CLIENT_ADDRESS}}</w:t>
       </w:r>
     </w:p>
     <w:p>
@@ -1502,6 +1510,14 @@
       <w:tblPr>
         <w:tblStyle w:val="Tablaconcuadrcula"/>
         <w:tblW w:w="0" w:type="auto"/>
+        <w:tblBorders>
+          <w:top w:val="none" w:sz="0" w:space="0" w:color="auto"/>
+          <w:left w:val="none" w:sz="0" w:space="0" w:color="auto"/>
+          <w:bottom w:val="none" w:sz="0" w:space="0" w:color="auto"/>
+          <w:right w:val="none" w:sz="0" w:space="0" w:color="auto"/>
+          <w:insideH w:val="none" w:sz="0" w:space="0" w:color="auto"/>
+          <w:insideV w:val="none" w:sz="0" w:space="0" w:color="auto"/>
+        </w:tblBorders>
         <w:tblLook w:val="04A0" w:firstRow="1" w:lastRow="0" w:firstColumn="1" w:lastColumn="0" w:noHBand="0" w:noVBand="1"/>
       </w:tblPr>
       <w:tblGrid>
@@ -1943,7 +1959,47 @@
                 <w:szCs w:val="18"/>
                 <w:lang w:val="en-US"/>
               </w:rPr>
-              <w:t>If a client resquets that the caterer coordinate the venue rental &amp; décor, entertainment, photography, valet parking, flower arranging, or other aspects of planning the event, there will be a small fee charged for this service to account for the labor needed to plan the event as agreed upon in writing by the parties at the time of such request.</w:t>
+              <w:t xml:space="preserve">If a client </w:t>
+            </w:r>
+            <w:proofErr w:type="spellStart"/>
+            <w:r>
+              <w:rPr>
+                <w:rFonts w:ascii="Open Sans Medium" w:hAnsi="Open Sans Medium" w:cs="Open Sans Medium"/>
+                <w:sz w:val="18"/>
+                <w:szCs w:val="18"/>
+                <w:lang w:val="en-US"/>
+              </w:rPr>
+              <w:t>resquets</w:t>
+            </w:r>
+            <w:proofErr w:type="spellEnd"/>
+            <w:r>
+              <w:rPr>
+                <w:rFonts w:ascii="Open Sans Medium" w:hAnsi="Open Sans Medium" w:cs="Open Sans Medium"/>
+                <w:sz w:val="18"/>
+                <w:szCs w:val="18"/>
+                <w:lang w:val="en-US"/>
+              </w:rPr>
+              <w:t xml:space="preserve"> that the caterer </w:t>
+            </w:r>
+            <w:proofErr w:type="gramStart"/>
+            <w:r>
+              <w:rPr>
+                <w:rFonts w:ascii="Open Sans Medium" w:hAnsi="Open Sans Medium" w:cs="Open Sans Medium"/>
+                <w:sz w:val="18"/>
+                <w:szCs w:val="18"/>
+                <w:lang w:val="en-US"/>
+              </w:rPr>
+              <w:t>coordinate</w:t>
+            </w:r>
+            <w:proofErr w:type="gramEnd"/>
+            <w:r>
+              <w:rPr>
+                <w:rFonts w:ascii="Open Sans Medium" w:hAnsi="Open Sans Medium" w:cs="Open Sans Medium"/>
+                <w:sz w:val="18"/>
+                <w:szCs w:val="18"/>
+                <w:lang w:val="en-US"/>
+              </w:rPr>
+              <w:t xml:space="preserve"> the venue rental &amp; décor, entertainment, photography, valet parking, flower arranging, or other aspects of planning the event, there will be a small fee charged for this service to account for the labor needed to plan the event as agreed upon in writing by the parties at the time of such request.</w:t>
             </w:r>
           </w:p>
           <w:p>
@@ -2149,6 +2205,7 @@
                 <w:lang w:val="en-US"/>
               </w:rPr>
             </w:pPr>
+            <w:proofErr w:type="spellStart"/>
             <w:r>
               <w:rPr>
                 <w:rFonts w:ascii="Open Sans Medium" w:hAnsi="Open Sans Medium" w:cs="Open Sans Medium"/>
@@ -2156,7 +2213,17 @@
                 <w:szCs w:val="18"/>
                 <w:lang w:val="en-US"/>
               </w:rPr>
-              <w:t>Foodesign Conceptual Events and the Client acknowledge and agree that this proposal is governed by the Master Caterer Agreement executed between the parties.</w:t>
+              <w:t>Foodesign</w:t>
+            </w:r>
+            <w:proofErr w:type="spellEnd"/>
+            <w:r>
+              <w:rPr>
+                <w:rFonts w:ascii="Open Sans Medium" w:hAnsi="Open Sans Medium" w:cs="Open Sans Medium"/>
+                <w:sz w:val="18"/>
+                <w:szCs w:val="18"/>
+                <w:lang w:val="en-US"/>
+              </w:rPr>
+              <w:t xml:space="preserve"> Conceptual Events and the Client acknowledge and agree that this proposal is governed by the Master Caterer Agreement executed between the parties.</w:t>
             </w:r>
           </w:p>
           <w:p>
@@ -2199,7 +2266,27 @@
                 <w:szCs w:val="18"/>
                 <w:lang w:val="en-US"/>
               </w:rPr>
-              <w:t>The undersigned, as a duly authorized representative of the Client, Math for America, hereby contract the services of Foodesign Conceptual Events as listed and quoted in this proposal on behalf of the Client according to the terms and conditions herein.</w:t>
+              <w:t xml:space="preserve">The undersigned, as a duly authorized representative of the Client, Math for America, hereby contract the services of </w:t>
+            </w:r>
+            <w:proofErr w:type="spellStart"/>
+            <w:r>
+              <w:rPr>
+                <w:rFonts w:ascii="Open Sans Medium" w:hAnsi="Open Sans Medium" w:cs="Open Sans Medium"/>
+                <w:sz w:val="18"/>
+                <w:szCs w:val="18"/>
+                <w:lang w:val="en-US"/>
+              </w:rPr>
+              <w:t>Foodesign</w:t>
+            </w:r>
+            <w:proofErr w:type="spellEnd"/>
+            <w:r>
+              <w:rPr>
+                <w:rFonts w:ascii="Open Sans Medium" w:hAnsi="Open Sans Medium" w:cs="Open Sans Medium"/>
+                <w:sz w:val="18"/>
+                <w:szCs w:val="18"/>
+                <w:lang w:val="en-US"/>
+              </w:rPr>
+              <w:t xml:space="preserve"> Conceptual Events as listed and quoted in this proposal on behalf of the Client according to the terms and conditions herein.</w:t>
             </w:r>
           </w:p>
           <w:p>
@@ -2872,7 +2959,15 @@
             <w:szCs w:val="18"/>
             <w:lang w:val="en-US"/>
           </w:rPr>
-          <w:t xml:space="preserve">Simons Society of Fellows Dinner </w:t>
+          <w:t>{{CLIENT_NAME}}</w:t>
+        </w:r>
+        <w:r>
+          <w:rPr>
+            <w:sz w:val="18"/>
+            <w:szCs w:val="18"/>
+            <w:lang w:val="en-US"/>
+          </w:rPr>
+          <w:t xml:space="preserve"> </w:t>
         </w:r>
       </w:p>
     </w:sdtContent>

--- a/estimate_template.docx
+++ b/estimate_template.docx
@@ -4,9 +4,10 @@
   <w:body>
     <w:p>
       <w:pPr>
+        <w:spacing w:after="0" w:line="240" w:lineRule="auto"/>
         <w:jc w:val="center"/>
         <w:rPr>
-          <w:rFonts w:ascii="Georgia" w:hAnsi="Georgia"/>
+          <w:rFonts w:ascii="Open Sans" w:hAnsi="Open Sans" w:cs="Open Sans"/>
           <w:b/>
           <w:color w:val="5A2D5A"/>
           <w:sz w:val="96"/>
@@ -14,20 +15,21 @@
       </w:pPr>
       <w:r>
         <w:rPr>
+          <w:rFonts w:ascii="Open Sans" w:hAnsi="Open Sans" w:cs="Open Sans"/>
           <w:noProof/>
         </w:rPr>
         <w:drawing>
-          <wp:anchor distT="0" distB="0" distL="0" distR="0" simplePos="0" relativeHeight="251662336" behindDoc="0" locked="0" layoutInCell="0" allowOverlap="1" wp14:anchorId="7B3FD146" wp14:editId="1E19C01C">
+          <wp:anchor distT="0" distB="0" distL="0" distR="0" simplePos="0" relativeHeight="251658240" behindDoc="0" locked="0" layoutInCell="0" allowOverlap="1" wp14:anchorId="7B3FD146" wp14:editId="264028CB">
             <wp:simplePos x="0" y="0"/>
             <wp:positionH relativeFrom="column">
-              <wp:posOffset>-426720</wp:posOffset>
+              <wp:posOffset>-60960</wp:posOffset>
             </wp:positionH>
             <wp:positionV relativeFrom="paragraph">
-              <wp:posOffset>635635</wp:posOffset>
+              <wp:posOffset>-1447800</wp:posOffset>
             </wp:positionV>
             <wp:extent cx="1780540" cy="1464945"/>
-            <wp:effectExtent l="0" t="0" r="0" b="0"/>
-            <wp:wrapSquare wrapText="largest"/>
+            <wp:effectExtent l="0" t="0" r="0" b="1905"/>
+            <wp:wrapNone/>
             <wp:docPr id="1" name="Image1"/>
             <wp:cNvGraphicFramePr>
               <a:graphicFrameLocks xmlns:a="http://schemas.openxmlformats.org/drawingml/2006/main" noChangeAspect="1"/>
@@ -42,7 +44,7 @@
                     </pic:cNvPicPr>
                   </pic:nvPicPr>
                   <pic:blipFill>
-                    <a:blip r:embed="rId7"/>
+                    <a:blip r:embed="rId8"/>
                     <a:stretch>
                       <a:fillRect/>
                     </a:stretch>
@@ -65,7 +67,7 @@
       </w:r>
       <w:r>
         <w:rPr>
-          <w:rFonts w:ascii="Georgia" w:hAnsi="Georgia"/>
+          <w:rFonts w:ascii="Open Sans" w:hAnsi="Open Sans" w:cs="Open Sans"/>
           <w:b/>
           <w:color w:val="5A2D5A"/>
           <w:sz w:val="96"/>
@@ -74,7 +76,7 @@
       </w:r>
       <w:r>
         <w:rPr>
-          <w:rFonts w:ascii="Georgia" w:hAnsi="Georgia"/>
+          <w:rFonts w:ascii="Open Sans" w:hAnsi="Open Sans" w:cs="Open Sans"/>
           <w:b/>
           <w:color w:val="5A2D5A"/>
           <w:sz w:val="96"/>
@@ -83,7 +85,7 @@
       </w:r>
       <w:r>
         <w:rPr>
-          <w:rFonts w:ascii="Georgia" w:hAnsi="Georgia"/>
+          <w:rFonts w:ascii="Open Sans" w:hAnsi="Open Sans" w:cs="Open Sans"/>
           <w:b/>
           <w:color w:val="5A2D5A"/>
           <w:sz w:val="96"/>
@@ -92,7 +94,7 @@
       </w:r>
       <w:r>
         <w:rPr>
-          <w:rFonts w:ascii="Georgia" w:hAnsi="Georgia"/>
+          <w:rFonts w:ascii="Open Sans" w:hAnsi="Open Sans" w:cs="Open Sans"/>
           <w:b/>
           <w:color w:val="5A2D5A"/>
           <w:sz w:val="96"/>
@@ -102,9 +104,10 @@
     </w:p>
     <w:p>
       <w:pPr>
+        <w:spacing w:after="0" w:line="240" w:lineRule="auto"/>
         <w:jc w:val="center"/>
         <w:rPr>
-          <w:rFonts w:ascii="Georgia" w:hAnsi="Georgia"/>
+          <w:rFonts w:ascii="Open Sans" w:hAnsi="Open Sans" w:cs="Open Sans"/>
           <w:b/>
           <w:color w:val="5A2D5A"/>
           <w:sz w:val="96"/>
@@ -114,180 +117,115 @@
     <w:p>
       <w:pPr>
         <w:pStyle w:val="Default"/>
+        <w:spacing w:after="0" w:line="240" w:lineRule="auto"/>
+        <w:rPr>
+          <w:rFonts w:ascii="Open Sans" w:hAnsi="Open Sans" w:cs="Open Sans"/>
+        </w:rPr>
       </w:pPr>
     </w:p>
     <w:p>
       <w:pPr>
         <w:pStyle w:val="Default"/>
+        <w:spacing w:after="0" w:line="240" w:lineRule="auto"/>
+        <w:rPr>
+          <w:rFonts w:ascii="Open Sans" w:hAnsi="Open Sans" w:cs="Open Sans"/>
+          <w:b/>
+          <w:color w:val="612D4A"/>
+          <w:sz w:val="57"/>
+        </w:rPr>
       </w:pPr>
     </w:p>
     <w:p>
       <w:pPr>
         <w:pStyle w:val="Default"/>
+        <w:spacing w:after="0" w:line="240" w:lineRule="auto"/>
         <w:rPr>
-          <w:rFonts w:ascii="Open Sans Medium" w:hAnsi="Open Sans Medium" w:cs="Open Sans Medium"/>
+          <w:rFonts w:ascii="Open Sans" w:hAnsi="Open Sans" w:cs="Open Sans"/>
+          <w:b/>
+          <w:color w:val="612D4A"/>
+          <w:sz w:val="57"/>
         </w:rPr>
       </w:pPr>
-      <w:r>
-        <w:rPr>
-          <w:rFonts w:ascii="Open Sans Medium" w:hAnsi="Open Sans Medium" w:cs="Open Sans Medium"/>
-        </w:rPr>
-        <w:t xml:space="preserve"> </w:t>
-      </w:r>
     </w:p>
     <w:p>
       <w:pPr>
-        <w:pStyle w:val="Default"/>
         <w:rPr>
-          <w:rFonts w:ascii="Open Sans Medium" w:hAnsi="Open Sans Medium" w:cs="Open Sans Medium"/>
-          <w:color w:val="612D4A"/>
-          <w:sz w:val="57"/>
+          <w:rFonts w:ascii="Open Sans" w:hAnsi="Open Sans" w:cs="Open Sans"/>
+          <w:color w:val="EE0000"/>
+          <w:sz w:val="22"/>
+          <w:szCs w:val="22"/>
+          <w:lang w:val="en-US"/>
         </w:rPr>
       </w:pPr>
       <w:proofErr w:type="spellStart"/>
       <w:r>
         <w:rPr>
-          <w:rFonts w:ascii="Open Sans Medium" w:hAnsi="Open Sans Medium" w:cs="Open Sans Medium"/>
+          <w:rFonts w:ascii="Open Sans" w:hAnsi="Open Sans" w:cs="Open Sans"/>
           <w:b/>
           <w:color w:val="612D4A"/>
           <w:sz w:val="57"/>
+          <w:szCs w:val="57"/>
         </w:rPr>
         <w:t>Foodesign</w:t>
       </w:r>
       <w:proofErr w:type="spellEnd"/>
       <w:r>
         <w:rPr>
-          <w:rFonts w:ascii="Open Sans Medium" w:hAnsi="Open Sans Medium" w:cs="Open Sans Medium"/>
+          <w:rFonts w:ascii="Open Sans" w:hAnsi="Open Sans" w:cs="Open Sans"/>
           <w:b/>
           <w:color w:val="612D4A"/>
           <w:sz w:val="57"/>
+          <w:szCs w:val="57"/>
         </w:rPr>
-        <w:t xml:space="preserve"> Conceptual Events</w:t>
+        <w:t xml:space="preserve"> Conceptual </w:t>
+      </w:r>
+      <w:proofErr w:type="spellStart"/>
+      <w:r>
+        <w:rPr>
+          <w:rFonts w:ascii="Open Sans" w:hAnsi="Open Sans" w:cs="Open Sans"/>
+          <w:b/>
+          <w:color w:val="612D4A"/>
+          <w:sz w:val="57"/>
+          <w:szCs w:val="57"/>
+        </w:rPr>
+        <w:t>Events</w:t>
+      </w:r>
+      <w:proofErr w:type="spellEnd"/>
+      <w:r>
+        <w:rPr>
+          <w:rFonts w:ascii="Open Sans" w:hAnsi="Open Sans" w:cs="Open Sans"/>
+          <w:b/>
+          <w:color w:val="612D4A"/>
+          <w:sz w:val="57"/>
+          <w:szCs w:val="57"/>
+        </w:rPr>
+        <w:t xml:space="preserve"> </w:t>
+      </w:r>
+      <w:proofErr w:type="spellStart"/>
+      <w:r>
+        <w:rPr>
+          <w:rFonts w:ascii="Open Sans" w:hAnsi="Open Sans" w:cs="Open Sans"/>
+          <w:b/>
+          <w:color w:val="612D4A"/>
+          <w:sz w:val="57"/>
+          <w:szCs w:val="57"/>
+        </w:rPr>
+        <w:t>Proposal</w:t>
+      </w:r>
+      <w:proofErr w:type="spellEnd"/>
+      <w:r>
+        <w:rPr>
+          <w:rFonts w:ascii="Open Sans" w:hAnsi="Open Sans" w:cs="Open Sans"/>
+          <w:b/>
+          <w:color w:val="612D4A"/>
+          <w:sz w:val="57"/>
+          <w:szCs w:val="57"/>
+        </w:rPr>
+        <w:t>.</w:t>
       </w:r>
       <w:r>
         <w:rPr>
-          <w:rFonts w:ascii="Open Sans Medium" w:hAnsi="Open Sans Medium" w:cs="Open Sans Medium"/>
-          <w:b/>
-          <w:color w:val="612D4A"/>
-          <w:sz w:val="57"/>
-        </w:rPr>
-        <w:t xml:space="preserve"> </w:t>
-      </w:r>
-      <w:r>
-        <w:rPr>
-          <w:rFonts w:ascii="Open Sans Medium" w:hAnsi="Open Sans Medium" w:cs="Open Sans Medium"/>
-          <w:b/>
-          <w:color w:val="612D4A"/>
-          <w:sz w:val="57"/>
-        </w:rPr>
-        <w:t>Proposal</w:t>
-      </w:r>
-    </w:p>
-    <w:p>
-      <w:pPr>
-        <w:ind w:left="-1260" w:right="-972"/>
-        <w:jc w:val="center"/>
-        <w:rPr>
-          <w:color w:val="EE0000"/>
-          <w:sz w:val="22"/>
-          <w:szCs w:val="22"/>
-          <w:lang w:val="en-US"/>
-        </w:rPr>
-      </w:pPr>
-    </w:p>
-    <w:p>
-      <w:pPr>
-        <w:ind w:left="-1701" w:right="-972"/>
-        <w:jc w:val="center"/>
-        <w:rPr>
-          <w:color w:val="EE0000"/>
-          <w:sz w:val="22"/>
-          <w:szCs w:val="22"/>
-          <w:lang w:val="en-US"/>
-        </w:rPr>
-      </w:pPr>
-      <w:r>
-        <w:rPr>
-          <w:noProof/>
-          <w:color w:val="EE0000"/>
-          <w:sz w:val="22"/>
-          <w:szCs w:val="22"/>
-          <w:lang w:val="en-US"/>
-        </w:rPr>
-        <mc:AlternateContent>
-          <mc:Choice Requires="wps">
-            <w:drawing>
-              <wp:anchor distT="0" distB="0" distL="114300" distR="114300" simplePos="0" relativeHeight="251659264" behindDoc="0" locked="0" layoutInCell="1" allowOverlap="1" wp14:anchorId="0047D7F2" wp14:editId="5ED8E9D2">
-                <wp:simplePos x="0" y="0"/>
-                <wp:positionH relativeFrom="column">
-                  <wp:posOffset>-289964</wp:posOffset>
-                </wp:positionH>
-                <wp:positionV relativeFrom="paragraph">
-                  <wp:posOffset>224270</wp:posOffset>
-                </wp:positionV>
-                <wp:extent cx="2235200" cy="1772920"/>
-                <wp:effectExtent l="0" t="0" r="12700" b="17780"/>
-                <wp:wrapNone/>
-                <wp:docPr id="1645301479" name="Rectángulo 4"/>
-                <wp:cNvGraphicFramePr/>
-                <a:graphic xmlns:a="http://schemas.openxmlformats.org/drawingml/2006/main">
-                  <a:graphicData uri="http://schemas.microsoft.com/office/word/2010/wordprocessingShape">
-                    <wps:wsp>
-                      <wps:cNvSpPr/>
-                      <wps:spPr>
-                        <a:xfrm>
-                          <a:off x="0" y="0"/>
-                          <a:ext cx="2235200" cy="1772920"/>
-                        </a:xfrm>
-                        <a:prstGeom prst="rect">
-                          <a:avLst/>
-                        </a:prstGeom>
-                        <a:solidFill>
-                          <a:schemeClr val="bg1"/>
-                        </a:solidFill>
-                        <a:ln>
-                          <a:solidFill>
-                            <a:schemeClr val="bg1"/>
-                          </a:solidFill>
-                        </a:ln>
-                      </wps:spPr>
-                      <wps:style>
-                        <a:lnRef idx="2">
-                          <a:schemeClr val="accent1">
-                            <a:shade val="15000"/>
-                          </a:schemeClr>
-                        </a:lnRef>
-                        <a:fillRef idx="1">
-                          <a:schemeClr val="accent1"/>
-                        </a:fillRef>
-                        <a:effectRef idx="0">
-                          <a:schemeClr val="accent1"/>
-                        </a:effectRef>
-                        <a:fontRef idx="minor">
-                          <a:schemeClr val="lt1"/>
-                        </a:fontRef>
-                      </wps:style>
-                      <wps:bodyPr rot="0" spcFirstLastPara="0" vertOverflow="overflow" horzOverflow="overflow" vert="horz" wrap="square" lIns="91440" tIns="45720" rIns="91440" bIns="45720" numCol="1" spcCol="0" rtlCol="0" fromWordArt="0" anchor="ctr" anchorCtr="0" forceAA="0" compatLnSpc="1">
-                        <a:prstTxWarp prst="textNoShape">
-                          <a:avLst/>
-                        </a:prstTxWarp>
-                        <a:noAutofit/>
-                      </wps:bodyPr>
-                    </wps:wsp>
-                  </a:graphicData>
-                </a:graphic>
-              </wp:anchor>
-            </w:drawing>
-          </mc:Choice>
-          <mc:Fallback>
-            <w:pict>
-              <v:rect w14:anchorId="32994A4E" id="Rectángulo 4" o:spid="_x0000_s1026" style="position:absolute;margin-left:-22.85pt;margin-top:17.65pt;width:176pt;height:139.6pt;z-index:251659264;visibility:visible;mso-wrap-style:square;mso-wrap-distance-left:9pt;mso-wrap-distance-top:0;mso-wrap-distance-right:9pt;mso-wrap-distance-bottom:0;mso-position-horizontal:absolute;mso-position-horizontal-relative:text;mso-position-vertical:absolute;mso-position-vertical-relative:text;v-text-anchor:middle" o:gfxdata="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" fillcolor="white [3212]" strokecolor="white [3212]" strokeweight="1pt"/>
-            </w:pict>
-          </mc:Fallback>
-        </mc:AlternateContent>
-      </w:r>
-      <w:r>
-        <w:rPr>
+          <w:rFonts w:ascii="Open Sans" w:hAnsi="Open Sans" w:cs="Open Sans"/>
           <w:color w:val="EE0000"/>
           <w:sz w:val="22"/>
           <w:szCs w:val="22"/>
@@ -299,7 +237,8 @@
     <w:tbl>
       <w:tblPr>
         <w:tblStyle w:val="Tablaconcuadrcula"/>
-        <w:tblW w:w="0" w:type="auto"/>
+        <w:tblW w:w="10530" w:type="dxa"/>
+        <w:tblInd w:w="-810" w:type="dxa"/>
         <w:tblBorders>
           <w:top w:val="none" w:sz="0" w:space="0" w:color="auto"/>
           <w:left w:val="none" w:sz="0" w:space="0" w:color="auto"/>
@@ -311,17 +250,18 @@
         <w:tblLook w:val="04A0" w:firstRow="1" w:lastRow="0" w:firstColumn="1" w:lastColumn="0" w:noHBand="0" w:noVBand="1"/>
       </w:tblPr>
       <w:tblGrid>
-        <w:gridCol w:w="2965"/>
-        <w:gridCol w:w="5863"/>
+        <w:gridCol w:w="3298"/>
+        <w:gridCol w:w="7232"/>
       </w:tblGrid>
       <w:tr>
         <w:tc>
           <w:tcPr>
-            <w:tcW w:w="2965" w:type="dxa"/>
+            <w:tcW w:w="3298" w:type="dxa"/>
           </w:tcPr>
           <w:p>
             <w:pPr>
               <w:rPr>
+                <w:rFonts w:ascii="Open Sans" w:hAnsi="Open Sans" w:cs="Open Sans"/>
                 <w:b/>
                 <w:i/>
                 <w:color w:val="612D4B"/>
@@ -333,6 +273,7 @@
           <w:p>
             <w:pPr>
               <w:rPr>
+                <w:rFonts w:ascii="Open Sans" w:hAnsi="Open Sans" w:cs="Open Sans"/>
                 <w:b/>
                 <w:i/>
                 <w:color w:val="612D4B"/>
@@ -344,6 +285,7 @@
           <w:p>
             <w:pPr>
               <w:rPr>
+                <w:rFonts w:ascii="Open Sans" w:hAnsi="Open Sans" w:cs="Open Sans"/>
                 <w:b/>
                 <w:i/>
                 <w:color w:val="612D4B"/>
@@ -355,15 +297,20 @@
           <w:p>
             <w:pPr>
               <w:rPr>
-                <w:lang w:val="en-US"/>
-              </w:rPr>
-            </w:pPr>
-            <w:r>
-              <w:rPr>
+                <w:rFonts w:ascii="Open Sans" w:hAnsi="Open Sans" w:cs="Open Sans"/>
+                <w:sz w:val="18"/>
+                <w:szCs w:val="18"/>
+                <w:lang w:val="en-US"/>
+              </w:rPr>
+            </w:pPr>
+            <w:r>
+              <w:rPr>
+                <w:rFonts w:ascii="Open Sans" w:hAnsi="Open Sans" w:cs="Open Sans"/>
                 <w:b/>
                 <w:i/>
                 <w:color w:val="612D4B"/>
-                <w:sz w:val="26"/>
+                <w:sz w:val="18"/>
+                <w:szCs w:val="18"/>
                 <w:lang w:val="en-US"/>
               </w:rPr>
               <w:t>We create everlasting moments</w:t>
@@ -372,20 +319,29 @@
           <w:p>
             <w:pPr>
               <w:rPr>
-                <w:lang w:val="en-US"/>
-              </w:rPr>
-            </w:pPr>
-          </w:p>
-          <w:p>
-            <w:pPr>
-              <w:rPr>
-                <w:lang w:val="en-US"/>
-              </w:rPr>
-            </w:pPr>
-            <w:r>
-              <w:rPr>
+                <w:rFonts w:ascii="Open Sans" w:hAnsi="Open Sans" w:cs="Open Sans"/>
+                <w:sz w:val="18"/>
+                <w:szCs w:val="18"/>
+                <w:lang w:val="en-US"/>
+              </w:rPr>
+            </w:pPr>
+          </w:p>
+          <w:p>
+            <w:pPr>
+              <w:rPr>
+                <w:rFonts w:ascii="Open Sans" w:hAnsi="Open Sans" w:cs="Open Sans"/>
+                <w:sz w:val="18"/>
+                <w:szCs w:val="18"/>
+                <w:lang w:val="en-US"/>
+              </w:rPr>
+            </w:pPr>
+            <w:r>
+              <w:rPr>
+                <w:rFonts w:ascii="Open Sans" w:hAnsi="Open Sans" w:cs="Open Sans"/>
                 <w:b/>
                 <w:color w:val="612D4B"/>
+                <w:sz w:val="18"/>
+                <w:szCs w:val="18"/>
                 <w:lang w:val="en-US"/>
               </w:rPr>
               <w:t>Client</w:t>
@@ -393,19 +349,20 @@
           </w:p>
           <w:p>
             <w:pPr>
-              <w:spacing w:after="40"/>
-              <w:rPr>
-                <w:rFonts w:ascii="Cambria" w:hAnsi="Cambria"/>
+              <w:rPr>
+                <w:rFonts w:ascii="Open Sans" w:hAnsi="Open Sans" w:cs="Open Sans"/>
                 <w:color w:val="000000"/>
                 <w:sz w:val="18"/>
-                <w:lang w:val="en-US"/>
-              </w:rPr>
-            </w:pPr>
-            <w:r>
-              <w:rPr>
-                <w:rFonts w:ascii="Cambria" w:hAnsi="Cambria"/>
+                <w:szCs w:val="18"/>
+                <w:lang w:val="en-US"/>
+              </w:rPr>
+            </w:pPr>
+            <w:r>
+              <w:rPr>
+                <w:rFonts w:ascii="Open Sans" w:hAnsi="Open Sans" w:cs="Open Sans"/>
                 <w:color w:val="000000"/>
                 <w:sz w:val="18"/>
+                <w:szCs w:val="18"/>
                 <w:lang w:val="en-US"/>
               </w:rPr>
               <w:t>{{CLIENT_NAME}}</w:t>
@@ -413,14 +370,18 @@
           </w:p>
           <w:p>
             <w:pPr>
-              <w:spacing w:after="40"/>
-              <w:rPr>
-                <w:lang w:val="en-US"/>
-              </w:rPr>
-            </w:pPr>
-            <w:r>
-              <w:rPr>
-                <w:sz w:val="20"/>
+              <w:rPr>
+                <w:rFonts w:ascii="Open Sans" w:hAnsi="Open Sans" w:cs="Open Sans"/>
+                <w:sz w:val="18"/>
+                <w:szCs w:val="18"/>
+                <w:lang w:val="en-US"/>
+              </w:rPr>
+            </w:pPr>
+            <w:r>
+              <w:rPr>
+                <w:rFonts w:ascii="Open Sans" w:hAnsi="Open Sans" w:cs="Open Sans"/>
+                <w:sz w:val="18"/>
+                <w:szCs w:val="18"/>
                 <w:lang w:val="en-US"/>
               </w:rPr>
               <w:t>{{CLIENT_ADDRESS}}</w:t>
@@ -428,14 +389,18 @@
           </w:p>
           <w:p>
             <w:pPr>
-              <w:spacing w:after="40"/>
-              <w:rPr>
-                <w:lang w:val="en-US"/>
-              </w:rPr>
-            </w:pPr>
-            <w:r>
-              <w:rPr>
-                <w:sz w:val="20"/>
+              <w:rPr>
+                <w:rFonts w:ascii="Open Sans" w:hAnsi="Open Sans" w:cs="Open Sans"/>
+                <w:sz w:val="18"/>
+                <w:szCs w:val="18"/>
+                <w:lang w:val="en-US"/>
+              </w:rPr>
+            </w:pPr>
+            <w:r>
+              <w:rPr>
+                <w:rFonts w:ascii="Open Sans" w:hAnsi="Open Sans" w:cs="Open Sans"/>
+                <w:sz w:val="18"/>
+                <w:szCs w:val="18"/>
                 <w:lang w:val="en-US"/>
               </w:rPr>
               <w:t>{{CLIENT_EMAIL}}</w:t>
@@ -444,87 +409,128 @@
           <w:p>
             <w:pPr>
               <w:rPr>
-                <w:lang w:val="en-US"/>
-              </w:rPr>
-            </w:pPr>
-          </w:p>
-          <w:p>
-            <w:pPr>
-              <w:rPr>
-                <w:lang w:val="en-US"/>
-              </w:rPr>
-            </w:pPr>
-            <w:r>
-              <w:rPr>
+                <w:rFonts w:ascii="Open Sans" w:hAnsi="Open Sans" w:cs="Open Sans"/>
+                <w:sz w:val="18"/>
+                <w:szCs w:val="18"/>
+                <w:lang w:val="en-US"/>
+              </w:rPr>
+            </w:pPr>
+          </w:p>
+          <w:p>
+            <w:pPr>
+              <w:rPr>
+                <w:rFonts w:ascii="Open Sans" w:hAnsi="Open Sans" w:cs="Open Sans"/>
                 <w:b/>
                 <w:color w:val="612D4B"/>
-                <w:lang w:val="en-US"/>
-              </w:rPr>
-              <w:t>Client Representative</w:t>
-            </w:r>
-          </w:p>
-          <w:p>
-            <w:pPr>
-              <w:spacing w:after="40"/>
-              <w:rPr>
-                <w:lang w:val="en-US"/>
-              </w:rPr>
-            </w:pPr>
-            <w:r>
-              <w:rPr>
-                <w:sz w:val="20"/>
-                <w:lang w:val="en-US"/>
-              </w:rPr>
-              <w:t>{{REPRESENTATIVE_NAME}}</w:t>
-            </w:r>
-          </w:p>
-          <w:p>
-            <w:pPr>
-              <w:spacing w:after="40"/>
-              <w:rPr>
-                <w:lang w:val="en-US"/>
-              </w:rPr>
-            </w:pPr>
-            <w:r>
-              <w:rPr>
-                <w:sz w:val="20"/>
-                <w:lang w:val="en-US"/>
-              </w:rPr>
-              <w:t>{{REPRESENTATIVE_EMAIL}}</w:t>
-            </w:r>
-          </w:p>
-          <w:p>
-            <w:pPr>
-              <w:spacing w:after="40"/>
-              <w:rPr>
-                <w:lang w:val="en-US"/>
-              </w:rPr>
-            </w:pPr>
-            <w:r>
-              <w:rPr>
-                <w:sz w:val="20"/>
-                <w:lang w:val="en-US"/>
-              </w:rPr>
-              <w:t>Ph: {{REPRESENTATIVE_PHONE}}</w:t>
-            </w:r>
-          </w:p>
-          <w:p>
-            <w:pPr>
-              <w:rPr>
-                <w:lang w:val="en-US"/>
-              </w:rPr>
-            </w:pPr>
-          </w:p>
-          <w:p>
-            <w:pPr>
-              <w:rPr>
-                <w:lang w:val="en-US"/>
-              </w:rPr>
-            </w:pPr>
-            <w:r>
-              <w:rPr>
+                <w:sz w:val="18"/>
+                <w:szCs w:val="18"/>
+                <w:lang w:val="en-US"/>
+              </w:rPr>
+            </w:pPr>
+            <w:r>
+              <w:rPr>
+                <w:rFonts w:ascii="Open Sans" w:hAnsi="Open Sans" w:cs="Open Sans"/>
                 <w:b/>
                 <w:color w:val="612D4B"/>
+                <w:sz w:val="18"/>
+                <w:szCs w:val="18"/>
+                <w:lang w:val="en-US"/>
+              </w:rPr>
+              <w:t>Client Representative</w:t>
+            </w:r>
+          </w:p>
+          <w:p>
+            <w:pPr>
+              <w:rPr>
+                <w:rFonts w:ascii="Open Sans" w:hAnsi="Open Sans" w:cs="Open Sans"/>
+                <w:sz w:val="18"/>
+                <w:szCs w:val="18"/>
+                <w:lang w:val="en-US"/>
+              </w:rPr>
+            </w:pPr>
+            <w:r>
+              <w:rPr>
+                <w:rFonts w:ascii="Open Sans" w:hAnsi="Open Sans" w:cs="Open Sans"/>
+                <w:sz w:val="18"/>
+                <w:szCs w:val="18"/>
+                <w:lang w:val="en-US"/>
+              </w:rPr>
+              <w:t>{{REPRESENTATIVE_NAME}}</w:t>
+            </w:r>
+          </w:p>
+          <w:p>
+            <w:pPr>
+              <w:rPr>
+                <w:rFonts w:ascii="Open Sans" w:hAnsi="Open Sans" w:cs="Open Sans"/>
+                <w:sz w:val="18"/>
+                <w:szCs w:val="18"/>
+                <w:lang w:val="en-US"/>
+              </w:rPr>
+            </w:pPr>
+            <w:r>
+              <w:rPr>
+                <w:rFonts w:ascii="Open Sans" w:hAnsi="Open Sans" w:cs="Open Sans"/>
+                <w:sz w:val="18"/>
+                <w:szCs w:val="18"/>
+                <w:lang w:val="en-US"/>
+              </w:rPr>
+              <w:t>{{REPRESENTATIVE_EMAIL}}</w:t>
+            </w:r>
+          </w:p>
+          <w:p>
+            <w:pPr>
+              <w:rPr>
+                <w:rFonts w:ascii="Open Sans" w:hAnsi="Open Sans" w:cs="Open Sans"/>
+                <w:sz w:val="18"/>
+                <w:szCs w:val="18"/>
+                <w:lang w:val="en-US"/>
+              </w:rPr>
+            </w:pPr>
+            <w:r>
+              <w:rPr>
+                <w:rFonts w:ascii="Open Sans" w:hAnsi="Open Sans" w:cs="Open Sans"/>
+                <w:sz w:val="18"/>
+                <w:szCs w:val="18"/>
+                <w:lang w:val="en-US"/>
+              </w:rPr>
+              <w:t xml:space="preserve">Ph: </w:t>
+            </w:r>
+            <w:r>
+              <w:rPr>
+                <w:rFonts w:ascii="Open Sans" w:hAnsi="Open Sans" w:cs="Open Sans"/>
+                <w:sz w:val="18"/>
+                <w:szCs w:val="18"/>
+                <w:lang w:val="en-US"/>
+              </w:rPr>
+              <w:t>{{REPRESENTATIVE_PHONE}}</w:t>
+            </w:r>
+          </w:p>
+          <w:p>
+            <w:pPr>
+              <w:rPr>
+                <w:rFonts w:ascii="Open Sans" w:hAnsi="Open Sans" w:cs="Open Sans"/>
+                <w:sz w:val="18"/>
+                <w:szCs w:val="18"/>
+                <w:lang w:val="en-US"/>
+              </w:rPr>
+            </w:pPr>
+          </w:p>
+          <w:p>
+            <w:pPr>
+              <w:rPr>
+                <w:rFonts w:ascii="Open Sans" w:hAnsi="Open Sans" w:cs="Open Sans"/>
+                <w:sz w:val="18"/>
+                <w:szCs w:val="18"/>
+                <w:lang w:val="en-US"/>
+              </w:rPr>
+            </w:pPr>
+            <w:r>
+              <w:rPr>
+                <w:rFonts w:ascii="Open Sans" w:hAnsi="Open Sans" w:cs="Open Sans"/>
+                <w:b/>
+                <w:color w:val="612D4B"/>
+                <w:sz w:val="18"/>
+                <w:szCs w:val="18"/>
                 <w:lang w:val="en-US"/>
               </w:rPr>
               <w:t>Event Details</w:t>
@@ -532,76 +538,138 @@
           </w:p>
           <w:p>
             <w:pPr>
-              <w:spacing w:after="40"/>
-              <w:rPr>
-                <w:lang w:val="en-US"/>
-              </w:rPr>
-            </w:pPr>
-            <w:r>
-              <w:rPr>
-                <w:sz w:val="20"/>
-                <w:lang w:val="en-US"/>
-              </w:rPr>
-              <w:t>{{EVENT_ADDRESS}}</w:t>
-            </w:r>
-          </w:p>
-          <w:p>
-            <w:pPr>
-              <w:spacing w:after="40"/>
-              <w:rPr>
-                <w:lang w:val="en-US"/>
-              </w:rPr>
-            </w:pPr>
-            <w:r>
-              <w:rPr>
-                <w:sz w:val="20"/>
-                <w:lang w:val="en-US"/>
-              </w:rPr>
-              <w:t>Event Code: {{EVENT_CODE}}</w:t>
-            </w:r>
-          </w:p>
-          <w:p>
-            <w:pPr>
-              <w:spacing w:after="40"/>
-              <w:rPr>
-                <w:lang w:val="en-US"/>
-              </w:rPr>
-            </w:pPr>
-            <w:r>
-              <w:rPr>
-                <w:sz w:val="20"/>
-                <w:lang w:val="en-US"/>
-              </w:rPr>
-              <w:t>Start: {{EVENT_START}}</w:t>
-            </w:r>
-          </w:p>
-          <w:p>
-            <w:pPr>
-              <w:spacing w:after="40"/>
-              <w:rPr>
-                <w:lang w:val="en-US"/>
-              </w:rPr>
-            </w:pPr>
-            <w:r>
-              <w:rPr>
-                <w:sz w:val="20"/>
-                <w:lang w:val="en-US"/>
-              </w:rPr>
-              <w:t>End: {{EVENT_END}}</w:t>
-            </w:r>
-            <w:r>
-              <w:rPr>
-                <w:sz w:val="20"/>
+              <w:rPr>
+                <w:rFonts w:ascii="Open Sans" w:hAnsi="Open Sans" w:cs="Open Sans"/>
+                <w:sz w:val="18"/>
+                <w:szCs w:val="18"/>
+                <w:lang w:val="en-US"/>
+              </w:rPr>
+            </w:pPr>
+            <w:r>
+              <w:rPr>
+                <w:rFonts w:ascii="Open Sans" w:hAnsi="Open Sans" w:cs="Open Sans"/>
+                <w:sz w:val="18"/>
+                <w:szCs w:val="18"/>
+                <w:lang w:val="en-US"/>
+              </w:rPr>
+              <w:t>{{EVENT_ADDRES}}</w:t>
+            </w:r>
+          </w:p>
+          <w:p>
+            <w:pPr>
+              <w:rPr>
+                <w:rFonts w:ascii="Open Sans" w:hAnsi="Open Sans" w:cs="Open Sans"/>
+                <w:sz w:val="18"/>
+                <w:szCs w:val="18"/>
+                <w:lang w:val="en-US"/>
+              </w:rPr>
+            </w:pPr>
+            <w:r>
+              <w:rPr>
+                <w:rFonts w:ascii="Open Sans" w:hAnsi="Open Sans" w:cs="Open Sans"/>
+                <w:sz w:val="18"/>
+                <w:szCs w:val="18"/>
+                <w:lang w:val="en-US"/>
+              </w:rPr>
+              <w:t xml:space="preserve">Event Code: </w:t>
+            </w:r>
+            <w:r>
+              <w:rPr>
+                <w:rFonts w:ascii="Open Sans" w:hAnsi="Open Sans" w:cs="Open Sans"/>
+                <w:sz w:val="18"/>
+                <w:szCs w:val="18"/>
+                <w:lang w:val="en-US"/>
+              </w:rPr>
+              <w:t>{{EVENT_CODE}}</w:t>
+            </w:r>
+          </w:p>
+          <w:p>
+            <w:pPr>
+              <w:rPr>
+                <w:rFonts w:ascii="Open Sans" w:hAnsi="Open Sans" w:cs="Open Sans"/>
+                <w:sz w:val="18"/>
+                <w:szCs w:val="18"/>
+                <w:lang w:val="en-US"/>
+              </w:rPr>
+            </w:pPr>
+            <w:r>
+              <w:rPr>
+                <w:rFonts w:ascii="Open Sans" w:hAnsi="Open Sans" w:cs="Open Sans"/>
+                <w:sz w:val="18"/>
+                <w:szCs w:val="18"/>
+                <w:lang w:val="en-US"/>
+              </w:rPr>
+              <w:t xml:space="preserve">Start: </w:t>
+            </w:r>
+            <w:r>
+              <w:rPr>
+                <w:rFonts w:ascii="Open Sans" w:hAnsi="Open Sans" w:cs="Open Sans"/>
+                <w:sz w:val="18"/>
+                <w:szCs w:val="18"/>
+                <w:lang w:val="en-US"/>
+              </w:rPr>
+              <w:t>{{EVENT_START}}</w:t>
+            </w:r>
+          </w:p>
+          <w:p>
+            <w:pPr>
+              <w:rPr>
+                <w:rFonts w:ascii="Open Sans" w:hAnsi="Open Sans" w:cs="Open Sans"/>
+                <w:sz w:val="18"/>
+                <w:szCs w:val="18"/>
+                <w:lang w:val="en-US"/>
+              </w:rPr>
+            </w:pPr>
+            <w:r>
+              <w:rPr>
+                <w:rFonts w:ascii="Open Sans" w:hAnsi="Open Sans" w:cs="Open Sans"/>
+                <w:sz w:val="18"/>
+                <w:szCs w:val="18"/>
+                <w:lang w:val="en-US"/>
+              </w:rPr>
+              <w:t xml:space="preserve">End: </w:t>
+            </w:r>
+            <w:r>
+              <w:rPr>
+                <w:rFonts w:ascii="Open Sans" w:hAnsi="Open Sans" w:cs="Open Sans"/>
+                <w:sz w:val="18"/>
+                <w:szCs w:val="18"/>
+                <w:lang w:val="en-US"/>
+              </w:rPr>
+              <w:t>{{EVENT_END}}</w:t>
+            </w:r>
+            <w:r>
+              <w:rPr>
+                <w:rFonts w:ascii="Open Sans" w:hAnsi="Open Sans" w:cs="Open Sans"/>
+                <w:sz w:val="18"/>
+                <w:szCs w:val="18"/>
                 <w:lang w:val="en-US"/>
               </w:rPr>
               <w:br/>
-              <w:t>{{EVENT_GUESTS}} Guests</w:t>
-            </w:r>
-          </w:p>
-          <w:p>
-            <w:pPr>
-              <w:rPr>
-                <w:rFonts w:eastAsiaTheme="majorEastAsia" w:cstheme="majorBidi"/>
+            </w:r>
+            <w:r>
+              <w:rPr>
+                <w:rFonts w:ascii="Open Sans" w:hAnsi="Open Sans" w:cs="Open Sans"/>
+                <w:sz w:val="18"/>
+                <w:szCs w:val="18"/>
+                <w:lang w:val="en-US"/>
+              </w:rPr>
+              <w:t>{{EVENT_GUESTS}}</w:t>
+            </w:r>
+            <w:r>
+              <w:rPr>
+                <w:rFonts w:ascii="Open Sans" w:hAnsi="Open Sans" w:cs="Open Sans"/>
+                <w:sz w:val="18"/>
+                <w:szCs w:val="18"/>
+                <w:lang w:val="en-US"/>
+              </w:rPr>
+              <w:t xml:space="preserve"> Guests</w:t>
+            </w:r>
+          </w:p>
+          <w:p>
+            <w:pPr>
+              <w:rPr>
+                <w:rFonts w:ascii="Open Sans" w:eastAsiaTheme="majorEastAsia" w:hAnsi="Open Sans" w:cs="Open Sans"/>
                 <w:color w:val="EE0000"/>
                 <w:sz w:val="22"/>
                 <w:szCs w:val="22"/>
@@ -612,348 +680,380 @@
           <w:p>
             <w:pPr>
               <w:rPr>
-                <w:rFonts w:eastAsiaTheme="majorEastAsia" w:cstheme="majorBidi"/>
+                <w:rFonts w:ascii="Open Sans" w:eastAsiaTheme="majorEastAsia" w:hAnsi="Open Sans" w:cs="Open Sans"/>
                 <w:color w:val="EE0000"/>
                 <w:sz w:val="22"/>
                 <w:szCs w:val="22"/>
                 <w:lang w:val="en-US"/>
               </w:rPr>
             </w:pPr>
-            <w:r>
-              <w:rPr>
-                <w:noProof/>
-              </w:rPr>
-              <w:drawing>
-                <wp:inline distT="0" distB="0" distL="0" distR="0" wp14:anchorId="03CF43C6" wp14:editId="4167A46C">
-                  <wp:extent cx="1532890" cy="1261110"/>
-                  <wp:effectExtent l="0" t="0" r="0" b="0"/>
-                  <wp:docPr id="452091549" name="Imagen 452091549"/>
-                  <wp:cNvGraphicFramePr>
-                    <a:graphicFrameLocks xmlns:a="http://schemas.openxmlformats.org/drawingml/2006/main" noChangeAspect="1"/>
-                  </wp:cNvGraphicFramePr>
-                  <a:graphic xmlns:a="http://schemas.openxmlformats.org/drawingml/2006/main">
-                    <a:graphicData uri="http://schemas.openxmlformats.org/drawingml/2006/picture">
-                      <pic:pic xmlns:pic="http://schemas.openxmlformats.org/drawingml/2006/picture">
-                        <pic:nvPicPr>
-                          <pic:cNvPr id="3" name="Image1 Copy 1"/>
-                          <pic:cNvPicPr>
-                            <a:picLocks noChangeAspect="1" noChangeArrowheads="1"/>
-                          </pic:cNvPicPr>
-                        </pic:nvPicPr>
-                        <pic:blipFill>
-                          <a:blip r:embed="rId7"/>
-                          <a:stretch>
-                            <a:fillRect/>
-                          </a:stretch>
-                        </pic:blipFill>
-                        <pic:spPr bwMode="auto">
-                          <a:xfrm>
-                            <a:off x="0" y="0"/>
-                            <a:ext cx="1532890" cy="1261110"/>
-                          </a:xfrm>
-                          <a:prstGeom prst="rect">
-                            <a:avLst/>
-                          </a:prstGeom>
-                          <a:noFill/>
-                        </pic:spPr>
-                      </pic:pic>
-                    </a:graphicData>
-                  </a:graphic>
-                </wp:inline>
-              </w:drawing>
-            </w:r>
           </w:p>
         </w:tc>
         <w:tc>
           <w:tcPr>
-            <w:tcW w:w="5863" w:type="dxa"/>
+            <w:tcW w:w="7232" w:type="dxa"/>
           </w:tcPr>
           <w:p>
             <w:pPr>
-              <w:rPr>
-                <w:rFonts w:ascii="Open Sans Medium" w:hAnsi="Open Sans Medium" w:cs="Open Sans Medium"/>
+              <w:jc w:val="both"/>
+              <w:rPr>
+                <w:rFonts w:ascii="Open Sans" w:hAnsi="Open Sans" w:cs="Open Sans"/>
+                <w:color w:val="323232"/>
+                <w:lang w:val="en-US"/>
+              </w:rPr>
+            </w:pPr>
+          </w:p>
+          <w:p>
+            <w:pPr>
+              <w:jc w:val="both"/>
+              <w:rPr>
+                <w:rFonts w:ascii="Open Sans" w:hAnsi="Open Sans" w:cs="Open Sans"/>
+                <w:color w:val="323232"/>
+                <w:lang w:val="en-US"/>
+              </w:rPr>
+            </w:pPr>
+          </w:p>
+          <w:p>
+            <w:pPr>
+              <w:jc w:val="both"/>
+              <w:rPr>
+                <w:rFonts w:ascii="Open Sans" w:hAnsi="Open Sans" w:cs="Open Sans"/>
+                <w:color w:val="323232"/>
+                <w:lang w:val="en-US"/>
+              </w:rPr>
+            </w:pPr>
+          </w:p>
+          <w:p>
+            <w:pPr>
+              <w:jc w:val="both"/>
+              <w:rPr>
+                <w:rFonts w:ascii="Open Sans" w:hAnsi="Open Sans" w:cs="Open Sans"/>
                 <w:color w:val="323232"/>
                 <w:sz w:val="20"/>
                 <w:szCs w:val="20"/>
                 <w:lang w:val="en-US"/>
               </w:rPr>
             </w:pPr>
-          </w:p>
-          <w:p>
-            <w:pPr>
-              <w:rPr>
-                <w:rFonts w:ascii="Open Sans Medium" w:hAnsi="Open Sans Medium" w:cs="Open Sans Medium"/>
+            <w:r>
+              <w:rPr>
+                <w:rFonts w:ascii="Open Sans" w:hAnsi="Open Sans" w:cs="Open Sans"/>
                 <w:color w:val="323232"/>
                 <w:sz w:val="20"/>
                 <w:szCs w:val="20"/>
                 <w:lang w:val="en-US"/>
               </w:rPr>
-            </w:pPr>
-          </w:p>
-          <w:p>
-            <w:pPr>
-              <w:rPr>
-                <w:rFonts w:ascii="Open Sans Medium" w:hAnsi="Open Sans Medium" w:cs="Open Sans Medium"/>
+              <w:t xml:space="preserve">Dear </w:t>
+            </w:r>
+            <w:r>
+              <w:rPr>
+                <w:rFonts w:ascii="Open Sans" w:hAnsi="Open Sans" w:cs="Open Sans"/>
                 <w:color w:val="323232"/>
                 <w:sz w:val="20"/>
                 <w:szCs w:val="20"/>
                 <w:lang w:val="en-US"/>
               </w:rPr>
-            </w:pPr>
-          </w:p>
-          <w:p>
-            <w:pPr>
-              <w:rPr>
-                <w:rFonts w:ascii="Open Sans Medium" w:hAnsi="Open Sans Medium" w:cs="Open Sans Medium"/>
+              <w:t xml:space="preserve">The </w:t>
+            </w:r>
+            <w:r>
+              <w:rPr>
+                <w:rFonts w:ascii="Open Sans" w:hAnsi="Open Sans" w:cs="Open Sans"/>
                 <w:color w:val="323232"/>
                 <w:sz w:val="20"/>
                 <w:szCs w:val="20"/>
                 <w:lang w:val="en-US"/>
               </w:rPr>
-            </w:pPr>
-          </w:p>
-          <w:p>
-            <w:pPr>
-              <w:rPr>
-                <w:rFonts w:ascii="Open Sans Medium" w:hAnsi="Open Sans Medium" w:cs="Open Sans Medium"/>
+              <w:t>Simons</w:t>
+            </w:r>
+            <w:r>
+              <w:rPr>
+                <w:rFonts w:ascii="Open Sans" w:hAnsi="Open Sans" w:cs="Open Sans"/>
                 <w:color w:val="323232"/>
                 <w:sz w:val="20"/>
                 <w:szCs w:val="20"/>
                 <w:lang w:val="en-US"/>
               </w:rPr>
-            </w:pPr>
-          </w:p>
-          <w:p>
-            <w:pPr>
-              <w:rPr>
-                <w:rFonts w:ascii="Open Sans Medium" w:hAnsi="Open Sans Medium" w:cs="Open Sans Medium"/>
+              <w:t xml:space="preserve"> </w:t>
+            </w:r>
+            <w:r>
+              <w:rPr>
+                <w:rFonts w:ascii="Open Sans" w:hAnsi="Open Sans" w:cs="Open Sans"/>
                 <w:color w:val="323232"/>
                 <w:sz w:val="20"/>
                 <w:szCs w:val="20"/>
                 <w:lang w:val="en-US"/>
               </w:rPr>
-            </w:pPr>
-          </w:p>
-          <w:p>
-            <w:pPr>
-              <w:rPr>
-                <w:rFonts w:ascii="Open Sans Medium" w:hAnsi="Open Sans Medium" w:cs="Open Sans Medium"/>
-                <w:sz w:val="20"/>
-                <w:szCs w:val="20"/>
-                <w:lang w:val="en-US"/>
-              </w:rPr>
-            </w:pPr>
-            <w:r>
-              <w:rPr>
-                <w:rFonts w:ascii="Open Sans Medium" w:hAnsi="Open Sans Medium" w:cs="Open Sans Medium"/>
+              <w:t xml:space="preserve">Foundation, </w:t>
+            </w:r>
+            <w:r>
+              <w:rPr>
+                <w:rFonts w:ascii="Open Sans" w:hAnsi="Open Sans" w:cs="Open Sans"/>
                 <w:color w:val="323232"/>
                 <w:sz w:val="20"/>
                 <w:szCs w:val="20"/>
                 <w:lang w:val="en-US"/>
               </w:rPr>
-              <w:t>Dear {{CLIENT_NAME}},</w:t>
-            </w:r>
-            <w:r>
-              <w:rPr>
-                <w:rFonts w:ascii="Open Sans Medium" w:hAnsi="Open Sans Medium" w:cs="Open Sans Medium"/>
-                <w:sz w:val="20"/>
-                <w:szCs w:val="20"/>
-                <w:lang w:val="en-US"/>
-              </w:rPr>
-              <w:br/>
-            </w:r>
-            <w:r>
-              <w:rPr>
-                <w:rFonts w:ascii="Open Sans Medium" w:hAnsi="Open Sans Medium" w:cs="Open Sans Medium"/>
-                <w:b/>
-                <w:color w:val="612D4B"/>
-                <w:sz w:val="20"/>
-                <w:szCs w:val="20"/>
-                <w:lang w:val="en-US"/>
-              </w:rPr>
-              <w:br/>
-            </w:r>
-            <w:r>
-              <w:rPr>
-                <w:rFonts w:ascii="Open Sans Medium" w:hAnsi="Open Sans Medium" w:cs="Open Sans Medium"/>
+              <w:t>thank</w:t>
+            </w:r>
+            <w:r>
+              <w:rPr>
+                <w:rFonts w:ascii="Open Sans" w:hAnsi="Open Sans" w:cs="Open Sans"/>
                 <w:color w:val="323232"/>
                 <w:sz w:val="20"/>
                 <w:szCs w:val="20"/>
                 <w:lang w:val="en-US"/>
               </w:rPr>
-              <w:t>Thank you for the opportunity, to provide our services for your events. We look forward to sharing our services with you and your guests. Booking staff, planning and directing an event can be stressful. Therefore, we promise to do everything we can to ease the burden on you.</w:t>
-            </w:r>
-          </w:p>
-          <w:p>
-            <w:pPr>
-              <w:pStyle w:val="Default"/>
-              <w:rPr>
-                <w:rFonts w:ascii="Open Sans Medium" w:eastAsiaTheme="minorEastAsia" w:hAnsi="Open Sans Medium" w:cs="Open Sans Medium"/>
+              <w:t xml:space="preserve"> you for the </w:t>
+            </w:r>
+            <w:r>
+              <w:rPr>
+                <w:rFonts w:ascii="Open Sans" w:hAnsi="Open Sans" w:cs="Open Sans"/>
                 <w:color w:val="323232"/>
                 <w:sz w:val="20"/>
                 <w:szCs w:val="20"/>
-              </w:rPr>
-            </w:pPr>
-            <w:r>
-              <w:rPr>
-                <w:rFonts w:ascii="Open Sans Medium" w:eastAsiaTheme="minorEastAsia" w:hAnsi="Open Sans Medium" w:cs="Open Sans Medium"/>
+                <w:lang w:val="en-US"/>
+              </w:rPr>
+              <w:t>opportunity</w:t>
+            </w:r>
+            <w:r>
+              <w:rPr>
+                <w:rFonts w:ascii="Open Sans" w:hAnsi="Open Sans" w:cs="Open Sans"/>
                 <w:color w:val="323232"/>
                 <w:sz w:val="20"/>
                 <w:szCs w:val="20"/>
-              </w:rPr>
-              <w:t xml:space="preserve">We have taken all of your concerns and requests into consideration as we developed this proposal and quote. We would like to assure you that our wait </w:t>
-            </w:r>
-            <w:proofErr w:type="spellStart"/>
-            <w:proofErr w:type="gramStart"/>
-            <w:r>
-              <w:rPr>
-                <w:rFonts w:ascii="Open Sans Medium" w:eastAsiaTheme="minorEastAsia" w:hAnsi="Open Sans Medium" w:cs="Open Sans Medium"/>
+                <w:lang w:val="en-US"/>
+              </w:rPr>
+              <w:t xml:space="preserve"> to provide our services for your events. We look forward to sharing our services with you and your guests. Booking staff, planning and directing an event can be stressful. Therefore, we promise to do everything we can to ease the burden on you.</w:t>
+            </w:r>
+          </w:p>
+          <w:p>
+            <w:pPr>
+              <w:rPr>
+                <w:rFonts w:ascii="Open Sans" w:hAnsi="Open Sans" w:cs="Open Sans"/>
+                <w:sz w:val="20"/>
+                <w:szCs w:val="20"/>
+                <w:lang w:val="en-US"/>
+              </w:rPr>
+            </w:pPr>
+          </w:p>
+          <w:p>
+            <w:pPr>
+              <w:pStyle w:val="Default"/>
+              <w:spacing w:after="0" w:line="240" w:lineRule="auto"/>
+              <w:jc w:val="both"/>
+              <w:rPr>
+                <w:rFonts w:ascii="Open Sans" w:eastAsiaTheme="minorEastAsia" w:hAnsi="Open Sans" w:cs="Open Sans"/>
                 <w:color w:val="323232"/>
                 <w:sz w:val="20"/>
                 <w:szCs w:val="20"/>
               </w:rPr>
-              <w:t>staff,catering</w:t>
-            </w:r>
-            <w:proofErr w:type="spellEnd"/>
-            <w:proofErr w:type="gramEnd"/>
-            <w:r>
-              <w:rPr>
-                <w:rFonts w:ascii="Open Sans Medium" w:eastAsiaTheme="minorEastAsia" w:hAnsi="Open Sans Medium" w:cs="Open Sans Medium"/>
+            </w:pPr>
+            <w:r>
+              <w:rPr>
+                <w:rFonts w:ascii="Open Sans" w:eastAsiaTheme="minorEastAsia" w:hAnsi="Open Sans" w:cs="Open Sans"/>
                 <w:color w:val="323232"/>
                 <w:sz w:val="20"/>
                 <w:szCs w:val="20"/>
               </w:rPr>
-              <w:t xml:space="preserve"> and event services will meet your high food standards and suit your personal tastes.</w:t>
-            </w:r>
-          </w:p>
-          <w:p>
-            <w:pPr>
-              <w:pStyle w:val="Default"/>
-              <w:rPr>
-                <w:rFonts w:ascii="Open Sans Medium" w:eastAsiaTheme="minorEastAsia" w:hAnsi="Open Sans Medium" w:cs="Open Sans Medium"/>
+              <w:t xml:space="preserve">We have taken </w:t>
+            </w:r>
+            <w:r>
+              <w:rPr>
+                <w:rFonts w:ascii="Open Sans" w:eastAsiaTheme="minorEastAsia" w:hAnsi="Open Sans" w:cs="Open Sans"/>
                 <w:color w:val="323232"/>
                 <w:sz w:val="20"/>
                 <w:szCs w:val="20"/>
               </w:rPr>
-            </w:pPr>
-            <w:r>
-              <w:rPr>
-                <w:rFonts w:ascii="Open Sans Medium" w:eastAsiaTheme="minorEastAsia" w:hAnsi="Open Sans Medium" w:cs="Open Sans Medium"/>
+              <w:t>all</w:t>
+            </w:r>
+            <w:r>
+              <w:rPr>
+                <w:rFonts w:ascii="Open Sans" w:eastAsiaTheme="minorEastAsia" w:hAnsi="Open Sans" w:cs="Open Sans"/>
                 <w:color w:val="323232"/>
                 <w:sz w:val="20"/>
                 <w:szCs w:val="20"/>
               </w:rPr>
-              <w:t xml:space="preserve">In this proposal, we have only included the services that you have </w:t>
-            </w:r>
-            <w:proofErr w:type="spellStart"/>
-            <w:proofErr w:type="gramStart"/>
-            <w:r>
-              <w:rPr>
-                <w:rFonts w:ascii="Open Sans Medium" w:eastAsiaTheme="minorEastAsia" w:hAnsi="Open Sans Medium" w:cs="Open Sans Medium"/>
+              <w:t xml:space="preserve"> your concerns and requests into consideration as we developed this proposal and quote. We would like to assure you that our wait staff,</w:t>
+            </w:r>
+            <w:r>
+              <w:rPr>
+                <w:rFonts w:ascii="Open Sans" w:eastAsiaTheme="minorEastAsia" w:hAnsi="Open Sans" w:cs="Open Sans"/>
                 <w:color w:val="323232"/>
                 <w:sz w:val="20"/>
                 <w:szCs w:val="20"/>
               </w:rPr>
-              <w:t>selected.Please</w:t>
-            </w:r>
-            <w:proofErr w:type="spellEnd"/>
-            <w:proofErr w:type="gramEnd"/>
-            <w:r>
-              <w:rPr>
-                <w:rFonts w:ascii="Open Sans Medium" w:eastAsiaTheme="minorEastAsia" w:hAnsi="Open Sans Medium" w:cs="Open Sans Medium"/>
+              <w:t xml:space="preserve"> </w:t>
+            </w:r>
+            <w:r>
+              <w:rPr>
+                <w:rFonts w:ascii="Open Sans" w:eastAsiaTheme="minorEastAsia" w:hAnsi="Open Sans" w:cs="Open Sans"/>
                 <w:color w:val="323232"/>
                 <w:sz w:val="20"/>
                 <w:szCs w:val="20"/>
               </w:rPr>
-              <w:t xml:space="preserve"> feel free to notify us if you have any concerns or additional services </w:t>
-            </w:r>
-            <w:proofErr w:type="spellStart"/>
-            <w:r>
-              <w:rPr>
-                <w:rFonts w:ascii="Open Sans Medium" w:eastAsiaTheme="minorEastAsia" w:hAnsi="Open Sans Medium" w:cs="Open Sans Medium"/>
+              <w:t>catering and event services will meet your high food standards and suit your personal tastes.</w:t>
+            </w:r>
+          </w:p>
+          <w:p>
+            <w:pPr>
+              <w:pStyle w:val="Default"/>
+              <w:spacing w:after="0" w:line="240" w:lineRule="auto"/>
+              <w:rPr>
+                <w:rFonts w:ascii="Open Sans" w:eastAsiaTheme="minorEastAsia" w:hAnsi="Open Sans" w:cs="Open Sans"/>
                 <w:color w:val="323232"/>
                 <w:sz w:val="20"/>
                 <w:szCs w:val="20"/>
               </w:rPr>
-              <w:t>thatyou</w:t>
-            </w:r>
-            <w:proofErr w:type="spellEnd"/>
-            <w:r>
-              <w:rPr>
-                <w:rFonts w:ascii="Open Sans Medium" w:eastAsiaTheme="minorEastAsia" w:hAnsi="Open Sans Medium" w:cs="Open Sans Medium"/>
+            </w:pPr>
+          </w:p>
+          <w:p>
+            <w:pPr>
+              <w:pStyle w:val="Default"/>
+              <w:spacing w:after="0" w:line="240" w:lineRule="auto"/>
+              <w:jc w:val="both"/>
+              <w:rPr>
+                <w:rFonts w:ascii="Open Sans" w:eastAsiaTheme="minorEastAsia" w:hAnsi="Open Sans" w:cs="Open Sans"/>
                 <w:color w:val="323232"/>
                 <w:sz w:val="20"/>
                 <w:szCs w:val="20"/>
               </w:rPr>
-              <w:t xml:space="preserve"> would like to request. We hope that you will find this proposal to your </w:t>
-            </w:r>
-            <w:proofErr w:type="spellStart"/>
-            <w:proofErr w:type="gramStart"/>
-            <w:r>
-              <w:rPr>
-                <w:rFonts w:ascii="Open Sans Medium" w:eastAsiaTheme="minorEastAsia" w:hAnsi="Open Sans Medium" w:cs="Open Sans Medium"/>
+            </w:pPr>
+            <w:r>
+              <w:rPr>
+                <w:rFonts w:ascii="Open Sans" w:eastAsiaTheme="minorEastAsia" w:hAnsi="Open Sans" w:cs="Open Sans"/>
                 <w:color w:val="323232"/>
                 <w:sz w:val="20"/>
                 <w:szCs w:val="20"/>
               </w:rPr>
-              <w:t>liking.We</w:t>
-            </w:r>
-            <w:proofErr w:type="spellEnd"/>
-            <w:proofErr w:type="gramEnd"/>
-            <w:r>
-              <w:rPr>
-                <w:rFonts w:ascii="Open Sans Medium" w:eastAsiaTheme="minorEastAsia" w:hAnsi="Open Sans Medium" w:cs="Open Sans Medium"/>
+              <w:t>In this proposal, we have only included the services that you have selected.</w:t>
+            </w:r>
+            <w:r>
+              <w:rPr>
+                <w:rFonts w:ascii="Open Sans" w:eastAsiaTheme="minorEastAsia" w:hAnsi="Open Sans" w:cs="Open Sans"/>
                 <w:color w:val="323232"/>
                 <w:sz w:val="20"/>
                 <w:szCs w:val="20"/>
               </w:rPr>
-              <w:t xml:space="preserve"> are looking forward to helping provide all your guests with an enjoyable and unforgettable experience.</w:t>
-            </w:r>
-          </w:p>
-          <w:p>
-            <w:pPr>
-              <w:pStyle w:val="Default"/>
-              <w:rPr>
-                <w:rFonts w:ascii="Open Sans Medium" w:eastAsiaTheme="minorEastAsia" w:hAnsi="Open Sans Medium" w:cs="Open Sans Medium"/>
+              <w:t xml:space="preserve"> </w:t>
+            </w:r>
+            <w:r>
+              <w:rPr>
+                <w:rFonts w:ascii="Open Sans" w:eastAsiaTheme="minorEastAsia" w:hAnsi="Open Sans" w:cs="Open Sans"/>
                 <w:color w:val="323232"/>
                 <w:sz w:val="20"/>
                 <w:szCs w:val="20"/>
               </w:rPr>
-            </w:pPr>
-            <w:r>
-              <w:rPr>
-                <w:rFonts w:ascii="Open Sans Medium" w:eastAsiaTheme="minorEastAsia" w:hAnsi="Open Sans Medium" w:cs="Open Sans Medium"/>
+              <w:t>Please feel free to notify us if you have any concerns or additional services that</w:t>
+            </w:r>
+            <w:r>
+              <w:rPr>
+                <w:rFonts w:ascii="Open Sans" w:eastAsiaTheme="minorEastAsia" w:hAnsi="Open Sans" w:cs="Open Sans"/>
                 <w:color w:val="323232"/>
                 <w:sz w:val="20"/>
                 <w:szCs w:val="20"/>
               </w:rPr>
-              <w:t>Sincerely.</w:t>
-            </w:r>
-          </w:p>
-          <w:p>
-            <w:pPr>
-              <w:pStyle w:val="Default"/>
-              <w:rPr>
-                <w:rFonts w:ascii="Open Sans Medium" w:eastAsiaTheme="minorEastAsia" w:hAnsi="Open Sans Medium" w:cs="Open Sans Medium"/>
+              <w:t xml:space="preserve"> </w:t>
+            </w:r>
+            <w:r>
+              <w:rPr>
+                <w:rFonts w:ascii="Open Sans" w:eastAsiaTheme="minorEastAsia" w:hAnsi="Open Sans" w:cs="Open Sans"/>
                 <w:color w:val="323232"/>
                 <w:sz w:val="20"/>
                 <w:szCs w:val="20"/>
               </w:rPr>
-            </w:pPr>
-            <w:r>
-              <w:rPr>
-                <w:rFonts w:ascii="Open Sans Medium" w:eastAsiaTheme="minorEastAsia" w:hAnsi="Open Sans Medium" w:cs="Open Sans Medium"/>
+              <w:t>you would like to request. We hope that you will find this proposal to your liking.</w:t>
+            </w:r>
+            <w:r>
+              <w:rPr>
+                <w:rFonts w:ascii="Open Sans" w:eastAsiaTheme="minorEastAsia" w:hAnsi="Open Sans" w:cs="Open Sans"/>
                 <w:color w:val="323232"/>
                 <w:sz w:val="20"/>
                 <w:szCs w:val="20"/>
               </w:rPr>
+              <w:t xml:space="preserve"> </w:t>
+            </w:r>
+            <w:r>
+              <w:rPr>
+                <w:rFonts w:ascii="Open Sans" w:eastAsiaTheme="minorEastAsia" w:hAnsi="Open Sans" w:cs="Open Sans"/>
+                <w:color w:val="323232"/>
+                <w:sz w:val="20"/>
+                <w:szCs w:val="20"/>
+              </w:rPr>
+              <w:t>We are looking forward to helping provide all your guests with an enjoyable and unforgettable experience.</w:t>
+            </w:r>
+          </w:p>
+          <w:p>
+            <w:pPr>
+              <w:pStyle w:val="Default"/>
+              <w:spacing w:after="0" w:line="240" w:lineRule="auto"/>
+              <w:jc w:val="both"/>
+              <w:rPr>
+                <w:rFonts w:ascii="Open Sans" w:eastAsiaTheme="minorEastAsia" w:hAnsi="Open Sans" w:cs="Open Sans"/>
+                <w:color w:val="323232"/>
+                <w:sz w:val="20"/>
+                <w:szCs w:val="20"/>
+              </w:rPr>
+            </w:pPr>
+            <w:r>
+              <w:rPr>
+                <w:rFonts w:ascii="Open Sans" w:eastAsiaTheme="minorEastAsia" w:hAnsi="Open Sans" w:cs="Open Sans"/>
+                <w:color w:val="323232"/>
+                <w:sz w:val="20"/>
+                <w:szCs w:val="20"/>
+              </w:rPr>
+              <w:t>Sincerely.</w:t>
+            </w:r>
+          </w:p>
+          <w:p>
+            <w:pPr>
+              <w:pStyle w:val="Default"/>
+              <w:spacing w:after="0" w:line="240" w:lineRule="auto"/>
+              <w:jc w:val="both"/>
+              <w:rPr>
+                <w:rFonts w:ascii="Open Sans" w:eastAsiaTheme="minorEastAsia" w:hAnsi="Open Sans" w:cs="Open Sans"/>
+                <w:color w:val="323232"/>
+                <w:sz w:val="20"/>
+                <w:szCs w:val="20"/>
+              </w:rPr>
+            </w:pPr>
+          </w:p>
+          <w:p>
+            <w:pPr>
+              <w:pStyle w:val="Default"/>
+              <w:spacing w:after="0" w:line="240" w:lineRule="auto"/>
+              <w:jc w:val="both"/>
+              <w:rPr>
+                <w:rFonts w:ascii="Open Sans" w:eastAsiaTheme="minorEastAsia" w:hAnsi="Open Sans" w:cs="Open Sans"/>
+                <w:color w:val="323232"/>
+                <w:sz w:val="20"/>
+                <w:szCs w:val="20"/>
+              </w:rPr>
+            </w:pPr>
+          </w:p>
+          <w:p>
+            <w:pPr>
+              <w:pStyle w:val="Default"/>
+              <w:spacing w:after="0" w:line="240" w:lineRule="auto"/>
+              <w:rPr>
+                <w:rFonts w:ascii="Open Sans" w:eastAsiaTheme="minorEastAsia" w:hAnsi="Open Sans" w:cs="Open Sans"/>
+                <w:color w:val="323232"/>
+                <w:sz w:val="20"/>
+                <w:szCs w:val="20"/>
+              </w:rPr>
+            </w:pPr>
+            <w:r>
+              <w:rPr>
+                <w:rFonts w:ascii="Open Sans" w:eastAsiaTheme="minorEastAsia" w:hAnsi="Open Sans" w:cs="Open Sans"/>
+                <w:color w:val="323232"/>
+                <w:sz w:val="20"/>
+                <w:szCs w:val="20"/>
+              </w:rPr>
               <w:t>____________________________________</w:t>
             </w:r>
           </w:p>
           <w:p>
             <w:pPr>
               <w:rPr>
-                <w:rFonts w:eastAsiaTheme="majorEastAsia" w:cstheme="majorBidi"/>
+                <w:rFonts w:ascii="Open Sans" w:eastAsiaTheme="majorEastAsia" w:hAnsi="Open Sans" w:cs="Open Sans"/>
                 <w:color w:val="EE0000"/>
                 <w:sz w:val="22"/>
                 <w:szCs w:val="22"/>
@@ -962,12 +1062,23 @@
             </w:pPr>
             <w:r>
               <w:rPr>
-                <w:rFonts w:ascii="Open Sans Medium" w:eastAsiaTheme="minorEastAsia" w:hAnsi="Open Sans Medium" w:cs="Open Sans Medium"/>
+                <w:rFonts w:ascii="Open Sans" w:eastAsiaTheme="minorEastAsia" w:hAnsi="Open Sans" w:cs="Open Sans"/>
                 <w:color w:val="323232"/>
                 <w:sz w:val="20"/>
                 <w:szCs w:val="20"/>
-              </w:rPr>
-              <w:t>{{REPRESENTATIVE_NAME}}</w:t>
+                <w:lang w:val="en-US"/>
+              </w:rPr>
+              <w:t>Foodesign Conceptual Event</w:t>
+            </w:r>
+            <w:r>
+              <w:rPr>
+                <w:rFonts w:ascii="Open Sans" w:eastAsiaTheme="minorEastAsia" w:hAnsi="Open Sans" w:cs="Open Sans"/>
+                <w:color w:val="323232"/>
+                <w:sz w:val="22"/>
+                <w:szCs w:val="22"/>
+                <w:lang w:val="en-US"/>
+              </w:rPr>
+              <w:t>.</w:t>
             </w:r>
           </w:p>
         </w:tc>
@@ -975,9 +1086,9 @@
     </w:tbl>
     <w:p>
       <w:pPr>
+        <w:spacing w:after="0" w:line="240" w:lineRule="auto"/>
         <w:rPr>
-          <w:rFonts w:eastAsiaTheme="majorEastAsia" w:cstheme="majorBidi"/>
-          <w:color w:val="EE0000"/>
+          <w:rFonts w:ascii="Open Sans" w:hAnsi="Open Sans" w:cs="Open Sans"/>
           <w:sz w:val="22"/>
           <w:szCs w:val="22"/>
           <w:lang w:val="en-US"/>
@@ -987,23 +1098,23 @@
     <w:p>
       <w:pPr>
         <w:rPr>
-          <w:rFonts w:eastAsiaTheme="majorEastAsia" w:cstheme="majorBidi"/>
-          <w:color w:val="EE0000"/>
-          <w:sz w:val="22"/>
-          <w:szCs w:val="22"/>
+          <w:rFonts w:ascii="Open Sans" w:hAnsi="Open Sans" w:cs="Open Sans"/>
+          <w:b/>
+          <w:color w:val="612D4B"/>
+          <w:sz w:val="28"/>
           <w:lang w:val="en-US"/>
         </w:rPr>
       </w:pPr>
-    </w:p>
-    <w:p>
-      <w:pPr>
-        <w:spacing w:after="0"/>
+      <w:r>
         <w:rPr>
-          <w:sz w:val="22"/>
-          <w:szCs w:val="22"/>
+          <w:rFonts w:ascii="Open Sans" w:hAnsi="Open Sans" w:cs="Open Sans"/>
+          <w:b/>
+          <w:color w:val="612D4B"/>
+          <w:sz w:val="28"/>
           <w:lang w:val="en-US"/>
         </w:rPr>
-      </w:pPr>
+        <w:br w:type="page"/>
+      </w:r>
     </w:p>
     <w:p>
       <w:pPr>
@@ -1021,310 +1132,27 @@
           <w:szCs w:val="20"/>
           <w:lang w:val="en-US"/>
         </w:rPr>
+        <w:lastRenderedPageBreak/>
         <w:t>[DYNAMIC_CONTENT_START]</w:t>
       </w:r>
     </w:p>
     <w:p>
       <w:pPr>
-        <w:spacing w:after="0"/>
-        <w:jc w:val="both"/>
         <w:rPr>
-          <w:sz w:val="22"/>
-          <w:szCs w:val="22"/>
-          <w:lang w:val="en-US"/>
+          <w:rFonts w:ascii="Open Sans" w:hAnsi="Open Sans" w:cs="Open Sans"/>
         </w:rPr>
       </w:pPr>
-    </w:p>
-    <w:p>
-      <w:pPr>
-        <w:spacing w:after="0"/>
-        <w:jc w:val="both"/>
+      <w:r>
         <w:rPr>
-          <w:sz w:val="22"/>
-          <w:szCs w:val="22"/>
-          <w:lang w:val="en-US"/>
+          <w:rFonts w:ascii="Open Sans" w:hAnsi="Open Sans" w:cs="Open Sans"/>
         </w:rPr>
-      </w:pPr>
-    </w:p>
-    <w:p>
-      <w:pPr>
-        <w:spacing w:after="0"/>
-        <w:jc w:val="both"/>
-        <w:rPr>
-          <w:sz w:val="22"/>
-          <w:szCs w:val="22"/>
-          <w:lang w:val="en-US"/>
-        </w:rPr>
-      </w:pPr>
-    </w:p>
-    <w:p>
-      <w:pPr>
-        <w:spacing w:after="0"/>
-        <w:jc w:val="both"/>
-        <w:rPr>
-          <w:sz w:val="22"/>
-          <w:szCs w:val="22"/>
-          <w:lang w:val="en-US"/>
-        </w:rPr>
-      </w:pPr>
-    </w:p>
-    <w:p>
-      <w:pPr>
-        <w:spacing w:after="0"/>
-        <w:jc w:val="both"/>
-        <w:rPr>
-          <w:sz w:val="22"/>
-          <w:szCs w:val="22"/>
-          <w:lang w:val="en-US"/>
-        </w:rPr>
-      </w:pPr>
-    </w:p>
-    <w:p>
-      <w:pPr>
-        <w:spacing w:after="0"/>
-        <w:jc w:val="both"/>
-        <w:rPr>
-          <w:sz w:val="22"/>
-          <w:szCs w:val="22"/>
-          <w:lang w:val="en-US"/>
-        </w:rPr>
-      </w:pPr>
-    </w:p>
-    <w:p>
-      <w:pPr>
-        <w:spacing w:after="0"/>
-        <w:jc w:val="both"/>
-        <w:rPr>
-          <w:sz w:val="22"/>
-          <w:szCs w:val="22"/>
-          <w:lang w:val="en-US"/>
-        </w:rPr>
-      </w:pPr>
-    </w:p>
-    <w:p>
-      <w:pPr>
-        <w:spacing w:after="0"/>
-        <w:jc w:val="both"/>
-        <w:rPr>
-          <w:sz w:val="22"/>
-          <w:szCs w:val="22"/>
-          <w:lang w:val="en-US"/>
-        </w:rPr>
-      </w:pPr>
-    </w:p>
-    <w:p>
-      <w:pPr>
-        <w:spacing w:after="0"/>
-        <w:jc w:val="both"/>
-        <w:rPr>
-          <w:sz w:val="22"/>
-          <w:szCs w:val="22"/>
-          <w:lang w:val="en-US"/>
-        </w:rPr>
-      </w:pPr>
-    </w:p>
-    <w:p>
-      <w:pPr>
-        <w:spacing w:after="0"/>
-        <w:jc w:val="both"/>
-        <w:rPr>
-          <w:sz w:val="22"/>
-          <w:szCs w:val="22"/>
-          <w:lang w:val="en-US"/>
-        </w:rPr>
-      </w:pPr>
-    </w:p>
-    <w:p>
-      <w:pPr>
-        <w:spacing w:after="0"/>
-        <w:jc w:val="both"/>
-        <w:rPr>
-          <w:sz w:val="22"/>
-          <w:szCs w:val="22"/>
-          <w:lang w:val="en-US"/>
-        </w:rPr>
-      </w:pPr>
-    </w:p>
-    <w:p>
-      <w:pPr>
-        <w:spacing w:after="0"/>
-        <w:jc w:val="both"/>
-        <w:rPr>
-          <w:sz w:val="22"/>
-          <w:szCs w:val="22"/>
-          <w:lang w:val="en-US"/>
-        </w:rPr>
-      </w:pPr>
-    </w:p>
-    <w:p>
-      <w:pPr>
-        <w:spacing w:after="0"/>
-        <w:jc w:val="both"/>
-        <w:rPr>
-          <w:sz w:val="22"/>
-          <w:szCs w:val="22"/>
-          <w:lang w:val="en-US"/>
-        </w:rPr>
-      </w:pPr>
-    </w:p>
-    <w:p>
-      <w:pPr>
-        <w:spacing w:after="0"/>
-        <w:jc w:val="both"/>
-        <w:rPr>
-          <w:sz w:val="22"/>
-          <w:szCs w:val="22"/>
-          <w:lang w:val="en-US"/>
-        </w:rPr>
-      </w:pPr>
-    </w:p>
-    <w:p>
-      <w:pPr>
-        <w:spacing w:after="0"/>
-        <w:jc w:val="both"/>
-        <w:rPr>
-          <w:sz w:val="22"/>
-          <w:szCs w:val="22"/>
-          <w:lang w:val="en-US"/>
-        </w:rPr>
-      </w:pPr>
-    </w:p>
-    <w:p>
-      <w:pPr>
-        <w:spacing w:after="0"/>
-        <w:jc w:val="center"/>
-        <w:rPr>
-          <w:sz w:val="22"/>
-          <w:szCs w:val="22"/>
-          <w:lang w:val="en-US"/>
-        </w:rPr>
-      </w:pPr>
-    </w:p>
-    <w:p>
-      <w:pPr>
-        <w:spacing w:after="0"/>
-        <w:jc w:val="both"/>
-        <w:rPr>
-          <w:sz w:val="22"/>
-          <w:szCs w:val="22"/>
-          <w:lang w:val="en-US"/>
-        </w:rPr>
-      </w:pPr>
-    </w:p>
-    <w:p>
-      <w:pPr>
-        <w:spacing w:after="0"/>
-        <w:jc w:val="both"/>
-        <w:rPr>
-          <w:sz w:val="22"/>
-          <w:szCs w:val="22"/>
-          <w:lang w:val="en-US"/>
-        </w:rPr>
-      </w:pPr>
-    </w:p>
-    <w:p>
-      <w:pPr>
-        <w:spacing w:after="0"/>
-        <w:jc w:val="both"/>
-        <w:rPr>
-          <w:sz w:val="22"/>
-          <w:szCs w:val="22"/>
-          <w:lang w:val="en-US"/>
-        </w:rPr>
-      </w:pPr>
-    </w:p>
-    <w:p>
-      <w:pPr>
-        <w:spacing w:after="0"/>
-        <w:jc w:val="both"/>
-        <w:rPr>
-          <w:sz w:val="22"/>
-          <w:szCs w:val="22"/>
-          <w:lang w:val="en-US"/>
-        </w:rPr>
-      </w:pPr>
-    </w:p>
-    <w:p>
-      <w:pPr>
-        <w:spacing w:after="0"/>
-        <w:jc w:val="both"/>
-        <w:rPr>
-          <w:sz w:val="22"/>
-          <w:szCs w:val="22"/>
-          <w:lang w:val="en-US"/>
-        </w:rPr>
-      </w:pPr>
-    </w:p>
-    <w:p>
-      <w:pPr>
-        <w:spacing w:after="0"/>
-        <w:jc w:val="both"/>
-        <w:rPr>
-          <w:sz w:val="22"/>
-          <w:szCs w:val="22"/>
-          <w:lang w:val="en-US"/>
-        </w:rPr>
-      </w:pPr>
-    </w:p>
-    <w:p>
-      <w:pPr>
-        <w:spacing w:after="0"/>
-        <w:jc w:val="both"/>
-        <w:rPr>
-          <w:sz w:val="22"/>
-          <w:szCs w:val="22"/>
-          <w:lang w:val="en-US"/>
-        </w:rPr>
-      </w:pPr>
-    </w:p>
-    <w:p>
-      <w:pPr>
-        <w:spacing w:after="0"/>
-        <w:jc w:val="both"/>
-        <w:rPr>
-          <w:sz w:val="22"/>
-          <w:szCs w:val="22"/>
-          <w:lang w:val="en-US"/>
-        </w:rPr>
-      </w:pPr>
-    </w:p>
-    <w:p>
-      <w:pPr>
-        <w:spacing w:after="0"/>
-        <w:jc w:val="both"/>
-        <w:rPr>
-          <w:sz w:val="22"/>
-          <w:szCs w:val="22"/>
-          <w:lang w:val="en-US"/>
-        </w:rPr>
-      </w:pPr>
-    </w:p>
-    <w:p>
-      <w:pPr>
-        <w:spacing w:after="0"/>
-        <w:jc w:val="both"/>
-        <w:rPr>
-          <w:sz w:val="22"/>
-          <w:szCs w:val="22"/>
-          <w:lang w:val="en-US"/>
-        </w:rPr>
-      </w:pPr>
-    </w:p>
-    <w:p>
-      <w:pPr>
-        <w:spacing w:after="0"/>
-        <w:jc w:val="both"/>
-        <w:rPr>
-          <w:sz w:val="22"/>
-          <w:szCs w:val="22"/>
-          <w:lang w:val="en-US"/>
-        </w:rPr>
-      </w:pPr>
+        <w:br w:type="page"/>
+      </w:r>
     </w:p>
     <w:tbl>
       <w:tblPr>
         <w:tblStyle w:val="Tablaconcuadrcula"/>
-        <w:tblW w:w="0" w:type="auto"/>
+        <w:tblW w:w="9720" w:type="dxa"/>
         <w:tblBorders>
           <w:top w:val="none" w:sz="0" w:space="0" w:color="auto"/>
           <w:left w:val="none" w:sz="0" w:space="0" w:color="auto"/>
@@ -1333,84 +1161,67 @@
           <w:insideH w:val="none" w:sz="0" w:space="0" w:color="auto"/>
           <w:insideV w:val="none" w:sz="0" w:space="0" w:color="auto"/>
         </w:tblBorders>
+        <w:tblLayout w:type="fixed"/>
         <w:tblLook w:val="04A0" w:firstRow="1" w:lastRow="0" w:firstColumn="1" w:lastColumn="0" w:noHBand="0" w:noVBand="1"/>
       </w:tblPr>
       <w:tblGrid>
-        <w:gridCol w:w="2965"/>
-        <w:gridCol w:w="5863"/>
+        <w:gridCol w:w="2970"/>
+        <w:gridCol w:w="6750"/>
       </w:tblGrid>
       <w:tr>
         <w:tc>
           <w:tcPr>
-            <w:tcW w:w="2965" w:type="dxa"/>
+            <w:tcW w:w="2970" w:type="dxa"/>
           </w:tcPr>
           <w:p>
             <w:pPr>
               <w:rPr>
+                <w:rFonts w:ascii="Open Sans" w:hAnsi="Open Sans" w:cs="Open Sans"/>
+                <w:sz w:val="18"/>
+                <w:szCs w:val="18"/>
+                <w:lang w:val="en-US"/>
+              </w:rPr>
+            </w:pPr>
+            <w:r>
+              <w:rPr>
+                <w:rFonts w:ascii="Open Sans" w:hAnsi="Open Sans" w:cs="Open Sans"/>
                 <w:b/>
                 <w:i/>
                 <w:color w:val="612D4B"/>
-                <w:sz w:val="26"/>
-                <w:lang w:val="en-US"/>
-              </w:rPr>
-            </w:pPr>
-          </w:p>
-          <w:p>
-            <w:pPr>
-              <w:rPr>
-                <w:b/>
-                <w:i/>
-                <w:color w:val="612D4B"/>
-                <w:sz w:val="26"/>
-                <w:lang w:val="en-US"/>
-              </w:rPr>
-            </w:pPr>
-          </w:p>
-          <w:p>
-            <w:pPr>
-              <w:rPr>
-                <w:b/>
-                <w:i/>
-                <w:color w:val="612D4B"/>
-                <w:sz w:val="26"/>
-                <w:lang w:val="en-US"/>
-              </w:rPr>
-            </w:pPr>
-          </w:p>
-          <w:p>
-            <w:pPr>
-              <w:rPr>
-                <w:lang w:val="en-US"/>
-              </w:rPr>
-            </w:pPr>
-            <w:r>
-              <w:rPr>
-                <w:b/>
-                <w:i/>
-                <w:color w:val="612D4B"/>
-                <w:sz w:val="26"/>
-                <w:lang w:val="en-US"/>
-              </w:rPr>
+                <w:sz w:val="18"/>
+                <w:szCs w:val="18"/>
+                <w:lang w:val="en-US"/>
+              </w:rPr>
+              <w:lastRenderedPageBreak/>
               <w:t>We create everlasting moments</w:t>
             </w:r>
           </w:p>
           <w:p>
             <w:pPr>
               <w:rPr>
-                <w:lang w:val="en-US"/>
-              </w:rPr>
-            </w:pPr>
-          </w:p>
-          <w:p>
-            <w:pPr>
-              <w:rPr>
-                <w:lang w:val="en-US"/>
-              </w:rPr>
-            </w:pPr>
-            <w:r>
-              <w:rPr>
+                <w:rFonts w:ascii="Open Sans" w:hAnsi="Open Sans" w:cs="Open Sans"/>
+                <w:sz w:val="18"/>
+                <w:szCs w:val="18"/>
+                <w:lang w:val="en-US"/>
+              </w:rPr>
+            </w:pPr>
+          </w:p>
+          <w:p>
+            <w:pPr>
+              <w:rPr>
+                <w:rFonts w:ascii="Open Sans" w:hAnsi="Open Sans" w:cs="Open Sans"/>
+                <w:sz w:val="18"/>
+                <w:szCs w:val="18"/>
+                <w:lang w:val="en-US"/>
+              </w:rPr>
+            </w:pPr>
+            <w:r>
+              <w:rPr>
+                <w:rFonts w:ascii="Open Sans" w:hAnsi="Open Sans" w:cs="Open Sans"/>
                 <w:b/>
                 <w:color w:val="612D4B"/>
+                <w:sz w:val="18"/>
+                <w:szCs w:val="18"/>
                 <w:lang w:val="en-US"/>
               </w:rPr>
               <w:t>Client</w:t>
@@ -1418,19 +1229,20 @@
           </w:p>
           <w:p>
             <w:pPr>
-              <w:spacing w:after="40"/>
-              <w:rPr>
-                <w:rFonts w:ascii="Cambria" w:hAnsi="Cambria"/>
+              <w:rPr>
+                <w:rFonts w:ascii="Open Sans" w:hAnsi="Open Sans" w:cs="Open Sans"/>
                 <w:color w:val="000000"/>
                 <w:sz w:val="18"/>
-                <w:lang w:val="en-US"/>
-              </w:rPr>
-            </w:pPr>
-            <w:r>
-              <w:rPr>
-                <w:rFonts w:ascii="Cambria" w:hAnsi="Cambria"/>
+                <w:szCs w:val="18"/>
+                <w:lang w:val="en-US"/>
+              </w:rPr>
+            </w:pPr>
+            <w:r>
+              <w:rPr>
+                <w:rFonts w:ascii="Open Sans" w:hAnsi="Open Sans" w:cs="Open Sans"/>
                 <w:color w:val="000000"/>
                 <w:sz w:val="18"/>
+                <w:szCs w:val="18"/>
                 <w:lang w:val="en-US"/>
               </w:rPr>
               <w:t>{{CLIENT_NAME}}</w:t>
@@ -1438,14 +1250,18 @@
           </w:p>
           <w:p>
             <w:pPr>
-              <w:spacing w:after="40"/>
-              <w:rPr>
-                <w:lang w:val="en-US"/>
-              </w:rPr>
-            </w:pPr>
-            <w:r>
-              <w:rPr>
-                <w:sz w:val="20"/>
+              <w:rPr>
+                <w:rFonts w:ascii="Open Sans" w:hAnsi="Open Sans" w:cs="Open Sans"/>
+                <w:sz w:val="18"/>
+                <w:szCs w:val="18"/>
+                <w:lang w:val="en-US"/>
+              </w:rPr>
+            </w:pPr>
+            <w:r>
+              <w:rPr>
+                <w:rFonts w:ascii="Open Sans" w:hAnsi="Open Sans" w:cs="Open Sans"/>
+                <w:sz w:val="18"/>
+                <w:szCs w:val="18"/>
                 <w:lang w:val="en-US"/>
               </w:rPr>
               <w:t>{{CLIENT_ADDRESS}}</w:t>
@@ -1453,14 +1269,18 @@
           </w:p>
           <w:p>
             <w:pPr>
-              <w:spacing w:after="40"/>
-              <w:rPr>
-                <w:lang w:val="en-US"/>
-              </w:rPr>
-            </w:pPr>
-            <w:r>
-              <w:rPr>
-                <w:sz w:val="20"/>
+              <w:rPr>
+                <w:rFonts w:ascii="Open Sans" w:hAnsi="Open Sans" w:cs="Open Sans"/>
+                <w:sz w:val="18"/>
+                <w:szCs w:val="18"/>
+                <w:lang w:val="en-US"/>
+              </w:rPr>
+            </w:pPr>
+            <w:r>
+              <w:rPr>
+                <w:rFonts w:ascii="Open Sans" w:hAnsi="Open Sans" w:cs="Open Sans"/>
+                <w:sz w:val="18"/>
+                <w:szCs w:val="18"/>
                 <w:lang w:val="en-US"/>
               </w:rPr>
               <w:t>{{CLIENT_EMAIL}}</w:t>
@@ -1469,87 +1289,128 @@
           <w:p>
             <w:pPr>
               <w:rPr>
-                <w:lang w:val="en-US"/>
-              </w:rPr>
-            </w:pPr>
-          </w:p>
-          <w:p>
-            <w:pPr>
-              <w:rPr>
-                <w:lang w:val="en-US"/>
-              </w:rPr>
-            </w:pPr>
-            <w:r>
-              <w:rPr>
+                <w:rFonts w:ascii="Open Sans" w:hAnsi="Open Sans" w:cs="Open Sans"/>
+                <w:sz w:val="18"/>
+                <w:szCs w:val="18"/>
+                <w:lang w:val="en-US"/>
+              </w:rPr>
+            </w:pPr>
+          </w:p>
+          <w:p>
+            <w:pPr>
+              <w:rPr>
+                <w:rFonts w:ascii="Open Sans" w:hAnsi="Open Sans" w:cs="Open Sans"/>
                 <w:b/>
                 <w:color w:val="612D4B"/>
-                <w:lang w:val="en-US"/>
-              </w:rPr>
-              <w:t>Client Representative</w:t>
-            </w:r>
-          </w:p>
-          <w:p>
-            <w:pPr>
-              <w:spacing w:after="40"/>
-              <w:rPr>
-                <w:lang w:val="en-US"/>
-              </w:rPr>
-            </w:pPr>
-            <w:r>
-              <w:rPr>
-                <w:sz w:val="20"/>
-                <w:lang w:val="en-US"/>
-              </w:rPr>
-              <w:t>{{REPRESENTATIVE_NAME}}</w:t>
-            </w:r>
-          </w:p>
-          <w:p>
-            <w:pPr>
-              <w:spacing w:after="40"/>
-              <w:rPr>
-                <w:lang w:val="en-US"/>
-              </w:rPr>
-            </w:pPr>
-            <w:r>
-              <w:rPr>
-                <w:sz w:val="20"/>
-                <w:lang w:val="en-US"/>
-              </w:rPr>
-              <w:t>{{REPRESENTATIVE_EMAIL}}</w:t>
-            </w:r>
-          </w:p>
-          <w:p>
-            <w:pPr>
-              <w:spacing w:after="40"/>
-              <w:rPr>
-                <w:lang w:val="en-US"/>
-              </w:rPr>
-            </w:pPr>
-            <w:r>
-              <w:rPr>
-                <w:sz w:val="20"/>
-                <w:lang w:val="en-US"/>
-              </w:rPr>
-              <w:t>Ph: {{REPRESENTATIVE_PHONE}}</w:t>
-            </w:r>
-          </w:p>
-          <w:p>
-            <w:pPr>
-              <w:rPr>
-                <w:lang w:val="en-US"/>
-              </w:rPr>
-            </w:pPr>
-          </w:p>
-          <w:p>
-            <w:pPr>
-              <w:rPr>
-                <w:lang w:val="en-US"/>
-              </w:rPr>
-            </w:pPr>
-            <w:r>
-              <w:rPr>
+                <w:sz w:val="18"/>
+                <w:szCs w:val="18"/>
+                <w:lang w:val="en-US"/>
+              </w:rPr>
+            </w:pPr>
+            <w:r>
+              <w:rPr>
+                <w:rFonts w:ascii="Open Sans" w:hAnsi="Open Sans" w:cs="Open Sans"/>
                 <w:b/>
                 <w:color w:val="612D4B"/>
+                <w:sz w:val="18"/>
+                <w:szCs w:val="18"/>
+                <w:lang w:val="en-US"/>
+              </w:rPr>
+              <w:t>Client Representative</w:t>
+            </w:r>
+          </w:p>
+          <w:p>
+            <w:pPr>
+              <w:rPr>
+                <w:rFonts w:ascii="Open Sans" w:hAnsi="Open Sans" w:cs="Open Sans"/>
+                <w:sz w:val="18"/>
+                <w:szCs w:val="18"/>
+                <w:lang w:val="en-US"/>
+              </w:rPr>
+            </w:pPr>
+            <w:r>
+              <w:rPr>
+                <w:rFonts w:ascii="Open Sans" w:hAnsi="Open Sans" w:cs="Open Sans"/>
+                <w:sz w:val="18"/>
+                <w:szCs w:val="18"/>
+                <w:lang w:val="en-US"/>
+              </w:rPr>
+              <w:t>{{REPRESENTATIVE_NAME}}</w:t>
+            </w:r>
+          </w:p>
+          <w:p>
+            <w:pPr>
+              <w:rPr>
+                <w:rFonts w:ascii="Open Sans" w:hAnsi="Open Sans" w:cs="Open Sans"/>
+                <w:sz w:val="18"/>
+                <w:szCs w:val="18"/>
+                <w:lang w:val="en-US"/>
+              </w:rPr>
+            </w:pPr>
+            <w:r>
+              <w:rPr>
+                <w:rFonts w:ascii="Open Sans" w:hAnsi="Open Sans" w:cs="Open Sans"/>
+                <w:sz w:val="18"/>
+                <w:szCs w:val="18"/>
+                <w:lang w:val="en-US"/>
+              </w:rPr>
+              <w:t>{{REPRESENTATIVE_EMAIL}}</w:t>
+            </w:r>
+          </w:p>
+          <w:p>
+            <w:pPr>
+              <w:rPr>
+                <w:rFonts w:ascii="Open Sans" w:hAnsi="Open Sans" w:cs="Open Sans"/>
+                <w:sz w:val="18"/>
+                <w:szCs w:val="18"/>
+                <w:lang w:val="en-US"/>
+              </w:rPr>
+            </w:pPr>
+            <w:r>
+              <w:rPr>
+                <w:rFonts w:ascii="Open Sans" w:hAnsi="Open Sans" w:cs="Open Sans"/>
+                <w:sz w:val="18"/>
+                <w:szCs w:val="18"/>
+                <w:lang w:val="en-US"/>
+              </w:rPr>
+              <w:t xml:space="preserve">Ph: </w:t>
+            </w:r>
+            <w:r>
+              <w:rPr>
+                <w:rFonts w:ascii="Open Sans" w:hAnsi="Open Sans" w:cs="Open Sans"/>
+                <w:sz w:val="18"/>
+                <w:szCs w:val="18"/>
+                <w:lang w:val="en-US"/>
+              </w:rPr>
+              <w:t>{{REPRESENTATIVE_PHONE}}</w:t>
+            </w:r>
+          </w:p>
+          <w:p>
+            <w:pPr>
+              <w:rPr>
+                <w:rFonts w:ascii="Open Sans" w:hAnsi="Open Sans" w:cs="Open Sans"/>
+                <w:sz w:val="18"/>
+                <w:szCs w:val="18"/>
+                <w:lang w:val="en-US"/>
+              </w:rPr>
+            </w:pPr>
+          </w:p>
+          <w:p>
+            <w:pPr>
+              <w:rPr>
+                <w:rFonts w:ascii="Open Sans" w:hAnsi="Open Sans" w:cs="Open Sans"/>
+                <w:sz w:val="18"/>
+                <w:szCs w:val="18"/>
+                <w:lang w:val="en-US"/>
+              </w:rPr>
+            </w:pPr>
+            <w:r>
+              <w:rPr>
+                <w:rFonts w:ascii="Open Sans" w:hAnsi="Open Sans" w:cs="Open Sans"/>
+                <w:b/>
+                <w:color w:val="612D4B"/>
+                <w:sz w:val="18"/>
+                <w:szCs w:val="18"/>
                 <w:lang w:val="en-US"/>
               </w:rPr>
               <w:t>Event Details</w:t>
@@ -1557,76 +1418,138 @@
           </w:p>
           <w:p>
             <w:pPr>
-              <w:spacing w:after="40"/>
-              <w:rPr>
-                <w:lang w:val="en-US"/>
-              </w:rPr>
-            </w:pPr>
-            <w:r>
-              <w:rPr>
-                <w:sz w:val="20"/>
-                <w:lang w:val="en-US"/>
-              </w:rPr>
-              <w:t>{{EVENT_ADDRESS}}</w:t>
-            </w:r>
-          </w:p>
-          <w:p>
-            <w:pPr>
-              <w:spacing w:after="40"/>
-              <w:rPr>
-                <w:lang w:val="en-US"/>
-              </w:rPr>
-            </w:pPr>
-            <w:r>
-              <w:rPr>
-                <w:sz w:val="20"/>
-                <w:lang w:val="en-US"/>
-              </w:rPr>
-              <w:t>Event Code: {{EVENT_CODE}}</w:t>
-            </w:r>
-          </w:p>
-          <w:p>
-            <w:pPr>
-              <w:spacing w:after="40"/>
-              <w:rPr>
-                <w:lang w:val="en-US"/>
-              </w:rPr>
-            </w:pPr>
-            <w:r>
-              <w:rPr>
-                <w:sz w:val="20"/>
-                <w:lang w:val="en-US"/>
-              </w:rPr>
-              <w:t>Start: {{EVENT_START}}</w:t>
-            </w:r>
-          </w:p>
-          <w:p>
-            <w:pPr>
-              <w:spacing w:after="40"/>
-              <w:rPr>
-                <w:lang w:val="en-US"/>
-              </w:rPr>
-            </w:pPr>
-            <w:r>
-              <w:rPr>
-                <w:sz w:val="20"/>
-                <w:lang w:val="en-US"/>
-              </w:rPr>
-              <w:t>End: {{EVENT_END}}</w:t>
-            </w:r>
-            <w:r>
-              <w:rPr>
-                <w:sz w:val="20"/>
+              <w:rPr>
+                <w:rFonts w:ascii="Open Sans" w:hAnsi="Open Sans" w:cs="Open Sans"/>
+                <w:sz w:val="18"/>
+                <w:szCs w:val="18"/>
+                <w:lang w:val="en-US"/>
+              </w:rPr>
+            </w:pPr>
+            <w:r>
+              <w:rPr>
+                <w:rFonts w:ascii="Open Sans" w:hAnsi="Open Sans" w:cs="Open Sans"/>
+                <w:sz w:val="18"/>
+                <w:szCs w:val="18"/>
+                <w:lang w:val="en-US"/>
+              </w:rPr>
+              <w:t>{{EVENT_ADDRES}}</w:t>
+            </w:r>
+          </w:p>
+          <w:p>
+            <w:pPr>
+              <w:rPr>
+                <w:rFonts w:ascii="Open Sans" w:hAnsi="Open Sans" w:cs="Open Sans"/>
+                <w:sz w:val="18"/>
+                <w:szCs w:val="18"/>
+                <w:lang w:val="en-US"/>
+              </w:rPr>
+            </w:pPr>
+            <w:r>
+              <w:rPr>
+                <w:rFonts w:ascii="Open Sans" w:hAnsi="Open Sans" w:cs="Open Sans"/>
+                <w:sz w:val="18"/>
+                <w:szCs w:val="18"/>
+                <w:lang w:val="en-US"/>
+              </w:rPr>
+              <w:t xml:space="preserve">Event Code: </w:t>
+            </w:r>
+            <w:r>
+              <w:rPr>
+                <w:rFonts w:ascii="Open Sans" w:hAnsi="Open Sans" w:cs="Open Sans"/>
+                <w:sz w:val="18"/>
+                <w:szCs w:val="18"/>
+                <w:lang w:val="en-US"/>
+              </w:rPr>
+              <w:t>{{EVENT_CODE}}</w:t>
+            </w:r>
+          </w:p>
+          <w:p>
+            <w:pPr>
+              <w:rPr>
+                <w:rFonts w:ascii="Open Sans" w:hAnsi="Open Sans" w:cs="Open Sans"/>
+                <w:sz w:val="18"/>
+                <w:szCs w:val="18"/>
+                <w:lang w:val="en-US"/>
+              </w:rPr>
+            </w:pPr>
+            <w:r>
+              <w:rPr>
+                <w:rFonts w:ascii="Open Sans" w:hAnsi="Open Sans" w:cs="Open Sans"/>
+                <w:sz w:val="18"/>
+                <w:szCs w:val="18"/>
+                <w:lang w:val="en-US"/>
+              </w:rPr>
+              <w:t xml:space="preserve">Start: </w:t>
+            </w:r>
+            <w:r>
+              <w:rPr>
+                <w:rFonts w:ascii="Open Sans" w:hAnsi="Open Sans" w:cs="Open Sans"/>
+                <w:sz w:val="18"/>
+                <w:szCs w:val="18"/>
+                <w:lang w:val="en-US"/>
+              </w:rPr>
+              <w:t>{{EVENT_START}}</w:t>
+            </w:r>
+          </w:p>
+          <w:p>
+            <w:pPr>
+              <w:rPr>
+                <w:rFonts w:ascii="Open Sans" w:hAnsi="Open Sans" w:cs="Open Sans"/>
+                <w:sz w:val="18"/>
+                <w:szCs w:val="18"/>
+                <w:lang w:val="en-US"/>
+              </w:rPr>
+            </w:pPr>
+            <w:r>
+              <w:rPr>
+                <w:rFonts w:ascii="Open Sans" w:hAnsi="Open Sans" w:cs="Open Sans"/>
+                <w:sz w:val="18"/>
+                <w:szCs w:val="18"/>
+                <w:lang w:val="en-US"/>
+              </w:rPr>
+              <w:t xml:space="preserve">End: </w:t>
+            </w:r>
+            <w:r>
+              <w:rPr>
+                <w:rFonts w:ascii="Open Sans" w:hAnsi="Open Sans" w:cs="Open Sans"/>
+                <w:sz w:val="18"/>
+                <w:szCs w:val="18"/>
+                <w:lang w:val="en-US"/>
+              </w:rPr>
+              <w:t>{{EVENT_END}}</w:t>
+            </w:r>
+            <w:r>
+              <w:rPr>
+                <w:rFonts w:ascii="Open Sans" w:hAnsi="Open Sans" w:cs="Open Sans"/>
+                <w:sz w:val="18"/>
+                <w:szCs w:val="18"/>
                 <w:lang w:val="en-US"/>
               </w:rPr>
               <w:br/>
-              <w:t>{{EVENT_GUESTS}} Guests</w:t>
-            </w:r>
-          </w:p>
-          <w:p>
-            <w:pPr>
-              <w:rPr>
-                <w:rFonts w:eastAsiaTheme="majorEastAsia" w:cstheme="majorBidi"/>
+            </w:r>
+            <w:r>
+              <w:rPr>
+                <w:rFonts w:ascii="Open Sans" w:hAnsi="Open Sans" w:cs="Open Sans"/>
+                <w:sz w:val="18"/>
+                <w:szCs w:val="18"/>
+                <w:lang w:val="en-US"/>
+              </w:rPr>
+              <w:t>{{EVENT_GUESTS}}</w:t>
+            </w:r>
+            <w:r>
+              <w:rPr>
+                <w:rFonts w:ascii="Open Sans" w:hAnsi="Open Sans" w:cs="Open Sans"/>
+                <w:sz w:val="18"/>
+                <w:szCs w:val="18"/>
+                <w:lang w:val="en-US"/>
+              </w:rPr>
+              <w:t xml:space="preserve"> Guests</w:t>
+            </w:r>
+          </w:p>
+          <w:p>
+            <w:pPr>
+              <w:rPr>
+                <w:rFonts w:ascii="Open Sans" w:eastAsiaTheme="majorEastAsia" w:hAnsi="Open Sans" w:cs="Open Sans"/>
                 <w:color w:val="EE0000"/>
                 <w:sz w:val="22"/>
                 <w:szCs w:val="22"/>
@@ -1637,107 +1560,58 @@
           <w:p>
             <w:pPr>
               <w:rPr>
-                <w:rFonts w:eastAsiaTheme="majorEastAsia" w:cstheme="majorBidi"/>
+                <w:rFonts w:ascii="Open Sans" w:eastAsiaTheme="majorEastAsia" w:hAnsi="Open Sans" w:cs="Open Sans"/>
                 <w:color w:val="EE0000"/>
                 <w:sz w:val="22"/>
                 <w:szCs w:val="22"/>
                 <w:lang w:val="en-US"/>
               </w:rPr>
             </w:pPr>
-            <w:r>
-              <w:rPr>
-                <w:noProof/>
-              </w:rPr>
-              <w:drawing>
-                <wp:inline distT="0" distB="0" distL="0" distR="0" wp14:anchorId="0B1E6BA9" wp14:editId="2914F562">
-                  <wp:extent cx="1532890" cy="1261110"/>
-                  <wp:effectExtent l="0" t="0" r="0" b="0"/>
-                  <wp:docPr id="668742712" name="Imagen 668742712"/>
-                  <wp:cNvGraphicFramePr>
-                    <a:graphicFrameLocks xmlns:a="http://schemas.openxmlformats.org/drawingml/2006/main" noChangeAspect="1"/>
-                  </wp:cNvGraphicFramePr>
-                  <a:graphic xmlns:a="http://schemas.openxmlformats.org/drawingml/2006/main">
-                    <a:graphicData uri="http://schemas.openxmlformats.org/drawingml/2006/picture">
-                      <pic:pic xmlns:pic="http://schemas.openxmlformats.org/drawingml/2006/picture">
-                        <pic:nvPicPr>
-                          <pic:cNvPr id="3" name="Image1 Copy 1"/>
-                          <pic:cNvPicPr>
-                            <a:picLocks noChangeAspect="1" noChangeArrowheads="1"/>
-                          </pic:cNvPicPr>
-                        </pic:nvPicPr>
-                        <pic:blipFill>
-                          <a:blip r:embed="rId7"/>
-                          <a:stretch>
-                            <a:fillRect/>
-                          </a:stretch>
-                        </pic:blipFill>
-                        <pic:spPr bwMode="auto">
-                          <a:xfrm>
-                            <a:off x="0" y="0"/>
-                            <a:ext cx="1532890" cy="1261110"/>
-                          </a:xfrm>
-                          <a:prstGeom prst="rect">
-                            <a:avLst/>
-                          </a:prstGeom>
-                          <a:noFill/>
-                        </pic:spPr>
-                      </pic:pic>
-                    </a:graphicData>
-                  </a:graphic>
-                </wp:inline>
-              </w:drawing>
-            </w:r>
           </w:p>
         </w:tc>
         <w:tc>
           <w:tcPr>
-            <w:tcW w:w="5863" w:type="dxa"/>
+            <w:tcW w:w="6750" w:type="dxa"/>
           </w:tcPr>
           <w:p>
             <w:pPr>
               <w:rPr>
-                <w:rFonts w:ascii="Open Sans Medium" w:hAnsi="Open Sans Medium" w:cs="Open Sans Medium"/>
-                <w:color w:val="323232"/>
+                <w:rFonts w:ascii="Open Sans" w:hAnsi="Open Sans" w:cs="Open Sans"/>
+                <w:b/>
+                <w:color w:val="612D4B"/>
                 <w:sz w:val="20"/>
                 <w:szCs w:val="20"/>
                 <w:lang w:val="en-US"/>
               </w:rPr>
             </w:pPr>
-          </w:p>
-          <w:p>
-            <w:pPr>
-              <w:rPr>
-                <w:rFonts w:ascii="Open Sans Medium" w:hAnsi="Open Sans Medium" w:cs="Open Sans Medium"/>
-                <w:color w:val="323232"/>
+            <w:r>
+              <w:rPr>
+                <w:rFonts w:ascii="Open Sans" w:hAnsi="Open Sans" w:cs="Open Sans"/>
+                <w:b/>
+                <w:color w:val="612D4B"/>
                 <w:sz w:val="20"/>
                 <w:szCs w:val="20"/>
                 <w:lang w:val="en-US"/>
               </w:rPr>
-            </w:pPr>
-          </w:p>
-          <w:p>
-            <w:pPr>
-              <w:rPr>
-                <w:rFonts w:ascii="Open Sans Medium" w:hAnsi="Open Sans Medium" w:cs="Open Sans Medium"/>
+              <w:t>Explanation of Fees</w:t>
+            </w:r>
+          </w:p>
+          <w:p>
+            <w:pPr>
+              <w:rPr>
+                <w:rFonts w:ascii="Open Sans" w:hAnsi="Open Sans" w:cs="Open Sans"/>
                 <w:b/>
                 <w:color w:val="612D4B"/>
-                <w:lang w:val="en-US"/>
-              </w:rPr>
-            </w:pPr>
-            <w:r>
-              <w:rPr>
-                <w:rFonts w:ascii="Open Sans Medium" w:hAnsi="Open Sans Medium" w:cs="Open Sans Medium"/>
-                <w:b/>
-                <w:color w:val="612D4B"/>
-                <w:lang w:val="en-US"/>
-              </w:rPr>
-              <w:t>Explanation of Fees</w:t>
-            </w:r>
-          </w:p>
-          <w:p>
-            <w:pPr>
-              <w:rPr>
-                <w:rFonts w:ascii="Open Sans Medium" w:hAnsi="Open Sans Medium" w:cs="Open Sans Medium"/>
+                <w:sz w:val="20"/>
+                <w:szCs w:val="20"/>
+                <w:lang w:val="en-US"/>
+              </w:rPr>
+            </w:pPr>
+          </w:p>
+          <w:p>
+            <w:pPr>
+              <w:rPr>
+                <w:rFonts w:ascii="Open Sans" w:hAnsi="Open Sans" w:cs="Open Sans"/>
                 <w:b/>
                 <w:bCs/>
                 <w:sz w:val="18"/>
@@ -1747,7 +1621,7 @@
             </w:pPr>
             <w:r>
               <w:rPr>
-                <w:rFonts w:ascii="Open Sans Medium" w:hAnsi="Open Sans Medium" w:cs="Open Sans Medium"/>
+                <w:rFonts w:ascii="Open Sans" w:hAnsi="Open Sans" w:cs="Open Sans"/>
                 <w:b/>
                 <w:bCs/>
                 <w:sz w:val="18"/>
@@ -1761,15 +1635,15 @@
             <w:pPr>
               <w:jc w:val="both"/>
               <w:rPr>
-                <w:rFonts w:ascii="Open Sans Medium" w:hAnsi="Open Sans Medium" w:cs="Open Sans Medium"/>
-                <w:sz w:val="18"/>
-                <w:szCs w:val="18"/>
-                <w:lang w:val="en-US"/>
-              </w:rPr>
-            </w:pPr>
-            <w:r>
-              <w:rPr>
-                <w:rFonts w:ascii="Open Sans Medium" w:hAnsi="Open Sans Medium" w:cs="Open Sans Medium"/>
+                <w:rFonts w:ascii="Open Sans" w:hAnsi="Open Sans" w:cs="Open Sans"/>
+                <w:sz w:val="18"/>
+                <w:szCs w:val="18"/>
+                <w:lang w:val="en-US"/>
+              </w:rPr>
+            </w:pPr>
+            <w:r>
+              <w:rPr>
+                <w:rFonts w:ascii="Open Sans" w:hAnsi="Open Sans" w:cs="Open Sans"/>
                 <w:sz w:val="18"/>
                 <w:szCs w:val="18"/>
                 <w:lang w:val="en-US"/>
@@ -1779,7 +1653,7 @@
             <w:proofErr w:type="spellStart"/>
             <w:r>
               <w:rPr>
-                <w:rFonts w:ascii="Open Sans Medium" w:hAnsi="Open Sans Medium" w:cs="Open Sans Medium"/>
+                <w:rFonts w:ascii="Open Sans" w:hAnsi="Open Sans" w:cs="Open Sans"/>
                 <w:sz w:val="18"/>
                 <w:szCs w:val="18"/>
                 <w:lang w:val="en-US"/>
@@ -1789,38 +1663,18 @@
             <w:proofErr w:type="spellEnd"/>
             <w:r>
               <w:rPr>
-                <w:rFonts w:ascii="Open Sans Medium" w:hAnsi="Open Sans Medium" w:cs="Open Sans Medium"/>
-                <w:sz w:val="18"/>
-                <w:szCs w:val="18"/>
-                <w:lang w:val="en-US"/>
-              </w:rPr>
-              <w:t xml:space="preserve"> that the caterer </w:t>
-            </w:r>
-            <w:proofErr w:type="gramStart"/>
-            <w:r>
-              <w:rPr>
-                <w:rFonts w:ascii="Open Sans Medium" w:hAnsi="Open Sans Medium" w:cs="Open Sans Medium"/>
-                <w:sz w:val="18"/>
-                <w:szCs w:val="18"/>
-                <w:lang w:val="en-US"/>
-              </w:rPr>
-              <w:t>coordinate</w:t>
-            </w:r>
-            <w:proofErr w:type="gramEnd"/>
-            <w:r>
-              <w:rPr>
-                <w:rFonts w:ascii="Open Sans Medium" w:hAnsi="Open Sans Medium" w:cs="Open Sans Medium"/>
-                <w:sz w:val="18"/>
-                <w:szCs w:val="18"/>
-                <w:lang w:val="en-US"/>
-              </w:rPr>
-              <w:t xml:space="preserve"> the venue rental &amp; décor, entertainment, photography, valet parking, flower arranging, or other aspects of planning the event, there will be a small fee charged for this service to account for the labor needed to plan the event as agreed upon in writing by the parties at the time of such request.</w:t>
-            </w:r>
-          </w:p>
-          <w:p>
-            <w:pPr>
-              <w:rPr>
-                <w:rFonts w:ascii="Open Sans Medium" w:hAnsi="Open Sans Medium" w:cs="Open Sans Medium"/>
+                <w:rFonts w:ascii="Open Sans" w:hAnsi="Open Sans" w:cs="Open Sans"/>
+                <w:sz w:val="18"/>
+                <w:szCs w:val="18"/>
+                <w:lang w:val="en-US"/>
+              </w:rPr>
+              <w:t xml:space="preserve"> that the caterer coordinate the venue rental &amp; décor, entertainment, photography, valet parking, flower arranging, or other aspects of planning the event, there will be a small fee charged for this service to account for the labor needed to plan the event as agreed upon in writing by the parties at the time of such request.</w:t>
+            </w:r>
+          </w:p>
+          <w:p>
+            <w:pPr>
+              <w:rPr>
+                <w:rFonts w:ascii="Open Sans" w:hAnsi="Open Sans" w:cs="Open Sans"/>
                 <w:b/>
                 <w:bCs/>
                 <w:sz w:val="18"/>
@@ -1828,84 +1682,105 @@
                 <w:lang w:val="en-US"/>
               </w:rPr>
             </w:pPr>
-            <w:r>
-              <w:rPr>
-                <w:rFonts w:ascii="Open Sans Medium" w:hAnsi="Open Sans Medium" w:cs="Open Sans Medium"/>
+          </w:p>
+          <w:p>
+            <w:pPr>
+              <w:rPr>
+                <w:rFonts w:ascii="Open Sans" w:hAnsi="Open Sans" w:cs="Open Sans"/>
                 <w:b/>
                 <w:bCs/>
                 <w:sz w:val="18"/>
                 <w:szCs w:val="18"/>
                 <w:lang w:val="en-US"/>
               </w:rPr>
-              <w:t>Delivery Fee</w:t>
-            </w:r>
-          </w:p>
-          <w:p>
-            <w:pPr>
-              <w:rPr>
-                <w:rFonts w:ascii="Open Sans Medium" w:hAnsi="Open Sans Medium" w:cs="Open Sans Medium"/>
-                <w:sz w:val="18"/>
-                <w:szCs w:val="18"/>
-                <w:lang w:val="en-US"/>
-              </w:rPr>
-            </w:pPr>
-            <w:r>
-              <w:rPr>
-                <w:rFonts w:ascii="Open Sans Medium" w:hAnsi="Open Sans Medium" w:cs="Open Sans Medium"/>
-                <w:sz w:val="18"/>
-                <w:szCs w:val="18"/>
-                <w:lang w:val="en-US"/>
-              </w:rPr>
-              <w:t>Not Applicable</w:t>
-            </w:r>
-          </w:p>
-          <w:p>
-            <w:pPr>
-              <w:rPr>
-                <w:rFonts w:ascii="Open Sans Medium" w:hAnsi="Open Sans Medium" w:cs="Open Sans Medium"/>
+            </w:pPr>
+            <w:r>
+              <w:rPr>
+                <w:rFonts w:ascii="Open Sans" w:hAnsi="Open Sans" w:cs="Open Sans"/>
                 <w:b/>
                 <w:bCs/>
                 <w:sz w:val="18"/>
                 <w:szCs w:val="18"/>
                 <w:lang w:val="en-US"/>
               </w:rPr>
-            </w:pPr>
-            <w:r>
-              <w:rPr>
-                <w:rFonts w:ascii="Open Sans Medium" w:hAnsi="Open Sans Medium" w:cs="Open Sans Medium"/>
+              <w:t>Delivery Fee</w:t>
+            </w:r>
+          </w:p>
+          <w:p>
+            <w:pPr>
+              <w:pStyle w:val="Prrafodelista"/>
+              <w:numPr>
+                <w:ilvl w:val="0"/>
+                <w:numId w:val="2"/>
+              </w:numPr>
+              <w:ind w:left="290"/>
+              <w:rPr>
+                <w:rFonts w:ascii="Open Sans" w:hAnsi="Open Sans" w:cs="Open Sans"/>
+                <w:sz w:val="18"/>
+                <w:szCs w:val="18"/>
+                <w:lang w:val="en-US"/>
+              </w:rPr>
+            </w:pPr>
+            <w:r>
+              <w:rPr>
+                <w:rFonts w:ascii="Open Sans" w:hAnsi="Open Sans" w:cs="Open Sans"/>
+                <w:sz w:val="18"/>
+                <w:szCs w:val="18"/>
+                <w:lang w:val="en-US"/>
+              </w:rPr>
+              <w:t>Not Applicable</w:t>
+            </w:r>
+            <w:r>
+              <w:rPr>
+                <w:rFonts w:ascii="Open Sans" w:hAnsi="Open Sans" w:cs="Open Sans"/>
+                <w:sz w:val="18"/>
+                <w:szCs w:val="18"/>
+                <w:lang w:val="en-US"/>
+              </w:rPr>
+              <w:t>.</w:t>
+            </w:r>
+          </w:p>
+          <w:p>
+            <w:pPr>
+              <w:pStyle w:val="Prrafodelista"/>
+              <w:numPr>
+                <w:ilvl w:val="0"/>
+                <w:numId w:val="2"/>
+              </w:numPr>
+              <w:ind w:left="290"/>
+              <w:rPr>
+                <w:rFonts w:ascii="Open Sans" w:hAnsi="Open Sans" w:cs="Open Sans"/>
+                <w:sz w:val="18"/>
+                <w:szCs w:val="18"/>
+                <w:lang w:val="en-US"/>
+              </w:rPr>
+            </w:pPr>
+            <w:r>
+              <w:rPr>
+                <w:rFonts w:ascii="Open Sans" w:hAnsi="Open Sans" w:cs="Open Sans"/>
+                <w:sz w:val="18"/>
+                <w:szCs w:val="18"/>
+                <w:lang w:val="en-US"/>
+              </w:rPr>
+              <w:t>If the event takes place more than x miles from N/A, a fee of x$/mile will be added to the total costs to cover gas and vehicle mileage.</w:t>
+            </w:r>
+          </w:p>
+          <w:p>
+            <w:pPr>
+              <w:rPr>
+                <w:rFonts w:ascii="Open Sans" w:hAnsi="Open Sans" w:cs="Open Sans"/>
                 <w:b/>
                 <w:bCs/>
                 <w:sz w:val="18"/>
                 <w:szCs w:val="18"/>
                 <w:lang w:val="en-US"/>
               </w:rPr>
-              <w:t>Service Charge</w:t>
-            </w:r>
-          </w:p>
-          <w:p>
-            <w:pPr>
-              <w:jc w:val="both"/>
-              <w:rPr>
-                <w:rFonts w:ascii="Open Sans Medium" w:hAnsi="Open Sans Medium" w:cs="Open Sans Medium"/>
-                <w:sz w:val="18"/>
-                <w:szCs w:val="18"/>
-                <w:lang w:val="en-US"/>
-              </w:rPr>
-            </w:pPr>
-            <w:r>
-              <w:rPr>
-                <w:rFonts w:ascii="Open Sans Medium" w:hAnsi="Open Sans Medium" w:cs="Open Sans Medium"/>
-                <w:sz w:val="18"/>
-                <w:szCs w:val="18"/>
-                <w:lang w:val="en-US"/>
-              </w:rPr>
-              <w:t>A service charge of 18,00 % is Indicated in your proposal of service. This fee covers all administration, insurance fees, transportation, site visits, trucking, &amp; supplemental costs associated with the event planning.</w:t>
-            </w:r>
-          </w:p>
-          <w:p>
-            <w:pPr>
-              <w:rPr>
-                <w:rFonts w:ascii="Open Sans Medium" w:hAnsi="Open Sans Medium" w:cs="Open Sans Medium"/>
+            </w:pPr>
+          </w:p>
+          <w:p>
+            <w:pPr>
+              <w:rPr>
+                <w:rFonts w:ascii="Open Sans" w:hAnsi="Open Sans" w:cs="Open Sans"/>
                 <w:b/>
                 <w:bCs/>
                 <w:sz w:val="18"/>
@@ -1915,40 +1790,59 @@
             </w:pPr>
             <w:r>
               <w:rPr>
-                <w:rFonts w:ascii="Open Sans Medium" w:hAnsi="Open Sans Medium" w:cs="Open Sans Medium"/>
+                <w:rFonts w:ascii="Open Sans" w:hAnsi="Open Sans" w:cs="Open Sans"/>
                 <w:b/>
                 <w:bCs/>
                 <w:sz w:val="18"/>
                 <w:szCs w:val="18"/>
                 <w:lang w:val="en-US"/>
               </w:rPr>
-              <w:t>Gratuities</w:t>
+              <w:t>Service Charge</w:t>
             </w:r>
           </w:p>
           <w:p>
             <w:pPr>
               <w:jc w:val="both"/>
               <w:rPr>
-                <w:rFonts w:ascii="Open Sans Medium" w:hAnsi="Open Sans Medium" w:cs="Open Sans Medium"/>
-                <w:sz w:val="18"/>
-                <w:szCs w:val="18"/>
-                <w:lang w:val="en-US"/>
-              </w:rPr>
-            </w:pPr>
-            <w:r>
-              <w:rPr>
-                <w:rFonts w:ascii="Open Sans Medium" w:hAnsi="Open Sans Medium" w:cs="Open Sans Medium"/>
-                <w:sz w:val="18"/>
-                <w:szCs w:val="18"/>
-                <w:lang w:val="en-US"/>
-              </w:rPr>
-              <w:t>Gratuities are not included in the proposal and are at the sole discretion of the client.</w:t>
-            </w:r>
-          </w:p>
-          <w:p>
-            <w:pPr>
-              <w:rPr>
-                <w:rFonts w:ascii="Open Sans Medium" w:hAnsi="Open Sans Medium" w:cs="Open Sans Medium"/>
+                <w:rFonts w:ascii="Open Sans" w:hAnsi="Open Sans" w:cs="Open Sans"/>
+                <w:sz w:val="18"/>
+                <w:szCs w:val="18"/>
+                <w:lang w:val="en-US"/>
+              </w:rPr>
+            </w:pPr>
+            <w:r>
+              <w:rPr>
+                <w:rFonts w:ascii="Open Sans" w:hAnsi="Open Sans" w:cs="Open Sans"/>
+                <w:sz w:val="18"/>
+                <w:szCs w:val="18"/>
+                <w:lang w:val="en-US"/>
+              </w:rPr>
+              <w:t xml:space="preserve">A service charge of </w:t>
+            </w:r>
+            <w:r>
+              <w:rPr>
+                <w:rFonts w:ascii="Open Sans" w:hAnsi="Open Sans" w:cs="Open Sans"/>
+                <w:sz w:val="18"/>
+                <w:szCs w:val="18"/>
+                <w:highlight w:val="yellow"/>
+                <w:lang w:val="en-US"/>
+              </w:rPr>
+              <w:t>18,00 %</w:t>
+            </w:r>
+            <w:r>
+              <w:rPr>
+                <w:rFonts w:ascii="Open Sans" w:hAnsi="Open Sans" w:cs="Open Sans"/>
+                <w:sz w:val="18"/>
+                <w:szCs w:val="18"/>
+                <w:lang w:val="en-US"/>
+              </w:rPr>
+              <w:t xml:space="preserve"> is Indicated in your proposal of service. This fee covers all administration, insurance fees, transportation, site visits, trucking, &amp; supplemental costs associated with the event planning.</w:t>
+            </w:r>
+          </w:p>
+          <w:p>
+            <w:pPr>
+              <w:rPr>
+                <w:rFonts w:ascii="Open Sans" w:hAnsi="Open Sans" w:cs="Open Sans"/>
                 <w:b/>
                 <w:bCs/>
                 <w:sz w:val="18"/>
@@ -1956,95 +1850,66 @@
                 <w:lang w:val="en-US"/>
               </w:rPr>
             </w:pPr>
-            <w:r>
-              <w:rPr>
-                <w:rFonts w:ascii="Open Sans Medium" w:hAnsi="Open Sans Medium" w:cs="Open Sans Medium"/>
+          </w:p>
+          <w:p>
+            <w:pPr>
+              <w:rPr>
+                <w:rFonts w:ascii="Open Sans" w:hAnsi="Open Sans" w:cs="Open Sans"/>
                 <w:b/>
                 <w:bCs/>
                 <w:sz w:val="18"/>
                 <w:szCs w:val="18"/>
                 <w:lang w:val="en-US"/>
               </w:rPr>
-              <w:t>Taxes and Insurance</w:t>
-            </w:r>
-          </w:p>
-          <w:p>
-            <w:pPr>
-              <w:rPr>
-                <w:rFonts w:ascii="Open Sans Medium" w:hAnsi="Open Sans Medium" w:cs="Open Sans Medium"/>
-                <w:sz w:val="18"/>
-                <w:szCs w:val="18"/>
-                <w:lang w:val="en-US"/>
-              </w:rPr>
-            </w:pPr>
-            <w:r>
-              <w:rPr>
-                <w:rFonts w:ascii="Open Sans Medium" w:hAnsi="Open Sans Medium" w:cs="Open Sans Medium"/>
-                <w:sz w:val="18"/>
-                <w:szCs w:val="18"/>
-                <w:lang w:val="en-US"/>
-              </w:rPr>
-              <w:t>All prices are subject to a 18,00 % service and</w:t>
-            </w:r>
-          </w:p>
-          <w:p>
-            <w:pPr>
-              <w:rPr>
-                <w:rFonts w:ascii="Open Sans Medium" w:hAnsi="Open Sans Medium" w:cs="Open Sans Medium"/>
+            </w:pPr>
+            <w:r>
+              <w:rPr>
+                <w:rFonts w:ascii="Open Sans" w:hAnsi="Open Sans" w:cs="Open Sans"/>
                 <w:b/>
                 <w:bCs/>
                 <w:sz w:val="18"/>
                 <w:szCs w:val="18"/>
                 <w:lang w:val="en-US"/>
               </w:rPr>
-            </w:pPr>
-            <w:r>
-              <w:rPr>
-                <w:rFonts w:ascii="Open Sans Medium" w:hAnsi="Open Sans Medium" w:cs="Open Sans Medium"/>
+              <w:t>Gratuities</w:t>
+            </w:r>
+          </w:p>
+          <w:p>
+            <w:pPr>
+              <w:jc w:val="both"/>
+              <w:rPr>
+                <w:rFonts w:ascii="Open Sans" w:hAnsi="Open Sans" w:cs="Open Sans"/>
+                <w:sz w:val="18"/>
+                <w:szCs w:val="18"/>
+                <w:lang w:val="en-US"/>
+              </w:rPr>
+            </w:pPr>
+            <w:r>
+              <w:rPr>
+                <w:rFonts w:ascii="Open Sans" w:hAnsi="Open Sans" w:cs="Open Sans"/>
+                <w:sz w:val="18"/>
+                <w:szCs w:val="18"/>
+                <w:lang w:val="en-US"/>
+              </w:rPr>
+              <w:t>Gratuities are not included in the proposal and are at the sole discretion of the client.</w:t>
+            </w:r>
+          </w:p>
+          <w:p>
+            <w:pPr>
+              <w:rPr>
+                <w:rFonts w:ascii="Open Sans" w:hAnsi="Open Sans" w:cs="Open Sans"/>
                 <w:b/>
                 <w:bCs/>
                 <w:sz w:val="18"/>
                 <w:szCs w:val="18"/>
                 <w:lang w:val="en-US"/>
               </w:rPr>
-              <w:t>Governing Terms</w:t>
-            </w:r>
-          </w:p>
-          <w:p>
-            <w:pPr>
-              <w:jc w:val="both"/>
-              <w:rPr>
-                <w:rFonts w:ascii="Open Sans Medium" w:hAnsi="Open Sans Medium" w:cs="Open Sans Medium"/>
-                <w:sz w:val="18"/>
-                <w:szCs w:val="18"/>
-                <w:lang w:val="en-US"/>
-              </w:rPr>
-            </w:pPr>
-            <w:proofErr w:type="spellStart"/>
-            <w:r>
-              <w:rPr>
-                <w:rFonts w:ascii="Open Sans Medium" w:hAnsi="Open Sans Medium" w:cs="Open Sans Medium"/>
-                <w:sz w:val="18"/>
-                <w:szCs w:val="18"/>
-                <w:lang w:val="en-US"/>
-              </w:rPr>
-              <w:t>Foodesign</w:t>
-            </w:r>
-            <w:proofErr w:type="spellEnd"/>
-            <w:r>
-              <w:rPr>
-                <w:rFonts w:ascii="Open Sans Medium" w:hAnsi="Open Sans Medium" w:cs="Open Sans Medium"/>
-                <w:sz w:val="18"/>
-                <w:szCs w:val="18"/>
-                <w:lang w:val="en-US"/>
-              </w:rPr>
-              <w:t xml:space="preserve"> Conceptual Events and the Client acknowledge and agree that this proposal is governed by the Master Caterer Agreement executed between the parties.</w:t>
-            </w:r>
-          </w:p>
-          <w:p>
-            <w:pPr>
-              <w:rPr>
-                <w:rFonts w:ascii="Open Sans Medium" w:hAnsi="Open Sans Medium" w:cs="Open Sans Medium"/>
+            </w:pPr>
+          </w:p>
+          <w:p>
+            <w:pPr>
+              <w:rPr>
+                <w:rFonts w:ascii="Open Sans" w:hAnsi="Open Sans" w:cs="Open Sans"/>
                 <w:b/>
                 <w:bCs/>
                 <w:sz w:val="18"/>
@@ -2054,249 +1919,1049 @@
             </w:pPr>
             <w:r>
               <w:rPr>
-                <w:rFonts w:ascii="Open Sans Medium" w:hAnsi="Open Sans Medium" w:cs="Open Sans Medium"/>
+                <w:rFonts w:ascii="Open Sans" w:hAnsi="Open Sans" w:cs="Open Sans"/>
                 <w:b/>
                 <w:bCs/>
                 <w:sz w:val="18"/>
                 <w:szCs w:val="18"/>
                 <w:lang w:val="en-US"/>
               </w:rPr>
-              <w:t>Acceptance By Client</w:t>
-            </w:r>
-          </w:p>
-          <w:p>
-            <w:pPr>
-              <w:jc w:val="both"/>
-              <w:rPr>
-                <w:rFonts w:ascii="Open Sans Medium" w:hAnsi="Open Sans Medium" w:cs="Open Sans Medium"/>
-                <w:sz w:val="18"/>
-                <w:szCs w:val="18"/>
-                <w:lang w:val="en-US"/>
-              </w:rPr>
-            </w:pPr>
-            <w:r>
-              <w:rPr>
-                <w:rFonts w:ascii="Open Sans Medium" w:hAnsi="Open Sans Medium" w:cs="Open Sans Medium"/>
-                <w:sz w:val="18"/>
-                <w:szCs w:val="18"/>
-                <w:lang w:val="en-US"/>
-              </w:rPr>
-              <w:t xml:space="preserve">The undersigned, as a duly authorized representative of the Client, Math for America, hereby contract the services of </w:t>
-            </w:r>
-            <w:proofErr w:type="spellStart"/>
-            <w:r>
-              <w:rPr>
-                <w:rFonts w:ascii="Open Sans Medium" w:hAnsi="Open Sans Medium" w:cs="Open Sans Medium"/>
-                <w:sz w:val="18"/>
-                <w:szCs w:val="18"/>
-                <w:lang w:val="en-US"/>
-              </w:rPr>
-              <w:t>Foodesign</w:t>
-            </w:r>
-            <w:proofErr w:type="spellEnd"/>
-            <w:r>
-              <w:rPr>
-                <w:rFonts w:ascii="Open Sans Medium" w:hAnsi="Open Sans Medium" w:cs="Open Sans Medium"/>
-                <w:sz w:val="18"/>
-                <w:szCs w:val="18"/>
-                <w:lang w:val="en-US"/>
-              </w:rPr>
-              <w:t xml:space="preserve"> Conceptual Events as listed and quoted in this proposal on behalf of the Client according to the terms and conditions herein.</w:t>
-            </w:r>
-          </w:p>
-          <w:p>
-            <w:pPr>
-              <w:jc w:val="both"/>
-              <w:rPr>
-                <w:rFonts w:ascii="Open Sans Medium" w:hAnsi="Open Sans Medium" w:cs="Open Sans Medium"/>
+              <w:t>Taxes and Insurance</w:t>
+            </w:r>
+          </w:p>
+          <w:p>
+            <w:pPr>
+              <w:rPr>
+                <w:rFonts w:ascii="Open Sans" w:hAnsi="Open Sans" w:cs="Open Sans"/>
+                <w:sz w:val="18"/>
+                <w:szCs w:val="18"/>
+                <w:lang w:val="en-US"/>
+              </w:rPr>
+            </w:pPr>
+            <w:r>
+              <w:rPr>
+                <w:rFonts w:ascii="Open Sans" w:hAnsi="Open Sans" w:cs="Open Sans"/>
+                <w:sz w:val="18"/>
+                <w:szCs w:val="18"/>
+                <w:lang w:val="en-US"/>
+              </w:rPr>
+              <w:t xml:space="preserve">All prices are subject to </w:t>
+            </w:r>
+            <w:r>
+              <w:rPr>
+                <w:rFonts w:ascii="Open Sans" w:hAnsi="Open Sans" w:cs="Open Sans"/>
+                <w:sz w:val="18"/>
+                <w:szCs w:val="18"/>
+                <w:lang w:val="en-US"/>
+              </w:rPr>
+              <w:t xml:space="preserve">an </w:t>
+            </w:r>
+            <w:r>
+              <w:rPr>
+                <w:rFonts w:ascii="Open Sans" w:hAnsi="Open Sans" w:cs="Open Sans"/>
+                <w:sz w:val="18"/>
+                <w:szCs w:val="18"/>
+                <w:highlight w:val="yellow"/>
+                <w:lang w:val="en-US"/>
+              </w:rPr>
+              <w:t>18.00</w:t>
+            </w:r>
+            <w:r>
+              <w:rPr>
+                <w:rFonts w:ascii="Open Sans" w:hAnsi="Open Sans" w:cs="Open Sans"/>
+                <w:sz w:val="18"/>
+                <w:szCs w:val="18"/>
+                <w:highlight w:val="yellow"/>
+                <w:lang w:val="en-US"/>
+              </w:rPr>
+              <w:t xml:space="preserve"> %</w:t>
+            </w:r>
+            <w:r>
+              <w:rPr>
+                <w:rFonts w:ascii="Open Sans" w:hAnsi="Open Sans" w:cs="Open Sans"/>
+                <w:sz w:val="18"/>
+                <w:szCs w:val="18"/>
+                <w:lang w:val="en-US"/>
+              </w:rPr>
+              <w:t xml:space="preserve"> service and</w:t>
+            </w:r>
+            <w:r>
+              <w:rPr>
+                <w:rFonts w:ascii="Open Sans" w:hAnsi="Open Sans" w:cs="Open Sans"/>
+                <w:sz w:val="18"/>
+                <w:szCs w:val="18"/>
+                <w:lang w:val="en-US"/>
+              </w:rPr>
+              <w:t xml:space="preserve"> </w:t>
+            </w:r>
+            <w:r>
+              <w:rPr>
+                <w:rFonts w:ascii="Open Sans" w:hAnsi="Open Sans" w:cs="Open Sans"/>
+                <w:sz w:val="18"/>
+                <w:szCs w:val="18"/>
+                <w:highlight w:val="yellow"/>
+                <w:lang w:val="en-US"/>
+              </w:rPr>
+              <w:t>8.875%</w:t>
+            </w:r>
+            <w:r>
+              <w:rPr>
+                <w:rFonts w:ascii="Open Sans" w:hAnsi="Open Sans" w:cs="Open Sans"/>
+                <w:sz w:val="18"/>
+                <w:szCs w:val="18"/>
+                <w:lang w:val="en-US"/>
+              </w:rPr>
+              <w:t xml:space="preserve"> </w:t>
+            </w:r>
+            <w:r>
+              <w:rPr>
+                <w:rFonts w:ascii="Open Sans" w:hAnsi="Open Sans" w:cs="Open Sans"/>
+                <w:sz w:val="18"/>
+                <w:szCs w:val="18"/>
+                <w:highlight w:val="yellow"/>
+                <w:lang w:val="en-US"/>
+              </w:rPr>
+              <w:t>NYC</w:t>
+            </w:r>
+            <w:r>
+              <w:rPr>
+                <w:rFonts w:ascii="Open Sans" w:hAnsi="Open Sans" w:cs="Open Sans"/>
+                <w:sz w:val="18"/>
+                <w:szCs w:val="18"/>
+                <w:lang w:val="en-US"/>
+              </w:rPr>
+              <w:t xml:space="preserve"> Sale Tax</w:t>
+            </w:r>
+          </w:p>
+          <w:p>
+            <w:pPr>
+              <w:rPr>
+                <w:rFonts w:ascii="Open Sans" w:hAnsi="Open Sans" w:cs="Open Sans"/>
                 <w:b/>
                 <w:bCs/>
-                <w:sz w:val="20"/>
-                <w:szCs w:val="20"/>
-              </w:rPr>
-            </w:pPr>
-            <w:proofErr w:type="spellStart"/>
-            <w:r>
-              <w:rPr>
-                <w:rFonts w:ascii="Open Sans Medium" w:hAnsi="Open Sans Medium" w:cs="Open Sans Medium"/>
+                <w:sz w:val="18"/>
+                <w:szCs w:val="18"/>
+                <w:lang w:val="en-US"/>
+              </w:rPr>
+            </w:pPr>
+          </w:p>
+          <w:p>
+            <w:pPr>
+              <w:rPr>
+                <w:rFonts w:ascii="Open Sans" w:hAnsi="Open Sans" w:cs="Open Sans"/>
                 <w:b/>
                 <w:bCs/>
-                <w:sz w:val="20"/>
-                <w:szCs w:val="20"/>
-              </w:rPr>
-              <w:t>Signed</w:t>
-            </w:r>
-            <w:proofErr w:type="spellEnd"/>
-            <w:r>
-              <w:rPr>
-                <w:rFonts w:ascii="Open Sans Medium" w:hAnsi="Open Sans Medium" w:cs="Open Sans Medium"/>
+                <w:sz w:val="18"/>
+                <w:szCs w:val="18"/>
+                <w:lang w:val="en-US"/>
+              </w:rPr>
+            </w:pPr>
+            <w:r>
+              <w:rPr>
+                <w:rFonts w:ascii="Open Sans" w:hAnsi="Open Sans" w:cs="Open Sans"/>
                 <w:b/>
                 <w:bCs/>
-                <w:sz w:val="20"/>
-                <w:szCs w:val="20"/>
-              </w:rPr>
-              <w:t>: _______________________________</w:t>
+                <w:sz w:val="18"/>
+                <w:szCs w:val="18"/>
+                <w:lang w:val="en-US"/>
+              </w:rPr>
+              <w:t>Governing Terms</w:t>
             </w:r>
           </w:p>
           <w:p>
             <w:pPr>
               <w:jc w:val="both"/>
               <w:rPr>
-                <w:rFonts w:ascii="Open Sans Medium" w:hAnsi="Open Sans Medium" w:cs="Open Sans Medium"/>
+                <w:rFonts w:ascii="Open Sans" w:hAnsi="Open Sans" w:cs="Open Sans"/>
+                <w:sz w:val="18"/>
+                <w:szCs w:val="18"/>
+                <w:lang w:val="en-US"/>
+              </w:rPr>
+            </w:pPr>
+            <w:r>
+              <w:rPr>
+                <w:rFonts w:ascii="Open Sans" w:hAnsi="Open Sans" w:cs="Open Sans"/>
+                <w:sz w:val="18"/>
+                <w:szCs w:val="18"/>
+                <w:lang w:val="en-US"/>
+              </w:rPr>
+              <w:t>Foodesign Conceptual Events and the Client acknowledge and agree that this proposal is governed by the Master Caterer Agreement executed between the parties.</w:t>
+            </w:r>
+          </w:p>
+          <w:p>
+            <w:pPr>
+              <w:rPr>
+                <w:rFonts w:ascii="Open Sans" w:hAnsi="Open Sans" w:cs="Open Sans"/>
                 <w:b/>
                 <w:bCs/>
-                <w:sz w:val="20"/>
-                <w:szCs w:val="20"/>
-              </w:rPr>
-            </w:pPr>
-            <w:r>
-              <w:rPr>
-                <w:rFonts w:ascii="Open Sans Medium" w:hAnsi="Open Sans Medium" w:cs="Open Sans Medium"/>
+                <w:sz w:val="18"/>
+                <w:szCs w:val="18"/>
+                <w:lang w:val="en-US"/>
+              </w:rPr>
+            </w:pPr>
+          </w:p>
+          <w:p>
+            <w:pPr>
+              <w:rPr>
+                <w:rFonts w:ascii="Open Sans" w:hAnsi="Open Sans" w:cs="Open Sans"/>
                 <w:b/>
                 <w:bCs/>
-                <w:sz w:val="20"/>
-                <w:szCs w:val="20"/>
-              </w:rPr>
-              <w:t>Name: ________________________________</w:t>
-            </w:r>
-          </w:p>
-          <w:p>
-            <w:pPr>
-              <w:pStyle w:val="Ttulo1"/>
-              <w:spacing w:before="0"/>
-              <w:rPr>
-                <w:rFonts w:ascii="Open Sans Medium" w:hAnsi="Open Sans Medium" w:cs="Open Sans Medium"/>
-                <w:sz w:val="20"/>
-                <w:szCs w:val="20"/>
-              </w:rPr>
-            </w:pPr>
-            <w:r>
-              <w:rPr>
-                <w:rFonts w:ascii="Open Sans Medium" w:hAnsi="Open Sans Medium" w:cs="Open Sans Medium"/>
-                <w:sz w:val="20"/>
-                <w:szCs w:val="20"/>
-              </w:rPr>
-              <w:t>Data: _________________________________</w:t>
-            </w:r>
-          </w:p>
-          <w:p>
-            <w:pPr>
-              <w:rPr>
-                <w:rFonts w:eastAsiaTheme="majorEastAsia" w:cstheme="majorBidi"/>
+                <w:sz w:val="18"/>
+                <w:szCs w:val="18"/>
+                <w:lang w:val="en-US"/>
+              </w:rPr>
+            </w:pPr>
+            <w:r>
+              <w:rPr>
+                <w:rFonts w:ascii="Open Sans" w:hAnsi="Open Sans" w:cs="Open Sans"/>
+                <w:b/>
+                <w:bCs/>
+                <w:sz w:val="18"/>
+                <w:szCs w:val="18"/>
+                <w:lang w:val="en-US"/>
+              </w:rPr>
+              <w:t>Acceptance By Client</w:t>
+            </w:r>
+          </w:p>
+          <w:p>
+            <w:pPr>
+              <w:jc w:val="both"/>
+              <w:rPr>
+                <w:rFonts w:ascii="Open Sans" w:hAnsi="Open Sans" w:cs="Open Sans"/>
+                <w:sz w:val="18"/>
+                <w:szCs w:val="18"/>
+                <w:lang w:val="en-US"/>
+              </w:rPr>
+            </w:pPr>
+            <w:r>
+              <w:rPr>
+                <w:rFonts w:ascii="Open Sans" w:hAnsi="Open Sans" w:cs="Open Sans"/>
+                <w:sz w:val="18"/>
+                <w:szCs w:val="18"/>
+                <w:lang w:val="en-US"/>
+              </w:rPr>
+              <w:t>The undersigned, as a duly authorized representative of the Client, Math for America, hereby contract the services of Foodesign Conceptual Events as listed and quoted in this proposal on behalf of the Client according to the terms and conditions herein.</w:t>
+            </w:r>
+          </w:p>
+          <w:p>
+            <w:pPr>
+              <w:jc w:val="both"/>
+              <w:rPr>
+                <w:rFonts w:ascii="Open Sans" w:hAnsi="Open Sans" w:cs="Open Sans"/>
+                <w:b/>
+                <w:bCs/>
+                <w:sz w:val="18"/>
+                <w:szCs w:val="18"/>
+                <w:lang w:val="en-US"/>
+              </w:rPr>
+            </w:pPr>
+          </w:p>
+          <w:p>
+            <w:pPr>
+              <w:jc w:val="both"/>
+              <w:rPr>
+                <w:rFonts w:ascii="Open Sans" w:hAnsi="Open Sans" w:cs="Open Sans"/>
+                <w:b/>
+                <w:bCs/>
+                <w:sz w:val="18"/>
+                <w:szCs w:val="18"/>
+                <w:lang w:val="en-US"/>
+              </w:rPr>
+            </w:pPr>
+            <w:proofErr w:type="gramStart"/>
+            <w:r>
+              <w:rPr>
+                <w:rFonts w:ascii="Open Sans" w:hAnsi="Open Sans" w:cs="Open Sans"/>
+                <w:b/>
+                <w:bCs/>
+                <w:sz w:val="18"/>
+                <w:szCs w:val="18"/>
+                <w:lang w:val="en-US"/>
+              </w:rPr>
+              <w:t>Signed</w:t>
+            </w:r>
+            <w:r>
+              <w:rPr>
+                <w:rFonts w:ascii="Open Sans" w:hAnsi="Open Sans" w:cs="Open Sans"/>
+                <w:sz w:val="18"/>
+                <w:szCs w:val="18"/>
+                <w:lang w:val="en-US"/>
+              </w:rPr>
+              <w:t>:</w:t>
+            </w:r>
+            <w:r>
+              <w:rPr>
+                <w:rFonts w:ascii="Open Sans" w:hAnsi="Open Sans" w:cs="Open Sans"/>
+                <w:sz w:val="18"/>
+                <w:szCs w:val="18"/>
+                <w:lang w:val="en-US"/>
+              </w:rPr>
+              <w:t>_</w:t>
+            </w:r>
+            <w:proofErr w:type="gramEnd"/>
+            <w:r>
+              <w:rPr>
+                <w:rFonts w:ascii="Open Sans" w:hAnsi="Open Sans" w:cs="Open Sans"/>
+                <w:sz w:val="18"/>
+                <w:szCs w:val="18"/>
+                <w:lang w:val="en-US"/>
+              </w:rPr>
+              <w:t>_____________________________</w:t>
+            </w:r>
+            <w:r>
+              <w:rPr>
+                <w:rFonts w:ascii="Open Sans" w:hAnsi="Open Sans" w:cs="Open Sans"/>
+                <w:sz w:val="18"/>
+                <w:szCs w:val="18"/>
+                <w:lang w:val="en-US"/>
+              </w:rPr>
+              <w:t>_____</w:t>
+            </w:r>
+            <w:r>
+              <w:rPr>
+                <w:rFonts w:ascii="Open Sans" w:hAnsi="Open Sans" w:cs="Open Sans"/>
+                <w:b/>
+                <w:bCs/>
+                <w:sz w:val="18"/>
+                <w:szCs w:val="18"/>
+                <w:lang w:val="en-US"/>
+              </w:rPr>
+              <w:t xml:space="preserve"> </w:t>
+            </w:r>
+            <w:proofErr w:type="gramStart"/>
+            <w:r>
+              <w:rPr>
+                <w:rFonts w:ascii="Open Sans" w:hAnsi="Open Sans" w:cs="Open Sans"/>
+                <w:b/>
+                <w:bCs/>
+                <w:sz w:val="18"/>
+                <w:szCs w:val="18"/>
+                <w:lang w:val="en-US"/>
+              </w:rPr>
+              <w:t>Name</w:t>
+            </w:r>
+            <w:r>
+              <w:rPr>
+                <w:rFonts w:ascii="Open Sans" w:hAnsi="Open Sans" w:cs="Open Sans"/>
+                <w:b/>
+                <w:bCs/>
+                <w:sz w:val="18"/>
+                <w:szCs w:val="18"/>
+                <w:lang w:val="en-US"/>
+              </w:rPr>
+              <w:t>:</w:t>
+            </w:r>
+            <w:r>
+              <w:rPr>
+                <w:rFonts w:ascii="Open Sans" w:hAnsi="Open Sans" w:cs="Open Sans"/>
+                <w:b/>
+                <w:bCs/>
+                <w:sz w:val="18"/>
+                <w:szCs w:val="18"/>
+                <w:lang w:val="en-US"/>
+              </w:rPr>
+              <w:t>_</w:t>
+            </w:r>
+            <w:proofErr w:type="gramEnd"/>
+            <w:r>
+              <w:rPr>
+                <w:rFonts w:ascii="Open Sans" w:hAnsi="Open Sans" w:cs="Open Sans"/>
+                <w:b/>
+                <w:bCs/>
+                <w:sz w:val="18"/>
+                <w:szCs w:val="18"/>
+                <w:lang w:val="en-US"/>
+              </w:rPr>
+              <w:t>___________________________________</w:t>
+            </w:r>
+          </w:p>
+          <w:p>
+            <w:pPr>
+              <w:jc w:val="both"/>
+              <w:rPr>
+                <w:rFonts w:ascii="Open Sans" w:hAnsi="Open Sans" w:cs="Open Sans"/>
+                <w:sz w:val="18"/>
+                <w:szCs w:val="18"/>
+                <w:lang w:val="en-US"/>
+              </w:rPr>
+            </w:pPr>
+            <w:r>
+              <w:rPr>
+                <w:rFonts w:ascii="Open Sans" w:hAnsi="Open Sans" w:cs="Open Sans"/>
+                <w:b/>
+                <w:bCs/>
+                <w:sz w:val="18"/>
+                <w:szCs w:val="18"/>
+                <w:lang w:val="en-US"/>
+              </w:rPr>
+              <w:t>Data:</w:t>
+            </w:r>
+            <w:r>
+              <w:rPr>
+                <w:rFonts w:ascii="Open Sans" w:hAnsi="Open Sans" w:cs="Open Sans"/>
+                <w:sz w:val="18"/>
+                <w:szCs w:val="18"/>
+                <w:lang w:val="en-US"/>
+              </w:rPr>
+              <w:t xml:space="preserve"> ___________________________</w:t>
+            </w:r>
+            <w:r>
+              <w:rPr>
+                <w:rFonts w:ascii="Open Sans" w:hAnsi="Open Sans" w:cs="Open Sans"/>
+                <w:sz w:val="18"/>
+                <w:szCs w:val="18"/>
+                <w:lang w:val="en-US"/>
+              </w:rPr>
+              <w:t>__________</w:t>
+            </w:r>
+          </w:p>
+          <w:p>
+            <w:pPr>
+              <w:jc w:val="both"/>
+              <w:rPr>
+                <w:rFonts w:ascii="Open Sans" w:hAnsi="Open Sans" w:cs="Open Sans"/>
+                <w:sz w:val="18"/>
+                <w:szCs w:val="18"/>
+                <w:lang w:val="en-US"/>
+              </w:rPr>
+            </w:pPr>
+          </w:p>
+          <w:p>
+            <w:pPr>
+              <w:jc w:val="both"/>
+              <w:rPr>
+                <w:rFonts w:ascii="Open Sans" w:hAnsi="Open Sans" w:cs="Open Sans"/>
+                <w:sz w:val="18"/>
+                <w:szCs w:val="18"/>
+                <w:lang w:val="en-US"/>
+              </w:rPr>
+            </w:pPr>
+          </w:p>
+          <w:p>
+            <w:pPr>
+              <w:jc w:val="both"/>
+              <w:rPr>
+                <w:rFonts w:ascii="Open Sans" w:hAnsi="Open Sans" w:cs="Open Sans"/>
+                <w:sz w:val="18"/>
+                <w:szCs w:val="18"/>
+                <w:lang w:val="en-US"/>
+              </w:rPr>
+            </w:pPr>
+          </w:p>
+          <w:p>
+            <w:pPr>
+              <w:jc w:val="both"/>
+              <w:rPr>
+                <w:rFonts w:ascii="Open Sans" w:hAnsi="Open Sans" w:cs="Open Sans"/>
+                <w:sz w:val="18"/>
+                <w:szCs w:val="18"/>
+                <w:lang w:val="en-US"/>
+              </w:rPr>
+            </w:pPr>
+          </w:p>
+          <w:p>
+            <w:pPr>
+              <w:rPr>
+                <w:rFonts w:ascii="Open Sans" w:hAnsi="Open Sans" w:cs="Open Sans"/>
+                <w:sz w:val="18"/>
+                <w:szCs w:val="18"/>
+                <w:lang w:val="en-US"/>
+              </w:rPr>
+            </w:pPr>
+          </w:p>
+          <w:p>
+            <w:pPr>
+              <w:rPr>
+                <w:rFonts w:ascii="Open Sans" w:hAnsi="Open Sans" w:cs="Open Sans"/>
+                <w:b/>
+                <w:bCs/>
+                <w:sz w:val="18"/>
+                <w:szCs w:val="18"/>
+                <w:lang w:val="en-US"/>
+              </w:rPr>
+            </w:pPr>
+            <w:r>
+              <w:rPr>
+                <w:rFonts w:ascii="Open Sans" w:hAnsi="Open Sans" w:cs="Open Sans"/>
+                <w:b/>
+                <w:bCs/>
+                <w:sz w:val="18"/>
+                <w:szCs w:val="18"/>
+                <w:lang w:val="en-US"/>
+              </w:rPr>
+              <w:t>Foodesign Conceptual Events Policies</w:t>
+            </w:r>
+          </w:p>
+          <w:p>
+            <w:pPr>
+              <w:rPr>
+                <w:rFonts w:ascii="Open Sans" w:hAnsi="Open Sans" w:cs="Open Sans"/>
+                <w:sz w:val="18"/>
+                <w:szCs w:val="18"/>
+                <w:lang w:val="en-US"/>
+              </w:rPr>
+            </w:pPr>
+          </w:p>
+          <w:p>
+            <w:pPr>
+              <w:jc w:val="both"/>
+              <w:rPr>
+                <w:rFonts w:ascii="Open Sans" w:hAnsi="Open Sans" w:cs="Open Sans"/>
+                <w:sz w:val="18"/>
+                <w:szCs w:val="18"/>
+                <w:lang w:val="en-US"/>
+              </w:rPr>
+            </w:pPr>
+            <w:r>
+              <w:rPr>
+                <w:rFonts w:ascii="Open Sans" w:hAnsi="Open Sans" w:cs="Open Sans"/>
+                <w:sz w:val="18"/>
+                <w:szCs w:val="18"/>
+                <w:lang w:val="en-US"/>
+              </w:rPr>
+              <w:t>T</w:t>
+            </w:r>
+            <w:r>
+              <w:rPr>
+                <w:rFonts w:ascii="Open Sans" w:hAnsi="Open Sans" w:cs="Open Sans"/>
+                <w:sz w:val="18"/>
+                <w:szCs w:val="18"/>
+                <w:lang w:val="en-US"/>
+              </w:rPr>
+              <w:t xml:space="preserve">he fees and pricing quoted in this proposal are estimates based on the client’s </w:t>
+            </w:r>
+            <w:r>
+              <w:rPr>
+                <w:rFonts w:ascii="Open Sans" w:hAnsi="Open Sans" w:cs="Open Sans"/>
+                <w:sz w:val="18"/>
+                <w:szCs w:val="18"/>
+                <w:lang w:val="en-US"/>
+              </w:rPr>
+              <w:t>guaranteed</w:t>
+            </w:r>
+            <w:r>
+              <w:rPr>
+                <w:rFonts w:ascii="Open Sans" w:hAnsi="Open Sans" w:cs="Open Sans"/>
+                <w:sz w:val="18"/>
+                <w:szCs w:val="18"/>
+                <w:lang w:val="en-US"/>
+              </w:rPr>
+              <w:t xml:space="preserve"> minimum guest count and guaranteed time duration. If more guests are served or the caterer’s services are needed for additional time not included in the client’s </w:t>
+            </w:r>
+            <w:r>
+              <w:rPr>
+                <w:rFonts w:ascii="Open Sans" w:hAnsi="Open Sans" w:cs="Open Sans"/>
+                <w:sz w:val="18"/>
+                <w:szCs w:val="18"/>
+                <w:lang w:val="en-US"/>
+              </w:rPr>
+              <w:t>estimated</w:t>
+            </w:r>
+            <w:r>
+              <w:rPr>
+                <w:rFonts w:ascii="Open Sans" w:hAnsi="Open Sans" w:cs="Open Sans"/>
+                <w:sz w:val="18"/>
+                <w:szCs w:val="18"/>
+                <w:lang w:val="en-US"/>
+              </w:rPr>
+              <w:t xml:space="preserve"> duration, the caterer reserves the right to charge a fair price for the additional food, drink, labor and services required. If fewer guests attend or less time is needed, the caterer will still be paid according to the guaranteed minimum guest count and time duration. </w:t>
+            </w:r>
+          </w:p>
+          <w:p>
+            <w:pPr>
+              <w:jc w:val="both"/>
+              <w:rPr>
+                <w:rFonts w:ascii="Open Sans" w:hAnsi="Open Sans" w:cs="Open Sans"/>
+                <w:sz w:val="18"/>
+                <w:szCs w:val="18"/>
+                <w:lang w:val="en-US"/>
+              </w:rPr>
+            </w:pPr>
+          </w:p>
+          <w:p>
+            <w:pPr>
+              <w:jc w:val="both"/>
+              <w:rPr>
+                <w:rFonts w:ascii="Open Sans" w:hAnsi="Open Sans" w:cs="Open Sans"/>
+                <w:b/>
+                <w:bCs/>
+                <w:sz w:val="18"/>
+                <w:szCs w:val="18"/>
+                <w:lang w:val="en-US"/>
+              </w:rPr>
+            </w:pPr>
+            <w:r>
+              <w:rPr>
+                <w:rFonts w:ascii="Open Sans" w:hAnsi="Open Sans" w:cs="Open Sans"/>
+                <w:b/>
+                <w:bCs/>
+                <w:sz w:val="18"/>
+                <w:szCs w:val="18"/>
+                <w:lang w:val="en-US"/>
+              </w:rPr>
+              <w:t xml:space="preserve">Deposit </w:t>
+            </w:r>
+          </w:p>
+          <w:p>
+            <w:pPr>
+              <w:jc w:val="both"/>
+              <w:rPr>
+                <w:rFonts w:ascii="Open Sans" w:hAnsi="Open Sans" w:cs="Open Sans"/>
+                <w:sz w:val="18"/>
+                <w:szCs w:val="18"/>
+                <w:lang w:val="en-US"/>
+              </w:rPr>
+            </w:pPr>
+            <w:r>
+              <w:rPr>
+                <w:rFonts w:ascii="Open Sans" w:hAnsi="Open Sans" w:cs="Open Sans"/>
+                <w:sz w:val="18"/>
+                <w:szCs w:val="18"/>
+                <w:lang w:val="en-US"/>
+              </w:rPr>
+              <w:t xml:space="preserve">An initial deposit of 50% of the Final total costs is required to contract the caterer for the event. Upon cancellation of the caterer’s services within 31 days of the planned event date, a full refund of the deposit will be supplied. If the caterer’s services are canceled within 25 to 30 days of the event, 50% of the deposit will be refunded. If cancellation notice is given less than 25 days before the event, no refund of the deposit will be supplied. </w:t>
+            </w:r>
+          </w:p>
+          <w:p>
+            <w:pPr>
+              <w:jc w:val="both"/>
+              <w:rPr>
+                <w:rFonts w:ascii="Open Sans" w:hAnsi="Open Sans" w:cs="Open Sans"/>
+                <w:sz w:val="18"/>
+                <w:szCs w:val="18"/>
+                <w:lang w:val="en-US"/>
+              </w:rPr>
+            </w:pPr>
+          </w:p>
+          <w:p>
+            <w:pPr>
+              <w:jc w:val="both"/>
+              <w:rPr>
+                <w:rFonts w:ascii="Open Sans" w:hAnsi="Open Sans" w:cs="Open Sans"/>
+                <w:sz w:val="18"/>
+                <w:szCs w:val="18"/>
+                <w:lang w:val="en-US"/>
+              </w:rPr>
+            </w:pPr>
+            <w:r>
+              <w:rPr>
+                <w:rFonts w:ascii="Open Sans" w:hAnsi="Open Sans" w:cs="Open Sans"/>
+                <w:b/>
+                <w:bCs/>
+                <w:sz w:val="18"/>
+                <w:szCs w:val="18"/>
+                <w:lang w:val="en-US"/>
+              </w:rPr>
+              <w:t>Terms</w:t>
+            </w:r>
+            <w:r>
+              <w:rPr>
+                <w:rFonts w:ascii="Open Sans" w:hAnsi="Open Sans" w:cs="Open Sans"/>
+                <w:sz w:val="18"/>
+                <w:szCs w:val="18"/>
+                <w:lang w:val="en-US"/>
+              </w:rPr>
+              <w:t xml:space="preserve"> </w:t>
+            </w:r>
+          </w:p>
+          <w:p>
+            <w:pPr>
+              <w:jc w:val="both"/>
+              <w:rPr>
+                <w:rFonts w:ascii="Open Sans" w:hAnsi="Open Sans" w:cs="Open Sans"/>
+                <w:sz w:val="18"/>
+                <w:szCs w:val="18"/>
+                <w:lang w:val="en-US"/>
+              </w:rPr>
+            </w:pPr>
+            <w:r>
+              <w:rPr>
+                <w:rFonts w:ascii="Open Sans" w:hAnsi="Open Sans" w:cs="Open Sans"/>
+                <w:sz w:val="18"/>
+                <w:szCs w:val="18"/>
+                <w:lang w:val="en-US"/>
+              </w:rPr>
+              <w:t>Terms for payment of the event are the following:</w:t>
+            </w:r>
+          </w:p>
+          <w:p>
+            <w:pPr>
+              <w:pStyle w:val="Prrafodelista"/>
+              <w:numPr>
+                <w:ilvl w:val="0"/>
+                <w:numId w:val="3"/>
+              </w:numPr>
+              <w:ind w:left="372"/>
+              <w:jc w:val="both"/>
+              <w:rPr>
+                <w:rFonts w:ascii="Open Sans" w:hAnsi="Open Sans" w:cs="Open Sans"/>
+                <w:sz w:val="18"/>
+                <w:szCs w:val="18"/>
+                <w:lang w:val="en-US"/>
+              </w:rPr>
+            </w:pPr>
+            <w:r>
+              <w:rPr>
+                <w:rFonts w:ascii="Open Sans" w:hAnsi="Open Sans" w:cs="Open Sans"/>
+                <w:sz w:val="18"/>
+                <w:szCs w:val="18"/>
+                <w:lang w:val="en-US"/>
+              </w:rPr>
+              <w:t xml:space="preserve">The quoted Final cost, minus the deposit, must be paid a week </w:t>
+            </w:r>
+            <w:r>
+              <w:rPr>
+                <w:rFonts w:ascii="Open Sans" w:hAnsi="Open Sans" w:cs="Open Sans"/>
+                <w:sz w:val="18"/>
+                <w:szCs w:val="18"/>
+                <w:lang w:val="en-US"/>
+              </w:rPr>
+              <w:t>before</w:t>
+            </w:r>
+            <w:r>
+              <w:rPr>
+                <w:rFonts w:ascii="Open Sans" w:hAnsi="Open Sans" w:cs="Open Sans"/>
+                <w:sz w:val="18"/>
+                <w:szCs w:val="18"/>
+                <w:lang w:val="en-US"/>
+              </w:rPr>
+              <w:t xml:space="preserve"> the event.</w:t>
+            </w:r>
+          </w:p>
+          <w:p>
+            <w:pPr>
+              <w:pStyle w:val="Prrafodelista"/>
+              <w:numPr>
+                <w:ilvl w:val="0"/>
+                <w:numId w:val="3"/>
+              </w:numPr>
+              <w:ind w:left="372"/>
+              <w:jc w:val="both"/>
+              <w:rPr>
+                <w:rFonts w:ascii="Open Sans" w:hAnsi="Open Sans" w:cs="Open Sans"/>
+                <w:sz w:val="18"/>
+                <w:szCs w:val="18"/>
+                <w:lang w:val="en-US"/>
+              </w:rPr>
+            </w:pPr>
+            <w:r>
+              <w:rPr>
+                <w:rFonts w:ascii="Open Sans" w:hAnsi="Open Sans" w:cs="Open Sans"/>
+                <w:sz w:val="18"/>
+                <w:szCs w:val="18"/>
+                <w:lang w:val="en-US"/>
+              </w:rPr>
+              <w:t xml:space="preserve">Any added costs due to higher than minimum guaranteed guest counts, extra ser vices or additional duration of services will be billed to the client within 3 business days after the </w:t>
+            </w:r>
+            <w:r>
+              <w:rPr>
+                <w:rFonts w:ascii="Open Sans" w:hAnsi="Open Sans" w:cs="Open Sans"/>
+                <w:sz w:val="18"/>
+                <w:szCs w:val="18"/>
+                <w:lang w:val="en-US"/>
+              </w:rPr>
+              <w:t>event and</w:t>
+            </w:r>
+            <w:r>
+              <w:rPr>
+                <w:rFonts w:ascii="Open Sans" w:hAnsi="Open Sans" w:cs="Open Sans"/>
+                <w:sz w:val="18"/>
+                <w:szCs w:val="18"/>
+                <w:lang w:val="en-US"/>
+              </w:rPr>
+              <w:t xml:space="preserve"> must be paid within 5 business days after the event.</w:t>
+            </w:r>
+          </w:p>
+          <w:p>
+            <w:pPr>
+              <w:pStyle w:val="Prrafodelista"/>
+              <w:numPr>
+                <w:ilvl w:val="0"/>
+                <w:numId w:val="3"/>
+              </w:numPr>
+              <w:ind w:left="372"/>
+              <w:jc w:val="both"/>
+              <w:rPr>
+                <w:rFonts w:ascii="Open Sans" w:hAnsi="Open Sans" w:cs="Open Sans"/>
+                <w:sz w:val="18"/>
+                <w:szCs w:val="18"/>
+                <w:lang w:val="en-US"/>
+              </w:rPr>
+            </w:pPr>
+            <w:r>
+              <w:rPr>
+                <w:rFonts w:ascii="Open Sans" w:hAnsi="Open Sans" w:cs="Open Sans"/>
+                <w:sz w:val="18"/>
+                <w:szCs w:val="18"/>
+                <w:lang w:val="en-US"/>
+              </w:rPr>
+              <w:t>If payment is not received according to the terms of this contract, the caterer reserves the right to take legal action and charge a fair amount of interest on the billed amount.</w:t>
+            </w:r>
+          </w:p>
+          <w:p>
+            <w:pPr>
+              <w:pStyle w:val="Prrafodelista"/>
+              <w:numPr>
+                <w:ilvl w:val="0"/>
+                <w:numId w:val="3"/>
+              </w:numPr>
+              <w:ind w:left="372"/>
+              <w:jc w:val="both"/>
+              <w:rPr>
+                <w:rFonts w:ascii="Open Sans" w:hAnsi="Open Sans" w:cs="Open Sans"/>
+                <w:sz w:val="18"/>
+                <w:szCs w:val="18"/>
+                <w:lang w:val="en-US"/>
+              </w:rPr>
+            </w:pPr>
+            <w:r>
+              <w:rPr>
+                <w:rFonts w:ascii="Open Sans" w:hAnsi="Open Sans" w:cs="Open Sans"/>
+                <w:sz w:val="18"/>
+                <w:szCs w:val="18"/>
+                <w:lang w:val="en-US"/>
+              </w:rPr>
+              <w:t xml:space="preserve">Foodesign Conceptual Events </w:t>
+            </w:r>
+            <w:r>
+              <w:rPr>
+                <w:rFonts w:ascii="Open Sans" w:hAnsi="Open Sans" w:cs="Open Sans"/>
+                <w:sz w:val="18"/>
+                <w:szCs w:val="18"/>
+                <w:lang w:val="en-US"/>
+              </w:rPr>
+              <w:t>accept</w:t>
+            </w:r>
+            <w:r>
+              <w:rPr>
+                <w:rFonts w:ascii="Open Sans" w:hAnsi="Open Sans" w:cs="Open Sans"/>
+                <w:sz w:val="18"/>
+                <w:szCs w:val="18"/>
+                <w:lang w:val="en-US"/>
+              </w:rPr>
+              <w:t xml:space="preserve"> cash, MasterCard, Visa, Amex or Personal Checks as </w:t>
+            </w:r>
+            <w:r>
+              <w:rPr>
+                <w:rFonts w:ascii="Open Sans" w:hAnsi="Open Sans" w:cs="Open Sans"/>
+                <w:sz w:val="18"/>
+                <w:szCs w:val="18"/>
+                <w:lang w:val="en-US"/>
+              </w:rPr>
+              <w:t>Payment</w:t>
+            </w:r>
+            <w:r>
+              <w:rPr>
+                <w:rFonts w:ascii="Open Sans" w:hAnsi="Open Sans" w:cs="Open Sans"/>
+                <w:sz w:val="18"/>
+                <w:szCs w:val="18"/>
+                <w:lang w:val="en-US"/>
+              </w:rPr>
+              <w:t xml:space="preserve"> Options. If </w:t>
+            </w:r>
+            <w:r>
+              <w:rPr>
+                <w:rFonts w:ascii="Open Sans" w:hAnsi="Open Sans" w:cs="Open Sans"/>
+                <w:sz w:val="18"/>
+                <w:szCs w:val="18"/>
+                <w:lang w:val="en-US"/>
+              </w:rPr>
+              <w:t>Mastercard</w:t>
+            </w:r>
+            <w:r>
+              <w:rPr>
+                <w:rFonts w:ascii="Open Sans" w:hAnsi="Open Sans" w:cs="Open Sans"/>
+                <w:sz w:val="18"/>
+                <w:szCs w:val="18"/>
+                <w:lang w:val="en-US"/>
+              </w:rPr>
+              <w:t>, Visa, or AMEX is the preferred payment method, a 3.8% credit card fee will be added to the total amount</w:t>
+            </w:r>
+            <w:r>
+              <w:rPr>
+                <w:rFonts w:ascii="Open Sans" w:hAnsi="Open Sans" w:cs="Open Sans"/>
+                <w:sz w:val="18"/>
+                <w:szCs w:val="18"/>
+                <w:lang w:val="en-US"/>
+              </w:rPr>
+              <w:t>.</w:t>
+            </w:r>
+          </w:p>
+          <w:p>
+            <w:pPr>
+              <w:pStyle w:val="Prrafodelista"/>
+              <w:numPr>
+                <w:ilvl w:val="0"/>
+                <w:numId w:val="3"/>
+              </w:numPr>
+              <w:ind w:left="372"/>
+              <w:jc w:val="both"/>
+              <w:rPr>
+                <w:rFonts w:ascii="Open Sans" w:hAnsi="Open Sans" w:cs="Open Sans"/>
+                <w:sz w:val="18"/>
+                <w:szCs w:val="18"/>
+                <w:lang w:val="en-US"/>
+              </w:rPr>
+            </w:pPr>
+            <w:r>
+              <w:rPr>
+                <w:rFonts w:ascii="Open Sans" w:hAnsi="Open Sans" w:cs="Open Sans"/>
+                <w:sz w:val="18"/>
+                <w:szCs w:val="18"/>
+                <w:lang w:val="en-US"/>
+              </w:rPr>
+              <w:t xml:space="preserve">Foodesign Conceptual </w:t>
+            </w:r>
+            <w:r>
+              <w:rPr>
+                <w:rFonts w:ascii="Open Sans" w:hAnsi="Open Sans" w:cs="Open Sans"/>
+                <w:sz w:val="18"/>
+                <w:szCs w:val="18"/>
+                <w:lang w:val="en-US"/>
+              </w:rPr>
+              <w:t>Events,</w:t>
+            </w:r>
+            <w:r>
+              <w:rPr>
+                <w:rFonts w:ascii="Open Sans" w:hAnsi="Open Sans" w:cs="Open Sans"/>
+                <w:sz w:val="18"/>
+                <w:szCs w:val="18"/>
+                <w:lang w:val="en-US"/>
+              </w:rPr>
+              <w:t xml:space="preserve"> will not be liable for a failure to perform this contract due to delays, strikes, storms, accidents, venue accessibility, or other causes beyond its control </w:t>
+            </w:r>
+          </w:p>
+          <w:p>
+            <w:pPr>
+              <w:pStyle w:val="Prrafodelista"/>
+              <w:ind w:left="372"/>
+              <w:jc w:val="both"/>
+              <w:rPr>
+                <w:rFonts w:ascii="Open Sans" w:hAnsi="Open Sans" w:cs="Open Sans"/>
+                <w:sz w:val="18"/>
+                <w:szCs w:val="18"/>
+                <w:lang w:val="en-US"/>
+              </w:rPr>
+            </w:pPr>
+          </w:p>
+          <w:p>
+            <w:pPr>
+              <w:pStyle w:val="Prrafodelista"/>
+              <w:ind w:left="372"/>
+              <w:jc w:val="both"/>
+              <w:rPr>
+                <w:rFonts w:ascii="Open Sans" w:hAnsi="Open Sans" w:cs="Open Sans"/>
+                <w:sz w:val="18"/>
+                <w:szCs w:val="18"/>
+                <w:lang w:val="en-US"/>
+              </w:rPr>
+            </w:pPr>
+            <w:r>
+              <w:rPr>
+                <w:rFonts w:ascii="Open Sans" w:hAnsi="Open Sans" w:cs="Open Sans"/>
+                <w:sz w:val="18"/>
+                <w:szCs w:val="18"/>
+                <w:lang w:val="en-US"/>
+              </w:rPr>
+              <w:t>I, _____________________</w:t>
+            </w:r>
+            <w:r>
+              <w:rPr>
+                <w:rFonts w:ascii="Open Sans" w:hAnsi="Open Sans" w:cs="Open Sans"/>
+                <w:sz w:val="18"/>
+                <w:szCs w:val="18"/>
+                <w:lang w:val="en-US"/>
+              </w:rPr>
+              <w:t>_,</w:t>
+            </w:r>
+            <w:r>
+              <w:rPr>
+                <w:rFonts w:ascii="Open Sans" w:hAnsi="Open Sans" w:cs="Open Sans"/>
+                <w:sz w:val="18"/>
+                <w:szCs w:val="18"/>
+                <w:lang w:val="en-US"/>
+              </w:rPr>
+              <w:t xml:space="preserve"> hereby contract the caterer’s services as listed and quoted in this proposal according to the terms and conditions herein.</w:t>
+            </w:r>
+          </w:p>
+          <w:p>
+            <w:pPr>
+              <w:pStyle w:val="Prrafodelista"/>
+              <w:ind w:left="372"/>
+              <w:jc w:val="both"/>
+              <w:rPr>
+                <w:rFonts w:ascii="Open Sans" w:hAnsi="Open Sans" w:cs="Open Sans"/>
+                <w:sz w:val="18"/>
+                <w:szCs w:val="18"/>
+                <w:lang w:val="en-US"/>
+              </w:rPr>
+            </w:pPr>
+          </w:p>
+          <w:p>
+            <w:pPr>
+              <w:pStyle w:val="Prrafodelista"/>
+              <w:ind w:left="372"/>
+              <w:jc w:val="both"/>
+              <w:rPr>
+                <w:rFonts w:ascii="Open Sans" w:hAnsi="Open Sans" w:cs="Open Sans"/>
+                <w:sz w:val="18"/>
+                <w:szCs w:val="18"/>
+                <w:lang w:val="en-US"/>
+              </w:rPr>
+            </w:pPr>
+            <w:r>
+              <w:rPr>
+                <w:rFonts w:ascii="Open Sans" w:hAnsi="Open Sans" w:cs="Open Sans"/>
+                <w:sz w:val="18"/>
+                <w:szCs w:val="18"/>
+                <w:lang w:val="en-US"/>
+              </w:rPr>
+              <w:t xml:space="preserve">__________________________________________ </w:t>
+            </w:r>
+          </w:p>
+          <w:p>
+            <w:pPr>
+              <w:pStyle w:val="Prrafodelista"/>
+              <w:ind w:left="372"/>
+              <w:jc w:val="both"/>
+              <w:rPr>
+                <w:rFonts w:ascii="Open Sans" w:eastAsiaTheme="majorEastAsia" w:hAnsi="Open Sans" w:cs="Open Sans"/>
                 <w:color w:val="EE0000"/>
                 <w:sz w:val="22"/>
                 <w:szCs w:val="22"/>
                 <w:lang w:val="en-US"/>
               </w:rPr>
             </w:pPr>
+            <w:r>
+              <w:rPr>
+                <w:rFonts w:ascii="Open Sans" w:hAnsi="Open Sans" w:cs="Open Sans"/>
+                <w:sz w:val="18"/>
+                <w:szCs w:val="18"/>
+                <w:lang w:val="en-US"/>
+              </w:rPr>
+              <w:t>Client’s Signature &amp; Dat</w:t>
+            </w:r>
           </w:p>
         </w:tc>
       </w:tr>
     </w:tbl>
     <w:p>
       <w:pPr>
-        <w:spacing w:after="0"/>
+        <w:spacing w:after="0" w:line="240" w:lineRule="auto"/>
         <w:jc w:val="both"/>
         <w:rPr>
+          <w:rFonts w:ascii="Open Sans" w:hAnsi="Open Sans" w:cs="Open Sans"/>
           <w:sz w:val="22"/>
           <w:szCs w:val="22"/>
           <w:lang w:val="en-US"/>
         </w:rPr>
       </w:pPr>
-      <w:r>
-        <w:rPr>
-          <w:noProof/>
-          <w:sz w:val="22"/>
-          <w:szCs w:val="22"/>
-          <w:lang w:val="en-US"/>
-        </w:rPr>
-        <w:lastRenderedPageBreak/>
-        <mc:AlternateContent>
-          <mc:Choice Requires="wps">
-            <w:drawing>
-              <wp:anchor distT="0" distB="0" distL="114300" distR="114300" simplePos="0" relativeHeight="251660288" behindDoc="0" locked="0" layoutInCell="1" allowOverlap="1" wp14:anchorId="664D210D" wp14:editId="43242889">
-                <wp:simplePos x="0" y="0"/>
-                <wp:positionH relativeFrom="margin">
-                  <wp:posOffset>96982</wp:posOffset>
-                </wp:positionH>
-                <wp:positionV relativeFrom="paragraph">
-                  <wp:posOffset>5254682</wp:posOffset>
-                </wp:positionV>
-                <wp:extent cx="1669472" cy="1239694"/>
-                <wp:effectExtent l="0" t="0" r="26035" b="17780"/>
-                <wp:wrapNone/>
-                <wp:docPr id="339357038" name="Rectángulo 5"/>
-                <wp:cNvGraphicFramePr/>
-                <a:graphic xmlns:a="http://schemas.openxmlformats.org/drawingml/2006/main">
-                  <a:graphicData uri="http://schemas.microsoft.com/office/word/2010/wordprocessingShape">
-                    <wps:wsp>
-                      <wps:cNvSpPr/>
-                      <wps:spPr>
-                        <a:xfrm>
-                          <a:off x="0" y="0"/>
-                          <a:ext cx="1669472" cy="1239694"/>
-                        </a:xfrm>
-                        <a:prstGeom prst="rect">
-                          <a:avLst/>
-                        </a:prstGeom>
-                        <a:solidFill>
-                          <a:schemeClr val="bg1"/>
-                        </a:solidFill>
-                        <a:ln>
-                          <a:solidFill>
-                            <a:schemeClr val="bg1"/>
-                          </a:solidFill>
-                        </a:ln>
-                      </wps:spPr>
-                      <wps:style>
-                        <a:lnRef idx="2">
-                          <a:schemeClr val="accent1">
-                            <a:shade val="15000"/>
-                          </a:schemeClr>
-                        </a:lnRef>
-                        <a:fillRef idx="1">
-                          <a:schemeClr val="accent1"/>
-                        </a:fillRef>
-                        <a:effectRef idx="0">
-                          <a:schemeClr val="accent1"/>
-                        </a:effectRef>
-                        <a:fontRef idx="minor">
-                          <a:schemeClr val="lt1"/>
-                        </a:fontRef>
-                      </wps:style>
-                      <wps:bodyPr rot="0" spcFirstLastPara="0" vertOverflow="overflow" horzOverflow="overflow" vert="horz" wrap="square" lIns="91440" tIns="45720" rIns="91440" bIns="45720" numCol="1" spcCol="0" rtlCol="0" fromWordArt="0" anchor="ctr" anchorCtr="0" forceAA="0" compatLnSpc="1">
-                        <a:prstTxWarp prst="textNoShape">
-                          <a:avLst/>
-                        </a:prstTxWarp>
-                        <a:noAutofit/>
-                      </wps:bodyPr>
-                    </wps:wsp>
-                  </a:graphicData>
-                </a:graphic>
-                <wp14:sizeRelH relativeFrom="margin">
-                  <wp14:pctWidth>0</wp14:pctWidth>
-                </wp14:sizeRelH>
-                <wp14:sizeRelV relativeFrom="margin">
-                  <wp14:pctHeight>0</wp14:pctHeight>
-                </wp14:sizeRelV>
-              </wp:anchor>
-            </w:drawing>
-          </mc:Choice>
-          <mc:Fallback>
-            <w:pict>
-              <v:rect w14:anchorId="319A68F9" id="Rectángulo 5" o:spid="_x0000_s1026" style="position:absolute;margin-left:7.65pt;margin-top:413.75pt;width:131.45pt;height:97.6pt;z-index:251660288;visibility:visible;mso-wrap-style:square;mso-width-percent:0;mso-height-percent:0;mso-wrap-distance-left:9pt;mso-wrap-distance-top:0;mso-wrap-distance-right:9pt;mso-wrap-distance-bottom:0;mso-position-horizontal:absolute;mso-position-horizontal-relative:margin;mso-position-vertical:absolute;mso-position-vertical-relative:text;mso-width-percent:0;mso-height-percent:0;mso-width-relative:margin;mso-height-relative:margin;v-text-anchor:middle" o:gfxdata="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" fillcolor="white [3212]" strokecolor="white [3212]" strokeweight="1pt">
-                <w10:wrap anchorx="margin"/>
-              </v:rect>
-            </w:pict>
-          </mc:Fallback>
-        </mc:AlternateContent>
-      </w:r>
     </w:p>
     <w:sectPr>
-      <w:headerReference w:type="default" r:id="rId8"/>
-      <w:footerReference w:type="default" r:id="rId9"/>
+      <w:headerReference w:type="default" r:id="rId9"/>
+      <w:footerReference w:type="default" r:id="rId10"/>
       <w:pgSz w:w="12240" w:h="15840"/>
-      <w:pgMar w:top="477" w:right="1701" w:bottom="270" w:left="1701" w:header="180" w:footer="708" w:gutter="0"/>
+      <w:pgMar w:top="2880" w:right="1440" w:bottom="1440" w:left="1440" w:header="576" w:footer="706" w:gutter="0"/>
       <w:cols w:space="708"/>
       <w:titlePg/>
       <w:docGrid w:linePitch="360"/>
@@ -2356,7 +3021,7 @@
         <w:szCs w:val="12"/>
       </w:rPr>
       <w:drawing>
-        <wp:anchor distT="0" distB="0" distL="114300" distR="114300" simplePos="0" relativeHeight="251659264" behindDoc="0" locked="0" layoutInCell="1" allowOverlap="1" wp14:anchorId="2F34A82E" wp14:editId="464754BD">
+        <wp:anchor distT="0" distB="0" distL="114300" distR="114300" simplePos="0" relativeHeight="251658240" behindDoc="0" locked="0" layoutInCell="1" allowOverlap="1" wp14:anchorId="2F34A82E" wp14:editId="464754BD">
           <wp:simplePos x="0" y="0"/>
           <wp:positionH relativeFrom="column">
             <wp:posOffset>-207991</wp:posOffset>
@@ -2367,7 +3032,7 @@
           <wp:extent cx="1122219" cy="793488"/>
           <wp:effectExtent l="0" t="0" r="1905" b="6985"/>
           <wp:wrapNone/>
-          <wp:docPr id="1833221942" name="Imagen 6" descr="FDC&#10;&#10;El contenido generado por IA puede ser incorrecto."/>
+          <wp:docPr id="926344468" name="Imagen 6" descr="FDC&#10;&#10;El contenido generado por IA puede ser incorrecto."/>
           <wp:cNvGraphicFramePr>
             <a:graphicFrameLocks xmlns:a="http://schemas.openxmlformats.org/drawingml/2006/main" noChangeAspect="1"/>
           </wp:cNvGraphicFramePr>
@@ -2614,35 +3279,6 @@
   </w:p>
   <w:p>
     <w:pPr>
-      <w:tabs>
-        <w:tab w:val="center" w:pos="4550"/>
-        <w:tab w:val="left" w:pos="5818"/>
-      </w:tabs>
-      <w:spacing w:after="0"/>
-      <w:ind w:right="260"/>
-      <w:jc w:val="right"/>
-      <w:rPr>
-        <w:color w:val="071320" w:themeColor="text2" w:themeShade="80"/>
-        <w:sz w:val="12"/>
-        <w:szCs w:val="12"/>
-        <w:lang w:val="en-US"/>
-      </w:rPr>
-    </w:pPr>
-    <w:proofErr w:type="spellStart"/>
-    <w:r>
-      <w:rPr>
-        <w:b/>
-        <w:bCs/>
-        <w:color w:val="071320" w:themeColor="text2" w:themeShade="80"/>
-        <w:sz w:val="12"/>
-        <w:szCs w:val="12"/>
-      </w:rPr>
-      <w:t>foodesign_ce</w:t>
-    </w:r>
-    <w:proofErr w:type="spellEnd"/>
-  </w:p>
-  <w:p>
-    <w:pPr>
       <w:pStyle w:val="Piedepgina"/>
       <w:jc w:val="right"/>
       <w:rPr>
@@ -2680,577 +3316,6 @@
 
 <file path=word/header1.xml><?xml version="1.0" encoding="utf-8"?>
 <w:hdr xmlns:wpc="http://schemas.microsoft.com/office/word/2010/wordprocessingCanvas" xmlns:cx="http://schemas.microsoft.com/office/drawing/2014/chartex" xmlns:cx1="http://schemas.microsoft.com/office/drawing/2015/9/8/chartex" xmlns:cx2="http://schemas.microsoft.com/office/drawing/2015/10/21/chartex" xmlns:cx3="http://schemas.microsoft.com/office/drawing/2016/5/9/chartex" xmlns:cx4="http://schemas.microsoft.com/office/drawing/2016/5/10/chartex" xmlns:cx5="http://schemas.microsoft.com/office/drawing/2016/5/11/chartex" xmlns:cx6="http://schemas.microsoft.com/office/drawing/2016/5/12/chartex" xmlns:cx7="http://schemas.microsoft.com/office/drawing/2016/5/13/chartex" xmlns:cx8="http://schemas.microsoft.com/office/drawing/2016/5/14/chartex" xmlns:mc="http://schemas.openxmlformats.org/markup-compatibility/2006" xmlns:aink="http://schemas.microsoft.com/office/drawing/2016/ink" xmlns:am3d="http://schemas.microsoft.com/office/drawing/2017/model3d" xmlns:o="urn:schemas-microsoft-com:office:office" xmlns:oel="http://schemas.microsoft.com/office/2019/extlst" xmlns:r="http://schemas.openxmlformats.org/officeDocument/2006/relationships" xmlns:m="http://schemas.openxmlformats.org/officeDocument/2006/math" xmlns:v="urn:schemas-microsoft-com:vml" xmlns:wp14="http://schemas.microsoft.com/office/word/2010/wordprocessingDrawing" xmlns:wp="http://schemas.openxmlformats.org/drawingml/2006/wordprocessingDrawing" xmlns:w10="urn:schemas-microsoft-com:office:word" xmlns:w="http://schemas.openxmlformats.org/wordprocessingml/2006/main" xmlns:w14="http://schemas.microsoft.com/office/word/2010/wordml" xmlns:w15="http://schemas.microsoft.com/office/word/2012/wordml" xmlns:w16cex="http://schemas.microsoft.com/office/word/2018/wordml/cex" xmlns:w16cid="http://schemas.microsoft.com/office/word/2016/wordml/cid" xmlns:w16="http://schemas.microsoft.com/office/word/2018/wordml" xmlns:w16du="http://schemas.microsoft.com/office/word/2023/wordml/word16du" xmlns:w16sdtdh="http://schemas.microsoft.com/office/word/2020/wordml/sdtdatahash" xmlns:w16sdtfl="http://schemas.microsoft.com/office/word/2024/wordml/sdtformatlock" xmlns:w16se="http://schemas.microsoft.com/office/word/2015/wordml/symex" xmlns:wpg="http://schemas.microsoft.com/office/word/2010/wordprocessingGroup" xmlns:wpi="http://schemas.microsoft.com/office/word/2010/wordprocessingInk" xmlns:wne="http://schemas.microsoft.com/office/word/2006/wordml" xmlns:wps="http://schemas.microsoft.com/office/word/2010/wordprocessingShape" mc:Ignorable="w14 w15 w16se w16cid w16 w16cex w16sdtdh w16sdtfl w16du wp14">
-  <w:p>
-    <w:pPr>
-      <w:jc w:val="right"/>
-      <w:rPr>
-        <w:sz w:val="18"/>
-        <w:szCs w:val="18"/>
-      </w:rPr>
-    </w:pPr>
-    <w:r>
-      <w:rPr>
-        <w:noProof/>
-        <w:sz w:val="18"/>
-        <w:szCs w:val="18"/>
-      </w:rPr>
-      <mc:AlternateContent>
-        <mc:Choice Requires="wps">
-          <w:drawing>
-            <wp:anchor distT="45720" distB="45720" distL="114300" distR="114300" simplePos="0" relativeHeight="251661312" behindDoc="0" locked="0" layoutInCell="1" allowOverlap="1" wp14:anchorId="517C2E98" wp14:editId="132ED2F9">
-              <wp:simplePos x="0" y="0"/>
-              <wp:positionH relativeFrom="column">
-                <wp:posOffset>-870585</wp:posOffset>
-              </wp:positionH>
-              <wp:positionV relativeFrom="paragraph">
-                <wp:posOffset>409575</wp:posOffset>
-              </wp:positionV>
-              <wp:extent cx="2360930" cy="1285875"/>
-              <wp:effectExtent l="0" t="0" r="3175" b="9525"/>
-              <wp:wrapSquare wrapText="bothSides"/>
-              <wp:docPr id="217" name="Cuadro de texto 2"/>
-              <wp:cNvGraphicFramePr>
-                <a:graphicFrameLocks xmlns:a="http://schemas.openxmlformats.org/drawingml/2006/main"/>
-              </wp:cNvGraphicFramePr>
-              <a:graphic xmlns:a="http://schemas.openxmlformats.org/drawingml/2006/main">
-                <a:graphicData uri="http://schemas.microsoft.com/office/word/2010/wordprocessingShape">
-                  <wps:wsp>
-                    <wps:cNvSpPr txBox="1">
-                      <a:spLocks noChangeArrowheads="1"/>
-                    </wps:cNvSpPr>
-                    <wps:spPr bwMode="auto">
-                      <a:xfrm>
-                        <a:off x="0" y="0"/>
-                        <a:ext cx="2360930" cy="1285875"/>
-                      </a:xfrm>
-                      <a:prstGeom prst="rect">
-                        <a:avLst/>
-                      </a:prstGeom>
-                      <a:solidFill>
-                        <a:srgbClr val="FFFFFF"/>
-                      </a:solidFill>
-                      <a:ln w="9525">
-                        <a:noFill/>
-                        <a:miter lim="800000"/>
-                        <a:headEnd/>
-                        <a:tailEnd/>
-                      </a:ln>
-                    </wps:spPr>
-                    <wps:txbx>
-                      <w:txbxContent>
-                        <w:p>
-                          <w:pPr>
-                            <w:pStyle w:val="Ttulo1"/>
-                            <w:spacing w:before="0" w:after="0"/>
-                            <w:jc w:val="both"/>
-                            <w:rPr>
-                              <w:rFonts w:asciiTheme="minorHAnsi" w:hAnsiTheme="minorHAnsi"/>
-                              <w:color w:val="501549" w:themeColor="accent5" w:themeShade="80"/>
-                              <w:sz w:val="16"/>
-                              <w:szCs w:val="16"/>
-                              <w:lang w:val="en-US"/>
-                            </w:rPr>
-                          </w:pPr>
-                          <w:r>
-                            <w:rPr>
-                              <w:rFonts w:asciiTheme="minorHAnsi" w:hAnsiTheme="minorHAnsi"/>
-                              <w:color w:val="501549" w:themeColor="accent5" w:themeShade="80"/>
-                              <w:sz w:val="16"/>
-                              <w:szCs w:val="16"/>
-                              <w:lang w:val="en-US"/>
-                            </w:rPr>
-                            <w:t>{{CLIENT_NAME}}</w:t>
-                          </w:r>
-                        </w:p>
-                        <w:p>
-                          <w:pPr>
-                            <w:spacing w:after="0"/>
-                            <w:rPr>
-                              <w:sz w:val="14"/>
-                              <w:szCs w:val="14"/>
-                              <w:lang w:val="en-US"/>
-                            </w:rPr>
-                          </w:pPr>
-                          <w:r>
-                            <w:rPr>
-                              <w:sz w:val="14"/>
-                              <w:szCs w:val="14"/>
-                              <w:lang w:val="en-US"/>
-                            </w:rPr>
-                            <w:t>{{CLIENT_ADDRESS}}</w:t>
-                          </w:r>
-                        </w:p>
-                        <w:p>
-                          <w:pPr>
-                            <w:spacing w:after="40"/>
-                            <w:rPr>
-                              <w:sz w:val="18"/>
-                              <w:szCs w:val="18"/>
-                              <w:lang w:val="en-US"/>
-                            </w:rPr>
-                          </w:pPr>
-                          <w:r>
-                            <w:rPr>
-                              <w:b/>
-                              <w:bCs/>
-                              <w:sz w:val="14"/>
-                              <w:szCs w:val="14"/>
-                              <w:lang w:val="en-US"/>
-                            </w:rPr>
-                            <w:t>Client Representative:</w:t>
-                          </w:r>
-                          <w:r>
-                            <w:rPr>
-                              <w:sz w:val="14"/>
-                              <w:szCs w:val="14"/>
-                              <w:lang w:val="en-US"/>
-                            </w:rPr>
-                            <w:t xml:space="preserve"> </w:t>
-                          </w:r>
-                          <w:r>
-                            <w:rPr>
-                              <w:sz w:val="14"/>
-                              <w:szCs w:val="18"/>
-                              <w:lang w:val="en-US"/>
-                            </w:rPr>
-                            <w:t>{{REPRESENTATIVE_NAME}}</w:t>
-                          </w:r>
-                        </w:p>
-                        <w:p>
-                          <w:pPr>
-                            <w:spacing w:after="40"/>
-                            <w:rPr>
-                              <w:sz w:val="18"/>
-                              <w:szCs w:val="18"/>
-                              <w:lang w:val="en-US"/>
-                            </w:rPr>
-                          </w:pPr>
-                          <w:r>
-                            <w:rPr>
-                              <w:sz w:val="14"/>
-                              <w:szCs w:val="18"/>
-                              <w:lang w:val="en-US"/>
-                            </w:rPr>
-                            <w:t>{{REPRESENTATIVE_EMAIL}}</w:t>
-                          </w:r>
-                          <w:r>
-                            <w:rPr>
-                              <w:sz w:val="14"/>
-                              <w:szCs w:val="14"/>
-                              <w:lang w:val="en-US"/>
-                            </w:rPr>
-                            <w:t xml:space="preserve"> </w:t>
-                          </w:r>
-                        </w:p>
-                        <w:p>
-                          <w:pPr>
-                            <w:spacing w:after="0"/>
-                            <w:rPr>
-                              <w:sz w:val="14"/>
-                              <w:szCs w:val="14"/>
-                              <w:lang w:val="en-US"/>
-                            </w:rPr>
-                          </w:pPr>
-                          <w:r>
-                            <w:rPr>
-                              <w:sz w:val="14"/>
-                              <w:szCs w:val="14"/>
-                              <w:lang w:val="en-US"/>
-                            </w:rPr>
-                            <w:t xml:space="preserve">Ph: </w:t>
-                          </w:r>
-                          <w:r>
-                            <w:rPr>
-                              <w:sz w:val="14"/>
-                              <w:szCs w:val="18"/>
-                              <w:lang w:val="en-US"/>
-                            </w:rPr>
-                            <w:t>{{REPRESENTATIVE_PHONE}}</w:t>
-                          </w:r>
-                        </w:p>
-                        <w:p>
-                          <w:pPr>
-                            <w:spacing w:after="0"/>
-                            <w:rPr>
-                              <w:sz w:val="14"/>
-                              <w:szCs w:val="14"/>
-                              <w:lang w:val="en-US"/>
-                            </w:rPr>
-                          </w:pPr>
-                          <w:r>
-                            <w:rPr>
-                              <w:b/>
-                              <w:bCs/>
-                              <w:sz w:val="14"/>
-                              <w:szCs w:val="14"/>
-                              <w:lang w:val="en-US"/>
-                            </w:rPr>
-                            <w:t>Start:</w:t>
-                          </w:r>
-                          <w:r>
-                            <w:rPr>
-                              <w:sz w:val="14"/>
-                              <w:szCs w:val="14"/>
-                              <w:lang w:val="en-US"/>
-                            </w:rPr>
-                            <w:t xml:space="preserve"> </w:t>
-                          </w:r>
-                          <w:r>
-                            <w:rPr>
-                              <w:sz w:val="14"/>
-                              <w:szCs w:val="18"/>
-                              <w:lang w:val="en-US"/>
-                            </w:rPr>
-                            <w:t>{{EVENT_START}}</w:t>
-                          </w:r>
-                        </w:p>
-                        <w:p>
-                          <w:pPr>
-                            <w:spacing w:after="0"/>
-                            <w:rPr>
-                              <w:sz w:val="14"/>
-                              <w:szCs w:val="14"/>
-                              <w:lang w:val="en-US"/>
-                            </w:rPr>
-                          </w:pPr>
-                          <w:r>
-                            <w:rPr>
-                              <w:b/>
-                              <w:bCs/>
-                              <w:sz w:val="14"/>
-                              <w:szCs w:val="14"/>
-                              <w:lang w:val="en-US"/>
-                            </w:rPr>
-                            <w:t>End:</w:t>
-                          </w:r>
-                          <w:r>
-                            <w:rPr>
-                              <w:sz w:val="14"/>
-                              <w:szCs w:val="14"/>
-                              <w:lang w:val="en-US"/>
-                            </w:rPr>
-                            <w:t xml:space="preserve"> </w:t>
-                          </w:r>
-                          <w:r>
-                            <w:rPr>
-                              <w:sz w:val="14"/>
-                              <w:szCs w:val="18"/>
-                              <w:lang w:val="en-US"/>
-                            </w:rPr>
-                            <w:t>{{EVENT_END}}</w:t>
-                          </w:r>
-                        </w:p>
-                        <w:p>
-                          <w:pPr>
-                            <w:spacing w:after="0"/>
-                            <w:rPr>
-                              <w:sz w:val="14"/>
-                              <w:szCs w:val="14"/>
-                              <w:lang w:val="en-US"/>
-                            </w:rPr>
-                          </w:pPr>
-                          <w:r>
-                            <w:rPr>
-                              <w:b/>
-                              <w:bCs/>
-                              <w:sz w:val="14"/>
-                              <w:szCs w:val="14"/>
-                              <w:lang w:val="en-US"/>
-                            </w:rPr>
-                            <w:t>Guests</w:t>
-                          </w:r>
-                          <w:r>
-                            <w:rPr>
-                              <w:sz w:val="14"/>
-                              <w:szCs w:val="14"/>
-                              <w:lang w:val="en-US"/>
-                            </w:rPr>
-                            <w:t xml:space="preserve">: </w:t>
-                          </w:r>
-                          <w:r>
-                            <w:rPr>
-                              <w:sz w:val="14"/>
-                              <w:szCs w:val="18"/>
-                              <w:lang w:val="en-US"/>
-                            </w:rPr>
-                            <w:t>{{EVENT_GUESTS}}</w:t>
-                          </w:r>
-                        </w:p>
-                        <w:p/>
-                      </w:txbxContent>
-                    </wps:txbx>
-                    <wps:bodyPr rot="0" vert="horz" wrap="square" lIns="91440" tIns="45720" rIns="91440" bIns="45720" anchor="t" anchorCtr="0">
-                      <a:noAutofit/>
-                    </wps:bodyPr>
-                  </wps:wsp>
-                </a:graphicData>
-              </a:graphic>
-              <wp14:sizeRelH relativeFrom="margin">
-                <wp14:pctWidth>40000</wp14:pctWidth>
-              </wp14:sizeRelH>
-              <wp14:sizeRelV relativeFrom="margin">
-                <wp14:pctHeight>0</wp14:pctHeight>
-              </wp14:sizeRelV>
-            </wp:anchor>
-          </w:drawing>
-        </mc:Choice>
-        <mc:Fallback>
-          <w:pict>
-            <v:shapetype w14:anchorId="517C2E98" id="_x0000_t202" coordsize="21600,21600" o:spt="202" path="m,l,21600r21600,l21600,xe">
-              <v:stroke joinstyle="miter"/>
-              <v:path gradientshapeok="t" o:connecttype="rect"/>
-            </v:shapetype>
-            <v:shape id="Cuadro de texto 2" o:spid="_x0000_s1026" type="#_x0000_t202" style="position:absolute;left:0;text-align:left;margin-left:-68.55pt;margin-top:32.25pt;width:185.9pt;height:101.25pt;z-index:251661312;visibility:visible;mso-wrap-style:square;mso-width-percent:400;mso-height-percent:0;mso-wrap-distance-left:9pt;mso-wrap-distance-top:3.6pt;mso-wrap-distance-right:9pt;mso-wrap-distance-bottom:3.6pt;mso-position-horizontal:absolute;mso-position-horizontal-relative:text;mso-position-vertical:absolute;mso-position-vertical-relative:text;mso-width-percent:400;mso-height-percent:0;mso-width-relative:margin;mso-height-relative:margin;v-text-anchor:top" o:gfxdata="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" stroked="f">
-              <v:textbox>
-                <w:txbxContent>
-                  <w:p>
-                    <w:pPr>
-                      <w:pStyle w:val="Ttulo1"/>
-                      <w:spacing w:before="0" w:after="0"/>
-                      <w:jc w:val="both"/>
-                      <w:rPr>
-                        <w:rFonts w:asciiTheme="minorHAnsi" w:hAnsiTheme="minorHAnsi"/>
-                        <w:color w:val="501549" w:themeColor="accent5" w:themeShade="80"/>
-                        <w:sz w:val="16"/>
-                        <w:szCs w:val="16"/>
-                        <w:lang w:val="en-US"/>
-                      </w:rPr>
-                    </w:pPr>
-                    <w:r>
-                      <w:rPr>
-                        <w:rFonts w:asciiTheme="minorHAnsi" w:hAnsiTheme="minorHAnsi"/>
-                        <w:color w:val="501549" w:themeColor="accent5" w:themeShade="80"/>
-                        <w:sz w:val="16"/>
-                        <w:szCs w:val="16"/>
-                        <w:lang w:val="en-US"/>
-                      </w:rPr>
-                      <w:t>{{CLIENT_NAME}}</w:t>
-                    </w:r>
-                  </w:p>
-                  <w:p>
-                    <w:pPr>
-                      <w:spacing w:after="0"/>
-                      <w:rPr>
-                        <w:sz w:val="14"/>
-                        <w:szCs w:val="14"/>
-                        <w:lang w:val="en-US"/>
-                      </w:rPr>
-                    </w:pPr>
-                    <w:r>
-                      <w:rPr>
-                        <w:sz w:val="14"/>
-                        <w:szCs w:val="14"/>
-                        <w:lang w:val="en-US"/>
-                      </w:rPr>
-                      <w:t>{{CLIENT_ADDRESS}}</w:t>
-                    </w:r>
-                  </w:p>
-                  <w:p>
-                    <w:pPr>
-                      <w:spacing w:after="40"/>
-                      <w:rPr>
-                        <w:sz w:val="18"/>
-                        <w:szCs w:val="18"/>
-                        <w:lang w:val="en-US"/>
-                      </w:rPr>
-                    </w:pPr>
-                    <w:r>
-                      <w:rPr>
-                        <w:b/>
-                        <w:bCs/>
-                        <w:sz w:val="14"/>
-                        <w:szCs w:val="14"/>
-                        <w:lang w:val="en-US"/>
-                      </w:rPr>
-                      <w:t>Client Representative:</w:t>
-                    </w:r>
-                    <w:r>
-                      <w:rPr>
-                        <w:sz w:val="14"/>
-                        <w:szCs w:val="14"/>
-                        <w:lang w:val="en-US"/>
-                      </w:rPr>
-                      <w:t xml:space="preserve"> </w:t>
-                    </w:r>
-                    <w:r>
-                      <w:rPr>
-                        <w:sz w:val="14"/>
-                        <w:szCs w:val="18"/>
-                        <w:lang w:val="en-US"/>
-                      </w:rPr>
-                      <w:t>{{REPRESENTATIVE_NAME}}</w:t>
-                    </w:r>
-                  </w:p>
-                  <w:p>
-                    <w:pPr>
-                      <w:spacing w:after="40"/>
-                      <w:rPr>
-                        <w:sz w:val="18"/>
-                        <w:szCs w:val="18"/>
-                        <w:lang w:val="en-US"/>
-                      </w:rPr>
-                    </w:pPr>
-                    <w:r>
-                      <w:rPr>
-                        <w:sz w:val="14"/>
-                        <w:szCs w:val="18"/>
-                        <w:lang w:val="en-US"/>
-                      </w:rPr>
-                      <w:t>{{REPRESENTATIVE_EMAIL}}</w:t>
-                    </w:r>
-                    <w:r>
-                      <w:rPr>
-                        <w:sz w:val="14"/>
-                        <w:szCs w:val="14"/>
-                        <w:lang w:val="en-US"/>
-                      </w:rPr>
-                      <w:t xml:space="preserve"> </w:t>
-                    </w:r>
-                  </w:p>
-                  <w:p>
-                    <w:pPr>
-                      <w:spacing w:after="0"/>
-                      <w:rPr>
-                        <w:sz w:val="14"/>
-                        <w:szCs w:val="14"/>
-                        <w:lang w:val="en-US"/>
-                      </w:rPr>
-                    </w:pPr>
-                    <w:r>
-                      <w:rPr>
-                        <w:sz w:val="14"/>
-                        <w:szCs w:val="14"/>
-                        <w:lang w:val="en-US"/>
-                      </w:rPr>
-                      <w:t xml:space="preserve">Ph: </w:t>
-                    </w:r>
-                    <w:r>
-                      <w:rPr>
-                        <w:sz w:val="14"/>
-                        <w:szCs w:val="18"/>
-                        <w:lang w:val="en-US"/>
-                      </w:rPr>
-                      <w:t>{{REPRESENTATIVE_PHONE}}</w:t>
-                    </w:r>
-                  </w:p>
-                  <w:p>
-                    <w:pPr>
-                      <w:spacing w:after="0"/>
-                      <w:rPr>
-                        <w:sz w:val="14"/>
-                        <w:szCs w:val="14"/>
-                        <w:lang w:val="en-US"/>
-                      </w:rPr>
-                    </w:pPr>
-                    <w:r>
-                      <w:rPr>
-                        <w:b/>
-                        <w:bCs/>
-                        <w:sz w:val="14"/>
-                        <w:szCs w:val="14"/>
-                        <w:lang w:val="en-US"/>
-                      </w:rPr>
-                      <w:t>Start:</w:t>
-                    </w:r>
-                    <w:r>
-                      <w:rPr>
-                        <w:sz w:val="14"/>
-                        <w:szCs w:val="14"/>
-                        <w:lang w:val="en-US"/>
-                      </w:rPr>
-                      <w:t xml:space="preserve"> </w:t>
-                    </w:r>
-                    <w:r>
-                      <w:rPr>
-                        <w:sz w:val="14"/>
-                        <w:szCs w:val="18"/>
-                        <w:lang w:val="en-US"/>
-                      </w:rPr>
-                      <w:t>{{EVENT_START}}</w:t>
-                    </w:r>
-                  </w:p>
-                  <w:p>
-                    <w:pPr>
-                      <w:spacing w:after="0"/>
-                      <w:rPr>
-                        <w:sz w:val="14"/>
-                        <w:szCs w:val="14"/>
-                        <w:lang w:val="en-US"/>
-                      </w:rPr>
-                    </w:pPr>
-                    <w:r>
-                      <w:rPr>
-                        <w:b/>
-                        <w:bCs/>
-                        <w:sz w:val="14"/>
-                        <w:szCs w:val="14"/>
-                        <w:lang w:val="en-US"/>
-                      </w:rPr>
-                      <w:t>End:</w:t>
-                    </w:r>
-                    <w:r>
-                      <w:rPr>
-                        <w:sz w:val="14"/>
-                        <w:szCs w:val="14"/>
-                        <w:lang w:val="en-US"/>
-                      </w:rPr>
-                      <w:t xml:space="preserve"> </w:t>
-                    </w:r>
-                    <w:r>
-                      <w:rPr>
-                        <w:sz w:val="14"/>
-                        <w:szCs w:val="18"/>
-                        <w:lang w:val="en-US"/>
-                      </w:rPr>
-                      <w:t>{{EVENT_END}}</w:t>
-                    </w:r>
-                  </w:p>
-                  <w:p>
-                    <w:pPr>
-                      <w:spacing w:after="0"/>
-                      <w:rPr>
-                        <w:sz w:val="14"/>
-                        <w:szCs w:val="14"/>
-                        <w:lang w:val="en-US"/>
-                      </w:rPr>
-                    </w:pPr>
-                    <w:r>
-                      <w:rPr>
-                        <w:b/>
-                        <w:bCs/>
-                        <w:sz w:val="14"/>
-                        <w:szCs w:val="14"/>
-                        <w:lang w:val="en-US"/>
-                      </w:rPr>
-                      <w:t>Guests</w:t>
-                    </w:r>
-                    <w:r>
-                      <w:rPr>
-                        <w:sz w:val="14"/>
-                        <w:szCs w:val="14"/>
-                        <w:lang w:val="en-US"/>
-                      </w:rPr>
-                      <w:t xml:space="preserve">: </w:t>
-                    </w:r>
-                    <w:r>
-                      <w:rPr>
-                        <w:sz w:val="14"/>
-                        <w:szCs w:val="18"/>
-                        <w:lang w:val="en-US"/>
-                      </w:rPr>
-                      <w:t>{{EVENT_GUESTS}}</w:t>
-                    </w:r>
-                  </w:p>
-                  <w:p/>
-                </w:txbxContent>
-              </v:textbox>
-              <w10:wrap type="square"/>
-            </v:shape>
-          </w:pict>
-        </mc:Fallback>
-      </mc:AlternateContent>
-    </w:r>
-  </w:p>
   <w:sdt>
     <w:sdtPr>
       <w:rPr>
@@ -3266,24 +3331,42 @@
     <w:sdtContent>
       <w:p>
         <w:pPr>
-          <w:jc w:val="right"/>
+          <w:pStyle w:val="Ttulo1"/>
+          <w:spacing w:before="0" w:after="0" w:line="240" w:lineRule="auto"/>
+          <w:ind w:left="-630"/>
           <w:rPr>
-            <w:sz w:val="18"/>
-            <w:szCs w:val="18"/>
+            <w:rFonts w:asciiTheme="minorHAnsi" w:hAnsiTheme="minorHAnsi"/>
+            <w:b/>
+            <w:bCs/>
+            <w:color w:val="auto"/>
+            <w:sz w:val="12"/>
+            <w:szCs w:val="12"/>
+            <w:lang w:val="en-US"/>
           </w:rPr>
         </w:pPr>
         <w:r>
           <w:rPr>
+            <w:b/>
+            <w:bCs/>
             <w:noProof/>
-            <w:sz w:val="18"/>
-            <w:szCs w:val="18"/>
+            <w:color w:val="auto"/>
+            <w:sz w:val="12"/>
+            <w:szCs w:val="12"/>
             <w:lang w:val="en-US"/>
           </w:rPr>
           <w:drawing>
-            <wp:inline distT="0" distB="0" distL="0" distR="0" wp14:anchorId="66026393" wp14:editId="6D3D2D1F">
+            <wp:anchor distT="0" distB="0" distL="114300" distR="114300" simplePos="0" relativeHeight="251658241" behindDoc="1" locked="0" layoutInCell="1" allowOverlap="1" wp14:anchorId="66026393" wp14:editId="6AB4081E">
+              <wp:simplePos x="0" y="0"/>
+              <wp:positionH relativeFrom="column">
+                <wp:posOffset>2089785</wp:posOffset>
+              </wp:positionH>
+              <wp:positionV relativeFrom="paragraph">
+                <wp:posOffset>7620</wp:posOffset>
+              </wp:positionV>
               <wp:extent cx="3858490" cy="1271858"/>
               <wp:effectExtent l="0" t="0" r="0" b="5080"/>
-              <wp:docPr id="1664791722" name="Imagen 3" descr="The image is a colorful abstract representation of spheres in various colors, connected by black lines, arranged in a seemingly random pattern.&#10;&#10;El contenido generado por IA puede ser incorrecto."/>
+              <wp:wrapNone/>
+              <wp:docPr id="1596548896" name="Imagen 3" descr="The image is a colorful abstract representation of spheres in various colors, connected by black lines, arranged in a seemingly random pattern.&#10;&#10;El contenido generado por IA puede ser incorrecto."/>
               <wp:cNvGraphicFramePr>
                 <a:graphicFrameLocks xmlns:a="http://schemas.openxmlformats.org/drawingml/2006/main" noChangeAspect="1"/>
               </wp:cNvGraphicFramePr>
@@ -3310,7 +3393,7 @@
                     <pic:spPr bwMode="auto">
                       <a:xfrm flipV="1">
                         <a:off x="0" y="0"/>
-                        <a:ext cx="3944731" cy="1300285"/>
+                        <a:ext cx="3858490" cy="1271858"/>
                       </a:xfrm>
                       <a:prstGeom prst="rect">
                         <a:avLst/>
@@ -3327,14 +3410,233 @@
                   </pic:pic>
                 </a:graphicData>
               </a:graphic>
-            </wp:inline>
+            </wp:anchor>
           </w:drawing>
+        </w:r>
+        <w:r>
+          <w:rPr>
+            <w:rFonts w:asciiTheme="minorHAnsi" w:hAnsiTheme="minorHAnsi"/>
+            <w:b/>
+            <w:bCs/>
+            <w:color w:val="auto"/>
+            <w:sz w:val="12"/>
+            <w:szCs w:val="12"/>
+            <w:lang w:val="en-US"/>
+          </w:rPr>
+          <w:t>{{CLIENT_NAME}}</w:t>
         </w:r>
       </w:p>
       <w:p>
         <w:pPr>
-          <w:jc w:val="right"/>
+          <w:pStyle w:val="Ttulo1"/>
+          <w:spacing w:before="0" w:after="0" w:line="240" w:lineRule="auto"/>
+          <w:ind w:left="-630"/>
           <w:rPr>
+            <w:color w:val="auto"/>
+            <w:sz w:val="12"/>
+            <w:szCs w:val="12"/>
+            <w:lang w:val="en-US"/>
+          </w:rPr>
+        </w:pPr>
+        <w:r>
+          <w:rPr>
+            <w:color w:val="auto"/>
+            <w:sz w:val="12"/>
+            <w:szCs w:val="12"/>
+            <w:lang w:val="en-US"/>
+          </w:rPr>
+          <w:t>{{CLIENT_ADDRESS}}</w:t>
+        </w:r>
+      </w:p>
+      <w:p>
+        <w:pPr>
+          <w:pStyle w:val="Ttulo1"/>
+          <w:spacing w:before="0" w:after="0" w:line="240" w:lineRule="auto"/>
+          <w:ind w:left="-630"/>
+          <w:rPr>
+            <w:color w:val="auto"/>
+            <w:sz w:val="12"/>
+            <w:szCs w:val="12"/>
+            <w:lang w:val="en-US"/>
+          </w:rPr>
+        </w:pPr>
+        <w:r>
+          <w:rPr>
+            <w:b/>
+            <w:bCs/>
+            <w:color w:val="auto"/>
+            <w:sz w:val="12"/>
+            <w:szCs w:val="12"/>
+            <w:lang w:val="en-US"/>
+          </w:rPr>
+          <w:t>Client Representative</w:t>
+        </w:r>
+        <w:r>
+          <w:rPr>
+            <w:b/>
+            <w:bCs/>
+            <w:color w:val="auto"/>
+            <w:sz w:val="12"/>
+            <w:szCs w:val="12"/>
+            <w:lang w:val="en-US"/>
+          </w:rPr>
+          <w:t xml:space="preserve">: </w:t>
+        </w:r>
+        <w:r>
+          <w:rPr>
+            <w:color w:val="auto"/>
+            <w:sz w:val="12"/>
+            <w:szCs w:val="12"/>
+            <w:lang w:val="en-US"/>
+          </w:rPr>
+          <w:t>{{REPRESENTATIVE_NAME}}</w:t>
+        </w:r>
+      </w:p>
+      <w:p>
+        <w:pPr>
+          <w:pStyle w:val="Ttulo1"/>
+          <w:spacing w:before="0" w:after="0" w:line="240" w:lineRule="auto"/>
+          <w:ind w:left="-630"/>
+          <w:rPr>
+            <w:color w:val="auto"/>
+            <w:sz w:val="12"/>
+            <w:szCs w:val="12"/>
+            <w:lang w:val="en-US"/>
+          </w:rPr>
+        </w:pPr>
+        <w:r>
+          <w:rPr>
+            <w:color w:val="auto"/>
+            <w:sz w:val="12"/>
+            <w:szCs w:val="12"/>
+            <w:lang w:val="en-US"/>
+          </w:rPr>
+          <w:t>{{REPRESENTATIVE_EMAIL}}</w:t>
+        </w:r>
+        <w:r>
+          <w:rPr>
+            <w:color w:val="auto"/>
+            <w:sz w:val="12"/>
+            <w:szCs w:val="12"/>
+            <w:lang w:val="en-US"/>
+          </w:rPr>
+          <w:t xml:space="preserve"> </w:t>
+        </w:r>
+      </w:p>
+      <w:p>
+        <w:pPr>
+          <w:pStyle w:val="Ttulo1"/>
+          <w:spacing w:before="0" w:after="0" w:line="240" w:lineRule="auto"/>
+          <w:ind w:left="-630"/>
+          <w:rPr>
+            <w:color w:val="auto"/>
+            <w:sz w:val="12"/>
+            <w:szCs w:val="12"/>
+            <w:lang w:val="en-US"/>
+          </w:rPr>
+        </w:pPr>
+        <w:r>
+          <w:rPr>
+            <w:color w:val="auto"/>
+            <w:sz w:val="12"/>
+            <w:szCs w:val="12"/>
+            <w:lang w:val="en-US"/>
+          </w:rPr>
+          <w:t>Ph:</w:t>
+        </w:r>
+        <w:r>
+          <w:rPr>
+            <w:color w:val="auto"/>
+            <w:sz w:val="12"/>
+            <w:szCs w:val="12"/>
+            <w:lang w:val="en-US"/>
+          </w:rPr>
+          <w:t xml:space="preserve"> {{REPRESENTATIVE_PHONE}}</w:t>
+        </w:r>
+      </w:p>
+      <w:p>
+        <w:pPr>
+          <w:pStyle w:val="Ttulo1"/>
+          <w:spacing w:before="0" w:after="0" w:line="240" w:lineRule="auto"/>
+          <w:ind w:left="-630"/>
+          <w:rPr>
+            <w:color w:val="auto"/>
+            <w:sz w:val="12"/>
+            <w:szCs w:val="12"/>
+            <w:lang w:val="en-US"/>
+          </w:rPr>
+        </w:pPr>
+        <w:r>
+          <w:rPr>
+            <w:b/>
+            <w:bCs/>
+            <w:color w:val="auto"/>
+            <w:sz w:val="12"/>
+            <w:szCs w:val="12"/>
+            <w:lang w:val="en-US"/>
+          </w:rPr>
+          <w:t>Start:</w:t>
+        </w:r>
+        <w:r>
+          <w:rPr>
+            <w:color w:val="auto"/>
+            <w:sz w:val="12"/>
+            <w:szCs w:val="12"/>
+            <w:lang w:val="en-US"/>
+          </w:rPr>
+          <w:t xml:space="preserve"> {{EVENT_START}}</w:t>
+        </w:r>
+      </w:p>
+      <w:p>
+        <w:pPr>
+          <w:pStyle w:val="Ttulo1"/>
+          <w:spacing w:before="0" w:after="0" w:line="240" w:lineRule="auto"/>
+          <w:ind w:left="-630"/>
+          <w:rPr>
+            <w:color w:val="auto"/>
+            <w:sz w:val="12"/>
+            <w:szCs w:val="12"/>
+            <w:lang w:val="en-US"/>
+          </w:rPr>
+        </w:pPr>
+        <w:r>
+          <w:rPr>
+            <w:b/>
+            <w:bCs/>
+            <w:color w:val="auto"/>
+            <w:sz w:val="12"/>
+            <w:szCs w:val="12"/>
+            <w:lang w:val="en-US"/>
+          </w:rPr>
+          <w:t>End:</w:t>
+        </w:r>
+        <w:r>
+          <w:rPr>
+            <w:color w:val="auto"/>
+            <w:sz w:val="12"/>
+            <w:szCs w:val="12"/>
+            <w:lang w:val="en-US"/>
+          </w:rPr>
+          <w:t xml:space="preserve"> </w:t>
+        </w:r>
+        <w:r>
+          <w:rPr>
+            <w:color w:val="auto"/>
+            <w:sz w:val="12"/>
+            <w:szCs w:val="12"/>
+            <w:lang w:val="en-US"/>
+          </w:rPr>
+          <w:t>{{EVENT_END}}</w:t>
+        </w:r>
+      </w:p>
+      <w:p>
+        <w:pPr>
+          <w:pStyle w:val="Ttulo1"/>
+          <w:spacing w:before="0" w:after="0" w:line="240" w:lineRule="auto"/>
+          <w:ind w:left="-630"/>
+          <w:rPr>
+            <w:rFonts w:asciiTheme="minorHAnsi" w:hAnsiTheme="minorHAnsi"/>
+            <w:color w:val="501549" w:themeColor="accent5" w:themeShade="80"/>
             <w:sz w:val="18"/>
             <w:szCs w:val="18"/>
             <w:lang w:val="en-US"/>
@@ -3342,19 +3644,32 @@
         </w:pPr>
         <w:r>
           <w:rPr>
-            <w:sz w:val="18"/>
-            <w:szCs w:val="18"/>
+            <w:b/>
+            <w:bCs/>
+            <w:color w:val="auto"/>
+            <w:sz w:val="12"/>
+            <w:szCs w:val="12"/>
             <w:lang w:val="en-US"/>
           </w:rPr>
-          <w:t>{{CLIENT_NAME}}</w:t>
+          <w:t>Guests</w:t>
         </w:r>
         <w:r>
           <w:rPr>
-            <w:sz w:val="18"/>
-            <w:szCs w:val="18"/>
+            <w:color w:val="auto"/>
+            <w:sz w:val="12"/>
+            <w:szCs w:val="12"/>
             <w:lang w:val="en-US"/>
           </w:rPr>
-          <w:t xml:space="preserve"> </w:t>
+          <w:t xml:space="preserve">: </w:t>
+        </w:r>
+        <w:r>
+          <w:rPr>
+            <w:color w:val="auto"/>
+            <w:sz w:val="12"/>
+            <w:szCs w:val="12"/>
+            <w:lang w:val="en-US"/>
+          </w:rPr>
+          <w:t>{{EVENT_GUESTS}}</w:t>
         </w:r>
       </w:p>
     </w:sdtContent>
@@ -3484,8 +3799,215 @@
       </w:rPr>
     </w:lvl>
   </w:abstractNum>
+  <w:abstractNum w:abstractNumId="1" w15:restartNumberingAfterBreak="0">
+    <w:nsid w:val="2E302CCF"/>
+    <w:multiLevelType w:val="hybridMultilevel"/>
+    <w:tmpl w:val="7D326DA8"/>
+    <w:lvl w:ilvl="0" w:tplc="540A000F">
+      <w:start w:val="1"/>
+      <w:numFmt w:val="decimal"/>
+      <w:lvlText w:val="%1."/>
+      <w:lvlJc w:val="left"/>
+      <w:pPr>
+        <w:ind w:left="720" w:hanging="360"/>
+      </w:pPr>
+      <w:rPr>
+        <w:rFonts w:hint="default"/>
+      </w:rPr>
+    </w:lvl>
+    <w:lvl w:ilvl="1" w:tplc="540A0019" w:tentative="1">
+      <w:start w:val="1"/>
+      <w:numFmt w:val="lowerLetter"/>
+      <w:lvlText w:val="%2."/>
+      <w:lvlJc w:val="left"/>
+      <w:pPr>
+        <w:ind w:left="1440" w:hanging="360"/>
+      </w:pPr>
+    </w:lvl>
+    <w:lvl w:ilvl="2" w:tplc="540A001B" w:tentative="1">
+      <w:start w:val="1"/>
+      <w:numFmt w:val="lowerRoman"/>
+      <w:lvlText w:val="%3."/>
+      <w:lvlJc w:val="right"/>
+      <w:pPr>
+        <w:ind w:left="2160" w:hanging="180"/>
+      </w:pPr>
+    </w:lvl>
+    <w:lvl w:ilvl="3" w:tplc="540A000F" w:tentative="1">
+      <w:start w:val="1"/>
+      <w:numFmt w:val="decimal"/>
+      <w:lvlText w:val="%4."/>
+      <w:lvlJc w:val="left"/>
+      <w:pPr>
+        <w:ind w:left="2880" w:hanging="360"/>
+      </w:pPr>
+    </w:lvl>
+    <w:lvl w:ilvl="4" w:tplc="540A0019" w:tentative="1">
+      <w:start w:val="1"/>
+      <w:numFmt w:val="lowerLetter"/>
+      <w:lvlText w:val="%5."/>
+      <w:lvlJc w:val="left"/>
+      <w:pPr>
+        <w:ind w:left="3600" w:hanging="360"/>
+      </w:pPr>
+    </w:lvl>
+    <w:lvl w:ilvl="5" w:tplc="540A001B" w:tentative="1">
+      <w:start w:val="1"/>
+      <w:numFmt w:val="lowerRoman"/>
+      <w:lvlText w:val="%6."/>
+      <w:lvlJc w:val="right"/>
+      <w:pPr>
+        <w:ind w:left="4320" w:hanging="180"/>
+      </w:pPr>
+    </w:lvl>
+    <w:lvl w:ilvl="6" w:tplc="540A000F" w:tentative="1">
+      <w:start w:val="1"/>
+      <w:numFmt w:val="decimal"/>
+      <w:lvlText w:val="%7."/>
+      <w:lvlJc w:val="left"/>
+      <w:pPr>
+        <w:ind w:left="5040" w:hanging="360"/>
+      </w:pPr>
+    </w:lvl>
+    <w:lvl w:ilvl="7" w:tplc="540A0019" w:tentative="1">
+      <w:start w:val="1"/>
+      <w:numFmt w:val="lowerLetter"/>
+      <w:lvlText w:val="%8."/>
+      <w:lvlJc w:val="left"/>
+      <w:pPr>
+        <w:ind w:left="5760" w:hanging="360"/>
+      </w:pPr>
+    </w:lvl>
+    <w:lvl w:ilvl="8" w:tplc="540A001B" w:tentative="1">
+      <w:start w:val="1"/>
+      <w:numFmt w:val="lowerRoman"/>
+      <w:lvlText w:val="%9."/>
+      <w:lvlJc w:val="right"/>
+      <w:pPr>
+        <w:ind w:left="6480" w:hanging="180"/>
+      </w:pPr>
+    </w:lvl>
+  </w:abstractNum>
+  <w:abstractNum w:abstractNumId="2" w15:restartNumberingAfterBreak="0">
+    <w:nsid w:val="405B18FF"/>
+    <w:multiLevelType w:val="hybridMultilevel"/>
+    <w:tmpl w:val="15C21094"/>
+    <w:lvl w:ilvl="0" w:tplc="3FB0CB98">
+      <w:numFmt w:val="bullet"/>
+      <w:lvlText w:val=""/>
+      <w:lvlJc w:val="left"/>
+      <w:pPr>
+        <w:ind w:left="720" w:hanging="360"/>
+      </w:pPr>
+      <w:rPr>
+        <w:rFonts w:ascii="Symbol" w:eastAsiaTheme="minorHAnsi" w:hAnsi="Symbol" w:cs="Open Sans Medium" w:hint="default"/>
+      </w:rPr>
+    </w:lvl>
+    <w:lvl w:ilvl="1" w:tplc="540A0003" w:tentative="1">
+      <w:start w:val="1"/>
+      <w:numFmt w:val="bullet"/>
+      <w:lvlText w:val="o"/>
+      <w:lvlJc w:val="left"/>
+      <w:pPr>
+        <w:ind w:left="1440" w:hanging="360"/>
+      </w:pPr>
+      <w:rPr>
+        <w:rFonts w:ascii="Courier New" w:hAnsi="Courier New" w:cs="Courier New" w:hint="default"/>
+      </w:rPr>
+    </w:lvl>
+    <w:lvl w:ilvl="2" w:tplc="540A0005" w:tentative="1">
+      <w:start w:val="1"/>
+      <w:numFmt w:val="bullet"/>
+      <w:lvlText w:val=""/>
+      <w:lvlJc w:val="left"/>
+      <w:pPr>
+        <w:ind w:left="2160" w:hanging="360"/>
+      </w:pPr>
+      <w:rPr>
+        <w:rFonts w:ascii="Wingdings" w:hAnsi="Wingdings" w:hint="default"/>
+      </w:rPr>
+    </w:lvl>
+    <w:lvl w:ilvl="3" w:tplc="540A0001" w:tentative="1">
+      <w:start w:val="1"/>
+      <w:numFmt w:val="bullet"/>
+      <w:lvlText w:val=""/>
+      <w:lvlJc w:val="left"/>
+      <w:pPr>
+        <w:ind w:left="2880" w:hanging="360"/>
+      </w:pPr>
+      <w:rPr>
+        <w:rFonts w:ascii="Symbol" w:hAnsi="Symbol" w:hint="default"/>
+      </w:rPr>
+    </w:lvl>
+    <w:lvl w:ilvl="4" w:tplc="540A0003" w:tentative="1">
+      <w:start w:val="1"/>
+      <w:numFmt w:val="bullet"/>
+      <w:lvlText w:val="o"/>
+      <w:lvlJc w:val="left"/>
+      <w:pPr>
+        <w:ind w:left="3600" w:hanging="360"/>
+      </w:pPr>
+      <w:rPr>
+        <w:rFonts w:ascii="Courier New" w:hAnsi="Courier New" w:cs="Courier New" w:hint="default"/>
+      </w:rPr>
+    </w:lvl>
+    <w:lvl w:ilvl="5" w:tplc="540A0005" w:tentative="1">
+      <w:start w:val="1"/>
+      <w:numFmt w:val="bullet"/>
+      <w:lvlText w:val=""/>
+      <w:lvlJc w:val="left"/>
+      <w:pPr>
+        <w:ind w:left="4320" w:hanging="360"/>
+      </w:pPr>
+      <w:rPr>
+        <w:rFonts w:ascii="Wingdings" w:hAnsi="Wingdings" w:hint="default"/>
+      </w:rPr>
+    </w:lvl>
+    <w:lvl w:ilvl="6" w:tplc="540A0001" w:tentative="1">
+      <w:start w:val="1"/>
+      <w:numFmt w:val="bullet"/>
+      <w:lvlText w:val=""/>
+      <w:lvlJc w:val="left"/>
+      <w:pPr>
+        <w:ind w:left="5040" w:hanging="360"/>
+      </w:pPr>
+      <w:rPr>
+        <w:rFonts w:ascii="Symbol" w:hAnsi="Symbol" w:hint="default"/>
+      </w:rPr>
+    </w:lvl>
+    <w:lvl w:ilvl="7" w:tplc="540A0003" w:tentative="1">
+      <w:start w:val="1"/>
+      <w:numFmt w:val="bullet"/>
+      <w:lvlText w:val="o"/>
+      <w:lvlJc w:val="left"/>
+      <w:pPr>
+        <w:ind w:left="5760" w:hanging="360"/>
+      </w:pPr>
+      <w:rPr>
+        <w:rFonts w:ascii="Courier New" w:hAnsi="Courier New" w:cs="Courier New" w:hint="default"/>
+      </w:rPr>
+    </w:lvl>
+    <w:lvl w:ilvl="8" w:tplc="540A0005" w:tentative="1">
+      <w:start w:val="1"/>
+      <w:numFmt w:val="bullet"/>
+      <w:lvlText w:val=""/>
+      <w:lvlJc w:val="left"/>
+      <w:pPr>
+        <w:ind w:left="6480" w:hanging="360"/>
+      </w:pPr>
+      <w:rPr>
+        <w:rFonts w:ascii="Wingdings" w:hAnsi="Wingdings" w:hint="default"/>
+      </w:rPr>
+    </w:lvl>
+  </w:abstractNum>
   <w:num w:numId="1" w16cid:durableId="1910923446">
     <w:abstractNumId w:val="0"/>
+  </w:num>
+  <w:num w:numId="2" w16cid:durableId="449666064">
+    <w:abstractNumId w:val="2"/>
+  </w:num>
+  <w:num w:numId="3" w16cid:durableId="745689581">
+    <w:abstractNumId w:val="1"/>
   </w:num>
 </w:numbering>
 </file>
@@ -3890,7 +4412,7 @@
   <w:style w:type="paragraph" w:default="1" w:styleId="Normal">
     <w:name w:val="Normal"/>
     <w:qFormat/>
-    <w:rsid w:val="00177D80"/>
+    <w:rsid w:val="00771543"/>
   </w:style>
   <w:style w:type="paragraph" w:styleId="Ttulo1">
     <w:name w:val="heading 1"/>
@@ -4505,6 +5027,16 @@
       </w:tblBorders>
     </w:tblPr>
   </w:style>
+  <w:style w:type="paragraph" w:styleId="Revisin">
+    <w:name w:val="Revision"/>
+    <w:hidden/>
+    <w:uiPriority w:val="99"/>
+    <w:semiHidden/>
+    <w:rsid w:val="00546840"/>
+    <w:pPr>
+      <w:spacing w:after="0" w:line="240" w:lineRule="auto"/>
+    </w:pPr>
+  </w:style>
 </w:styles>
 </file>
 
@@ -4801,4 +5333,16 @@
     </a:ext>
   </a:extLst>
 </a:theme>
+</file>
+
+<file path=customXml/item1.xml><?xml version="1.0" encoding="utf-8"?>
+<b:Sources xmlns:b="http://schemas.openxmlformats.org/officeDocument/2006/bibliography" xmlns="http://schemas.openxmlformats.org/officeDocument/2006/bibliography" SelectedStyle="\APASixthEditionOfficeOnline.xsl" StyleName="APA" Version="6"/>
+</file>
+
+<file path=customXml/itemProps1.xml><?xml version="1.0" encoding="utf-8"?>
+<ds:datastoreItem xmlns:ds="http://schemas.openxmlformats.org/officeDocument/2006/customXml" ds:itemID="{74720734-0903-4BFB-AC7A-5F0DC30E3F20}">
+  <ds:schemaRefs>
+    <ds:schemaRef ds:uri="http://schemas.openxmlformats.org/officeDocument/2006/bibliography"/>
+  </ds:schemaRefs>
+</ds:datastoreItem>
 </file>
--- a/estimate_template.docx
+++ b/estimate_template.docx
@@ -191,14 +191,14 @@
         <w:tblLook w:val="04a0" w:noVBand="1" w:noHBand="0" w:lastColumn="0" w:firstColumn="1" w:lastRow="0" w:firstRow="1"/>
       </w:tblPr>
       <w:tblGrid>
-        <w:gridCol w:w="3297"/>
-        <w:gridCol w:w="7232"/>
+        <w:gridCol w:w="3296"/>
+        <w:gridCol w:w="7233"/>
       </w:tblGrid>
       <w:tr>
         <w:trPr/>
         <w:tc>
           <w:tcPr>
-            <w:tcW w:w="3297" w:type="dxa"/>
+            <w:tcW w:w="3296" w:type="dxa"/>
             <w:tcBorders>
               <w:top w:val="nil"/>
               <w:left w:val="nil"/>
@@ -211,6 +211,7 @@
               <w:pStyle w:val="Normal"/>
               <w:pageBreakBefore/>
               <w:widowControl/>
+              <w:suppressAutoHyphens w:val="true"/>
               <w:spacing w:lineRule="auto" w:line="240" w:before="0" w:after="0"/>
               <w:jc w:val="left"/>
               <w:rPr>
@@ -225,21 +226,20 @@
             </w:pPr>
             <w:r>
               <w:rPr>
-                <w:rFonts w:eastAsia="Aptos" w:cs="Open Sans" w:ascii="Open Sans" w:hAnsi="Open Sans"/>
+                <w:rFonts w:cs="Open Sans" w:ascii="Open Sans" w:hAnsi="Open Sans"/>
                 <w:b/>
                 <w:i/>
                 <w:color w:val="612D4B"/>
-                <w:kern w:val="2"/>
                 <w:sz w:val="26"/>
-                <w:szCs w:val="24"/>
-                <w:lang w:val="en-US" w:eastAsia="en-US" w:bidi="ar-SA"/>
-              </w:rPr>
-            </w:r>
-          </w:p>
-          <w:p>
-            <w:pPr>
-              <w:pStyle w:val="Normal"/>
-              <w:widowControl/>
+                <w:lang w:val="en-US"/>
+              </w:rPr>
+            </w:r>
+          </w:p>
+          <w:p>
+            <w:pPr>
+              <w:pStyle w:val="Normal"/>
+              <w:widowControl/>
+              <w:suppressAutoHyphens w:val="true"/>
               <w:spacing w:lineRule="auto" w:line="240" w:before="0" w:after="0"/>
               <w:jc w:val="left"/>
               <w:rPr>
@@ -254,21 +254,20 @@
             </w:pPr>
             <w:r>
               <w:rPr>
-                <w:rFonts w:eastAsia="Aptos" w:cs="Open Sans" w:ascii="Open Sans" w:hAnsi="Open Sans"/>
+                <w:rFonts w:cs="Open Sans" w:ascii="Open Sans" w:hAnsi="Open Sans"/>
                 <w:b/>
                 <w:i/>
                 <w:color w:val="612D4B"/>
-                <w:kern w:val="2"/>
                 <w:sz w:val="26"/>
-                <w:szCs w:val="24"/>
-                <w:lang w:val="en-US" w:eastAsia="en-US" w:bidi="ar-SA"/>
-              </w:rPr>
-            </w:r>
-          </w:p>
-          <w:p>
-            <w:pPr>
-              <w:pStyle w:val="Normal"/>
-              <w:widowControl/>
+                <w:lang w:val="en-US"/>
+              </w:rPr>
+            </w:r>
+          </w:p>
+          <w:p>
+            <w:pPr>
+              <w:pStyle w:val="Normal"/>
+              <w:widowControl/>
+              <w:suppressAutoHyphens w:val="true"/>
               <w:spacing w:lineRule="auto" w:line="240" w:before="0" w:after="0"/>
               <w:jc w:val="left"/>
               <w:rPr>
@@ -283,21 +282,20 @@
             </w:pPr>
             <w:r>
               <w:rPr>
-                <w:rFonts w:eastAsia="Aptos" w:cs="Open Sans" w:ascii="Open Sans" w:hAnsi="Open Sans"/>
+                <w:rFonts w:cs="Open Sans" w:ascii="Open Sans" w:hAnsi="Open Sans"/>
                 <w:b/>
                 <w:i/>
                 <w:color w:val="612D4B"/>
-                <w:kern w:val="2"/>
                 <w:sz w:val="26"/>
-                <w:szCs w:val="24"/>
-                <w:lang w:val="en-US" w:eastAsia="en-US" w:bidi="ar-SA"/>
-              </w:rPr>
-            </w:r>
-          </w:p>
-          <w:p>
-            <w:pPr>
-              <w:pStyle w:val="Normal"/>
-              <w:widowControl/>
+                <w:lang w:val="en-US"/>
+              </w:rPr>
+            </w:r>
+          </w:p>
+          <w:p>
+            <w:pPr>
+              <w:pStyle w:val="Normal"/>
+              <w:widowControl/>
+              <w:suppressAutoHyphens w:val="true"/>
               <w:spacing w:lineRule="auto" w:line="240" w:before="0" w:after="0"/>
               <w:jc w:val="left"/>
               <w:rPr>
@@ -325,29 +323,30 @@
             <w:pPr>
               <w:pStyle w:val="Normal"/>
               <w:widowControl/>
-              <w:spacing w:lineRule="auto" w:line="240" w:before="0" w:after="0"/>
-              <w:jc w:val="left"/>
-              <w:rPr>
-                <w:rFonts w:ascii="Open Sans" w:hAnsi="Open Sans" w:cs="Open Sans"/>
-                <w:sz w:val="18"/>
-                <w:szCs w:val="18"/>
-                <w:lang w:val="en-US"/>
-              </w:rPr>
-            </w:pPr>
-            <w:r>
-              <w:rPr>
-                <w:rFonts w:eastAsia="Aptos" w:cs="Open Sans" w:ascii="Open Sans" w:hAnsi="Open Sans"/>
-                <w:kern w:val="2"/>
-                <w:sz w:val="18"/>
-                <w:szCs w:val="18"/>
-                <w:lang w:val="en-US" w:eastAsia="en-US" w:bidi="ar-SA"/>
-              </w:rPr>
-            </w:r>
-          </w:p>
-          <w:p>
-            <w:pPr>
-              <w:pStyle w:val="Normal"/>
-              <w:widowControl/>
+              <w:suppressAutoHyphens w:val="true"/>
+              <w:spacing w:lineRule="auto" w:line="240" w:before="0" w:after="0"/>
+              <w:jc w:val="left"/>
+              <w:rPr>
+                <w:rFonts w:ascii="Open Sans" w:hAnsi="Open Sans" w:cs="Open Sans"/>
+                <w:sz w:val="18"/>
+                <w:szCs w:val="18"/>
+                <w:lang w:val="en-US"/>
+              </w:rPr>
+            </w:pPr>
+            <w:r>
+              <w:rPr>
+                <w:rFonts w:cs="Open Sans" w:ascii="Open Sans" w:hAnsi="Open Sans"/>
+                <w:sz w:val="18"/>
+                <w:szCs w:val="18"/>
+                <w:lang w:val="en-US"/>
+              </w:rPr>
+            </w:r>
+          </w:p>
+          <w:p>
+            <w:pPr>
+              <w:pStyle w:val="Normal"/>
+              <w:widowControl/>
+              <w:suppressAutoHyphens w:val="true"/>
               <w:spacing w:lineRule="auto" w:line="240" w:before="0" w:after="0"/>
               <w:jc w:val="left"/>
               <w:rPr>
@@ -374,6 +373,7 @@
             <w:pPr>
               <w:pStyle w:val="Normal"/>
               <w:widowControl/>
+              <w:suppressAutoHyphens w:val="true"/>
               <w:spacing w:lineRule="auto" w:line="240" w:before="0" w:after="0"/>
               <w:jc w:val="left"/>
               <w:rPr>
@@ -400,6 +400,7 @@
             <w:pPr>
               <w:pStyle w:val="Normal"/>
               <w:widowControl/>
+              <w:suppressAutoHyphens w:val="true"/>
               <w:spacing w:lineRule="auto" w:line="240" w:before="0" w:after="0"/>
               <w:jc w:val="left"/>
               <w:rPr>
@@ -424,6 +425,7 @@
             <w:pPr>
               <w:pStyle w:val="Normal"/>
               <w:widowControl/>
+              <w:suppressAutoHyphens w:val="true"/>
               <w:spacing w:lineRule="auto" w:line="240" w:before="0" w:after="0"/>
               <w:jc w:val="left"/>
               <w:rPr>
@@ -448,29 +450,30 @@
             <w:pPr>
               <w:pStyle w:val="Normal"/>
               <w:widowControl/>
-              <w:spacing w:lineRule="auto" w:line="240" w:before="0" w:after="0"/>
-              <w:jc w:val="left"/>
-              <w:rPr>
-                <w:rFonts w:ascii="Open Sans" w:hAnsi="Open Sans" w:cs="Open Sans"/>
-                <w:sz w:val="18"/>
-                <w:szCs w:val="18"/>
-                <w:lang w:val="en-US"/>
-              </w:rPr>
-            </w:pPr>
-            <w:r>
-              <w:rPr>
-                <w:rFonts w:eastAsia="Aptos" w:cs="Open Sans" w:ascii="Open Sans" w:hAnsi="Open Sans"/>
-                <w:kern w:val="2"/>
-                <w:sz w:val="18"/>
-                <w:szCs w:val="18"/>
-                <w:lang w:val="en-US" w:eastAsia="en-US" w:bidi="ar-SA"/>
-              </w:rPr>
-            </w:r>
-          </w:p>
-          <w:p>
-            <w:pPr>
-              <w:pStyle w:val="Normal"/>
-              <w:widowControl/>
+              <w:suppressAutoHyphens w:val="true"/>
+              <w:spacing w:lineRule="auto" w:line="240" w:before="0" w:after="0"/>
+              <w:jc w:val="left"/>
+              <w:rPr>
+                <w:rFonts w:ascii="Open Sans" w:hAnsi="Open Sans" w:cs="Open Sans"/>
+                <w:sz w:val="18"/>
+                <w:szCs w:val="18"/>
+                <w:lang w:val="en-US"/>
+              </w:rPr>
+            </w:pPr>
+            <w:r>
+              <w:rPr>
+                <w:rFonts w:cs="Open Sans" w:ascii="Open Sans" w:hAnsi="Open Sans"/>
+                <w:sz w:val="18"/>
+                <w:szCs w:val="18"/>
+                <w:lang w:val="en-US"/>
+              </w:rPr>
+            </w:r>
+          </w:p>
+          <w:p>
+            <w:pPr>
+              <w:pStyle w:val="Normal"/>
+              <w:widowControl/>
+              <w:suppressAutoHyphens w:val="true"/>
               <w:spacing w:lineRule="auto" w:line="240" w:before="0" w:after="0"/>
               <w:jc w:val="left"/>
               <w:rPr>
@@ -499,6 +502,7 @@
             <w:pPr>
               <w:pStyle w:val="Normal"/>
               <w:widowControl/>
+              <w:suppressAutoHyphens w:val="true"/>
               <w:spacing w:lineRule="auto" w:line="240" w:before="0" w:after="0"/>
               <w:jc w:val="left"/>
               <w:rPr>
@@ -523,6 +527,7 @@
             <w:pPr>
               <w:pStyle w:val="Normal"/>
               <w:widowControl/>
+              <w:suppressAutoHyphens w:val="true"/>
               <w:spacing w:lineRule="auto" w:line="240" w:before="0" w:after="0"/>
               <w:jc w:val="left"/>
               <w:rPr>
@@ -547,6 +552,7 @@
             <w:pPr>
               <w:pStyle w:val="Normal"/>
               <w:widowControl/>
+              <w:suppressAutoHyphens w:val="true"/>
               <w:spacing w:lineRule="auto" w:line="240" w:before="0" w:after="0"/>
               <w:jc w:val="left"/>
               <w:rPr>
@@ -571,29 +577,30 @@
             <w:pPr>
               <w:pStyle w:val="Normal"/>
               <w:widowControl/>
-              <w:spacing w:lineRule="auto" w:line="240" w:before="0" w:after="0"/>
-              <w:jc w:val="left"/>
-              <w:rPr>
-                <w:rFonts w:ascii="Open Sans" w:hAnsi="Open Sans" w:cs="Open Sans"/>
-                <w:sz w:val="18"/>
-                <w:szCs w:val="18"/>
-                <w:lang w:val="en-US"/>
-              </w:rPr>
-            </w:pPr>
-            <w:r>
-              <w:rPr>
-                <w:rFonts w:eastAsia="Aptos" w:cs="Open Sans" w:ascii="Open Sans" w:hAnsi="Open Sans"/>
-                <w:kern w:val="2"/>
-                <w:sz w:val="18"/>
-                <w:szCs w:val="18"/>
-                <w:lang w:val="en-US" w:eastAsia="en-US" w:bidi="ar-SA"/>
-              </w:rPr>
-            </w:r>
-          </w:p>
-          <w:p>
-            <w:pPr>
-              <w:pStyle w:val="Normal"/>
-              <w:widowControl/>
+              <w:suppressAutoHyphens w:val="true"/>
+              <w:spacing w:lineRule="auto" w:line="240" w:before="0" w:after="0"/>
+              <w:jc w:val="left"/>
+              <w:rPr>
+                <w:rFonts w:ascii="Open Sans" w:hAnsi="Open Sans" w:cs="Open Sans"/>
+                <w:sz w:val="18"/>
+                <w:szCs w:val="18"/>
+                <w:lang w:val="en-US"/>
+              </w:rPr>
+            </w:pPr>
+            <w:r>
+              <w:rPr>
+                <w:rFonts w:cs="Open Sans" w:ascii="Open Sans" w:hAnsi="Open Sans"/>
+                <w:sz w:val="18"/>
+                <w:szCs w:val="18"/>
+                <w:lang w:val="en-US"/>
+              </w:rPr>
+            </w:r>
+          </w:p>
+          <w:p>
+            <w:pPr>
+              <w:pStyle w:val="Normal"/>
+              <w:widowControl/>
+              <w:suppressAutoHyphens w:val="true"/>
               <w:spacing w:lineRule="auto" w:line="240" w:before="0" w:after="0"/>
               <w:jc w:val="left"/>
               <w:rPr>
@@ -620,30 +627,52 @@
             <w:pPr>
               <w:pStyle w:val="Normal"/>
               <w:widowControl/>
-              <w:spacing w:lineRule="auto" w:line="240" w:before="0" w:after="0"/>
-              <w:jc w:val="left"/>
-              <w:rPr>
-                <w:rFonts w:ascii="Open Sans" w:hAnsi="Open Sans" w:cs="Open Sans"/>
-                <w:sz w:val="18"/>
-                <w:szCs w:val="18"/>
-                <w:lang w:val="en-US"/>
-              </w:rPr>
-            </w:pPr>
-            <w:r>
-              <w:rPr>
-                <w:rFonts w:eastAsia="Aptos" w:cs="Open Sans" w:ascii="Open Sans" w:hAnsi="Open Sans"/>
-                <w:kern w:val="2"/>
-                <w:sz w:val="18"/>
-                <w:szCs w:val="18"/>
-                <w:lang w:val="en-US" w:eastAsia="en-US" w:bidi="ar-SA"/>
-              </w:rPr>
-              <w:t>{{EVENT_ADDRES}}</w:t>
-            </w:r>
-          </w:p>
-          <w:p>
-            <w:pPr>
-              <w:pStyle w:val="Normal"/>
-              <w:widowControl/>
+              <w:suppressAutoHyphens w:val="true"/>
+              <w:spacing w:lineRule="auto" w:line="240" w:before="0" w:after="0"/>
+              <w:jc w:val="left"/>
+              <w:rPr>
+                <w:rFonts w:ascii="Open Sans" w:hAnsi="Open Sans" w:cs="Open Sans"/>
+                <w:sz w:val="18"/>
+                <w:szCs w:val="18"/>
+                <w:lang w:val="en-US"/>
+              </w:rPr>
+            </w:pPr>
+            <w:r>
+              <w:rPr>
+                <w:rFonts w:eastAsia="Aptos" w:cs="Open Sans" w:ascii="Open Sans" w:hAnsi="Open Sans"/>
+                <w:kern w:val="2"/>
+                <w:sz w:val="18"/>
+                <w:szCs w:val="18"/>
+                <w:lang w:val="en-US" w:eastAsia="en-US" w:bidi="ar-SA"/>
+              </w:rPr>
+              <w:t>{{EVENT_ADDRES</w:t>
+            </w:r>
+            <w:r>
+              <w:rPr>
+                <w:rFonts w:eastAsia="Aptos" w:cs="Open Sans" w:ascii="Open Sans" w:hAnsi="Open Sans"/>
+                <w:kern w:val="2"/>
+                <w:sz w:val="18"/>
+                <w:szCs w:val="18"/>
+                <w:lang w:val="en-US" w:eastAsia="en-US" w:bidi="ar-SA"/>
+              </w:rPr>
+              <w:t>S</w:t>
+            </w:r>
+            <w:r>
+              <w:rPr>
+                <w:rFonts w:eastAsia="Aptos" w:cs="Open Sans" w:ascii="Open Sans" w:hAnsi="Open Sans"/>
+                <w:kern w:val="2"/>
+                <w:sz w:val="18"/>
+                <w:szCs w:val="18"/>
+                <w:lang w:val="en-US" w:eastAsia="en-US" w:bidi="ar-SA"/>
+              </w:rPr>
+              <w:t>}}</w:t>
+            </w:r>
+          </w:p>
+          <w:p>
+            <w:pPr>
+              <w:pStyle w:val="Normal"/>
+              <w:widowControl/>
+              <w:suppressAutoHyphens w:val="true"/>
               <w:spacing w:lineRule="auto" w:line="240" w:before="0" w:after="0"/>
               <w:jc w:val="left"/>
               <w:rPr>
@@ -668,6 +697,7 @@
             <w:pPr>
               <w:pStyle w:val="Normal"/>
               <w:widowControl/>
+              <w:suppressAutoHyphens w:val="true"/>
               <w:spacing w:lineRule="auto" w:line="240" w:before="0" w:after="0"/>
               <w:jc w:val="left"/>
               <w:rPr>
@@ -692,6 +722,7 @@
             <w:pPr>
               <w:pStyle w:val="Normal"/>
               <w:widowControl/>
+              <w:suppressAutoHyphens w:val="true"/>
               <w:spacing w:lineRule="auto" w:line="240" w:before="0" w:after="0"/>
               <w:jc w:val="left"/>
               <w:rPr>
@@ -718,6 +749,7 @@
             <w:pPr>
               <w:pStyle w:val="Normal"/>
               <w:widowControl/>
+              <w:suppressAutoHyphens w:val="true"/>
               <w:spacing w:lineRule="auto" w:line="240" w:before="0" w:after="0"/>
               <w:jc w:val="left"/>
               <w:rPr>
@@ -732,17 +764,17 @@
               <w:rPr>
                 <w:rFonts w:eastAsia="" w:cs="Open Sans" w:eastAsiaTheme="majorEastAsia" w:ascii="Open Sans" w:hAnsi="Open Sans"/>
                 <w:color w:val="EE0000"/>
-                <w:kern w:val="2"/>
                 <w:sz w:val="22"/>
                 <w:szCs w:val="22"/>
-                <w:lang w:val="en-US" w:eastAsia="en-US" w:bidi="ar-SA"/>
-              </w:rPr>
-            </w:r>
-          </w:p>
-          <w:p>
-            <w:pPr>
-              <w:pStyle w:val="Normal"/>
-              <w:widowControl/>
+                <w:lang w:val="en-US"/>
+              </w:rPr>
+            </w:r>
+          </w:p>
+          <w:p>
+            <w:pPr>
+              <w:pStyle w:val="Normal"/>
+              <w:widowControl/>
+              <w:suppressAutoHyphens w:val="true"/>
               <w:spacing w:lineRule="auto" w:line="240" w:before="0" w:after="0"/>
               <w:jc w:val="left"/>
               <w:rPr>
@@ -757,17 +789,16 @@
               <w:rPr>
                 <w:rFonts w:eastAsia="" w:cs="Open Sans" w:eastAsiaTheme="majorEastAsia" w:ascii="Open Sans" w:hAnsi="Open Sans"/>
                 <w:color w:val="EE0000"/>
-                <w:kern w:val="2"/>
                 <w:sz w:val="22"/>
                 <w:szCs w:val="22"/>
-                <w:lang w:val="en-US" w:eastAsia="en-US" w:bidi="ar-SA"/>
+                <w:lang w:val="en-US"/>
               </w:rPr>
             </w:r>
           </w:p>
         </w:tc>
         <w:tc>
           <w:tcPr>
-            <w:tcW w:w="7232" w:type="dxa"/>
+            <w:tcW w:w="7233" w:type="dxa"/>
             <w:tcBorders>
               <w:top w:val="nil"/>
               <w:left w:val="nil"/>
@@ -779,6 +810,7 @@
             <w:pPr>
               <w:pStyle w:val="Normal"/>
               <w:widowControl/>
+              <w:suppressAutoHyphens w:val="true"/>
               <w:spacing w:lineRule="auto" w:line="240" w:before="0" w:after="0"/>
               <w:jc w:val="both"/>
               <w:rPr>
@@ -789,19 +821,17 @@
             </w:pPr>
             <w:r>
               <w:rPr>
-                <w:rFonts w:eastAsia="Aptos" w:cs="Open Sans" w:ascii="Open Sans" w:hAnsi="Open Sans"/>
+                <w:rFonts w:cs="Open Sans" w:ascii="Open Sans" w:hAnsi="Open Sans"/>
                 <w:color w:val="323232"/>
-                <w:kern w:val="2"/>
-                <w:sz w:val="24"/>
-                <w:szCs w:val="24"/>
-                <w:lang w:val="en-US" w:eastAsia="en-US" w:bidi="ar-SA"/>
-              </w:rPr>
-            </w:r>
-          </w:p>
-          <w:p>
-            <w:pPr>
-              <w:pStyle w:val="Normal"/>
-              <w:widowControl/>
+                <w:lang w:val="en-US"/>
+              </w:rPr>
+            </w:r>
+          </w:p>
+          <w:p>
+            <w:pPr>
+              <w:pStyle w:val="Normal"/>
+              <w:widowControl/>
+              <w:suppressAutoHyphens w:val="true"/>
               <w:spacing w:lineRule="auto" w:line="240" w:before="0" w:after="0"/>
               <w:jc w:val="both"/>
               <w:rPr>
@@ -812,19 +842,17 @@
             </w:pPr>
             <w:r>
               <w:rPr>
-                <w:rFonts w:eastAsia="Aptos" w:cs="Open Sans" w:ascii="Open Sans" w:hAnsi="Open Sans"/>
+                <w:rFonts w:cs="Open Sans" w:ascii="Open Sans" w:hAnsi="Open Sans"/>
                 <w:color w:val="323232"/>
-                <w:kern w:val="2"/>
-                <w:sz w:val="24"/>
-                <w:szCs w:val="24"/>
-                <w:lang w:val="en-US" w:eastAsia="en-US" w:bidi="ar-SA"/>
-              </w:rPr>
-            </w:r>
-          </w:p>
-          <w:p>
-            <w:pPr>
-              <w:pStyle w:val="Normal"/>
-              <w:widowControl/>
+                <w:lang w:val="en-US"/>
+              </w:rPr>
+            </w:r>
+          </w:p>
+          <w:p>
+            <w:pPr>
+              <w:pStyle w:val="Normal"/>
+              <w:widowControl/>
+              <w:suppressAutoHyphens w:val="true"/>
               <w:spacing w:lineRule="auto" w:line="240" w:before="0" w:after="0"/>
               <w:jc w:val="both"/>
               <w:rPr>
@@ -835,19 +863,17 @@
             </w:pPr>
             <w:r>
               <w:rPr>
-                <w:rFonts w:eastAsia="Aptos" w:cs="Open Sans" w:ascii="Open Sans" w:hAnsi="Open Sans"/>
+                <w:rFonts w:cs="Open Sans" w:ascii="Open Sans" w:hAnsi="Open Sans"/>
                 <w:color w:val="323232"/>
-                <w:kern w:val="2"/>
-                <w:sz w:val="24"/>
-                <w:szCs w:val="24"/>
-                <w:lang w:val="en-US" w:eastAsia="en-US" w:bidi="ar-SA"/>
-              </w:rPr>
-            </w:r>
-          </w:p>
-          <w:p>
-            <w:pPr>
-              <w:pStyle w:val="Normal"/>
-              <w:widowControl/>
+                <w:lang w:val="en-US"/>
+              </w:rPr>
+            </w:r>
+          </w:p>
+          <w:p>
+            <w:pPr>
+              <w:pStyle w:val="Normal"/>
+              <w:widowControl/>
+              <w:suppressAutoHyphens w:val="true"/>
               <w:spacing w:lineRule="auto" w:line="240" w:before="0" w:after="0"/>
               <w:jc w:val="both"/>
               <w:rPr>
@@ -874,6 +900,7 @@
             <w:pPr>
               <w:pStyle w:val="Normal"/>
               <w:widowControl/>
+              <w:suppressAutoHyphens w:val="true"/>
               <w:spacing w:lineRule="auto" w:line="240" w:before="0" w:after="0"/>
               <w:jc w:val="left"/>
               <w:rPr>
@@ -885,11 +912,10 @@
             </w:pPr>
             <w:r>
               <w:rPr>
-                <w:rFonts w:eastAsia="Aptos" w:cs="Open Sans" w:ascii="Open Sans" w:hAnsi="Open Sans"/>
-                <w:kern w:val="2"/>
+                <w:rFonts w:cs="Open Sans" w:ascii="Open Sans" w:hAnsi="Open Sans"/>
                 <w:sz w:val="20"/>
                 <w:szCs w:val="20"/>
-                <w:lang w:val="en-US" w:eastAsia="en-US" w:bidi="ar-SA"/>
+                <w:lang w:val="en-US"/>
               </w:rPr>
             </w:r>
           </w:p>
@@ -936,7 +962,6 @@
                 <w:color w:val="323232"/>
                 <w:sz w:val="20"/>
                 <w:szCs w:val="20"/>
-                <w:lang w:eastAsia="en-US" w:bidi="ar-SA"/>
               </w:rPr>
             </w:r>
           </w:p>
@@ -1007,7 +1032,6 @@
                 <w:color w:val="323232"/>
                 <w:sz w:val="20"/>
                 <w:szCs w:val="20"/>
-                <w:lang w:eastAsia="en-US" w:bidi="ar-SA"/>
               </w:rPr>
             </w:r>
           </w:p>
@@ -1030,7 +1054,6 @@
                 <w:color w:val="323232"/>
                 <w:sz w:val="20"/>
                 <w:szCs w:val="20"/>
-                <w:lang w:eastAsia="en-US" w:bidi="ar-SA"/>
               </w:rPr>
             </w:r>
           </w:p>
@@ -1062,6 +1085,7 @@
             <w:pPr>
               <w:pStyle w:val="Normal"/>
               <w:widowControl/>
+              <w:suppressAutoHyphens w:val="true"/>
               <w:spacing w:lineRule="auto" w:line="240" w:before="0" w:after="0"/>
               <w:jc w:val="left"/>
               <w:rPr>
@@ -1215,6 +1239,7 @@
               <w:pStyle w:val="Normal"/>
               <w:pageBreakBefore/>
               <w:widowControl/>
+              <w:suppressAutoHyphens w:val="true"/>
               <w:spacing w:lineRule="auto" w:line="240" w:before="0" w:after="0"/>
               <w:jc w:val="left"/>
               <w:rPr>
@@ -1242,29 +1267,30 @@
             <w:pPr>
               <w:pStyle w:val="Normal"/>
               <w:widowControl/>
-              <w:spacing w:lineRule="auto" w:line="240" w:before="0" w:after="0"/>
-              <w:jc w:val="left"/>
-              <w:rPr>
-                <w:rFonts w:ascii="Open Sans" w:hAnsi="Open Sans" w:cs="Open Sans"/>
-                <w:sz w:val="18"/>
-                <w:szCs w:val="18"/>
-                <w:lang w:val="en-US"/>
-              </w:rPr>
-            </w:pPr>
-            <w:r>
-              <w:rPr>
-                <w:rFonts w:eastAsia="Aptos" w:cs="Open Sans" w:ascii="Open Sans" w:hAnsi="Open Sans"/>
-                <w:kern w:val="2"/>
-                <w:sz w:val="18"/>
-                <w:szCs w:val="18"/>
-                <w:lang w:val="en-US" w:eastAsia="en-US" w:bidi="ar-SA"/>
-              </w:rPr>
-            </w:r>
-          </w:p>
-          <w:p>
-            <w:pPr>
-              <w:pStyle w:val="Normal"/>
-              <w:widowControl/>
+              <w:suppressAutoHyphens w:val="true"/>
+              <w:spacing w:lineRule="auto" w:line="240" w:before="0" w:after="0"/>
+              <w:jc w:val="left"/>
+              <w:rPr>
+                <w:rFonts w:ascii="Open Sans" w:hAnsi="Open Sans" w:cs="Open Sans"/>
+                <w:sz w:val="18"/>
+                <w:szCs w:val="18"/>
+                <w:lang w:val="en-US"/>
+              </w:rPr>
+            </w:pPr>
+            <w:r>
+              <w:rPr>
+                <w:rFonts w:cs="Open Sans" w:ascii="Open Sans" w:hAnsi="Open Sans"/>
+                <w:sz w:val="18"/>
+                <w:szCs w:val="18"/>
+                <w:lang w:val="en-US"/>
+              </w:rPr>
+            </w:r>
+          </w:p>
+          <w:p>
+            <w:pPr>
+              <w:pStyle w:val="Normal"/>
+              <w:widowControl/>
+              <w:suppressAutoHyphens w:val="true"/>
               <w:spacing w:lineRule="auto" w:line="240" w:before="0" w:after="0"/>
               <w:jc w:val="left"/>
               <w:rPr>
@@ -1291,6 +1317,7 @@
             <w:pPr>
               <w:pStyle w:val="Normal"/>
               <w:widowControl/>
+              <w:suppressAutoHyphens w:val="true"/>
               <w:spacing w:lineRule="auto" w:line="240" w:before="0" w:after="0"/>
               <w:jc w:val="left"/>
               <w:rPr>
@@ -1317,6 +1344,7 @@
             <w:pPr>
               <w:pStyle w:val="Normal"/>
               <w:widowControl/>
+              <w:suppressAutoHyphens w:val="true"/>
               <w:spacing w:lineRule="auto" w:line="240" w:before="0" w:after="0"/>
               <w:jc w:val="left"/>
               <w:rPr>
@@ -1341,6 +1369,7 @@
             <w:pPr>
               <w:pStyle w:val="Normal"/>
               <w:widowControl/>
+              <w:suppressAutoHyphens w:val="true"/>
               <w:spacing w:lineRule="auto" w:line="240" w:before="0" w:after="0"/>
               <w:jc w:val="left"/>
               <w:rPr>
@@ -1365,29 +1394,30 @@
             <w:pPr>
               <w:pStyle w:val="Normal"/>
               <w:widowControl/>
-              <w:spacing w:lineRule="auto" w:line="240" w:before="0" w:after="0"/>
-              <w:jc w:val="left"/>
-              <w:rPr>
-                <w:rFonts w:ascii="Open Sans" w:hAnsi="Open Sans" w:cs="Open Sans"/>
-                <w:sz w:val="18"/>
-                <w:szCs w:val="18"/>
-                <w:lang w:val="en-US"/>
-              </w:rPr>
-            </w:pPr>
-            <w:r>
-              <w:rPr>
-                <w:rFonts w:eastAsia="Aptos" w:cs="Open Sans" w:ascii="Open Sans" w:hAnsi="Open Sans"/>
-                <w:kern w:val="2"/>
-                <w:sz w:val="18"/>
-                <w:szCs w:val="18"/>
-                <w:lang w:val="en-US" w:eastAsia="en-US" w:bidi="ar-SA"/>
-              </w:rPr>
-            </w:r>
-          </w:p>
-          <w:p>
-            <w:pPr>
-              <w:pStyle w:val="Normal"/>
-              <w:widowControl/>
+              <w:suppressAutoHyphens w:val="true"/>
+              <w:spacing w:lineRule="auto" w:line="240" w:before="0" w:after="0"/>
+              <w:jc w:val="left"/>
+              <w:rPr>
+                <w:rFonts w:ascii="Open Sans" w:hAnsi="Open Sans" w:cs="Open Sans"/>
+                <w:sz w:val="18"/>
+                <w:szCs w:val="18"/>
+                <w:lang w:val="en-US"/>
+              </w:rPr>
+            </w:pPr>
+            <w:r>
+              <w:rPr>
+                <w:rFonts w:cs="Open Sans" w:ascii="Open Sans" w:hAnsi="Open Sans"/>
+                <w:sz w:val="18"/>
+                <w:szCs w:val="18"/>
+                <w:lang w:val="en-US"/>
+              </w:rPr>
+            </w:r>
+          </w:p>
+          <w:p>
+            <w:pPr>
+              <w:pStyle w:val="Normal"/>
+              <w:widowControl/>
+              <w:suppressAutoHyphens w:val="true"/>
               <w:spacing w:lineRule="auto" w:line="240" w:before="0" w:after="0"/>
               <w:jc w:val="left"/>
               <w:rPr>
@@ -1416,6 +1446,7 @@
             <w:pPr>
               <w:pStyle w:val="Normal"/>
               <w:widowControl/>
+              <w:suppressAutoHyphens w:val="true"/>
               <w:spacing w:lineRule="auto" w:line="240" w:before="0" w:after="0"/>
               <w:jc w:val="left"/>
               <w:rPr>
@@ -1440,6 +1471,7 @@
             <w:pPr>
               <w:pStyle w:val="Normal"/>
               <w:widowControl/>
+              <w:suppressAutoHyphens w:val="true"/>
               <w:spacing w:lineRule="auto" w:line="240" w:before="0" w:after="0"/>
               <w:jc w:val="left"/>
               <w:rPr>
@@ -1464,6 +1496,7 @@
             <w:pPr>
               <w:pStyle w:val="Normal"/>
               <w:widowControl/>
+              <w:suppressAutoHyphens w:val="true"/>
               <w:spacing w:lineRule="auto" w:line="240" w:before="0" w:after="0"/>
               <w:jc w:val="left"/>
               <w:rPr>
@@ -1488,29 +1521,30 @@
             <w:pPr>
               <w:pStyle w:val="Normal"/>
               <w:widowControl/>
-              <w:spacing w:lineRule="auto" w:line="240" w:before="0" w:after="0"/>
-              <w:jc w:val="left"/>
-              <w:rPr>
-                <w:rFonts w:ascii="Open Sans" w:hAnsi="Open Sans" w:cs="Open Sans"/>
-                <w:sz w:val="18"/>
-                <w:szCs w:val="18"/>
-                <w:lang w:val="en-US"/>
-              </w:rPr>
-            </w:pPr>
-            <w:r>
-              <w:rPr>
-                <w:rFonts w:eastAsia="Aptos" w:cs="Open Sans" w:ascii="Open Sans" w:hAnsi="Open Sans"/>
-                <w:kern w:val="2"/>
-                <w:sz w:val="18"/>
-                <w:szCs w:val="18"/>
-                <w:lang w:val="en-US" w:eastAsia="en-US" w:bidi="ar-SA"/>
-              </w:rPr>
-            </w:r>
-          </w:p>
-          <w:p>
-            <w:pPr>
-              <w:pStyle w:val="Normal"/>
-              <w:widowControl/>
+              <w:suppressAutoHyphens w:val="true"/>
+              <w:spacing w:lineRule="auto" w:line="240" w:before="0" w:after="0"/>
+              <w:jc w:val="left"/>
+              <w:rPr>
+                <w:rFonts w:ascii="Open Sans" w:hAnsi="Open Sans" w:cs="Open Sans"/>
+                <w:sz w:val="18"/>
+                <w:szCs w:val="18"/>
+                <w:lang w:val="en-US"/>
+              </w:rPr>
+            </w:pPr>
+            <w:r>
+              <w:rPr>
+                <w:rFonts w:cs="Open Sans" w:ascii="Open Sans" w:hAnsi="Open Sans"/>
+                <w:sz w:val="18"/>
+                <w:szCs w:val="18"/>
+                <w:lang w:val="en-US"/>
+              </w:rPr>
+            </w:r>
+          </w:p>
+          <w:p>
+            <w:pPr>
+              <w:pStyle w:val="Normal"/>
+              <w:widowControl/>
+              <w:suppressAutoHyphens w:val="true"/>
               <w:spacing w:lineRule="auto" w:line="240" w:before="0" w:after="0"/>
               <w:jc w:val="left"/>
               <w:rPr>
@@ -1537,30 +1571,52 @@
             <w:pPr>
               <w:pStyle w:val="Normal"/>
               <w:widowControl/>
-              <w:spacing w:lineRule="auto" w:line="240" w:before="0" w:after="0"/>
-              <w:jc w:val="left"/>
-              <w:rPr>
-                <w:rFonts w:ascii="Open Sans" w:hAnsi="Open Sans" w:cs="Open Sans"/>
-                <w:sz w:val="18"/>
-                <w:szCs w:val="18"/>
-                <w:lang w:val="en-US"/>
-              </w:rPr>
-            </w:pPr>
-            <w:r>
-              <w:rPr>
-                <w:rFonts w:eastAsia="Aptos" w:cs="Open Sans" w:ascii="Open Sans" w:hAnsi="Open Sans"/>
-                <w:kern w:val="2"/>
-                <w:sz w:val="18"/>
-                <w:szCs w:val="18"/>
-                <w:lang w:val="en-US" w:eastAsia="en-US" w:bidi="ar-SA"/>
-              </w:rPr>
-              <w:t>{{EVENT_ADDRES}}</w:t>
-            </w:r>
-          </w:p>
-          <w:p>
-            <w:pPr>
-              <w:pStyle w:val="Normal"/>
-              <w:widowControl/>
+              <w:suppressAutoHyphens w:val="true"/>
+              <w:spacing w:lineRule="auto" w:line="240" w:before="0" w:after="0"/>
+              <w:jc w:val="left"/>
+              <w:rPr>
+                <w:rFonts w:ascii="Open Sans" w:hAnsi="Open Sans" w:cs="Open Sans"/>
+                <w:sz w:val="18"/>
+                <w:szCs w:val="18"/>
+                <w:lang w:val="en-US"/>
+              </w:rPr>
+            </w:pPr>
+            <w:r>
+              <w:rPr>
+                <w:rFonts w:eastAsia="Aptos" w:cs="Open Sans" w:ascii="Open Sans" w:hAnsi="Open Sans"/>
+                <w:kern w:val="2"/>
+                <w:sz w:val="18"/>
+                <w:szCs w:val="18"/>
+                <w:lang w:val="en-US" w:eastAsia="en-US" w:bidi="ar-SA"/>
+              </w:rPr>
+              <w:t>{{EVENT_ADDRES</w:t>
+            </w:r>
+            <w:r>
+              <w:rPr>
+                <w:rFonts w:eastAsia="Aptos" w:cs="Open Sans" w:ascii="Open Sans" w:hAnsi="Open Sans"/>
+                <w:kern w:val="2"/>
+                <w:sz w:val="18"/>
+                <w:szCs w:val="18"/>
+                <w:lang w:val="en-US" w:eastAsia="en-US" w:bidi="ar-SA"/>
+              </w:rPr>
+              <w:t>S</w:t>
+            </w:r>
+            <w:r>
+              <w:rPr>
+                <w:rFonts w:eastAsia="Aptos" w:cs="Open Sans" w:ascii="Open Sans" w:hAnsi="Open Sans"/>
+                <w:kern w:val="2"/>
+                <w:sz w:val="18"/>
+                <w:szCs w:val="18"/>
+                <w:lang w:val="en-US" w:eastAsia="en-US" w:bidi="ar-SA"/>
+              </w:rPr>
+              <w:t>}}</w:t>
+            </w:r>
+          </w:p>
+          <w:p>
+            <w:pPr>
+              <w:pStyle w:val="Normal"/>
+              <w:widowControl/>
+              <w:suppressAutoHyphens w:val="true"/>
               <w:spacing w:lineRule="auto" w:line="240" w:before="0" w:after="0"/>
               <w:jc w:val="left"/>
               <w:rPr>
@@ -1585,6 +1641,7 @@
             <w:pPr>
               <w:pStyle w:val="Normal"/>
               <w:widowControl/>
+              <w:suppressAutoHyphens w:val="true"/>
               <w:spacing w:lineRule="auto" w:line="240" w:before="0" w:after="0"/>
               <w:jc w:val="left"/>
               <w:rPr>
@@ -1609,6 +1666,7 @@
             <w:pPr>
               <w:pStyle w:val="Normal"/>
               <w:widowControl/>
+              <w:suppressAutoHyphens w:val="true"/>
               <w:spacing w:lineRule="auto" w:line="240" w:before="0" w:after="0"/>
               <w:jc w:val="left"/>
               <w:rPr>
@@ -1635,6 +1693,7 @@
             <w:pPr>
               <w:pStyle w:val="Normal"/>
               <w:widowControl/>
+              <w:suppressAutoHyphens w:val="true"/>
               <w:spacing w:lineRule="auto" w:line="240" w:before="0" w:after="0"/>
               <w:jc w:val="left"/>
               <w:rPr>
@@ -1649,17 +1708,17 @@
               <w:rPr>
                 <w:rFonts w:eastAsia="" w:cs="Open Sans" w:eastAsiaTheme="majorEastAsia" w:ascii="Open Sans" w:hAnsi="Open Sans"/>
                 <w:color w:val="EE0000"/>
-                <w:kern w:val="2"/>
                 <w:sz w:val="22"/>
                 <w:szCs w:val="22"/>
-                <w:lang w:val="en-US" w:eastAsia="en-US" w:bidi="ar-SA"/>
-              </w:rPr>
-            </w:r>
-          </w:p>
-          <w:p>
-            <w:pPr>
-              <w:pStyle w:val="Normal"/>
-              <w:widowControl/>
+                <w:lang w:val="en-US"/>
+              </w:rPr>
+            </w:r>
+          </w:p>
+          <w:p>
+            <w:pPr>
+              <w:pStyle w:val="Normal"/>
+              <w:widowControl/>
+              <w:suppressAutoHyphens w:val="true"/>
               <w:spacing w:lineRule="auto" w:line="240" w:before="0" w:after="0"/>
               <w:jc w:val="left"/>
               <w:rPr>
@@ -1674,10 +1733,9 @@
               <w:rPr>
                 <w:rFonts w:eastAsia="" w:cs="Open Sans" w:eastAsiaTheme="majorEastAsia" w:ascii="Open Sans" w:hAnsi="Open Sans"/>
                 <w:color w:val="EE0000"/>
-                <w:kern w:val="2"/>
                 <w:sz w:val="22"/>
                 <w:szCs w:val="22"/>
-                <w:lang w:val="en-US" w:eastAsia="en-US" w:bidi="ar-SA"/>
+                <w:lang w:val="en-US"/>
               </w:rPr>
             </w:r>
           </w:p>
@@ -1696,6 +1754,7 @@
             <w:pPr>
               <w:pStyle w:val="Normal"/>
               <w:widowControl/>
+              <w:suppressAutoHyphens w:val="true"/>
               <w:spacing w:lineRule="auto" w:line="240" w:before="0" w:after="0"/>
               <w:jc w:val="left"/>
               <w:rPr>
@@ -1724,6 +1783,7 @@
             <w:pPr>
               <w:pStyle w:val="Normal"/>
               <w:widowControl/>
+              <w:suppressAutoHyphens w:val="true"/>
               <w:spacing w:lineRule="auto" w:line="240" w:before="0" w:after="0"/>
               <w:jc w:val="left"/>
               <w:rPr>
@@ -1737,20 +1797,20 @@
             </w:pPr>
             <w:r>
               <w:rPr>
-                <w:rFonts w:eastAsia="Aptos" w:cs="Open Sans" w:ascii="Open Sans" w:hAnsi="Open Sans"/>
+                <w:rFonts w:cs="Open Sans" w:ascii="Open Sans" w:hAnsi="Open Sans"/>
                 <w:b/>
                 <w:color w:val="612D4B"/>
-                <w:kern w:val="2"/>
                 <w:sz w:val="20"/>
                 <w:szCs w:val="20"/>
-                <w:lang w:val="en-US" w:eastAsia="en-US" w:bidi="ar-SA"/>
-              </w:rPr>
-            </w:r>
-          </w:p>
-          <w:p>
-            <w:pPr>
-              <w:pStyle w:val="Normal"/>
-              <w:widowControl/>
+                <w:lang w:val="en-US"/>
+              </w:rPr>
+            </w:r>
+          </w:p>
+          <w:p>
+            <w:pPr>
+              <w:pStyle w:val="Normal"/>
+              <w:widowControl/>
+              <w:suppressAutoHyphens w:val="true"/>
               <w:spacing w:lineRule="auto" w:line="240" w:before="0" w:after="0"/>
               <w:jc w:val="left"/>
               <w:rPr>
@@ -1779,6 +1839,7 @@
             <w:pPr>
               <w:pStyle w:val="Normal"/>
               <w:widowControl/>
+              <w:suppressAutoHyphens w:val="true"/>
               <w:spacing w:lineRule="auto" w:line="240" w:before="0" w:after="0"/>
               <w:jc w:val="both"/>
               <w:rPr>
@@ -1803,33 +1864,34 @@
             <w:pPr>
               <w:pStyle w:val="Normal"/>
               <w:widowControl/>
-              <w:spacing w:lineRule="auto" w:line="240" w:before="0" w:after="0"/>
-              <w:jc w:val="left"/>
-              <w:rPr>
-                <w:rFonts w:ascii="Open Sans" w:hAnsi="Open Sans" w:cs="Open Sans"/>
-                <w:b/>
-                <w:bCs/>
-                <w:sz w:val="18"/>
-                <w:szCs w:val="18"/>
-                <w:lang w:val="en-US"/>
-              </w:rPr>
-            </w:pPr>
-            <w:r>
-              <w:rPr>
-                <w:rFonts w:eastAsia="Aptos" w:cs="Open Sans" w:ascii="Open Sans" w:hAnsi="Open Sans"/>
-                <w:b/>
-                <w:bCs/>
-                <w:kern w:val="2"/>
-                <w:sz w:val="18"/>
-                <w:szCs w:val="18"/>
-                <w:lang w:val="en-US" w:eastAsia="en-US" w:bidi="ar-SA"/>
-              </w:rPr>
-            </w:r>
-          </w:p>
-          <w:p>
-            <w:pPr>
-              <w:pStyle w:val="Normal"/>
-              <w:widowControl/>
+              <w:suppressAutoHyphens w:val="true"/>
+              <w:spacing w:lineRule="auto" w:line="240" w:before="0" w:after="0"/>
+              <w:jc w:val="left"/>
+              <w:rPr>
+                <w:rFonts w:ascii="Open Sans" w:hAnsi="Open Sans" w:cs="Open Sans"/>
+                <w:b/>
+                <w:bCs/>
+                <w:sz w:val="18"/>
+                <w:szCs w:val="18"/>
+                <w:lang w:val="en-US"/>
+              </w:rPr>
+            </w:pPr>
+            <w:r>
+              <w:rPr>
+                <w:rFonts w:cs="Open Sans" w:ascii="Open Sans" w:hAnsi="Open Sans"/>
+                <w:b/>
+                <w:bCs/>
+                <w:sz w:val="18"/>
+                <w:szCs w:val="18"/>
+                <w:lang w:val="en-US"/>
+              </w:rPr>
+            </w:r>
+          </w:p>
+          <w:p>
+            <w:pPr>
+              <w:pStyle w:val="Normal"/>
+              <w:widowControl/>
+              <w:suppressAutoHyphens w:val="true"/>
               <w:spacing w:lineRule="auto" w:line="240" w:before="0" w:after="0"/>
               <w:jc w:val="left"/>
               <w:rPr>
@@ -1862,6 +1924,7 @@
                 <w:ilvl w:val="0"/>
                 <w:numId w:val="1"/>
               </w:numPr>
+              <w:suppressAutoHyphens w:val="true"/>
               <w:spacing w:lineRule="auto" w:line="240" w:before="0" w:after="0"/>
               <w:ind w:hanging="360" w:left="290"/>
               <w:contextualSpacing/>
@@ -1892,6 +1955,7 @@
                 <w:ilvl w:val="0"/>
                 <w:numId w:val="1"/>
               </w:numPr>
+              <w:suppressAutoHyphens w:val="true"/>
               <w:spacing w:lineRule="auto" w:line="240" w:before="0" w:after="0"/>
               <w:ind w:hanging="360" w:left="290"/>
               <w:contextualSpacing/>
@@ -1918,33 +1982,34 @@
             <w:pPr>
               <w:pStyle w:val="Normal"/>
               <w:widowControl/>
-              <w:spacing w:lineRule="auto" w:line="240" w:before="0" w:after="0"/>
-              <w:jc w:val="left"/>
-              <w:rPr>
-                <w:rFonts w:ascii="Open Sans" w:hAnsi="Open Sans" w:cs="Open Sans"/>
-                <w:b/>
-                <w:bCs/>
-                <w:sz w:val="18"/>
-                <w:szCs w:val="18"/>
-                <w:lang w:val="en-US"/>
-              </w:rPr>
-            </w:pPr>
-            <w:r>
-              <w:rPr>
-                <w:rFonts w:eastAsia="Aptos" w:cs="Open Sans" w:ascii="Open Sans" w:hAnsi="Open Sans"/>
-                <w:b/>
-                <w:bCs/>
-                <w:kern w:val="2"/>
-                <w:sz w:val="18"/>
-                <w:szCs w:val="18"/>
-                <w:lang w:val="en-US" w:eastAsia="en-US" w:bidi="ar-SA"/>
-              </w:rPr>
-            </w:r>
-          </w:p>
-          <w:p>
-            <w:pPr>
-              <w:pStyle w:val="Normal"/>
-              <w:widowControl/>
+              <w:suppressAutoHyphens w:val="true"/>
+              <w:spacing w:lineRule="auto" w:line="240" w:before="0" w:after="0"/>
+              <w:jc w:val="left"/>
+              <w:rPr>
+                <w:rFonts w:ascii="Open Sans" w:hAnsi="Open Sans" w:cs="Open Sans"/>
+                <w:b/>
+                <w:bCs/>
+                <w:sz w:val="18"/>
+                <w:szCs w:val="18"/>
+                <w:lang w:val="en-US"/>
+              </w:rPr>
+            </w:pPr>
+            <w:r>
+              <w:rPr>
+                <w:rFonts w:cs="Open Sans" w:ascii="Open Sans" w:hAnsi="Open Sans"/>
+                <w:b/>
+                <w:bCs/>
+                <w:sz w:val="18"/>
+                <w:szCs w:val="18"/>
+                <w:lang w:val="en-US"/>
+              </w:rPr>
+            </w:r>
+          </w:p>
+          <w:p>
+            <w:pPr>
+              <w:pStyle w:val="Normal"/>
+              <w:widowControl/>
+              <w:suppressAutoHyphens w:val="true"/>
               <w:spacing w:lineRule="auto" w:line="240" w:before="0" w:after="0"/>
               <w:jc w:val="left"/>
               <w:rPr>
@@ -1973,6 +2038,7 @@
             <w:pPr>
               <w:pStyle w:val="Normal"/>
               <w:widowControl/>
+              <w:suppressAutoHyphens w:val="true"/>
               <w:spacing w:lineRule="auto" w:line="240" w:before="0" w:after="0"/>
               <w:jc w:val="both"/>
               <w:rPr>
@@ -1995,24 +2061,41 @@
             <w:r>
               <w:rPr>
                 <w:rFonts w:eastAsia="Aptos" w:cs="Open Sans" w:ascii="Open Sans" w:hAnsi="Open Sans"/>
-                <w:kern w:val="2"/>
-                <w:sz w:val="18"/>
-                <w:szCs w:val="18"/>
-                <w:shd w:fill="FFFF00" w:val="clear"/>
-                <w:lang w:val="en-US" w:eastAsia="en-US" w:bidi="ar-SA"/>
-              </w:rPr>
-              <w:t>{{SERVICE_CHANGE_RATE}}</w:t>
-            </w:r>
-            <w:r>
-              <w:rPr>
-                <w:rFonts w:eastAsia="Aptos" w:cs="Open Sans" w:ascii="Open Sans" w:hAnsi="Open Sans"/>
-                <w:kern w:val="2"/>
-                <w:sz w:val="18"/>
-                <w:szCs w:val="18"/>
-                <w:shd w:fill="FFFF00" w:val="clear"/>
-                <w:lang w:val="en-US" w:eastAsia="en-US" w:bidi="ar-SA"/>
-              </w:rPr>
-              <w:t xml:space="preserve"> %</w:t>
+                <w:b/>
+                <w:bCs/>
+                <w:kern w:val="2"/>
+                <w:sz w:val="18"/>
+                <w:szCs w:val="18"/>
+                <w:shd w:fill="auto" w:val="clear"/>
+                <w:lang w:val="en-US" w:eastAsia="en-US" w:bidi="ar-SA"/>
+              </w:rPr>
+              <w:t>{{SERVICE_CHA</w:t>
+            </w:r>
+            <w:r>
+              <w:rPr>
+                <w:rFonts w:eastAsia="Aptos" w:cs="Open Sans" w:ascii="Open Sans" w:hAnsi="Open Sans"/>
+                <w:b/>
+                <w:bCs/>
+                <w:kern w:val="2"/>
+                <w:sz w:val="18"/>
+                <w:szCs w:val="18"/>
+                <w:shd w:fill="auto" w:val="clear"/>
+                <w:lang w:val="en-US" w:eastAsia="en-US" w:bidi="ar-SA"/>
+              </w:rPr>
+              <w:t>R</w:t>
+            </w:r>
+            <w:r>
+              <w:rPr>
+                <w:rFonts w:eastAsia="Aptos" w:cs="Open Sans" w:ascii="Open Sans" w:hAnsi="Open Sans"/>
+                <w:b/>
+                <w:bCs/>
+                <w:kern w:val="2"/>
+                <w:sz w:val="18"/>
+                <w:szCs w:val="18"/>
+                <w:shd w:fill="auto" w:val="clear"/>
+                <w:lang w:val="en-US" w:eastAsia="en-US" w:bidi="ar-SA"/>
+              </w:rPr>
+              <w:t>GE_RATE}} %</w:t>
             </w:r>
             <w:r>
               <w:rPr>
@@ -2029,33 +2112,34 @@
             <w:pPr>
               <w:pStyle w:val="Normal"/>
               <w:widowControl/>
-              <w:spacing w:lineRule="auto" w:line="240" w:before="0" w:after="0"/>
-              <w:jc w:val="left"/>
-              <w:rPr>
-                <w:rFonts w:ascii="Open Sans" w:hAnsi="Open Sans" w:cs="Open Sans"/>
-                <w:b/>
-                <w:bCs/>
-                <w:sz w:val="18"/>
-                <w:szCs w:val="18"/>
-                <w:lang w:val="en-US"/>
-              </w:rPr>
-            </w:pPr>
-            <w:r>
-              <w:rPr>
-                <w:rFonts w:eastAsia="Aptos" w:cs="Open Sans" w:ascii="Open Sans" w:hAnsi="Open Sans"/>
-                <w:b/>
-                <w:bCs/>
-                <w:kern w:val="2"/>
-                <w:sz w:val="18"/>
-                <w:szCs w:val="18"/>
-                <w:lang w:val="en-US" w:eastAsia="en-US" w:bidi="ar-SA"/>
-              </w:rPr>
-            </w:r>
-          </w:p>
-          <w:p>
-            <w:pPr>
-              <w:pStyle w:val="Normal"/>
-              <w:widowControl/>
+              <w:suppressAutoHyphens w:val="true"/>
+              <w:spacing w:lineRule="auto" w:line="240" w:before="0" w:after="0"/>
+              <w:jc w:val="left"/>
+              <w:rPr>
+                <w:rFonts w:ascii="Open Sans" w:hAnsi="Open Sans" w:cs="Open Sans"/>
+                <w:b/>
+                <w:bCs/>
+                <w:sz w:val="18"/>
+                <w:szCs w:val="18"/>
+                <w:lang w:val="en-US"/>
+              </w:rPr>
+            </w:pPr>
+            <w:r>
+              <w:rPr>
+                <w:rFonts w:cs="Open Sans" w:ascii="Open Sans" w:hAnsi="Open Sans"/>
+                <w:b/>
+                <w:bCs/>
+                <w:sz w:val="18"/>
+                <w:szCs w:val="18"/>
+                <w:lang w:val="en-US"/>
+              </w:rPr>
+            </w:r>
+          </w:p>
+          <w:p>
+            <w:pPr>
+              <w:pStyle w:val="Normal"/>
+              <w:widowControl/>
+              <w:suppressAutoHyphens w:val="true"/>
               <w:spacing w:lineRule="auto" w:line="240" w:before="0" w:after="0"/>
               <w:jc w:val="left"/>
               <w:rPr>
@@ -2084,6 +2168,7 @@
             <w:pPr>
               <w:pStyle w:val="Normal"/>
               <w:widowControl/>
+              <w:suppressAutoHyphens w:val="true"/>
               <w:spacing w:lineRule="auto" w:line="240" w:before="0" w:after="0"/>
               <w:jc w:val="both"/>
               <w:rPr>
@@ -2108,33 +2193,34 @@
             <w:pPr>
               <w:pStyle w:val="Normal"/>
               <w:widowControl/>
-              <w:spacing w:lineRule="auto" w:line="240" w:before="0" w:after="0"/>
-              <w:jc w:val="left"/>
-              <w:rPr>
-                <w:rFonts w:ascii="Open Sans" w:hAnsi="Open Sans" w:cs="Open Sans"/>
-                <w:b/>
-                <w:bCs/>
-                <w:sz w:val="18"/>
-                <w:szCs w:val="18"/>
-                <w:lang w:val="en-US"/>
-              </w:rPr>
-            </w:pPr>
-            <w:r>
-              <w:rPr>
-                <w:rFonts w:eastAsia="Aptos" w:cs="Open Sans" w:ascii="Open Sans" w:hAnsi="Open Sans"/>
-                <w:b/>
-                <w:bCs/>
-                <w:kern w:val="2"/>
-                <w:sz w:val="18"/>
-                <w:szCs w:val="18"/>
-                <w:lang w:val="en-US" w:eastAsia="en-US" w:bidi="ar-SA"/>
-              </w:rPr>
-            </w:r>
-          </w:p>
-          <w:p>
-            <w:pPr>
-              <w:pStyle w:val="Normal"/>
-              <w:widowControl/>
+              <w:suppressAutoHyphens w:val="true"/>
+              <w:spacing w:lineRule="auto" w:line="240" w:before="0" w:after="0"/>
+              <w:jc w:val="left"/>
+              <w:rPr>
+                <w:rFonts w:ascii="Open Sans" w:hAnsi="Open Sans" w:cs="Open Sans"/>
+                <w:b/>
+                <w:bCs/>
+                <w:sz w:val="18"/>
+                <w:szCs w:val="18"/>
+                <w:lang w:val="en-US"/>
+              </w:rPr>
+            </w:pPr>
+            <w:r>
+              <w:rPr>
+                <w:rFonts w:cs="Open Sans" w:ascii="Open Sans" w:hAnsi="Open Sans"/>
+                <w:b/>
+                <w:bCs/>
+                <w:sz w:val="18"/>
+                <w:szCs w:val="18"/>
+                <w:lang w:val="en-US"/>
+              </w:rPr>
+            </w:r>
+          </w:p>
+          <w:p>
+            <w:pPr>
+              <w:pStyle w:val="Normal"/>
+              <w:widowControl/>
+              <w:suppressAutoHyphens w:val="true"/>
               <w:spacing w:lineRule="auto" w:line="240" w:before="0" w:after="0"/>
               <w:jc w:val="left"/>
               <w:rPr>
@@ -2163,6 +2249,7 @@
             <w:pPr>
               <w:pStyle w:val="Normal"/>
               <w:widowControl/>
+              <w:suppressAutoHyphens w:val="true"/>
               <w:spacing w:lineRule="auto" w:line="240" w:before="0" w:after="0"/>
               <w:jc w:val="left"/>
               <w:rPr>
@@ -2185,24 +2272,41 @@
             <w:r>
               <w:rPr>
                 <w:rFonts w:eastAsia="Aptos" w:cs="Open Sans" w:ascii="Open Sans" w:hAnsi="Open Sans"/>
-                <w:kern w:val="2"/>
-                <w:sz w:val="18"/>
-                <w:szCs w:val="18"/>
-                <w:shd w:fill="FFFF00" w:val="clear"/>
-                <w:lang w:val="en-US" w:eastAsia="en-US" w:bidi="ar-SA"/>
-              </w:rPr>
-              <w:t>{{SERVICE_CHANGE_RATE}}</w:t>
-            </w:r>
-            <w:r>
-              <w:rPr>
-                <w:rFonts w:eastAsia="Aptos" w:cs="Open Sans" w:ascii="Open Sans" w:hAnsi="Open Sans"/>
-                <w:kern w:val="2"/>
-                <w:sz w:val="18"/>
-                <w:szCs w:val="18"/>
-                <w:shd w:fill="FFFF00" w:val="clear"/>
-                <w:lang w:val="en-US" w:eastAsia="en-US" w:bidi="ar-SA"/>
-              </w:rPr>
-              <w:t xml:space="preserve"> %</w:t>
+                <w:b/>
+                <w:bCs/>
+                <w:kern w:val="2"/>
+                <w:sz w:val="18"/>
+                <w:szCs w:val="18"/>
+                <w:shd w:fill="auto" w:val="clear"/>
+                <w:lang w:val="en-US" w:eastAsia="en-US" w:bidi="ar-SA"/>
+              </w:rPr>
+              <w:t>{{SERVICE_CHA</w:t>
+            </w:r>
+            <w:r>
+              <w:rPr>
+                <w:rFonts w:eastAsia="Aptos" w:cs="Open Sans" w:ascii="Open Sans" w:hAnsi="Open Sans"/>
+                <w:b/>
+                <w:bCs/>
+                <w:kern w:val="2"/>
+                <w:sz w:val="18"/>
+                <w:szCs w:val="18"/>
+                <w:shd w:fill="auto" w:val="clear"/>
+                <w:lang w:val="en-US" w:eastAsia="en-US" w:bidi="ar-SA"/>
+              </w:rPr>
+              <w:t>R</w:t>
+            </w:r>
+            <w:r>
+              <w:rPr>
+                <w:rFonts w:eastAsia="Aptos" w:cs="Open Sans" w:ascii="Open Sans" w:hAnsi="Open Sans"/>
+                <w:b/>
+                <w:bCs/>
+                <w:kern w:val="2"/>
+                <w:sz w:val="18"/>
+                <w:szCs w:val="18"/>
+                <w:shd w:fill="auto" w:val="clear"/>
+                <w:lang w:val="en-US" w:eastAsia="en-US" w:bidi="ar-SA"/>
+              </w:rPr>
+              <w:t>GE_RATE}} %</w:t>
             </w:r>
             <w:r>
               <w:rPr>
@@ -2220,6 +2324,7 @@
                 <w:kern w:val="2"/>
                 <w:sz w:val="18"/>
                 <w:szCs w:val="18"/>
+                <w:shd w:fill="auto" w:val="clear"/>
                 <w:lang w:val="en-US" w:eastAsia="en-US" w:bidi="ar-SA"/>
               </w:rPr>
               <w:t>{</w:t>
@@ -2227,28 +2332,21 @@
             <w:r>
               <w:rPr>
                 <w:rFonts w:eastAsia="Aptos" w:cs="Open Sans" w:ascii="Open Sans" w:hAnsi="Open Sans"/>
-                <w:kern w:val="2"/>
-                <w:sz w:val="18"/>
-                <w:szCs w:val="18"/>
-                <w:shd w:fill="FFFF00" w:val="clear"/>
-                <w:lang w:val="en-US" w:eastAsia="en-US" w:bidi="ar-SA"/>
-              </w:rPr>
-              <w:t>{TAX_RATE}}</w:t>
-            </w:r>
-            <w:r>
-              <w:rPr>
-                <w:rFonts w:eastAsia="Aptos" w:cs="Open Sans" w:ascii="Open Sans" w:hAnsi="Open Sans"/>
-                <w:kern w:val="2"/>
-                <w:sz w:val="18"/>
-                <w:szCs w:val="18"/>
-                <w:shd w:fill="FFFF00" w:val="clear"/>
-                <w:lang w:val="en-US" w:eastAsia="en-US" w:bidi="ar-SA"/>
-              </w:rPr>
-              <w:t>%</w:t>
-            </w:r>
-            <w:r>
-              <w:rPr>
-                <w:rFonts w:eastAsia="Aptos" w:cs="Open Sans" w:ascii="Open Sans" w:hAnsi="Open Sans"/>
+                <w:b/>
+                <w:bCs/>
+                <w:kern w:val="2"/>
+                <w:sz w:val="18"/>
+                <w:szCs w:val="18"/>
+                <w:shd w:fill="auto" w:val="clear"/>
+                <w:lang w:val="en-US" w:eastAsia="en-US" w:bidi="ar-SA"/>
+              </w:rPr>
+              <w:t>{TAX_RATE}}%</w:t>
+            </w:r>
+            <w:r>
+              <w:rPr>
+                <w:rFonts w:eastAsia="Aptos" w:cs="Open Sans" w:ascii="Open Sans" w:hAnsi="Open Sans"/>
+                <w:b/>
+                <w:bCs/>
                 <w:kern w:val="2"/>
                 <w:sz w:val="18"/>
                 <w:szCs w:val="18"/>
@@ -2259,10 +2357,12 @@
             <w:r>
               <w:rPr>
                 <w:rFonts w:eastAsia="Aptos" w:cs="Open Sans" w:ascii="Open Sans" w:hAnsi="Open Sans"/>
-                <w:kern w:val="2"/>
-                <w:sz w:val="18"/>
-                <w:szCs w:val="18"/>
-                <w:highlight w:val="yellow"/>
+                <w:b/>
+                <w:bCs/>
+                <w:kern w:val="2"/>
+                <w:sz w:val="18"/>
+                <w:szCs w:val="18"/>
+                <w:shd w:fill="auto" w:val="clear"/>
                 <w:lang w:val="en-US" w:eastAsia="en-US" w:bidi="ar-SA"/>
               </w:rPr>
               <w:t>{{TAX_NAME}}</w:t>
@@ -2282,33 +2382,34 @@
             <w:pPr>
               <w:pStyle w:val="Normal"/>
               <w:widowControl/>
-              <w:spacing w:lineRule="auto" w:line="240" w:before="0" w:after="0"/>
-              <w:jc w:val="left"/>
-              <w:rPr>
-                <w:rFonts w:ascii="Open Sans" w:hAnsi="Open Sans" w:cs="Open Sans"/>
-                <w:b/>
-                <w:bCs/>
-                <w:sz w:val="18"/>
-                <w:szCs w:val="18"/>
-                <w:lang w:val="en-US"/>
-              </w:rPr>
-            </w:pPr>
-            <w:r>
-              <w:rPr>
-                <w:rFonts w:eastAsia="Aptos" w:cs="Open Sans" w:ascii="Open Sans" w:hAnsi="Open Sans"/>
-                <w:b/>
-                <w:bCs/>
-                <w:kern w:val="2"/>
-                <w:sz w:val="18"/>
-                <w:szCs w:val="18"/>
-                <w:lang w:val="en-US" w:eastAsia="en-US" w:bidi="ar-SA"/>
-              </w:rPr>
-            </w:r>
-          </w:p>
-          <w:p>
-            <w:pPr>
-              <w:pStyle w:val="Normal"/>
-              <w:widowControl/>
+              <w:suppressAutoHyphens w:val="true"/>
+              <w:spacing w:lineRule="auto" w:line="240" w:before="0" w:after="0"/>
+              <w:jc w:val="left"/>
+              <w:rPr>
+                <w:rFonts w:ascii="Open Sans" w:hAnsi="Open Sans" w:cs="Open Sans"/>
+                <w:b/>
+                <w:bCs/>
+                <w:sz w:val="18"/>
+                <w:szCs w:val="18"/>
+                <w:lang w:val="en-US"/>
+              </w:rPr>
+            </w:pPr>
+            <w:r>
+              <w:rPr>
+                <w:rFonts w:cs="Open Sans" w:ascii="Open Sans" w:hAnsi="Open Sans"/>
+                <w:b/>
+                <w:bCs/>
+                <w:sz w:val="18"/>
+                <w:szCs w:val="18"/>
+                <w:lang w:val="en-US"/>
+              </w:rPr>
+            </w:r>
+          </w:p>
+          <w:p>
+            <w:pPr>
+              <w:pStyle w:val="Normal"/>
+              <w:widowControl/>
+              <w:suppressAutoHyphens w:val="true"/>
               <w:spacing w:lineRule="auto" w:line="240" w:before="0" w:after="0"/>
               <w:jc w:val="left"/>
               <w:rPr>
@@ -2337,6 +2438,7 @@
             <w:pPr>
               <w:pStyle w:val="Normal"/>
               <w:widowControl/>
+              <w:suppressAutoHyphens w:val="true"/>
               <w:spacing w:lineRule="auto" w:line="240" w:before="0" w:after="0"/>
               <w:jc w:val="both"/>
               <w:rPr>
@@ -2361,33 +2463,34 @@
             <w:pPr>
               <w:pStyle w:val="Normal"/>
               <w:widowControl/>
-              <w:spacing w:lineRule="auto" w:line="240" w:before="0" w:after="0"/>
-              <w:jc w:val="left"/>
-              <w:rPr>
-                <w:rFonts w:ascii="Open Sans" w:hAnsi="Open Sans" w:cs="Open Sans"/>
-                <w:b/>
-                <w:bCs/>
-                <w:sz w:val="18"/>
-                <w:szCs w:val="18"/>
-                <w:lang w:val="en-US"/>
-              </w:rPr>
-            </w:pPr>
-            <w:r>
-              <w:rPr>
-                <w:rFonts w:eastAsia="Aptos" w:cs="Open Sans" w:ascii="Open Sans" w:hAnsi="Open Sans"/>
-                <w:b/>
-                <w:bCs/>
-                <w:kern w:val="2"/>
-                <w:sz w:val="18"/>
-                <w:szCs w:val="18"/>
-                <w:lang w:val="en-US" w:eastAsia="en-US" w:bidi="ar-SA"/>
-              </w:rPr>
-            </w:r>
-          </w:p>
-          <w:p>
-            <w:pPr>
-              <w:pStyle w:val="Normal"/>
-              <w:widowControl/>
+              <w:suppressAutoHyphens w:val="true"/>
+              <w:spacing w:lineRule="auto" w:line="240" w:before="0" w:after="0"/>
+              <w:jc w:val="left"/>
+              <w:rPr>
+                <w:rFonts w:ascii="Open Sans" w:hAnsi="Open Sans" w:cs="Open Sans"/>
+                <w:b/>
+                <w:bCs/>
+                <w:sz w:val="18"/>
+                <w:szCs w:val="18"/>
+                <w:lang w:val="en-US"/>
+              </w:rPr>
+            </w:pPr>
+            <w:r>
+              <w:rPr>
+                <w:rFonts w:cs="Open Sans" w:ascii="Open Sans" w:hAnsi="Open Sans"/>
+                <w:b/>
+                <w:bCs/>
+                <w:sz w:val="18"/>
+                <w:szCs w:val="18"/>
+                <w:lang w:val="en-US"/>
+              </w:rPr>
+            </w:r>
+          </w:p>
+          <w:p>
+            <w:pPr>
+              <w:pStyle w:val="Normal"/>
+              <w:widowControl/>
+              <w:suppressAutoHyphens w:val="true"/>
               <w:spacing w:lineRule="auto" w:line="240" w:before="0" w:after="0"/>
               <w:jc w:val="left"/>
               <w:rPr>
@@ -2416,6 +2519,7 @@
             <w:pPr>
               <w:pStyle w:val="Normal"/>
               <w:widowControl/>
+              <w:suppressAutoHyphens w:val="true"/>
               <w:spacing w:lineRule="auto" w:line="240" w:before="0" w:after="0"/>
               <w:jc w:val="both"/>
               <w:rPr>
@@ -2440,6 +2544,7 @@
             <w:pPr>
               <w:pStyle w:val="Normal"/>
               <w:widowControl/>
+              <w:suppressAutoHyphens w:val="true"/>
               <w:spacing w:lineRule="auto" w:line="240" w:before="0" w:after="0"/>
               <w:jc w:val="both"/>
               <w:rPr>
@@ -2453,20 +2558,20 @@
             </w:pPr>
             <w:r>
               <w:rPr>
-                <w:rFonts w:eastAsia="Aptos" w:cs="Open Sans" w:ascii="Open Sans" w:hAnsi="Open Sans"/>
-                <w:b/>
-                <w:bCs/>
-                <w:kern w:val="2"/>
-                <w:sz w:val="18"/>
-                <w:szCs w:val="18"/>
-                <w:lang w:val="en-US" w:eastAsia="en-US" w:bidi="ar-SA"/>
-              </w:rPr>
-            </w:r>
-          </w:p>
-          <w:p>
-            <w:pPr>
-              <w:pStyle w:val="Normal"/>
-              <w:widowControl/>
+                <w:rFonts w:cs="Open Sans" w:ascii="Open Sans" w:hAnsi="Open Sans"/>
+                <w:b/>
+                <w:bCs/>
+                <w:sz w:val="18"/>
+                <w:szCs w:val="18"/>
+                <w:lang w:val="en-US"/>
+              </w:rPr>
+            </w:r>
+          </w:p>
+          <w:p>
+            <w:pPr>
+              <w:pStyle w:val="Normal"/>
+              <w:widowControl/>
+              <w:suppressAutoHyphens w:val="true"/>
               <w:spacing w:lineRule="auto" w:line="240" w:before="0" w:after="0"/>
               <w:jc w:val="both"/>
               <w:rPr>
@@ -2517,6 +2622,7 @@
             <w:pPr>
               <w:pStyle w:val="Normal"/>
               <w:widowControl/>
+              <w:suppressAutoHyphens w:val="true"/>
               <w:spacing w:lineRule="auto" w:line="240" w:before="0" w:after="0"/>
               <w:jc w:val="both"/>
               <w:rPr>
@@ -2553,6 +2659,7 @@
             <w:pPr>
               <w:pStyle w:val="Normal"/>
               <w:widowControl/>
+              <w:suppressAutoHyphens w:val="true"/>
               <w:spacing w:lineRule="auto" w:line="240" w:before="0" w:after="0"/>
               <w:jc w:val="both"/>
               <w:rPr>
@@ -2564,18 +2671,18 @@
             </w:pPr>
             <w:r>
               <w:rPr>
-                <w:rFonts w:eastAsia="Aptos" w:cs="Open Sans" w:ascii="Open Sans" w:hAnsi="Open Sans"/>
-                <w:kern w:val="2"/>
-                <w:sz w:val="18"/>
-                <w:szCs w:val="18"/>
-                <w:lang w:val="en-US" w:eastAsia="en-US" w:bidi="ar-SA"/>
-              </w:rPr>
-            </w:r>
-          </w:p>
-          <w:p>
-            <w:pPr>
-              <w:pStyle w:val="Normal"/>
-              <w:widowControl/>
+                <w:rFonts w:cs="Open Sans" w:ascii="Open Sans" w:hAnsi="Open Sans"/>
+                <w:sz w:val="18"/>
+                <w:szCs w:val="18"/>
+                <w:lang w:val="en-US"/>
+              </w:rPr>
+            </w:r>
+          </w:p>
+          <w:p>
+            <w:pPr>
+              <w:pStyle w:val="Normal"/>
+              <w:widowControl/>
+              <w:suppressAutoHyphens w:val="true"/>
               <w:spacing w:lineRule="auto" w:line="240" w:before="0" w:after="0"/>
               <w:jc w:val="both"/>
               <w:rPr>
@@ -2587,18 +2694,18 @@
             </w:pPr>
             <w:r>
               <w:rPr>
-                <w:rFonts w:eastAsia="Aptos" w:cs="Open Sans" w:ascii="Open Sans" w:hAnsi="Open Sans"/>
-                <w:kern w:val="2"/>
-                <w:sz w:val="18"/>
-                <w:szCs w:val="18"/>
-                <w:lang w:val="en-US" w:eastAsia="en-US" w:bidi="ar-SA"/>
-              </w:rPr>
-            </w:r>
-          </w:p>
-          <w:p>
-            <w:pPr>
-              <w:pStyle w:val="Normal"/>
-              <w:widowControl/>
+                <w:rFonts w:cs="Open Sans" w:ascii="Open Sans" w:hAnsi="Open Sans"/>
+                <w:sz w:val="18"/>
+                <w:szCs w:val="18"/>
+                <w:lang w:val="en-US"/>
+              </w:rPr>
+            </w:r>
+          </w:p>
+          <w:p>
+            <w:pPr>
+              <w:pStyle w:val="Normal"/>
+              <w:widowControl/>
+              <w:suppressAutoHyphens w:val="true"/>
               <w:spacing w:lineRule="auto" w:line="240" w:before="0" w:after="0"/>
               <w:jc w:val="both"/>
               <w:rPr>
@@ -2610,18 +2717,18 @@
             </w:pPr>
             <w:r>
               <w:rPr>
-                <w:rFonts w:eastAsia="Aptos" w:cs="Open Sans" w:ascii="Open Sans" w:hAnsi="Open Sans"/>
-                <w:kern w:val="2"/>
-                <w:sz w:val="18"/>
-                <w:szCs w:val="18"/>
-                <w:lang w:val="en-US" w:eastAsia="en-US" w:bidi="ar-SA"/>
-              </w:rPr>
-            </w:r>
-          </w:p>
-          <w:p>
-            <w:pPr>
-              <w:pStyle w:val="Normal"/>
-              <w:widowControl/>
+                <w:rFonts w:cs="Open Sans" w:ascii="Open Sans" w:hAnsi="Open Sans"/>
+                <w:sz w:val="18"/>
+                <w:szCs w:val="18"/>
+                <w:lang w:val="en-US"/>
+              </w:rPr>
+            </w:r>
+          </w:p>
+          <w:p>
+            <w:pPr>
+              <w:pStyle w:val="Normal"/>
+              <w:widowControl/>
+              <w:suppressAutoHyphens w:val="true"/>
               <w:spacing w:lineRule="auto" w:line="240" w:before="0" w:after="0"/>
               <w:jc w:val="both"/>
               <w:rPr>
@@ -2633,311 +2740,311 @@
             </w:pPr>
             <w:r>
               <w:rPr>
-                <w:rFonts w:eastAsia="Aptos" w:cs="Open Sans" w:ascii="Open Sans" w:hAnsi="Open Sans"/>
-                <w:kern w:val="2"/>
-                <w:sz w:val="18"/>
-                <w:szCs w:val="18"/>
-                <w:lang w:val="en-US" w:eastAsia="en-US" w:bidi="ar-SA"/>
-              </w:rPr>
-            </w:r>
-          </w:p>
-          <w:p>
-            <w:pPr>
-              <w:pStyle w:val="Normal"/>
-              <w:widowControl/>
-              <w:spacing w:lineRule="auto" w:line="240" w:before="0" w:after="0"/>
-              <w:jc w:val="left"/>
-              <w:rPr>
-                <w:rFonts w:ascii="Open Sans" w:hAnsi="Open Sans" w:cs="Open Sans"/>
-                <w:sz w:val="18"/>
-                <w:szCs w:val="18"/>
-                <w:lang w:val="en-US"/>
-              </w:rPr>
-            </w:pPr>
-            <w:r>
-              <w:rPr>
-                <w:rFonts w:eastAsia="Aptos" w:cs="Open Sans" w:ascii="Open Sans" w:hAnsi="Open Sans"/>
-                <w:kern w:val="2"/>
-                <w:sz w:val="18"/>
-                <w:szCs w:val="18"/>
-                <w:lang w:val="en-US" w:eastAsia="en-US" w:bidi="ar-SA"/>
-              </w:rPr>
-            </w:r>
-          </w:p>
-          <w:p>
-            <w:pPr>
-              <w:pStyle w:val="Normal"/>
-              <w:widowControl/>
-              <w:spacing w:lineRule="auto" w:line="240" w:before="0" w:after="0"/>
-              <w:jc w:val="left"/>
-              <w:rPr>
-                <w:rFonts w:ascii="Open Sans" w:hAnsi="Open Sans" w:cs="Open Sans"/>
-                <w:b/>
-                <w:bCs/>
-                <w:sz w:val="18"/>
-                <w:szCs w:val="18"/>
-                <w:lang w:val="en-US"/>
-              </w:rPr>
-            </w:pPr>
-            <w:r>
-              <w:rPr>
-                <w:rFonts w:eastAsia="Aptos" w:cs="Open Sans" w:ascii="Open Sans" w:hAnsi="Open Sans"/>
-                <w:b/>
-                <w:bCs/>
-                <w:kern w:val="2"/>
-                <w:sz w:val="18"/>
-                <w:szCs w:val="18"/>
-                <w:lang w:val="en-US" w:eastAsia="en-US" w:bidi="ar-SA"/>
-              </w:rPr>
-            </w:r>
-          </w:p>
-          <w:p>
-            <w:pPr>
-              <w:pStyle w:val="Normal"/>
-              <w:widowControl/>
-              <w:spacing w:lineRule="auto" w:line="240" w:before="0" w:after="0"/>
-              <w:jc w:val="left"/>
-              <w:rPr>
-                <w:rFonts w:ascii="Open Sans" w:hAnsi="Open Sans" w:cs="Open Sans"/>
-                <w:b/>
-                <w:bCs/>
-                <w:sz w:val="18"/>
-                <w:szCs w:val="18"/>
-                <w:lang w:val="en-US"/>
-              </w:rPr>
-            </w:pPr>
-            <w:r>
-              <w:rPr>
-                <w:rFonts w:eastAsia="Aptos" w:cs="Open Sans" w:ascii="Open Sans" w:hAnsi="Open Sans"/>
-                <w:b/>
-                <w:bCs/>
-                <w:kern w:val="2"/>
-                <w:sz w:val="18"/>
-                <w:szCs w:val="18"/>
-                <w:lang w:val="en-US" w:eastAsia="en-US" w:bidi="ar-SA"/>
-              </w:rPr>
-            </w:r>
-          </w:p>
-          <w:p>
-            <w:pPr>
-              <w:pStyle w:val="Normal"/>
-              <w:widowControl/>
-              <w:spacing w:lineRule="auto" w:line="240" w:before="0" w:after="0"/>
-              <w:jc w:val="left"/>
-              <w:rPr>
-                <w:rFonts w:ascii="Open Sans" w:hAnsi="Open Sans" w:cs="Open Sans"/>
-                <w:b/>
-                <w:bCs/>
-                <w:sz w:val="18"/>
-                <w:szCs w:val="18"/>
-                <w:lang w:val="en-US"/>
-              </w:rPr>
-            </w:pPr>
-            <w:r>
-              <w:rPr>
-                <w:rFonts w:eastAsia="Aptos" w:cs="Open Sans" w:ascii="Open Sans" w:hAnsi="Open Sans"/>
-                <w:b/>
-                <w:bCs/>
-                <w:kern w:val="2"/>
-                <w:sz w:val="18"/>
-                <w:szCs w:val="18"/>
-                <w:lang w:val="en-US" w:eastAsia="en-US" w:bidi="ar-SA"/>
-              </w:rPr>
-            </w:r>
-          </w:p>
-          <w:p>
-            <w:pPr>
-              <w:pStyle w:val="Normal"/>
-              <w:widowControl/>
-              <w:spacing w:lineRule="auto" w:line="240" w:before="0" w:after="0"/>
-              <w:jc w:val="left"/>
-              <w:rPr>
-                <w:rFonts w:ascii="Open Sans" w:hAnsi="Open Sans" w:cs="Open Sans"/>
-                <w:b/>
-                <w:bCs/>
-                <w:sz w:val="18"/>
-                <w:szCs w:val="18"/>
-                <w:lang w:val="en-US"/>
-              </w:rPr>
-            </w:pPr>
-            <w:r>
-              <w:rPr>
-                <w:rFonts w:eastAsia="Aptos" w:cs="Open Sans" w:ascii="Open Sans" w:hAnsi="Open Sans"/>
-                <w:b/>
-                <w:bCs/>
-                <w:kern w:val="2"/>
-                <w:sz w:val="18"/>
-                <w:szCs w:val="18"/>
-                <w:lang w:val="en-US" w:eastAsia="en-US" w:bidi="ar-SA"/>
-              </w:rPr>
-            </w:r>
-          </w:p>
-          <w:p>
-            <w:pPr>
-              <w:pStyle w:val="Normal"/>
-              <w:widowControl/>
-              <w:spacing w:lineRule="auto" w:line="240" w:before="0" w:after="0"/>
-              <w:jc w:val="left"/>
-              <w:rPr>
-                <w:rFonts w:ascii="Open Sans" w:hAnsi="Open Sans" w:cs="Open Sans"/>
-                <w:b/>
-                <w:bCs/>
-                <w:sz w:val="18"/>
-                <w:szCs w:val="18"/>
-                <w:lang w:val="en-US"/>
-              </w:rPr>
-            </w:pPr>
-            <w:r>
-              <w:rPr>
-                <w:rFonts w:eastAsia="Aptos" w:cs="Open Sans" w:ascii="Open Sans" w:hAnsi="Open Sans"/>
-                <w:b/>
-                <w:bCs/>
-                <w:kern w:val="2"/>
-                <w:sz w:val="18"/>
-                <w:szCs w:val="18"/>
-                <w:lang w:val="en-US" w:eastAsia="en-US" w:bidi="ar-SA"/>
-              </w:rPr>
-            </w:r>
-          </w:p>
-          <w:p>
-            <w:pPr>
-              <w:pStyle w:val="Normal"/>
-              <w:widowControl/>
-              <w:spacing w:lineRule="auto" w:line="240" w:before="0" w:after="0"/>
-              <w:jc w:val="left"/>
-              <w:rPr>
-                <w:rFonts w:ascii="Open Sans" w:hAnsi="Open Sans" w:cs="Open Sans"/>
-                <w:b/>
-                <w:bCs/>
-                <w:sz w:val="18"/>
-                <w:szCs w:val="18"/>
-                <w:lang w:val="en-US"/>
-              </w:rPr>
-            </w:pPr>
-            <w:r>
-              <w:rPr>
-                <w:rFonts w:eastAsia="Aptos" w:cs="Open Sans" w:ascii="Open Sans" w:hAnsi="Open Sans"/>
-                <w:b/>
-                <w:bCs/>
-                <w:kern w:val="2"/>
-                <w:sz w:val="18"/>
-                <w:szCs w:val="18"/>
-                <w:lang w:val="en-US" w:eastAsia="en-US" w:bidi="ar-SA"/>
-              </w:rPr>
-            </w:r>
-          </w:p>
-          <w:p>
-            <w:pPr>
-              <w:pStyle w:val="Normal"/>
-              <w:widowControl/>
-              <w:spacing w:lineRule="auto" w:line="240" w:before="0" w:after="0"/>
-              <w:jc w:val="left"/>
-              <w:rPr>
-                <w:rFonts w:ascii="Open Sans" w:hAnsi="Open Sans" w:cs="Open Sans"/>
-                <w:b/>
-                <w:bCs/>
-                <w:sz w:val="18"/>
-                <w:szCs w:val="18"/>
-                <w:lang w:val="en-US"/>
-              </w:rPr>
-            </w:pPr>
-            <w:r>
-              <w:rPr>
-                <w:rFonts w:eastAsia="Aptos" w:cs="Open Sans" w:ascii="Open Sans" w:hAnsi="Open Sans"/>
-                <w:b/>
-                <w:bCs/>
-                <w:kern w:val="2"/>
-                <w:sz w:val="18"/>
-                <w:szCs w:val="18"/>
-                <w:lang w:val="en-US" w:eastAsia="en-US" w:bidi="ar-SA"/>
-              </w:rPr>
-            </w:r>
-          </w:p>
-          <w:p>
-            <w:pPr>
-              <w:pStyle w:val="Normal"/>
-              <w:widowControl/>
-              <w:spacing w:lineRule="auto" w:line="240" w:before="0" w:after="0"/>
-              <w:jc w:val="left"/>
-              <w:rPr>
-                <w:rFonts w:ascii="Open Sans" w:hAnsi="Open Sans" w:cs="Open Sans"/>
-                <w:b/>
-                <w:bCs/>
-                <w:sz w:val="18"/>
-                <w:szCs w:val="18"/>
-                <w:lang w:val="en-US"/>
-              </w:rPr>
-            </w:pPr>
-            <w:r>
-              <w:rPr>
-                <w:rFonts w:eastAsia="Aptos" w:cs="Open Sans" w:ascii="Open Sans" w:hAnsi="Open Sans"/>
-                <w:b/>
-                <w:bCs/>
-                <w:kern w:val="2"/>
-                <w:sz w:val="18"/>
-                <w:szCs w:val="18"/>
-                <w:lang w:val="en-US" w:eastAsia="en-US" w:bidi="ar-SA"/>
-              </w:rPr>
-            </w:r>
-          </w:p>
-          <w:p>
-            <w:pPr>
-              <w:pStyle w:val="Normal"/>
-              <w:widowControl/>
-              <w:spacing w:lineRule="auto" w:line="240" w:before="0" w:after="0"/>
-              <w:jc w:val="left"/>
-              <w:rPr>
-                <w:rFonts w:ascii="Open Sans" w:hAnsi="Open Sans" w:cs="Open Sans"/>
-                <w:b/>
-                <w:bCs/>
-                <w:sz w:val="18"/>
-                <w:szCs w:val="18"/>
-                <w:lang w:val="en-US"/>
-              </w:rPr>
-            </w:pPr>
-            <w:r>
-              <w:rPr>
-                <w:rFonts w:eastAsia="Aptos" w:cs="Open Sans" w:ascii="Open Sans" w:hAnsi="Open Sans"/>
-                <w:b/>
-                <w:bCs/>
-                <w:kern w:val="2"/>
-                <w:sz w:val="18"/>
-                <w:szCs w:val="18"/>
-                <w:lang w:val="en-US" w:eastAsia="en-US" w:bidi="ar-SA"/>
-              </w:rPr>
-            </w:r>
-          </w:p>
-          <w:p>
-            <w:pPr>
-              <w:pStyle w:val="Normal"/>
-              <w:widowControl/>
-              <w:spacing w:lineRule="auto" w:line="240" w:before="0" w:after="0"/>
-              <w:jc w:val="left"/>
-              <w:rPr>
-                <w:rFonts w:ascii="Open Sans" w:hAnsi="Open Sans" w:cs="Open Sans"/>
-                <w:b/>
-                <w:bCs/>
-                <w:sz w:val="18"/>
-                <w:szCs w:val="18"/>
-                <w:lang w:val="en-US"/>
-              </w:rPr>
-            </w:pPr>
-            <w:r>
-              <w:rPr>
-                <w:rFonts w:eastAsia="Aptos" w:cs="Open Sans" w:ascii="Open Sans" w:hAnsi="Open Sans"/>
-                <w:b/>
-                <w:bCs/>
-                <w:kern w:val="2"/>
-                <w:sz w:val="18"/>
-                <w:szCs w:val="18"/>
-                <w:lang w:val="en-US" w:eastAsia="en-US" w:bidi="ar-SA"/>
-              </w:rPr>
-            </w:r>
-          </w:p>
-          <w:p>
-            <w:pPr>
-              <w:pStyle w:val="Normal"/>
-              <w:widowControl/>
+                <w:rFonts w:cs="Open Sans" w:ascii="Open Sans" w:hAnsi="Open Sans"/>
+                <w:sz w:val="18"/>
+                <w:szCs w:val="18"/>
+                <w:lang w:val="en-US"/>
+              </w:rPr>
+            </w:r>
+          </w:p>
+          <w:p>
+            <w:pPr>
+              <w:pStyle w:val="Normal"/>
+              <w:widowControl/>
+              <w:suppressAutoHyphens w:val="true"/>
+              <w:spacing w:lineRule="auto" w:line="240" w:before="0" w:after="0"/>
+              <w:jc w:val="left"/>
+              <w:rPr>
+                <w:rFonts w:ascii="Open Sans" w:hAnsi="Open Sans" w:cs="Open Sans"/>
+                <w:sz w:val="18"/>
+                <w:szCs w:val="18"/>
+                <w:lang w:val="en-US"/>
+              </w:rPr>
+            </w:pPr>
+            <w:r>
+              <w:rPr>
+                <w:rFonts w:cs="Open Sans" w:ascii="Open Sans" w:hAnsi="Open Sans"/>
+                <w:sz w:val="18"/>
+                <w:szCs w:val="18"/>
+                <w:lang w:val="en-US"/>
+              </w:rPr>
+            </w:r>
+          </w:p>
+          <w:p>
+            <w:pPr>
+              <w:pStyle w:val="Normal"/>
+              <w:widowControl/>
+              <w:suppressAutoHyphens w:val="true"/>
+              <w:spacing w:lineRule="auto" w:line="240" w:before="0" w:after="0"/>
+              <w:jc w:val="left"/>
+              <w:rPr>
+                <w:rFonts w:ascii="Open Sans" w:hAnsi="Open Sans" w:cs="Open Sans"/>
+                <w:b/>
+                <w:bCs/>
+                <w:sz w:val="18"/>
+                <w:szCs w:val="18"/>
+                <w:lang w:val="en-US"/>
+              </w:rPr>
+            </w:pPr>
+            <w:r>
+              <w:rPr>
+                <w:rFonts w:cs="Open Sans" w:ascii="Open Sans" w:hAnsi="Open Sans"/>
+                <w:b/>
+                <w:bCs/>
+                <w:sz w:val="18"/>
+                <w:szCs w:val="18"/>
+                <w:lang w:val="en-US"/>
+              </w:rPr>
+            </w:r>
+          </w:p>
+          <w:p>
+            <w:pPr>
+              <w:pStyle w:val="Normal"/>
+              <w:widowControl/>
+              <w:suppressAutoHyphens w:val="true"/>
+              <w:spacing w:lineRule="auto" w:line="240" w:before="0" w:after="0"/>
+              <w:jc w:val="left"/>
+              <w:rPr>
+                <w:rFonts w:ascii="Open Sans" w:hAnsi="Open Sans" w:cs="Open Sans"/>
+                <w:b/>
+                <w:bCs/>
+                <w:sz w:val="18"/>
+                <w:szCs w:val="18"/>
+                <w:lang w:val="en-US"/>
+              </w:rPr>
+            </w:pPr>
+            <w:r>
+              <w:rPr>
+                <w:rFonts w:cs="Open Sans" w:ascii="Open Sans" w:hAnsi="Open Sans"/>
+                <w:b/>
+                <w:bCs/>
+                <w:sz w:val="18"/>
+                <w:szCs w:val="18"/>
+                <w:lang w:val="en-US"/>
+              </w:rPr>
+            </w:r>
+          </w:p>
+          <w:p>
+            <w:pPr>
+              <w:pStyle w:val="Normal"/>
+              <w:widowControl/>
+              <w:suppressAutoHyphens w:val="true"/>
+              <w:spacing w:lineRule="auto" w:line="240" w:before="0" w:after="0"/>
+              <w:jc w:val="left"/>
+              <w:rPr>
+                <w:rFonts w:ascii="Open Sans" w:hAnsi="Open Sans" w:cs="Open Sans"/>
+                <w:b/>
+                <w:bCs/>
+                <w:sz w:val="18"/>
+                <w:szCs w:val="18"/>
+                <w:lang w:val="en-US"/>
+              </w:rPr>
+            </w:pPr>
+            <w:r>
+              <w:rPr>
+                <w:rFonts w:cs="Open Sans" w:ascii="Open Sans" w:hAnsi="Open Sans"/>
+                <w:b/>
+                <w:bCs/>
+                <w:sz w:val="18"/>
+                <w:szCs w:val="18"/>
+                <w:lang w:val="en-US"/>
+              </w:rPr>
+            </w:r>
+          </w:p>
+          <w:p>
+            <w:pPr>
+              <w:pStyle w:val="Normal"/>
+              <w:widowControl/>
+              <w:suppressAutoHyphens w:val="true"/>
+              <w:spacing w:lineRule="auto" w:line="240" w:before="0" w:after="0"/>
+              <w:jc w:val="left"/>
+              <w:rPr>
+                <w:rFonts w:ascii="Open Sans" w:hAnsi="Open Sans" w:cs="Open Sans"/>
+                <w:b/>
+                <w:bCs/>
+                <w:sz w:val="18"/>
+                <w:szCs w:val="18"/>
+                <w:lang w:val="en-US"/>
+              </w:rPr>
+            </w:pPr>
+            <w:r>
+              <w:rPr>
+                <w:rFonts w:cs="Open Sans" w:ascii="Open Sans" w:hAnsi="Open Sans"/>
+                <w:b/>
+                <w:bCs/>
+                <w:sz w:val="18"/>
+                <w:szCs w:val="18"/>
+                <w:lang w:val="en-US"/>
+              </w:rPr>
+            </w:r>
+          </w:p>
+          <w:p>
+            <w:pPr>
+              <w:pStyle w:val="Normal"/>
+              <w:widowControl/>
+              <w:suppressAutoHyphens w:val="true"/>
+              <w:spacing w:lineRule="auto" w:line="240" w:before="0" w:after="0"/>
+              <w:jc w:val="left"/>
+              <w:rPr>
+                <w:rFonts w:ascii="Open Sans" w:hAnsi="Open Sans" w:cs="Open Sans"/>
+                <w:b/>
+                <w:bCs/>
+                <w:sz w:val="18"/>
+                <w:szCs w:val="18"/>
+                <w:lang w:val="en-US"/>
+              </w:rPr>
+            </w:pPr>
+            <w:r>
+              <w:rPr>
+                <w:rFonts w:cs="Open Sans" w:ascii="Open Sans" w:hAnsi="Open Sans"/>
+                <w:b/>
+                <w:bCs/>
+                <w:sz w:val="18"/>
+                <w:szCs w:val="18"/>
+                <w:lang w:val="en-US"/>
+              </w:rPr>
+            </w:r>
+          </w:p>
+          <w:p>
+            <w:pPr>
+              <w:pStyle w:val="Normal"/>
+              <w:widowControl/>
+              <w:suppressAutoHyphens w:val="true"/>
+              <w:spacing w:lineRule="auto" w:line="240" w:before="0" w:after="0"/>
+              <w:jc w:val="left"/>
+              <w:rPr>
+                <w:rFonts w:ascii="Open Sans" w:hAnsi="Open Sans" w:cs="Open Sans"/>
+                <w:b/>
+                <w:bCs/>
+                <w:sz w:val="18"/>
+                <w:szCs w:val="18"/>
+                <w:lang w:val="en-US"/>
+              </w:rPr>
+            </w:pPr>
+            <w:r>
+              <w:rPr>
+                <w:rFonts w:cs="Open Sans" w:ascii="Open Sans" w:hAnsi="Open Sans"/>
+                <w:b/>
+                <w:bCs/>
+                <w:sz w:val="18"/>
+                <w:szCs w:val="18"/>
+                <w:lang w:val="en-US"/>
+              </w:rPr>
+            </w:r>
+          </w:p>
+          <w:p>
+            <w:pPr>
+              <w:pStyle w:val="Normal"/>
+              <w:widowControl/>
+              <w:suppressAutoHyphens w:val="true"/>
+              <w:spacing w:lineRule="auto" w:line="240" w:before="0" w:after="0"/>
+              <w:jc w:val="left"/>
+              <w:rPr>
+                <w:rFonts w:ascii="Open Sans" w:hAnsi="Open Sans" w:cs="Open Sans"/>
+                <w:b/>
+                <w:bCs/>
+                <w:sz w:val="18"/>
+                <w:szCs w:val="18"/>
+                <w:lang w:val="en-US"/>
+              </w:rPr>
+            </w:pPr>
+            <w:r>
+              <w:rPr>
+                <w:rFonts w:cs="Open Sans" w:ascii="Open Sans" w:hAnsi="Open Sans"/>
+                <w:b/>
+                <w:bCs/>
+                <w:sz w:val="18"/>
+                <w:szCs w:val="18"/>
+                <w:lang w:val="en-US"/>
+              </w:rPr>
+            </w:r>
+          </w:p>
+          <w:p>
+            <w:pPr>
+              <w:pStyle w:val="Normal"/>
+              <w:widowControl/>
+              <w:suppressAutoHyphens w:val="true"/>
+              <w:spacing w:lineRule="auto" w:line="240" w:before="0" w:after="0"/>
+              <w:jc w:val="left"/>
+              <w:rPr>
+                <w:rFonts w:ascii="Open Sans" w:hAnsi="Open Sans" w:cs="Open Sans"/>
+                <w:b/>
+                <w:bCs/>
+                <w:sz w:val="18"/>
+                <w:szCs w:val="18"/>
+                <w:lang w:val="en-US"/>
+              </w:rPr>
+            </w:pPr>
+            <w:r>
+              <w:rPr>
+                <w:rFonts w:cs="Open Sans" w:ascii="Open Sans" w:hAnsi="Open Sans"/>
+                <w:b/>
+                <w:bCs/>
+                <w:sz w:val="18"/>
+                <w:szCs w:val="18"/>
+                <w:lang w:val="en-US"/>
+              </w:rPr>
+            </w:r>
+          </w:p>
+          <w:p>
+            <w:pPr>
+              <w:pStyle w:val="Normal"/>
+              <w:widowControl/>
+              <w:suppressAutoHyphens w:val="true"/>
+              <w:spacing w:lineRule="auto" w:line="240" w:before="0" w:after="0"/>
+              <w:jc w:val="left"/>
+              <w:rPr>
+                <w:rFonts w:ascii="Open Sans" w:hAnsi="Open Sans" w:cs="Open Sans"/>
+                <w:b/>
+                <w:bCs/>
+                <w:sz w:val="18"/>
+                <w:szCs w:val="18"/>
+                <w:lang w:val="en-US"/>
+              </w:rPr>
+            </w:pPr>
+            <w:r>
+              <w:rPr>
+                <w:rFonts w:cs="Open Sans" w:ascii="Open Sans" w:hAnsi="Open Sans"/>
+                <w:b/>
+                <w:bCs/>
+                <w:sz w:val="18"/>
+                <w:szCs w:val="18"/>
+                <w:lang w:val="en-US"/>
+              </w:rPr>
+            </w:r>
+          </w:p>
+          <w:p>
+            <w:pPr>
+              <w:pStyle w:val="Normal"/>
+              <w:widowControl/>
+              <w:suppressAutoHyphens w:val="true"/>
+              <w:spacing w:lineRule="auto" w:line="240" w:before="0" w:after="0"/>
+              <w:jc w:val="left"/>
+              <w:rPr>
+                <w:rFonts w:ascii="Open Sans" w:hAnsi="Open Sans" w:cs="Open Sans"/>
+                <w:b/>
+                <w:bCs/>
+                <w:sz w:val="18"/>
+                <w:szCs w:val="18"/>
+                <w:lang w:val="en-US"/>
+              </w:rPr>
+            </w:pPr>
+            <w:r>
+              <w:rPr>
+                <w:rFonts w:cs="Open Sans" w:ascii="Open Sans" w:hAnsi="Open Sans"/>
+                <w:b/>
+                <w:bCs/>
+                <w:sz w:val="18"/>
+                <w:szCs w:val="18"/>
+                <w:lang w:val="en-US"/>
+              </w:rPr>
+            </w:r>
+          </w:p>
+          <w:p>
+            <w:pPr>
+              <w:pStyle w:val="Normal"/>
+              <w:widowControl/>
+              <w:suppressAutoHyphens w:val="true"/>
               <w:spacing w:lineRule="auto" w:line="240" w:before="0" w:after="0"/>
               <w:jc w:val="left"/>
               <w:rPr>
@@ -2966,29 +3073,30 @@
             <w:pPr>
               <w:pStyle w:val="Normal"/>
               <w:widowControl/>
-              <w:spacing w:lineRule="auto" w:line="240" w:before="0" w:after="0"/>
-              <w:jc w:val="left"/>
-              <w:rPr>
-                <w:rFonts w:ascii="Open Sans" w:hAnsi="Open Sans" w:cs="Open Sans"/>
-                <w:sz w:val="18"/>
-                <w:szCs w:val="18"/>
-                <w:lang w:val="en-US"/>
-              </w:rPr>
-            </w:pPr>
-            <w:r>
-              <w:rPr>
-                <w:rFonts w:eastAsia="Aptos" w:cs="Open Sans" w:ascii="Open Sans" w:hAnsi="Open Sans"/>
-                <w:kern w:val="2"/>
-                <w:sz w:val="18"/>
-                <w:szCs w:val="18"/>
-                <w:lang w:val="en-US" w:eastAsia="en-US" w:bidi="ar-SA"/>
-              </w:rPr>
-            </w:r>
-          </w:p>
-          <w:p>
-            <w:pPr>
-              <w:pStyle w:val="Normal"/>
-              <w:widowControl/>
+              <w:suppressAutoHyphens w:val="true"/>
+              <w:spacing w:lineRule="auto" w:line="240" w:before="0" w:after="0"/>
+              <w:jc w:val="left"/>
+              <w:rPr>
+                <w:rFonts w:ascii="Open Sans" w:hAnsi="Open Sans" w:cs="Open Sans"/>
+                <w:sz w:val="18"/>
+                <w:szCs w:val="18"/>
+                <w:lang w:val="en-US"/>
+              </w:rPr>
+            </w:pPr>
+            <w:r>
+              <w:rPr>
+                <w:rFonts w:cs="Open Sans" w:ascii="Open Sans" w:hAnsi="Open Sans"/>
+                <w:sz w:val="18"/>
+                <w:szCs w:val="18"/>
+                <w:lang w:val="en-US"/>
+              </w:rPr>
+            </w:r>
+          </w:p>
+          <w:p>
+            <w:pPr>
+              <w:pStyle w:val="Normal"/>
+              <w:widowControl/>
+              <w:suppressAutoHyphens w:val="true"/>
               <w:spacing w:lineRule="auto" w:line="240" w:before="0" w:after="0"/>
               <w:jc w:val="both"/>
               <w:rPr>
@@ -3006,13 +3114,14 @@
                 <w:szCs w:val="18"/>
                 <w:lang w:val="en-US" w:eastAsia="en-US" w:bidi="ar-SA"/>
               </w:rPr>
-              <w:t xml:space="preserve">The fees and pricing quoted in this proposal are estimates based on the client’s guaranteed minimum guest count and guaranteed time duration. If more guests are served or the caterer’s services are needed for additional time not included in the client’s estimated duration, the caterer reserves the right to charge a fair price for the additional food, drink, labor and services required. If fewer guests attend or less time is needed, the caterer will still be paid according to the guaranteed minimum guest count and time duration. </w:t>
-            </w:r>
-          </w:p>
-          <w:p>
-            <w:pPr>
-              <w:pStyle w:val="Normal"/>
-              <w:widowControl/>
+              <w:t>The fees and pricing quoted in this proposal are estimates based on the client’s guaranteed minimum guest count and guaranteed time duration. If more guests are served or the caterer’s services are needed for additional time not included in the client’s estimated duration, the caterer reserves the right to charge a fair price for the additional food, drink, labor and services required. If fewer guests attend or less time is needed, the caterer will still be paid according to the guaranteed minimum guest count and time duration.</w:t>
+            </w:r>
+          </w:p>
+          <w:p>
+            <w:pPr>
+              <w:pStyle w:val="Normal"/>
+              <w:widowControl/>
+              <w:suppressAutoHyphens w:val="true"/>
               <w:spacing w:lineRule="auto" w:line="240" w:before="0" w:after="0"/>
               <w:jc w:val="both"/>
               <w:rPr>
@@ -3024,18 +3133,18 @@
             </w:pPr>
             <w:r>
               <w:rPr>
-                <w:rFonts w:eastAsia="Aptos" w:cs="Open Sans" w:ascii="Open Sans" w:hAnsi="Open Sans"/>
-                <w:kern w:val="2"/>
-                <w:sz w:val="18"/>
-                <w:szCs w:val="18"/>
-                <w:lang w:val="en-US" w:eastAsia="en-US" w:bidi="ar-SA"/>
-              </w:rPr>
-            </w:r>
-          </w:p>
-          <w:p>
-            <w:pPr>
-              <w:pStyle w:val="Normal"/>
-              <w:widowControl/>
+                <w:rFonts w:cs="Open Sans" w:ascii="Open Sans" w:hAnsi="Open Sans"/>
+                <w:sz w:val="18"/>
+                <w:szCs w:val="18"/>
+                <w:lang w:val="en-US"/>
+              </w:rPr>
+            </w:r>
+          </w:p>
+          <w:p>
+            <w:pPr>
+              <w:pStyle w:val="Normal"/>
+              <w:widowControl/>
+              <w:suppressAutoHyphens w:val="true"/>
               <w:spacing w:lineRule="auto" w:line="240" w:before="0" w:after="0"/>
               <w:jc w:val="both"/>
               <w:rPr>
@@ -3057,13 +3166,14 @@
                 <w:szCs w:val="18"/>
                 <w:lang w:val="en-US" w:eastAsia="en-US" w:bidi="ar-SA"/>
               </w:rPr>
-              <w:t xml:space="preserve">Deposit </w:t>
-            </w:r>
-          </w:p>
-          <w:p>
-            <w:pPr>
-              <w:pStyle w:val="Normal"/>
-              <w:widowControl/>
+              <w:t>Deposit</w:t>
+            </w:r>
+          </w:p>
+          <w:p>
+            <w:pPr>
+              <w:pStyle w:val="Normal"/>
+              <w:widowControl/>
+              <w:suppressAutoHyphens w:val="true"/>
               <w:spacing w:lineRule="auto" w:line="240" w:before="0" w:after="0"/>
               <w:jc w:val="both"/>
               <w:rPr>
@@ -3081,13 +3191,14 @@
                 <w:szCs w:val="18"/>
                 <w:lang w:val="en-US" w:eastAsia="en-US" w:bidi="ar-SA"/>
               </w:rPr>
-              <w:t xml:space="preserve">An initial deposit of 50% of the Final total costs is required to contract the caterer for the event. Upon cancellation of the caterer’s services within 31 days of the planned event date, a full refund of the deposit will be supplied. If the caterer’s services are canceled within 25 to 30 days of the event, 50% of the deposit will be refunded. If cancellation notice is given less than 25 days before the event, no refund of the deposit will be supplied. </w:t>
-            </w:r>
-          </w:p>
-          <w:p>
-            <w:pPr>
-              <w:pStyle w:val="Normal"/>
-              <w:widowControl/>
+              <w:t>An initial deposit of 50% of the Final total costs is required to contract the caterer for the event. Upon cancellation of the caterer’s services within 31 days of the planned event date, a full refund of the deposit will be supplied. If the caterer’s services are canceled within 25 to 30 days of the event, 50% of the deposit will be refunded. If cancellation notice is given less than 25 days before the event, no refund of the deposit will be supplied.</w:t>
+            </w:r>
+          </w:p>
+          <w:p>
+            <w:pPr>
+              <w:pStyle w:val="Normal"/>
+              <w:widowControl/>
+              <w:suppressAutoHyphens w:val="true"/>
               <w:spacing w:lineRule="auto" w:line="240" w:before="0" w:after="0"/>
               <w:jc w:val="both"/>
               <w:rPr>
@@ -3099,18 +3210,18 @@
             </w:pPr>
             <w:r>
               <w:rPr>
-                <w:rFonts w:eastAsia="Aptos" w:cs="Open Sans" w:ascii="Open Sans" w:hAnsi="Open Sans"/>
-                <w:kern w:val="2"/>
-                <w:sz w:val="18"/>
-                <w:szCs w:val="18"/>
-                <w:lang w:val="en-US" w:eastAsia="en-US" w:bidi="ar-SA"/>
-              </w:rPr>
-            </w:r>
-          </w:p>
-          <w:p>
-            <w:pPr>
-              <w:pStyle w:val="Normal"/>
-              <w:widowControl/>
+                <w:rFonts w:cs="Open Sans" w:ascii="Open Sans" w:hAnsi="Open Sans"/>
+                <w:sz w:val="18"/>
+                <w:szCs w:val="18"/>
+                <w:lang w:val="en-US"/>
+              </w:rPr>
+            </w:r>
+          </w:p>
+          <w:p>
+            <w:pPr>
+              <w:pStyle w:val="Normal"/>
+              <w:widowControl/>
+              <w:suppressAutoHyphens w:val="true"/>
               <w:spacing w:lineRule="auto" w:line="240" w:before="0" w:after="0"/>
               <w:jc w:val="both"/>
               <w:rPr>
@@ -3132,21 +3243,12 @@
               </w:rPr>
               <w:t>Terms</w:t>
             </w:r>
-            <w:r>
-              <w:rPr>
-                <w:rFonts w:eastAsia="Aptos" w:cs="Open Sans" w:ascii="Open Sans" w:hAnsi="Open Sans"/>
-                <w:kern w:val="2"/>
-                <w:sz w:val="18"/>
-                <w:szCs w:val="18"/>
-                <w:lang w:val="en-US" w:eastAsia="en-US" w:bidi="ar-SA"/>
-              </w:rPr>
-              <w:t xml:space="preserve"> </w:t>
-            </w:r>
-          </w:p>
-          <w:p>
-            <w:pPr>
-              <w:pStyle w:val="Normal"/>
-              <w:widowControl/>
+          </w:p>
+          <w:p>
+            <w:pPr>
+              <w:pStyle w:val="Normal"/>
+              <w:widowControl/>
+              <w:suppressAutoHyphens w:val="true"/>
               <w:spacing w:lineRule="auto" w:line="240" w:before="0" w:after="0"/>
               <w:jc w:val="both"/>
               <w:rPr>
@@ -3175,6 +3277,7 @@
                 <w:ilvl w:val="0"/>
                 <w:numId w:val="2"/>
               </w:numPr>
+              <w:suppressAutoHyphens w:val="true"/>
               <w:spacing w:lineRule="auto" w:line="240" w:before="0" w:after="0"/>
               <w:ind w:hanging="360" w:left="372"/>
               <w:contextualSpacing/>
@@ -3205,6 +3308,7 @@
                 <w:ilvl w:val="0"/>
                 <w:numId w:val="2"/>
               </w:numPr>
+              <w:suppressAutoHyphens w:val="true"/>
               <w:spacing w:lineRule="auto" w:line="240" w:before="0" w:after="0"/>
               <w:ind w:hanging="360" w:left="372"/>
               <w:contextualSpacing/>
@@ -3235,6 +3339,7 @@
                 <w:ilvl w:val="0"/>
                 <w:numId w:val="2"/>
               </w:numPr>
+              <w:suppressAutoHyphens w:val="true"/>
               <w:spacing w:lineRule="auto" w:line="240" w:before="0" w:after="0"/>
               <w:ind w:hanging="360" w:left="372"/>
               <w:contextualSpacing/>
@@ -3265,6 +3370,7 @@
                 <w:ilvl w:val="0"/>
                 <w:numId w:val="2"/>
               </w:numPr>
+              <w:suppressAutoHyphens w:val="true"/>
               <w:spacing w:lineRule="auto" w:line="240" w:before="0" w:after="0"/>
               <w:ind w:hanging="360" w:left="372"/>
               <w:contextualSpacing/>
@@ -3295,6 +3401,7 @@
                 <w:ilvl w:val="0"/>
                 <w:numId w:val="2"/>
               </w:numPr>
+              <w:suppressAutoHyphens w:val="true"/>
               <w:spacing w:lineRule="auto" w:line="240" w:before="0" w:after="0"/>
               <w:ind w:hanging="360" w:left="372"/>
               <w:contextualSpacing/>
@@ -3314,13 +3421,14 @@
                 <w:szCs w:val="18"/>
                 <w:lang w:val="en-US" w:eastAsia="en-US" w:bidi="ar-SA"/>
               </w:rPr>
-              <w:t xml:space="preserve">Foodesign Conceptual Events, will not be liable for a failure to perform this contract due to delays, strikes, storms, accidents, venue accessibility, or other causes beyond its control </w:t>
+              <w:t>Foodesign Conceptual Events, will not be liable for a failure to perform this contract due to delays, strikes, storms, accidents, venue accessibility, or other causes beyond its control</w:t>
             </w:r>
           </w:p>
           <w:p>
             <w:pPr>
               <w:pStyle w:val="ListParagraph"/>
               <w:widowControl/>
+              <w:suppressAutoHyphens w:val="true"/>
               <w:spacing w:lineRule="auto" w:line="240" w:before="0" w:after="0"/>
               <w:ind w:left="372"/>
               <w:contextualSpacing/>
@@ -3334,11 +3442,10 @@
             </w:pPr>
             <w:r>
               <w:rPr>
-                <w:rFonts w:eastAsia="Aptos" w:cs="Open Sans" w:ascii="Open Sans" w:hAnsi="Open Sans"/>
-                <w:kern w:val="2"/>
-                <w:sz w:val="18"/>
-                <w:szCs w:val="18"/>
-                <w:lang w:val="en-US" w:eastAsia="en-US" w:bidi="ar-SA"/>
+                <w:rFonts w:cs="Open Sans" w:ascii="Open Sans" w:hAnsi="Open Sans"/>
+                <w:sz w:val="18"/>
+                <w:szCs w:val="18"/>
+                <w:lang w:val="en-US"/>
               </w:rPr>
             </w:r>
           </w:p>
@@ -3346,6 +3453,7 @@
             <w:pPr>
               <w:pStyle w:val="ListParagraph"/>
               <w:widowControl/>
+              <w:suppressAutoHyphens w:val="true"/>
               <w:spacing w:lineRule="auto" w:line="240" w:before="0" w:after="0"/>
               <w:ind w:left="372"/>
               <w:contextualSpacing/>
@@ -3372,6 +3480,7 @@
             <w:pPr>
               <w:pStyle w:val="ListParagraph"/>
               <w:widowControl/>
+              <w:suppressAutoHyphens w:val="true"/>
               <w:spacing w:lineRule="auto" w:line="240" w:before="0" w:after="0"/>
               <w:ind w:left="372"/>
               <w:contextualSpacing/>
@@ -3385,11 +3494,10 @@
             </w:pPr>
             <w:r>
               <w:rPr>
-                <w:rFonts w:eastAsia="Aptos" w:cs="Open Sans" w:ascii="Open Sans" w:hAnsi="Open Sans"/>
-                <w:kern w:val="2"/>
-                <w:sz w:val="18"/>
-                <w:szCs w:val="18"/>
-                <w:lang w:val="en-US" w:eastAsia="en-US" w:bidi="ar-SA"/>
+                <w:rFonts w:cs="Open Sans" w:ascii="Open Sans" w:hAnsi="Open Sans"/>
+                <w:sz w:val="18"/>
+                <w:szCs w:val="18"/>
+                <w:lang w:val="en-US"/>
               </w:rPr>
             </w:r>
           </w:p>
@@ -3397,6 +3505,7 @@
             <w:pPr>
               <w:pStyle w:val="ListParagraph"/>
               <w:widowControl/>
+              <w:suppressAutoHyphens w:val="true"/>
               <w:spacing w:lineRule="auto" w:line="240" w:before="0" w:after="0"/>
               <w:ind w:left="372"/>
               <w:contextualSpacing/>
@@ -3416,13 +3525,14 @@
                 <w:szCs w:val="18"/>
                 <w:lang w:val="en-US" w:eastAsia="en-US" w:bidi="ar-SA"/>
               </w:rPr>
-              <w:t xml:space="preserve">__________________________________________ </w:t>
+              <w:t>__________________________________________</w:t>
             </w:r>
           </w:p>
           <w:p>
             <w:pPr>
               <w:pStyle w:val="ListParagraph"/>
               <w:widowControl/>
+              <w:suppressAutoHyphens w:val="true"/>
               <w:spacing w:lineRule="auto" w:line="240" w:before="0" w:after="0"/>
               <w:ind w:left="372"/>
               <w:contextualSpacing/>
@@ -3640,7 +3750,7 @@
         <w:szCs w:val="12"/>
         <w:color w:themeColor="text2" w:themeShade="bf" w:val="0A1D30"/>
       </w:rPr>
-      <w:instrText xml:space="preserve"> NUMPAGES \* ARABIC </w:instrText>
+      <w:instrText xml:space="preserve"> NUMPAGES </w:instrText>
     </w:r>
     <w:r>
       <w:rPr>
@@ -3866,7 +3976,7 @@
                     <wp:posOffset>2089785</wp:posOffset>
                   </wp:positionH>
                   <wp:positionV relativeFrom="paragraph">
-                    <wp:posOffset>6985</wp:posOffset>
+                    <wp:posOffset>6350</wp:posOffset>
                   </wp:positionV>
                   <wp:extent cx="3858260" cy="1271905"/>
                   <wp:effectExtent l="0" t="0" r="0" b="5080"/>
@@ -3924,7 +4034,7 @@
                   <v:path o:extrusionok="f" gradientshapeok="t" o:connecttype="rect"/>
                   <o:lock v:ext="edit" aspectratio="t"/>
                 </v:shapetype>
-                <v:shape id="shape_0" ID="Imagen 3" stroked="f" o:allowincell="f" style="position:absolute;margin-left:164.55pt;margin-top:0.55pt;width:303.75pt;height:100.1pt;mso-wrap-style:none;v-text-anchor:middle;rotation:180" wp14:anchorId="66026393" type="_x0000_t75">
+                <v:shape id="shape_0" ID="Imagen 3" stroked="f" o:allowincell="f" style="position:absolute;margin-left:164.55pt;margin-top:0.5pt;width:303.75pt;height:100.1pt;mso-wrap-style:none;v-text-anchor:middle;rotation:180" wp14:anchorId="66026393" type="_x0000_t75">
                   <v:imagedata r:id="rId2" o:detectmouseclick="t"/>
                   <v:stroke color="#3465a4" joinstyle="round" endcap="flat"/>
                   <w10:wrap type="none"/>
@@ -4969,6 +5079,7 @@
     <w:rsid w:val="00771543"/>
     <w:pPr>
       <w:widowControl/>
+      <w:suppressAutoHyphens w:val="true"/>
       <w:bidi w:val="0"/>
       <w:spacing w:lineRule="auto" w:line="278" w:before="0" w:after="160"/>
       <w:jc w:val="left"/>
@@ -5655,6 +5766,7 @@
     <w:rsid w:val="00546840"/>
     <w:pPr>
       <w:widowControl/>
+      <w:suppressAutoHyphens w:val="true"/>
       <w:bidi w:val="0"/>
       <w:spacing w:lineRule="auto" w:line="240" w:before="0" w:after="0"/>
       <w:jc w:val="left"/>

--- a/estimate_template.docx
+++ b/estimate_template.docx
@@ -191,14 +191,14 @@
         <w:tblLook w:val="04a0" w:noVBand="1" w:noHBand="0" w:lastColumn="0" w:firstColumn="1" w:lastRow="0" w:firstRow="1"/>
       </w:tblPr>
       <w:tblGrid>
-        <w:gridCol w:w="3296"/>
-        <w:gridCol w:w="7233"/>
+        <w:gridCol w:w="3295"/>
+        <w:gridCol w:w="7234"/>
       </w:tblGrid>
       <w:tr>
         <w:trPr/>
         <w:tc>
           <w:tcPr>
-            <w:tcW w:w="3296" w:type="dxa"/>
+            <w:tcW w:w="3295" w:type="dxa"/>
             <w:tcBorders>
               <w:top w:val="nil"/>
               <w:left w:val="nil"/>
@@ -645,27 +645,7 @@
                 <w:szCs w:val="18"/>
                 <w:lang w:val="en-US" w:eastAsia="en-US" w:bidi="ar-SA"/>
               </w:rPr>
-              <w:t>{{EVENT_ADDRES</w:t>
-            </w:r>
-            <w:r>
-              <w:rPr>
-                <w:rFonts w:eastAsia="Aptos" w:cs="Open Sans" w:ascii="Open Sans" w:hAnsi="Open Sans"/>
-                <w:kern w:val="2"/>
-                <w:sz w:val="18"/>
-                <w:szCs w:val="18"/>
-                <w:lang w:val="en-US" w:eastAsia="en-US" w:bidi="ar-SA"/>
-              </w:rPr>
-              <w:t>S</w:t>
-            </w:r>
-            <w:r>
-              <w:rPr>
-                <w:rFonts w:eastAsia="Aptos" w:cs="Open Sans" w:ascii="Open Sans" w:hAnsi="Open Sans"/>
-                <w:kern w:val="2"/>
-                <w:sz w:val="18"/>
-                <w:szCs w:val="18"/>
-                <w:lang w:val="en-US" w:eastAsia="en-US" w:bidi="ar-SA"/>
-              </w:rPr>
-              <w:t>}}</w:t>
+              <w:t>{{EVENT_ADDRESS}}</w:t>
             </w:r>
           </w:p>
           <w:p>
@@ -798,7 +778,7 @@
         </w:tc>
         <w:tc>
           <w:tcPr>
-            <w:tcW w:w="7233" w:type="dxa"/>
+            <w:tcW w:w="7234" w:type="dxa"/>
             <w:tcBorders>
               <w:top w:val="nil"/>
               <w:left w:val="nil"/>
@@ -1589,27 +1569,7 @@
                 <w:szCs w:val="18"/>
                 <w:lang w:val="en-US" w:eastAsia="en-US" w:bidi="ar-SA"/>
               </w:rPr>
-              <w:t>{{EVENT_ADDRES</w:t>
-            </w:r>
-            <w:r>
-              <w:rPr>
-                <w:rFonts w:eastAsia="Aptos" w:cs="Open Sans" w:ascii="Open Sans" w:hAnsi="Open Sans"/>
-                <w:kern w:val="2"/>
-                <w:sz w:val="18"/>
-                <w:szCs w:val="18"/>
-                <w:lang w:val="en-US" w:eastAsia="en-US" w:bidi="ar-SA"/>
-              </w:rPr>
-              <w:t>S</w:t>
-            </w:r>
-            <w:r>
-              <w:rPr>
-                <w:rFonts w:eastAsia="Aptos" w:cs="Open Sans" w:ascii="Open Sans" w:hAnsi="Open Sans"/>
-                <w:kern w:val="2"/>
-                <w:sz w:val="18"/>
-                <w:szCs w:val="18"/>
-                <w:lang w:val="en-US" w:eastAsia="en-US" w:bidi="ar-SA"/>
-              </w:rPr>
-              <w:t>}}</w:t>
+              <w:t>{{EVENT_ADDRESS}}</w:t>
             </w:r>
           </w:p>
           <w:p>
@@ -2069,7 +2029,179 @@
                 <w:shd w:fill="auto" w:val="clear"/>
                 <w:lang w:val="en-US" w:eastAsia="en-US" w:bidi="ar-SA"/>
               </w:rPr>
-              <w:t>{{SERVICE_CHA</w:t>
+              <w:t>{{SERVICE_CHARGE_RATE}}</w:t>
+            </w:r>
+            <w:r>
+              <w:rPr>
+                <w:rFonts w:eastAsia="Aptos" w:cs="Open Sans" w:ascii="Open Sans" w:hAnsi="Open Sans"/>
+                <w:kern w:val="2"/>
+                <w:sz w:val="18"/>
+                <w:szCs w:val="18"/>
+                <w:lang w:val="en-US" w:eastAsia="en-US" w:bidi="ar-SA"/>
+              </w:rPr>
+              <w:t xml:space="preserve"> is Indicated in your proposal of service. This fee covers all administration, insurance fees, transportation, site visits, trucking, &amp; supplemental costs associated with the event planning.</w:t>
+            </w:r>
+          </w:p>
+          <w:p>
+            <w:pPr>
+              <w:pStyle w:val="Normal"/>
+              <w:widowControl/>
+              <w:suppressAutoHyphens w:val="true"/>
+              <w:spacing w:lineRule="auto" w:line="240" w:before="0" w:after="0"/>
+              <w:jc w:val="left"/>
+              <w:rPr>
+                <w:rFonts w:ascii="Open Sans" w:hAnsi="Open Sans" w:cs="Open Sans"/>
+                <w:b/>
+                <w:bCs/>
+                <w:sz w:val="18"/>
+                <w:szCs w:val="18"/>
+                <w:lang w:val="en-US"/>
+              </w:rPr>
+            </w:pPr>
+            <w:r>
+              <w:rPr>
+                <w:rFonts w:cs="Open Sans" w:ascii="Open Sans" w:hAnsi="Open Sans"/>
+                <w:b/>
+                <w:bCs/>
+                <w:sz w:val="18"/>
+                <w:szCs w:val="18"/>
+                <w:lang w:val="en-US"/>
+              </w:rPr>
+            </w:r>
+          </w:p>
+          <w:p>
+            <w:pPr>
+              <w:pStyle w:val="Normal"/>
+              <w:widowControl/>
+              <w:suppressAutoHyphens w:val="true"/>
+              <w:spacing w:lineRule="auto" w:line="240" w:before="0" w:after="0"/>
+              <w:jc w:val="left"/>
+              <w:rPr>
+                <w:rFonts w:ascii="Open Sans" w:hAnsi="Open Sans" w:cs="Open Sans"/>
+                <w:b/>
+                <w:bCs/>
+                <w:sz w:val="18"/>
+                <w:szCs w:val="18"/>
+                <w:lang w:val="en-US"/>
+              </w:rPr>
+            </w:pPr>
+            <w:r>
+              <w:rPr>
+                <w:rFonts w:eastAsia="Aptos" w:cs="Open Sans" w:ascii="Open Sans" w:hAnsi="Open Sans"/>
+                <w:b/>
+                <w:bCs/>
+                <w:kern w:val="2"/>
+                <w:sz w:val="18"/>
+                <w:szCs w:val="18"/>
+                <w:lang w:val="en-US" w:eastAsia="en-US" w:bidi="ar-SA"/>
+              </w:rPr>
+              <w:t>Gratuities</w:t>
+            </w:r>
+          </w:p>
+          <w:p>
+            <w:pPr>
+              <w:pStyle w:val="Normal"/>
+              <w:widowControl/>
+              <w:suppressAutoHyphens w:val="true"/>
+              <w:spacing w:lineRule="auto" w:line="240" w:before="0" w:after="0"/>
+              <w:jc w:val="both"/>
+              <w:rPr>
+                <w:rFonts w:ascii="Open Sans" w:hAnsi="Open Sans" w:cs="Open Sans"/>
+                <w:sz w:val="18"/>
+                <w:szCs w:val="18"/>
+                <w:lang w:val="en-US"/>
+              </w:rPr>
+            </w:pPr>
+            <w:r>
+              <w:rPr>
+                <w:rFonts w:eastAsia="Aptos" w:cs="Open Sans" w:ascii="Open Sans" w:hAnsi="Open Sans"/>
+                <w:kern w:val="2"/>
+                <w:sz w:val="18"/>
+                <w:szCs w:val="18"/>
+                <w:lang w:val="en-US" w:eastAsia="en-US" w:bidi="ar-SA"/>
+              </w:rPr>
+              <w:t>Gratuities are not included in the proposal and are at the sole discretion of the client.</w:t>
+            </w:r>
+          </w:p>
+          <w:p>
+            <w:pPr>
+              <w:pStyle w:val="Normal"/>
+              <w:widowControl/>
+              <w:suppressAutoHyphens w:val="true"/>
+              <w:spacing w:lineRule="auto" w:line="240" w:before="0" w:after="0"/>
+              <w:jc w:val="left"/>
+              <w:rPr>
+                <w:rFonts w:ascii="Open Sans" w:hAnsi="Open Sans" w:cs="Open Sans"/>
+                <w:b/>
+                <w:bCs/>
+                <w:sz w:val="18"/>
+                <w:szCs w:val="18"/>
+                <w:lang w:val="en-US"/>
+              </w:rPr>
+            </w:pPr>
+            <w:r>
+              <w:rPr>
+                <w:rFonts w:cs="Open Sans" w:ascii="Open Sans" w:hAnsi="Open Sans"/>
+                <w:b/>
+                <w:bCs/>
+                <w:sz w:val="18"/>
+                <w:szCs w:val="18"/>
+                <w:lang w:val="en-US"/>
+              </w:rPr>
+            </w:r>
+          </w:p>
+          <w:p>
+            <w:pPr>
+              <w:pStyle w:val="Normal"/>
+              <w:widowControl/>
+              <w:suppressAutoHyphens w:val="true"/>
+              <w:spacing w:lineRule="auto" w:line="240" w:before="0" w:after="0"/>
+              <w:jc w:val="left"/>
+              <w:rPr>
+                <w:rFonts w:ascii="Open Sans" w:hAnsi="Open Sans" w:cs="Open Sans"/>
+                <w:b/>
+                <w:bCs/>
+                <w:sz w:val="18"/>
+                <w:szCs w:val="18"/>
+                <w:lang w:val="en-US"/>
+              </w:rPr>
+            </w:pPr>
+            <w:r>
+              <w:rPr>
+                <w:rFonts w:eastAsia="Aptos" w:cs="Open Sans" w:ascii="Open Sans" w:hAnsi="Open Sans"/>
+                <w:b/>
+                <w:bCs/>
+                <w:kern w:val="2"/>
+                <w:sz w:val="18"/>
+                <w:szCs w:val="18"/>
+                <w:lang w:val="en-US" w:eastAsia="en-US" w:bidi="ar-SA"/>
+              </w:rPr>
+              <w:t>Taxes and Insurance</w:t>
+            </w:r>
+          </w:p>
+          <w:p>
+            <w:pPr>
+              <w:pStyle w:val="Normal"/>
+              <w:widowControl/>
+              <w:suppressAutoHyphens w:val="true"/>
+              <w:spacing w:lineRule="auto" w:line="240" w:before="0" w:after="0"/>
+              <w:jc w:val="left"/>
+              <w:rPr>
+                <w:rFonts w:ascii="Open Sans" w:hAnsi="Open Sans" w:cs="Open Sans"/>
+                <w:sz w:val="18"/>
+                <w:szCs w:val="18"/>
+                <w:lang w:val="en-US"/>
+              </w:rPr>
+            </w:pPr>
+            <w:r>
+              <w:rPr>
+                <w:rFonts w:eastAsia="Aptos" w:cs="Open Sans" w:ascii="Open Sans" w:hAnsi="Open Sans"/>
+                <w:kern w:val="2"/>
+                <w:sz w:val="18"/>
+                <w:szCs w:val="18"/>
+                <w:lang w:val="en-US" w:eastAsia="en-US" w:bidi="ar-SA"/>
+              </w:rPr>
+              <w:t xml:space="preserve">All prices are subject to an </w:t>
             </w:r>
             <w:r>
               <w:rPr>
@@ -2082,192 +2214,28 @@
                 <w:shd w:fill="auto" w:val="clear"/>
                 <w:lang w:val="en-US" w:eastAsia="en-US" w:bidi="ar-SA"/>
               </w:rPr>
-              <w:t>R</w:t>
-            </w:r>
-            <w:r>
-              <w:rPr>
-                <w:rFonts w:eastAsia="Aptos" w:cs="Open Sans" w:ascii="Open Sans" w:hAnsi="Open Sans"/>
-                <w:b/>
-                <w:bCs/>
+              <w:t>{{SERVICE_CHARGE_RATE}}</w:t>
+            </w:r>
+            <w:r>
+              <w:rPr>
+                <w:rFonts w:eastAsia="Aptos" w:cs="Open Sans" w:ascii="Open Sans" w:hAnsi="Open Sans"/>
+                <w:kern w:val="2"/>
+                <w:sz w:val="18"/>
+                <w:szCs w:val="18"/>
+                <w:lang w:val="en-US" w:eastAsia="en-US" w:bidi="ar-SA"/>
+              </w:rPr>
+              <w:t xml:space="preserve"> service and </w:t>
+            </w:r>
+            <w:r>
+              <w:rPr>
+                <w:rFonts w:eastAsia="Aptos" w:cs="Open Sans" w:ascii="Open Sans" w:hAnsi="Open Sans"/>
                 <w:kern w:val="2"/>
                 <w:sz w:val="18"/>
                 <w:szCs w:val="18"/>
                 <w:shd w:fill="auto" w:val="clear"/>
                 <w:lang w:val="en-US" w:eastAsia="en-US" w:bidi="ar-SA"/>
               </w:rPr>
-              <w:t>GE_RATE}} %</w:t>
-            </w:r>
-            <w:r>
-              <w:rPr>
-                <w:rFonts w:eastAsia="Aptos" w:cs="Open Sans" w:ascii="Open Sans" w:hAnsi="Open Sans"/>
-                <w:kern w:val="2"/>
-                <w:sz w:val="18"/>
-                <w:szCs w:val="18"/>
-                <w:lang w:val="en-US" w:eastAsia="en-US" w:bidi="ar-SA"/>
-              </w:rPr>
-              <w:t xml:space="preserve"> is Indicated in your proposal of service. This fee covers all administration, insurance fees, transportation, site visits, trucking, &amp; supplemental costs associated with the event planning.</w:t>
-            </w:r>
-          </w:p>
-          <w:p>
-            <w:pPr>
-              <w:pStyle w:val="Normal"/>
-              <w:widowControl/>
-              <w:suppressAutoHyphens w:val="true"/>
-              <w:spacing w:lineRule="auto" w:line="240" w:before="0" w:after="0"/>
-              <w:jc w:val="left"/>
-              <w:rPr>
-                <w:rFonts w:ascii="Open Sans" w:hAnsi="Open Sans" w:cs="Open Sans"/>
-                <w:b/>
-                <w:bCs/>
-                <w:sz w:val="18"/>
-                <w:szCs w:val="18"/>
-                <w:lang w:val="en-US"/>
-              </w:rPr>
-            </w:pPr>
-            <w:r>
-              <w:rPr>
-                <w:rFonts w:cs="Open Sans" w:ascii="Open Sans" w:hAnsi="Open Sans"/>
-                <w:b/>
-                <w:bCs/>
-                <w:sz w:val="18"/>
-                <w:szCs w:val="18"/>
-                <w:lang w:val="en-US"/>
-              </w:rPr>
-            </w:r>
-          </w:p>
-          <w:p>
-            <w:pPr>
-              <w:pStyle w:val="Normal"/>
-              <w:widowControl/>
-              <w:suppressAutoHyphens w:val="true"/>
-              <w:spacing w:lineRule="auto" w:line="240" w:before="0" w:after="0"/>
-              <w:jc w:val="left"/>
-              <w:rPr>
-                <w:rFonts w:ascii="Open Sans" w:hAnsi="Open Sans" w:cs="Open Sans"/>
-                <w:b/>
-                <w:bCs/>
-                <w:sz w:val="18"/>
-                <w:szCs w:val="18"/>
-                <w:lang w:val="en-US"/>
-              </w:rPr>
-            </w:pPr>
-            <w:r>
-              <w:rPr>
-                <w:rFonts w:eastAsia="Aptos" w:cs="Open Sans" w:ascii="Open Sans" w:hAnsi="Open Sans"/>
-                <w:b/>
-                <w:bCs/>
-                <w:kern w:val="2"/>
-                <w:sz w:val="18"/>
-                <w:szCs w:val="18"/>
-                <w:lang w:val="en-US" w:eastAsia="en-US" w:bidi="ar-SA"/>
-              </w:rPr>
-              <w:t>Gratuities</w:t>
-            </w:r>
-          </w:p>
-          <w:p>
-            <w:pPr>
-              <w:pStyle w:val="Normal"/>
-              <w:widowControl/>
-              <w:suppressAutoHyphens w:val="true"/>
-              <w:spacing w:lineRule="auto" w:line="240" w:before="0" w:after="0"/>
-              <w:jc w:val="both"/>
-              <w:rPr>
-                <w:rFonts w:ascii="Open Sans" w:hAnsi="Open Sans" w:cs="Open Sans"/>
-                <w:sz w:val="18"/>
-                <w:szCs w:val="18"/>
-                <w:lang w:val="en-US"/>
-              </w:rPr>
-            </w:pPr>
-            <w:r>
-              <w:rPr>
-                <w:rFonts w:eastAsia="Aptos" w:cs="Open Sans" w:ascii="Open Sans" w:hAnsi="Open Sans"/>
-                <w:kern w:val="2"/>
-                <w:sz w:val="18"/>
-                <w:szCs w:val="18"/>
-                <w:lang w:val="en-US" w:eastAsia="en-US" w:bidi="ar-SA"/>
-              </w:rPr>
-              <w:t>Gratuities are not included in the proposal and are at the sole discretion of the client.</w:t>
-            </w:r>
-          </w:p>
-          <w:p>
-            <w:pPr>
-              <w:pStyle w:val="Normal"/>
-              <w:widowControl/>
-              <w:suppressAutoHyphens w:val="true"/>
-              <w:spacing w:lineRule="auto" w:line="240" w:before="0" w:after="0"/>
-              <w:jc w:val="left"/>
-              <w:rPr>
-                <w:rFonts w:ascii="Open Sans" w:hAnsi="Open Sans" w:cs="Open Sans"/>
-                <w:b/>
-                <w:bCs/>
-                <w:sz w:val="18"/>
-                <w:szCs w:val="18"/>
-                <w:lang w:val="en-US"/>
-              </w:rPr>
-            </w:pPr>
-            <w:r>
-              <w:rPr>
-                <w:rFonts w:cs="Open Sans" w:ascii="Open Sans" w:hAnsi="Open Sans"/>
-                <w:b/>
-                <w:bCs/>
-                <w:sz w:val="18"/>
-                <w:szCs w:val="18"/>
-                <w:lang w:val="en-US"/>
-              </w:rPr>
-            </w:r>
-          </w:p>
-          <w:p>
-            <w:pPr>
-              <w:pStyle w:val="Normal"/>
-              <w:widowControl/>
-              <w:suppressAutoHyphens w:val="true"/>
-              <w:spacing w:lineRule="auto" w:line="240" w:before="0" w:after="0"/>
-              <w:jc w:val="left"/>
-              <w:rPr>
-                <w:rFonts w:ascii="Open Sans" w:hAnsi="Open Sans" w:cs="Open Sans"/>
-                <w:b/>
-                <w:bCs/>
-                <w:sz w:val="18"/>
-                <w:szCs w:val="18"/>
-                <w:lang w:val="en-US"/>
-              </w:rPr>
-            </w:pPr>
-            <w:r>
-              <w:rPr>
-                <w:rFonts w:eastAsia="Aptos" w:cs="Open Sans" w:ascii="Open Sans" w:hAnsi="Open Sans"/>
-                <w:b/>
-                <w:bCs/>
-                <w:kern w:val="2"/>
-                <w:sz w:val="18"/>
-                <w:szCs w:val="18"/>
-                <w:lang w:val="en-US" w:eastAsia="en-US" w:bidi="ar-SA"/>
-              </w:rPr>
-              <w:t>Taxes and Insurance</w:t>
-            </w:r>
-          </w:p>
-          <w:p>
-            <w:pPr>
-              <w:pStyle w:val="Normal"/>
-              <w:widowControl/>
-              <w:suppressAutoHyphens w:val="true"/>
-              <w:spacing w:lineRule="auto" w:line="240" w:before="0" w:after="0"/>
-              <w:jc w:val="left"/>
-              <w:rPr>
-                <w:rFonts w:ascii="Open Sans" w:hAnsi="Open Sans" w:cs="Open Sans"/>
-                <w:sz w:val="18"/>
-                <w:szCs w:val="18"/>
-                <w:lang w:val="en-US"/>
-              </w:rPr>
-            </w:pPr>
-            <w:r>
-              <w:rPr>
-                <w:rFonts w:eastAsia="Aptos" w:cs="Open Sans" w:ascii="Open Sans" w:hAnsi="Open Sans"/>
-                <w:kern w:val="2"/>
-                <w:sz w:val="18"/>
-                <w:szCs w:val="18"/>
-                <w:lang w:val="en-US" w:eastAsia="en-US" w:bidi="ar-SA"/>
-              </w:rPr>
-              <w:t xml:space="preserve">All prices are subject to an </w:t>
+              <w:t>{</w:t>
             </w:r>
             <w:r>
               <w:rPr>
@@ -2280,67 +2248,7 @@
                 <w:shd w:fill="auto" w:val="clear"/>
                 <w:lang w:val="en-US" w:eastAsia="en-US" w:bidi="ar-SA"/>
               </w:rPr>
-              <w:t>{{SERVICE_CHA</w:t>
-            </w:r>
-            <w:r>
-              <w:rPr>
-                <w:rFonts w:eastAsia="Aptos" w:cs="Open Sans" w:ascii="Open Sans" w:hAnsi="Open Sans"/>
-                <w:b/>
-                <w:bCs/>
-                <w:kern w:val="2"/>
-                <w:sz w:val="18"/>
-                <w:szCs w:val="18"/>
-                <w:shd w:fill="auto" w:val="clear"/>
-                <w:lang w:val="en-US" w:eastAsia="en-US" w:bidi="ar-SA"/>
-              </w:rPr>
-              <w:t>R</w:t>
-            </w:r>
-            <w:r>
-              <w:rPr>
-                <w:rFonts w:eastAsia="Aptos" w:cs="Open Sans" w:ascii="Open Sans" w:hAnsi="Open Sans"/>
-                <w:b/>
-                <w:bCs/>
-                <w:kern w:val="2"/>
-                <w:sz w:val="18"/>
-                <w:szCs w:val="18"/>
-                <w:shd w:fill="auto" w:val="clear"/>
-                <w:lang w:val="en-US" w:eastAsia="en-US" w:bidi="ar-SA"/>
-              </w:rPr>
-              <w:t>GE_RATE}} %</w:t>
-            </w:r>
-            <w:r>
-              <w:rPr>
-                <w:rFonts w:eastAsia="Aptos" w:cs="Open Sans" w:ascii="Open Sans" w:hAnsi="Open Sans"/>
-                <w:kern w:val="2"/>
-                <w:sz w:val="18"/>
-                <w:szCs w:val="18"/>
-                <w:lang w:val="en-US" w:eastAsia="en-US" w:bidi="ar-SA"/>
-              </w:rPr>
-              <w:t xml:space="preserve"> service and </w:t>
-            </w:r>
-            <w:r>
-              <w:rPr>
-                <w:rFonts w:eastAsia="Aptos" w:cs="Open Sans" w:ascii="Open Sans" w:hAnsi="Open Sans"/>
-                <w:kern w:val="2"/>
-                <w:sz w:val="18"/>
-                <w:szCs w:val="18"/>
-                <w:shd w:fill="auto" w:val="clear"/>
-                <w:lang w:val="en-US" w:eastAsia="en-US" w:bidi="ar-SA"/>
-              </w:rPr>
-              <w:t>{</w:t>
-            </w:r>
-            <w:r>
-              <w:rPr>
-                <w:rFonts w:eastAsia="Aptos" w:cs="Open Sans" w:ascii="Open Sans" w:hAnsi="Open Sans"/>
-                <w:b/>
-                <w:bCs/>
-                <w:kern w:val="2"/>
-                <w:sz w:val="18"/>
-                <w:szCs w:val="18"/>
-                <w:shd w:fill="auto" w:val="clear"/>
-                <w:lang w:val="en-US" w:eastAsia="en-US" w:bidi="ar-SA"/>
-              </w:rPr>
-              <w:t>{TAX_RATE}}%</w:t>
+              <w:t>{TAX_RATE}}</w:t>
             </w:r>
             <w:r>
               <w:rPr>
@@ -3976,7 +3884,7 @@
                     <wp:posOffset>2089785</wp:posOffset>
                   </wp:positionH>
                   <wp:positionV relativeFrom="paragraph">
-                    <wp:posOffset>6350</wp:posOffset>
+                    <wp:posOffset>5715</wp:posOffset>
                   </wp:positionV>
                   <wp:extent cx="3858260" cy="1271905"/>
                   <wp:effectExtent l="0" t="0" r="0" b="5080"/>
@@ -4034,7 +3942,7 @@
                   <v:path o:extrusionok="f" gradientshapeok="t" o:connecttype="rect"/>
                   <o:lock v:ext="edit" aspectratio="t"/>
                 </v:shapetype>
-                <v:shape id="shape_0" ID="Imagen 3" stroked="f" o:allowincell="f" style="position:absolute;margin-left:164.55pt;margin-top:0.5pt;width:303.75pt;height:100.1pt;mso-wrap-style:none;v-text-anchor:middle;rotation:180" wp14:anchorId="66026393" type="_x0000_t75">
+                <v:shape id="shape_0" ID="Imagen 3" stroked="f" o:allowincell="f" style="position:absolute;margin-left:164.55pt;margin-top:0.45pt;width:303.75pt;height:100.1pt;mso-wrap-style:none;v-text-anchor:middle;rotation:180" wp14:anchorId="66026393" type="_x0000_t75">
                   <v:imagedata r:id="rId2" o:detectmouseclick="t"/>
                   <v:stroke color="#3465a4" joinstyle="round" endcap="flat"/>
                   <w10:wrap type="none"/>

--- a/estimate_template.docx
+++ b/estimate_template.docx
@@ -191,14 +191,14 @@
         <w:tblLook w:val="04a0" w:noVBand="1" w:noHBand="0" w:lastColumn="0" w:firstColumn="1" w:lastRow="0" w:firstRow="1"/>
       </w:tblPr>
       <w:tblGrid>
-        <w:gridCol w:w="3295"/>
-        <w:gridCol w:w="7234"/>
+        <w:gridCol w:w="3294"/>
+        <w:gridCol w:w="7235"/>
       </w:tblGrid>
       <w:tr>
         <w:trPr/>
         <w:tc>
           <w:tcPr>
-            <w:tcW w:w="3295" w:type="dxa"/>
+            <w:tcW w:w="3294" w:type="dxa"/>
             <w:tcBorders>
               <w:top w:val="nil"/>
               <w:left w:val="nil"/>
@@ -778,7 +778,7 @@
         </w:tc>
         <w:tc>
           <w:tcPr>
-            <w:tcW w:w="7234" w:type="dxa"/>
+            <w:tcW w:w="7235" w:type="dxa"/>
             <w:tcBorders>
               <w:top w:val="nil"/>
               <w:left w:val="nil"/>
@@ -2445,7 +2445,27 @@
                 <w:szCs w:val="18"/>
                 <w:lang w:val="en-US" w:eastAsia="en-US" w:bidi="ar-SA"/>
               </w:rPr>
-              <w:t>The undersigned, as a duly authorized representative of the Client, Math for America, hereby contract the services of Foodesign Conceptual Events as listed and quoted in this proposal on behalf of the Client according to the terms and conditions herein.</w:t>
+              <w:t xml:space="preserve">The undersigned, as a duly authorized representative of the Client, </w:t>
+            </w:r>
+            <w:r>
+              <w:rPr>
+                <w:rFonts w:eastAsia="Aptos" w:cs="Open Sans" w:ascii="Open Sans" w:hAnsi="Open Sans"/>
+                <w:kern w:val="2"/>
+                <w:sz w:val="18"/>
+                <w:szCs w:val="18"/>
+                <w:lang w:val="en-US" w:eastAsia="en-US" w:bidi="ar-SA"/>
+              </w:rPr>
+              <w:t>{{CLIENT_NAME}}</w:t>
+            </w:r>
+            <w:r>
+              <w:rPr>
+                <w:rFonts w:eastAsia="Aptos" w:cs="Open Sans" w:ascii="Open Sans" w:hAnsi="Open Sans"/>
+                <w:kern w:val="2"/>
+                <w:sz w:val="18"/>
+                <w:szCs w:val="18"/>
+                <w:lang w:val="en-US" w:eastAsia="en-US" w:bidi="ar-SA"/>
+              </w:rPr>
+              <w:t>, hereby contract the services of Foodesign Conceptual Events as listed and quoted in this proposal on behalf of the Client according to the terms and conditions herein.</w:t>
             </w:r>
           </w:p>
           <w:p>
@@ -3884,7 +3904,7 @@
                     <wp:posOffset>2089785</wp:posOffset>
                   </wp:positionH>
                   <wp:positionV relativeFrom="paragraph">
-                    <wp:posOffset>5715</wp:posOffset>
+                    <wp:posOffset>5080</wp:posOffset>
                   </wp:positionV>
                   <wp:extent cx="3858260" cy="1271905"/>
                   <wp:effectExtent l="0" t="0" r="0" b="5080"/>
@@ -3942,7 +3962,7 @@
                   <v:path o:extrusionok="f" gradientshapeok="t" o:connecttype="rect"/>
                   <o:lock v:ext="edit" aspectratio="t"/>
                 </v:shapetype>
-                <v:shape id="shape_0" ID="Imagen 3" stroked="f" o:allowincell="f" style="position:absolute;margin-left:164.55pt;margin-top:0.45pt;width:303.75pt;height:100.1pt;mso-wrap-style:none;v-text-anchor:middle;rotation:180" wp14:anchorId="66026393" type="_x0000_t75">
+                <v:shape id="shape_0" ID="Imagen 3" stroked="f" o:allowincell="f" style="position:absolute;margin-left:164.55pt;margin-top:0.4pt;width:303.75pt;height:100.1pt;mso-wrap-style:none;v-text-anchor:middle;rotation:180" wp14:anchorId="66026393" type="_x0000_t75">
                   <v:imagedata r:id="rId2" o:detectmouseclick="t"/>
                   <v:stroke color="#3465a4" joinstyle="round" endcap="flat"/>
                   <w10:wrap type="none"/>

--- a/estimate_template.docx
+++ b/estimate_template.docx
@@ -873,7 +873,40 @@
                 <w:szCs w:val="20"/>
                 <w:lang w:val="en-US" w:eastAsia="en-US" w:bidi="ar-SA"/>
               </w:rPr>
-              <w:t>Dear The Simons Foundation, thank you for the opportunity to provide our services for your events. We look forward to sharing our services with you and your guests. Booking staff, planning and directing an event can be stressful. Therefore, we promise to do everything we can to ease the burden on you.</w:t>
+              <w:t>Dear {{</w:t>
+            </w:r>
+            <w:r>
+              <w:rPr>
+                <w:rFonts w:eastAsia="Aptos" w:cs="Open Sans" w:ascii="Open Sans" w:hAnsi="Open Sans"/>
+                <w:color w:val="323232"/>
+                <w:kern w:val="2"/>
+                <w:sz w:val="20"/>
+                <w:szCs w:val="20"/>
+                <w:lang w:val="en-US" w:eastAsia="en-US" w:bidi="ar-SA"/>
+              </w:rPr>
+              <w:t>C</w:t>
+            </w:r>
+            <w:r>
+              <w:rPr>
+                <w:rFonts w:eastAsia="Aptos" w:cs="Open Sans" w:ascii="Open Sans" w:hAnsi="Open Sans"/>
+                <w:color w:val="323232"/>
+                <w:kern w:val="2"/>
+                <w:sz w:val="20"/>
+                <w:szCs w:val="20"/>
+                <w:lang w:val="en-US" w:eastAsia="en-US" w:bidi="ar-SA"/>
+              </w:rPr>
+              <w:t>LIENT_NAME</w:t>
+            </w:r>
+            <w:r>
+              <w:rPr>
+                <w:rFonts w:eastAsia="Aptos" w:cs="Open Sans" w:ascii="Open Sans" w:hAnsi="Open Sans"/>
+                <w:color w:val="323232"/>
+                <w:kern w:val="2"/>
+                <w:sz w:val="20"/>
+                <w:szCs w:val="20"/>
+                <w:lang w:val="en-US" w:eastAsia="en-US" w:bidi="ar-SA"/>
+              </w:rPr>
+              <w:t>}}, thank you for the opportunity to provide our services for your events. We look forward to sharing our services with you and your guests. Booking staff, planning and directing an event can be stressful. Therefore, we promise to do everything we can to ease the burden on you.</w:t>
             </w:r>
           </w:p>
           <w:p>
@@ -2445,27 +2478,7 @@
                 <w:szCs w:val="18"/>
                 <w:lang w:val="en-US" w:eastAsia="en-US" w:bidi="ar-SA"/>
               </w:rPr>
-              <w:t xml:space="preserve">The undersigned, as a duly authorized representative of the Client, </w:t>
-            </w:r>
-            <w:r>
-              <w:rPr>
-                <w:rFonts w:eastAsia="Aptos" w:cs="Open Sans" w:ascii="Open Sans" w:hAnsi="Open Sans"/>
-                <w:kern w:val="2"/>
-                <w:sz w:val="18"/>
-                <w:szCs w:val="18"/>
-                <w:lang w:val="en-US" w:eastAsia="en-US" w:bidi="ar-SA"/>
-              </w:rPr>
-              <w:t>{{CLIENT_NAME}}</w:t>
-            </w:r>
-            <w:r>
-              <w:rPr>
-                <w:rFonts w:eastAsia="Aptos" w:cs="Open Sans" w:ascii="Open Sans" w:hAnsi="Open Sans"/>
-                <w:kern w:val="2"/>
-                <w:sz w:val="18"/>
-                <w:szCs w:val="18"/>
-                <w:lang w:val="en-US" w:eastAsia="en-US" w:bidi="ar-SA"/>
-              </w:rPr>
-              <w:t>, hereby contract the services of Foodesign Conceptual Events as listed and quoted in this proposal on behalf of the Client according to the terms and conditions herein.</w:t>
+              <w:t>The undersigned, as a duly authorized representative of the Client, {{CLIENT_NAME}}, hereby contract the services of Foodesign Conceptual Events as listed and quoted in this proposal on behalf of the Client according to the terms and conditions herein.</w:t>
             </w:r>
           </w:p>
           <w:p>
@@ -3904,7 +3917,7 @@
                     <wp:posOffset>2089785</wp:posOffset>
                   </wp:positionH>
                   <wp:positionV relativeFrom="paragraph">
-                    <wp:posOffset>5080</wp:posOffset>
+                    <wp:posOffset>4445</wp:posOffset>
                   </wp:positionV>
                   <wp:extent cx="3858260" cy="1271905"/>
                   <wp:effectExtent l="0" t="0" r="0" b="5080"/>
@@ -3962,7 +3975,7 @@
                   <v:path o:extrusionok="f" gradientshapeok="t" o:connecttype="rect"/>
                   <o:lock v:ext="edit" aspectratio="t"/>
                 </v:shapetype>
-                <v:shape id="shape_0" ID="Imagen 3" stroked="f" o:allowincell="f" style="position:absolute;margin-left:164.55pt;margin-top:0.4pt;width:303.75pt;height:100.1pt;mso-wrap-style:none;v-text-anchor:middle;rotation:180" wp14:anchorId="66026393" type="_x0000_t75">
+                <v:shape id="shape_0" ID="Imagen 3" stroked="f" o:allowincell="f" style="position:absolute;margin-left:164.55pt;margin-top:0.35pt;width:303.75pt;height:100.1pt;mso-wrap-style:none;v-text-anchor:middle;rotation:180" wp14:anchorId="66026393" type="_x0000_t75">
                   <v:imagedata r:id="rId2" o:detectmouseclick="t"/>
                   <v:stroke color="#3465a4" joinstyle="round" endcap="flat"/>
                   <w10:wrap type="none"/>

--- a/estimate_template.docx
+++ b/estimate_template.docx
@@ -118,7 +118,7 @@
         <w:pStyle w:val="Default"/>
         <w:spacing w:after="0" w:line="240" w:lineRule="auto"/>
         <w:rPr>
-          <w:rFonts w:ascii="Open Sans" w:hAnsi="Open Sans" w:cs="Open Sans" w:hint="eastAsia"/>
+          <w:rFonts w:ascii="Open Sans" w:hAnsi="Open Sans" w:cs="Open Sans"/>
         </w:rPr>
       </w:pPr>
     </w:p>
@@ -127,7 +127,7 @@
         <w:pStyle w:val="Default"/>
         <w:spacing w:after="0" w:line="240" w:lineRule="auto"/>
         <w:rPr>
-          <w:rFonts w:ascii="Open Sans" w:hAnsi="Open Sans" w:cs="Open Sans" w:hint="eastAsia"/>
+          <w:rFonts w:ascii="Open Sans" w:hAnsi="Open Sans" w:cs="Open Sans"/>
           <w:b/>
           <w:color w:val="612D4A"/>
           <w:sz w:val="57"/>
@@ -139,7 +139,7 @@
         <w:pStyle w:val="Default"/>
         <w:spacing w:after="0" w:line="240" w:lineRule="auto"/>
         <w:rPr>
-          <w:rFonts w:ascii="Open Sans" w:hAnsi="Open Sans" w:cs="Open Sans" w:hint="eastAsia"/>
+          <w:rFonts w:ascii="Open Sans" w:hAnsi="Open Sans" w:cs="Open Sans"/>
           <w:b/>
           <w:color w:val="612D4A"/>
           <w:sz w:val="57"/>
@@ -156,7 +156,6 @@
           <w:lang w:val="en-US"/>
         </w:rPr>
       </w:pPr>
-      <w:proofErr w:type="spellStart"/>
       <w:r>
         <w:rPr>
           <w:rFonts w:ascii="Open Sans" w:hAnsi="Open Sans" w:cs="Open Sans"/>
@@ -165,62 +164,7 @@
           <w:sz w:val="57"/>
           <w:szCs w:val="57"/>
         </w:rPr>
-        <w:t>Foodesign</w:t>
-      </w:r>
-      <w:proofErr w:type="spellEnd"/>
-      <w:r>
-        <w:rPr>
-          <w:rFonts w:ascii="Open Sans" w:hAnsi="Open Sans" w:cs="Open Sans"/>
-          <w:b/>
-          <w:color w:val="612D4A"/>
-          <w:sz w:val="57"/>
-          <w:szCs w:val="57"/>
-        </w:rPr>
-        <w:t xml:space="preserve"> Conceptual </w:t>
-      </w:r>
-      <w:proofErr w:type="spellStart"/>
-      <w:r>
-        <w:rPr>
-          <w:rFonts w:ascii="Open Sans" w:hAnsi="Open Sans" w:cs="Open Sans"/>
-          <w:b/>
-          <w:color w:val="612D4A"/>
-          <w:sz w:val="57"/>
-          <w:szCs w:val="57"/>
-        </w:rPr>
-        <w:t>Events</w:t>
-      </w:r>
-      <w:proofErr w:type="spellEnd"/>
-      <w:r>
-        <w:rPr>
-          <w:rFonts w:ascii="Open Sans" w:hAnsi="Open Sans" w:cs="Open Sans"/>
-          <w:b/>
-          <w:color w:val="612D4A"/>
-          <w:sz w:val="57"/>
-          <w:szCs w:val="57"/>
-        </w:rPr>
-        <w:t xml:space="preserve"> </w:t>
-      </w:r>
-      <w:proofErr w:type="spellStart"/>
-      <w:r>
-        <w:rPr>
-          <w:rFonts w:ascii="Open Sans" w:hAnsi="Open Sans" w:cs="Open Sans"/>
-          <w:b/>
-          <w:color w:val="612D4A"/>
-          <w:sz w:val="57"/>
-          <w:szCs w:val="57"/>
-        </w:rPr>
-        <w:t>Proposal</w:t>
-      </w:r>
-      <w:proofErr w:type="spellEnd"/>
-      <w:r>
-        <w:rPr>
-          <w:rFonts w:ascii="Open Sans" w:hAnsi="Open Sans" w:cs="Open Sans"/>
-          <w:b/>
-          <w:color w:val="612D4A"/>
-          <w:sz w:val="57"/>
-          <w:szCs w:val="57"/>
-        </w:rPr>
-        <w:t>.</w:t>
+        <w:t>Foodesign Conceptual Events Proposal.</w:t>
       </w:r>
       <w:r>
         <w:br w:type="page"/>
@@ -517,14 +461,6 @@
             <w:pPr>
               <w:spacing w:after="0" w:line="240" w:lineRule="auto"/>
               <w:rPr>
-                <w:rFonts w:ascii="Open Sans" w:hAnsi="Open Sans" w:cs="Open Sans"/>
-                <w:sz w:val="18"/>
-                <w:szCs w:val="18"/>
-                <w:lang w:val="en-US"/>
-              </w:rPr>
-            </w:pPr>
-            <w:r>
-              <w:rPr>
                 <w:rFonts w:ascii="Open Sans" w:eastAsia="Aptos" w:hAnsi="Open Sans" w:cs="Open Sans"/>
                 <w:b/>
                 <w:color w:val="612D4B"/>
@@ -532,7 +468,39 @@
                 <w:szCs w:val="18"/>
                 <w:lang w:val="en-US"/>
               </w:rPr>
+            </w:pPr>
+            <w:r>
+              <w:rPr>
+                <w:rFonts w:ascii="Open Sans" w:eastAsia="Aptos" w:hAnsi="Open Sans" w:cs="Open Sans"/>
+                <w:b/>
+                <w:color w:val="612D4B"/>
+                <w:sz w:val="18"/>
+                <w:szCs w:val="18"/>
+                <w:lang w:val="en-US"/>
+              </w:rPr>
               <w:t>Event Details</w:t>
+            </w:r>
+          </w:p>
+          <w:p>
+            <w:pPr>
+              <w:spacing w:after="0" w:line="0" w:lineRule="atLeast"/>
+              <w:rPr>
+                <w:rFonts w:ascii="Open Sans" w:eastAsia="Aptos" w:hAnsi="Open Sans" w:cs="Open Sans"/>
+                <w:b/>
+                <w:color w:val="612D4B"/>
+                <w:sz w:val="18"/>
+                <w:szCs w:val="18"/>
+                <w:lang w:val="en-US"/>
+              </w:rPr>
+            </w:pPr>
+            <w:r>
+              <w:rPr>
+                <w:rFonts w:ascii="Open Sans" w:eastAsia="Aptos" w:hAnsi="Open Sans" w:cs="Open Sans"/>
+                <w:sz w:val="18"/>
+                <w:szCs w:val="18"/>
+                <w:lang w:val="en-US"/>
+              </w:rPr>
+              <w:t>{{EVENT_NAME}}</w:t>
             </w:r>
           </w:p>
           <w:p>
@@ -863,7 +831,6 @@
                 <w:lang w:val="en-US"/>
               </w:rPr>
             </w:pPr>
-            <w:proofErr w:type="spellStart"/>
             <w:r>
               <w:rPr>
                 <w:rFonts w:ascii="Open Sans" w:eastAsiaTheme="minorEastAsia" w:hAnsi="Open Sans" w:cs="Open Sans"/>
@@ -872,18 +839,7 @@
                 <w:szCs w:val="20"/>
                 <w:lang w:val="en-US"/>
               </w:rPr>
-              <w:t>Foodesign</w:t>
-            </w:r>
-            <w:proofErr w:type="spellEnd"/>
-            <w:r>
-              <w:rPr>
-                <w:rFonts w:ascii="Open Sans" w:eastAsiaTheme="minorEastAsia" w:hAnsi="Open Sans" w:cs="Open Sans"/>
-                <w:color w:val="323232"/>
-                <w:sz w:val="20"/>
-                <w:szCs w:val="20"/>
-                <w:lang w:val="en-US"/>
-              </w:rPr>
-              <w:t xml:space="preserve"> Conceptual Event</w:t>
+              <w:t>Foodesign Conceptual Event</w:t>
             </w:r>
             <w:r>
               <w:rPr>
@@ -1207,14 +1163,6 @@
             <w:pPr>
               <w:spacing w:after="0" w:line="240" w:lineRule="auto"/>
               <w:rPr>
-                <w:rFonts w:ascii="Open Sans" w:hAnsi="Open Sans" w:cs="Open Sans"/>
-                <w:sz w:val="18"/>
-                <w:szCs w:val="18"/>
-                <w:lang w:val="en-US"/>
-              </w:rPr>
-            </w:pPr>
-            <w:r>
-              <w:rPr>
                 <w:rFonts w:ascii="Open Sans" w:eastAsia="Aptos" w:hAnsi="Open Sans" w:cs="Open Sans"/>
                 <w:b/>
                 <w:color w:val="612D4B"/>
@@ -1222,7 +1170,39 @@
                 <w:szCs w:val="18"/>
                 <w:lang w:val="en-US"/>
               </w:rPr>
+            </w:pPr>
+            <w:r>
+              <w:rPr>
+                <w:rFonts w:ascii="Open Sans" w:eastAsia="Aptos" w:hAnsi="Open Sans" w:cs="Open Sans"/>
+                <w:b/>
+                <w:color w:val="612D4B"/>
+                <w:sz w:val="18"/>
+                <w:szCs w:val="18"/>
+                <w:lang w:val="en-US"/>
+              </w:rPr>
               <w:t>Event Details</w:t>
+            </w:r>
+          </w:p>
+          <w:p>
+            <w:pPr>
+              <w:spacing w:after="0" w:line="0" w:lineRule="atLeast"/>
+              <w:rPr>
+                <w:rFonts w:ascii="Open Sans" w:eastAsia="Aptos" w:hAnsi="Open Sans" w:cs="Open Sans"/>
+                <w:b/>
+                <w:color w:val="612D4B"/>
+                <w:sz w:val="18"/>
+                <w:szCs w:val="18"/>
+                <w:lang w:val="en-US"/>
+              </w:rPr>
+            </w:pPr>
+            <w:r>
+              <w:rPr>
+                <w:rFonts w:ascii="Open Sans" w:eastAsia="Aptos" w:hAnsi="Open Sans" w:cs="Open Sans"/>
+                <w:sz w:val="18"/>
+                <w:szCs w:val="18"/>
+                <w:lang w:val="en-US"/>
+              </w:rPr>
+              <w:t>{{EVENT_NAME}}</w:t>
             </w:r>
           </w:p>
           <w:p>
@@ -1429,27 +1409,7 @@
                 <w:szCs w:val="18"/>
                 <w:lang w:val="en-US"/>
               </w:rPr>
-              <w:t xml:space="preserve">If a client </w:t>
-            </w:r>
-            <w:proofErr w:type="spellStart"/>
-            <w:r>
-              <w:rPr>
-                <w:rFonts w:ascii="Open Sans" w:eastAsia="Aptos" w:hAnsi="Open Sans" w:cs="Open Sans"/>
-                <w:sz w:val="18"/>
-                <w:szCs w:val="18"/>
-                <w:lang w:val="en-US"/>
-              </w:rPr>
-              <w:t>resquets</w:t>
-            </w:r>
-            <w:proofErr w:type="spellEnd"/>
-            <w:r>
-              <w:rPr>
-                <w:rFonts w:ascii="Open Sans" w:eastAsia="Aptos" w:hAnsi="Open Sans" w:cs="Open Sans"/>
-                <w:sz w:val="18"/>
-                <w:szCs w:val="18"/>
-                <w:lang w:val="en-US"/>
-              </w:rPr>
-              <w:t xml:space="preserve"> that the caterer coordinate the venue rental &amp; décor, entertainment, photography, valet parking, flower arranging, or other aspects of planning the event, there will be a small fee charged for this service to account for the labor needed to plan the event as agreed upon in writing by the parties at the time of such request.</w:t>
+              <w:t>If a client resquets that the caterer coordinate the venue rental &amp; décor, entertainment, photography, valet parking, flower arranging, or other aspects of planning the event, there will be a small fee charged for this service to account for the labor needed to plan the event as agreed upon in writing by the parties at the time of such request.</w:t>
             </w:r>
           </w:p>
           <w:p>
@@ -1822,25 +1782,14 @@
                 <w:lang w:val="en-US"/>
               </w:rPr>
             </w:pPr>
-            <w:proofErr w:type="spellStart"/>
-            <w:r>
-              <w:rPr>
-                <w:rFonts w:ascii="Open Sans" w:eastAsia="Aptos" w:hAnsi="Open Sans" w:cs="Open Sans"/>
-                <w:sz w:val="18"/>
-                <w:szCs w:val="18"/>
-                <w:lang w:val="en-US"/>
-              </w:rPr>
-              <w:t>Foodesign</w:t>
-            </w:r>
-            <w:proofErr w:type="spellEnd"/>
-            <w:r>
-              <w:rPr>
-                <w:rFonts w:ascii="Open Sans" w:eastAsia="Aptos" w:hAnsi="Open Sans" w:cs="Open Sans"/>
-                <w:sz w:val="18"/>
-                <w:szCs w:val="18"/>
-                <w:lang w:val="en-US"/>
-              </w:rPr>
-              <w:t xml:space="preserve"> Conceptual Events and the Client acknowledge and agree that this proposal is governed by the Master Caterer Agreement executed between the parties.</w:t>
+            <w:r>
+              <w:rPr>
+                <w:rFonts w:ascii="Open Sans" w:eastAsia="Aptos" w:hAnsi="Open Sans" w:cs="Open Sans"/>
+                <w:sz w:val="18"/>
+                <w:szCs w:val="18"/>
+                <w:lang w:val="en-US"/>
+              </w:rPr>
+              <w:t>Foodesign Conceptual Events and the Client acknowledge and agree that this proposal is governed by the Master Caterer Agreement executed between the parties.</w:t>
             </w:r>
           </w:p>
           <w:p>
@@ -1898,27 +1847,7 @@
                 <w:szCs w:val="18"/>
                 <w:lang w:val="en-US"/>
               </w:rPr>
-              <w:t xml:space="preserve">The undersigned, as a duly authorized representative of the Client, {{CLIENT_NAME}}, hereby contract the services of </w:t>
-            </w:r>
-            <w:proofErr w:type="spellStart"/>
-            <w:r>
-              <w:rPr>
-                <w:rFonts w:ascii="Open Sans" w:eastAsia="Aptos" w:hAnsi="Open Sans" w:cs="Open Sans"/>
-                <w:sz w:val="18"/>
-                <w:szCs w:val="18"/>
-                <w:lang w:val="en-US"/>
-              </w:rPr>
-              <w:t>Foodesign</w:t>
-            </w:r>
-            <w:proofErr w:type="spellEnd"/>
-            <w:r>
-              <w:rPr>
-                <w:rFonts w:ascii="Open Sans" w:eastAsia="Aptos" w:hAnsi="Open Sans" w:cs="Open Sans"/>
-                <w:sz w:val="18"/>
-                <w:szCs w:val="18"/>
-                <w:lang w:val="en-US"/>
-              </w:rPr>
-              <w:t xml:space="preserve"> Conceptual Events as listed and quoted in this proposal on behalf of the Client according to the terms and conditions herein.</w:t>
+              <w:t>The undersigned, as a duly authorized representative of the Client, {{CLIENT_NAME}}, hereby contract the services of Foodesign Conceptual Events as listed and quoted in this proposal on behalf of the Client according to the terms and conditions herein.</w:t>
             </w:r>
           </w:p>
           <w:p>
@@ -2051,18 +1980,6 @@
           <w:p>
             <w:pPr>
               <w:spacing w:after="0" w:line="240" w:lineRule="auto"/>
-              <w:jc w:val="both"/>
-              <w:rPr>
-                <w:rFonts w:ascii="Open Sans" w:hAnsi="Open Sans" w:cs="Open Sans"/>
-                <w:sz w:val="18"/>
-                <w:szCs w:val="18"/>
-                <w:lang w:val="en-US"/>
-              </w:rPr>
-            </w:pPr>
-          </w:p>
-          <w:p>
-            <w:pPr>
-              <w:spacing w:after="0" w:line="240" w:lineRule="auto"/>
               <w:rPr>
                 <w:rFonts w:ascii="Open Sans" w:hAnsi="Open Sans" w:cs="Open Sans"/>
                 <w:b/>
@@ -2072,7 +1989,6 @@
                 <w:lang w:val="en-US"/>
               </w:rPr>
             </w:pPr>
-            <w:proofErr w:type="spellStart"/>
             <w:r>
               <w:rPr>
                 <w:rFonts w:ascii="Open Sans" w:eastAsia="Aptos" w:hAnsi="Open Sans" w:cs="Open Sans"/>
@@ -2082,19 +1998,8 @@
                 <w:szCs w:val="18"/>
                 <w:lang w:val="en-US"/>
               </w:rPr>
-              <w:t>Foodesign</w:t>
-            </w:r>
-            <w:proofErr w:type="spellEnd"/>
-            <w:r>
-              <w:rPr>
-                <w:rFonts w:ascii="Open Sans" w:eastAsia="Aptos" w:hAnsi="Open Sans" w:cs="Open Sans"/>
-                <w:b/>
-                <w:bCs/>
-                <w:sz w:val="18"/>
-                <w:szCs w:val="18"/>
-                <w:lang w:val="en-US"/>
-              </w:rPr>
-              <w:t xml:space="preserve"> Conceptual Events Policies</w:t>
+              <w:lastRenderedPageBreak/>
+              <w:t>Foodesign Conceptual Events Policies</w:t>
             </w:r>
           </w:p>
           <w:p>
@@ -2341,25 +2246,14 @@
                 <w:lang w:val="en-US"/>
               </w:rPr>
             </w:pPr>
-            <w:proofErr w:type="spellStart"/>
-            <w:r>
-              <w:rPr>
-                <w:rFonts w:ascii="Open Sans" w:eastAsia="Aptos" w:hAnsi="Open Sans" w:cs="Open Sans"/>
-                <w:sz w:val="18"/>
-                <w:szCs w:val="18"/>
-                <w:lang w:val="en-US"/>
-              </w:rPr>
-              <w:t>Foodesign</w:t>
-            </w:r>
-            <w:proofErr w:type="spellEnd"/>
-            <w:r>
-              <w:rPr>
-                <w:rFonts w:ascii="Open Sans" w:eastAsia="Aptos" w:hAnsi="Open Sans" w:cs="Open Sans"/>
-                <w:sz w:val="18"/>
-                <w:szCs w:val="18"/>
-                <w:lang w:val="en-US"/>
-              </w:rPr>
-              <w:t xml:space="preserve"> Conceptual Events accept cash, MasterCard, Visa, Amex or Personal Checks as Payment Options. If Mastercard, Visa, or AMEX is the preferred payment method, a 3.8% credit card fee will be added to the total amount.</w:t>
+            <w:r>
+              <w:rPr>
+                <w:rFonts w:ascii="Open Sans" w:eastAsia="Aptos" w:hAnsi="Open Sans" w:cs="Open Sans"/>
+                <w:sz w:val="18"/>
+                <w:szCs w:val="18"/>
+                <w:lang w:val="en-US"/>
+              </w:rPr>
+              <w:t>Foodesign Conceptual Events accept cash, MasterCard, Visa, Amex or Personal Checks as Payment Options. If Mastercard, Visa, or AMEX is the preferred payment method, a 3.8% credit card fee will be added to the total amount.</w:t>
             </w:r>
           </w:p>
           <w:p>
@@ -2379,25 +2273,14 @@
                 <w:lang w:val="en-US"/>
               </w:rPr>
             </w:pPr>
-            <w:proofErr w:type="spellStart"/>
-            <w:r>
-              <w:rPr>
-                <w:rFonts w:ascii="Open Sans" w:eastAsia="Aptos" w:hAnsi="Open Sans" w:cs="Open Sans"/>
-                <w:sz w:val="18"/>
-                <w:szCs w:val="18"/>
-                <w:lang w:val="en-US"/>
-              </w:rPr>
-              <w:t>Foodesign</w:t>
-            </w:r>
-            <w:proofErr w:type="spellEnd"/>
-            <w:r>
-              <w:rPr>
-                <w:rFonts w:ascii="Open Sans" w:eastAsia="Aptos" w:hAnsi="Open Sans" w:cs="Open Sans"/>
-                <w:sz w:val="18"/>
-                <w:szCs w:val="18"/>
-                <w:lang w:val="en-US"/>
-              </w:rPr>
-              <w:t xml:space="preserve"> Conceptual Events, will not be liable for a failure to perform this contract due to delays, strikes, storms, accidents, venue accessibility, or other causes beyond its control</w:t>
+            <w:r>
+              <w:rPr>
+                <w:rFonts w:ascii="Open Sans" w:eastAsia="Aptos" w:hAnsi="Open Sans" w:cs="Open Sans"/>
+                <w:sz w:val="18"/>
+                <w:szCs w:val="18"/>
+                <w:lang w:val="en-US"/>
+              </w:rPr>
+              <w:t>Foodesign Conceptual Events, will not be liable for a failure to perform this contract due to delays, strikes, storms, accidents, venue accessibility, or other causes beyond its control</w:t>
             </w:r>
           </w:p>
           <w:p>
@@ -2471,6 +2354,24 @@
                 <w:szCs w:val="18"/>
                 <w:lang w:val="en-US"/>
               </w:rPr>
+              <w:t>__________________________________________</w:t>
+            </w:r>
+            <w:r>
+              <w:rPr>
+                <w:rFonts w:ascii="Open Sans" w:eastAsia="Aptos" w:hAnsi="Open Sans" w:cs="Open Sans"/>
+                <w:sz w:val="18"/>
+                <w:szCs w:val="18"/>
+                <w:lang w:val="en-US"/>
+              </w:rPr>
+              <w:br/>
+            </w:r>
+            <w:r>
+              <w:rPr>
+                <w:rFonts w:ascii="Open Sans" w:eastAsia="Aptos" w:hAnsi="Open Sans" w:cs="Open Sans"/>
+                <w:sz w:val="18"/>
+                <w:szCs w:val="18"/>
+                <w:lang w:val="en-US"/>
+              </w:rPr>
               <w:t>Client’s Signature &amp; Dat</w:t>
             </w:r>
             <w:r>
@@ -2480,16 +2381,7 @@
                 <w:szCs w:val="18"/>
                 <w:lang w:val="en-US"/>
               </w:rPr>
-              <w:t xml:space="preserve">e </w:t>
-            </w:r>
-            <w:r>
-              <w:rPr>
-                <w:rFonts w:ascii="Open Sans" w:eastAsia="Aptos" w:hAnsi="Open Sans" w:cs="Open Sans"/>
-                <w:sz w:val="18"/>
-                <w:szCs w:val="18"/>
-                <w:lang w:val="en-US"/>
-              </w:rPr>
-              <w:t>__________________________________________</w:t>
+              <w:t>e</w:t>
             </w:r>
           </w:p>
         </w:tc>
